--- a/WebContent/docx/消化道肿瘤50基因检测报告-单样本-苏州九院.docx
+++ b/WebContent/docx/消化道肿瘤50基因检测报告-单样本-苏州九院.docx
@@ -209,12 +209,6 @@
             <w:insideH w:val="single" w:color="auto" w:sz="4" w:space="0"/>
             <w:insideV w:val="single" w:color="auto" w:sz="4" w:space="0"/>
           </w:tblBorders>
-          <w:tblCellMar>
-            <w:top w:w="0" w:type="dxa"/>
-            <w:left w:w="108" w:type="dxa"/>
-            <w:bottom w:w="0" w:type="dxa"/>
-            <w:right w:w="108" w:type="dxa"/>
-          </w:tblCellMar>
         </w:tblPrEx>
         <w:trPr>
           <w:trHeight w:val="667" w:hRule="atLeast"/>
@@ -3155,16 +3149,16 @@
           </w14:shadow>
         </w:rPr>
       </w:pPr>
-      <w:bookmarkStart w:id="0" w:name="_Toc24397"/>
-      <w:bookmarkStart w:id="1" w:name="_Toc21009_WPSOffice_Level1"/>
-      <w:bookmarkStart w:id="2" w:name="_Toc30143_WPSOffice_Level1"/>
-      <w:bookmarkStart w:id="3" w:name="_Toc19944"/>
-      <w:bookmarkStart w:id="4" w:name="_Toc32054"/>
-      <w:bookmarkStart w:id="5" w:name="_Toc21669"/>
-      <w:bookmarkStart w:id="6" w:name="_Toc10446"/>
+      <w:bookmarkStart w:id="0" w:name="_Toc30143_WPSOffice_Level1"/>
+      <w:bookmarkStart w:id="1" w:name="_Toc21669"/>
+      <w:bookmarkStart w:id="2" w:name="_Toc19944"/>
+      <w:bookmarkStart w:id="3" w:name="_Toc24397"/>
+      <w:bookmarkStart w:id="4" w:name="_Toc10446"/>
+      <w:bookmarkStart w:id="5" w:name="_Toc24178_WPSOffice_Level1"/>
+      <w:bookmarkStart w:id="6" w:name="_Toc27500"/>
       <w:bookmarkStart w:id="7" w:name="_Toc13806"/>
-      <w:bookmarkStart w:id="8" w:name="_Toc24178_WPSOffice_Level1"/>
-      <w:bookmarkStart w:id="9" w:name="_Toc27500"/>
+      <w:bookmarkStart w:id="8" w:name="_Toc32054"/>
+      <w:bookmarkStart w:id="9" w:name="_Toc21009_WPSOffice_Level1"/>
       <w:r>
         <w:rPr>
           <w:rFonts w:ascii="Times New Roman" w:hAnsi="Times New Roman"/>
@@ -4041,15 +4035,15 @@
           </w14:shadow>
         </w:rPr>
       </w:pPr>
-      <w:bookmarkStart w:id="10" w:name="_Toc11465"/>
-      <w:bookmarkStart w:id="11" w:name="_Toc6031"/>
-      <w:bookmarkStart w:id="12" w:name="_Toc10518"/>
-      <w:bookmarkStart w:id="13" w:name="_Toc18062_WPSOffice_Level1"/>
-      <w:bookmarkStart w:id="14" w:name="_Toc19594"/>
-      <w:bookmarkStart w:id="15" w:name="_Toc17451"/>
-      <w:bookmarkStart w:id="16" w:name="_Toc7021_WPSOffice_Level1"/>
+      <w:bookmarkStart w:id="10" w:name="_Toc10518"/>
+      <w:bookmarkStart w:id="11" w:name="_Toc18062_WPSOffice_Level1"/>
+      <w:bookmarkStart w:id="12" w:name="_Toc11465"/>
+      <w:bookmarkStart w:id="13" w:name="_Toc11015_WPSOffice_Level1"/>
+      <w:bookmarkStart w:id="14" w:name="_Toc17451"/>
+      <w:bookmarkStart w:id="15" w:name="_Toc19594"/>
+      <w:bookmarkStart w:id="16" w:name="_Toc6031"/>
       <w:bookmarkStart w:id="17" w:name="_Toc13931"/>
-      <w:bookmarkStart w:id="18" w:name="_Toc11015_WPSOffice_Level1"/>
+      <w:bookmarkStart w:id="18" w:name="_Toc7021_WPSOffice_Level1"/>
       <w:bookmarkStart w:id="19" w:name="_Toc3823"/>
       <w:r>
         <w:rPr>
@@ -4283,17 +4277,17 @@
         </w:rPr>
       </w:pPr>
       <w:bookmarkStart w:id="21" w:name="_Toc16576"/>
-      <w:bookmarkStart w:id="22" w:name="_Toc6221_WPSOffice_Level1"/>
-      <w:bookmarkStart w:id="23" w:name="_Toc149826002"/>
-      <w:bookmarkStart w:id="24" w:name="_Toc18058"/>
-      <w:bookmarkStart w:id="25" w:name="_Toc29731"/>
+      <w:bookmarkStart w:id="22" w:name="_Toc18058"/>
+      <w:bookmarkStart w:id="23" w:name="_Toc25920"/>
+      <w:bookmarkStart w:id="24" w:name="_Toc1410"/>
+      <w:bookmarkStart w:id="25" w:name="_Toc6221_WPSOffice_Level1"/>
       <w:bookmarkStart w:id="26" w:name="_Toc3871"/>
-      <w:bookmarkStart w:id="27" w:name="_Toc4088"/>
-      <w:bookmarkStart w:id="28" w:name="_Toc2563"/>
-      <w:bookmarkStart w:id="29" w:name="_Toc25920"/>
-      <w:bookmarkStart w:id="30" w:name="_Toc23369_WPSOffice_Level1"/>
-      <w:bookmarkStart w:id="31" w:name="_Toc1410"/>
-      <w:bookmarkStart w:id="32" w:name="_Toc149832727"/>
+      <w:bookmarkStart w:id="27" w:name="_Toc149832727"/>
+      <w:bookmarkStart w:id="28" w:name="_Toc29731"/>
+      <w:bookmarkStart w:id="29" w:name="_Toc23369_WPSOffice_Level1"/>
+      <w:bookmarkStart w:id="30" w:name="_Toc2563"/>
+      <w:bookmarkStart w:id="31" w:name="_Toc149826002"/>
+      <w:bookmarkStart w:id="32" w:name="_Toc4088"/>
       <w:r>
         <w:rPr>
           <w:rStyle w:val="45"/>
@@ -5263,12 +5257,6 @@
             <w:insideH w:val="single" w:color="A4A4A4" w:sz="4" w:space="0"/>
             <w:insideV w:val="single" w:color="A4A4A4" w:sz="4" w:space="0"/>
           </w:tblBorders>
-          <w:tblCellMar>
-            <w:top w:w="0" w:type="dxa"/>
-            <w:left w:w="0" w:type="dxa"/>
-            <w:bottom w:w="0" w:type="dxa"/>
-            <w:right w:w="0" w:type="dxa"/>
-          </w:tblCellMar>
         </w:tblPrEx>
         <w:trPr>
           <w:trHeight w:val="397" w:hRule="atLeast"/>
@@ -5708,23 +5696,23 @@
     <w:p>
       <w:pPr>
         <w:rPr>
-          <w:rFonts w:ascii="Times New Roman" w:hAnsi="Times New Roman" w:eastAsia="微软雅黑" w:cs="Times New Roman"/>
+          <w:rFonts w:hint="default" w:ascii="Times New Roman" w:hAnsi="Times New Roman" w:eastAsia="微软雅黑" w:cs="Times New Roman"/>
           <w:sz w:val="24"/>
           <w:szCs w:val="24"/>
-          <w:lang w:eastAsia="zh-CN"/>
+          <w:lang w:val="en-US" w:eastAsia="zh-CN"/>
         </w:rPr>
       </w:pPr>
       <w:bookmarkStart w:id="34" w:name="_Toc24836"/>
       <w:bookmarkStart w:id="35" w:name="_Toc31425"/>
       <w:bookmarkStart w:id="36" w:name="_Toc149832729"/>
-      <w:bookmarkStart w:id="37" w:name="_Toc22132"/>
-      <w:bookmarkStart w:id="38" w:name="_Toc12381"/>
-      <w:bookmarkStart w:id="39" w:name="_Toc19184"/>
-      <w:bookmarkStart w:id="40" w:name="_Toc19898_WPSOffice_Level1"/>
-      <w:bookmarkStart w:id="41" w:name="_Toc2781"/>
-      <w:bookmarkStart w:id="42" w:name="_Toc20136_WPSOffice_Level1"/>
-      <w:bookmarkStart w:id="43" w:name="_Toc284"/>
-      <w:bookmarkStart w:id="44" w:name="_Toc14062"/>
+      <w:bookmarkStart w:id="37" w:name="_Toc2781"/>
+      <w:bookmarkStart w:id="38" w:name="_Toc19898_WPSOffice_Level1"/>
+      <w:bookmarkStart w:id="39" w:name="_Toc284"/>
+      <w:bookmarkStart w:id="40" w:name="_Toc20136_WPSOffice_Level1"/>
+      <w:bookmarkStart w:id="41" w:name="_Toc14062"/>
+      <w:bookmarkStart w:id="42" w:name="_Toc22132"/>
+      <w:bookmarkStart w:id="43" w:name="_Toc19184"/>
+      <w:bookmarkStart w:id="44" w:name="_Toc12381"/>
       <w:r>
         <w:rPr>
           <w:rFonts w:hint="eastAsia" w:ascii="Times New Roman" w:hAnsi="Times New Roman" w:eastAsia="微软雅黑" w:cs="Times New Roman"/>
@@ -5864,21 +5852,24 @@
               </w:rPr>
             </w:pPr>
             <w:r>
+              <w:rPr>
+                <w:sz w:val="22"/>
+              </w:rPr>
               <mc:AlternateContent>
                 <mc:Choice Requires="wpg">
                   <w:drawing>
                     <wp:anchor distT="0" distB="0" distL="114300" distR="114300" simplePos="0" relativeHeight="251660288" behindDoc="0" locked="0" layoutInCell="1" allowOverlap="1">
                       <wp:simplePos x="0" y="0"/>
                       <wp:positionH relativeFrom="column">
-                        <wp:posOffset>31115</wp:posOffset>
+                        <wp:posOffset>0</wp:posOffset>
                       </wp:positionH>
                       <wp:positionV relativeFrom="paragraph">
-                        <wp:posOffset>-547370</wp:posOffset>
+                        <wp:posOffset>-460375</wp:posOffset>
                       </wp:positionV>
-                      <wp:extent cx="3160395" cy="1441450"/>
-                      <wp:effectExtent l="0" t="0" r="9525" b="6350"/>
+                      <wp:extent cx="3080385" cy="1442720"/>
+                      <wp:effectExtent l="0" t="0" r="13335" b="5080"/>
                       <wp:wrapNone/>
-                      <wp:docPr id="52" name="组合 52"/>
+                      <wp:docPr id="34" name="组合 34"/>
                       <wp:cNvGraphicFramePr/>
                       <a:graphic xmlns:a="http://schemas.openxmlformats.org/drawingml/2006/main">
                         <a:graphicData uri="http://schemas.microsoft.com/office/word/2010/wordprocessingGroup">
@@ -5887,25 +5878,25 @@
                             <wpg:grpSpPr>
                               <a:xfrm>
                                 <a:off x="0" y="0"/>
-                                <a:ext cx="3160395" cy="1441450"/>
-                                <a:chOff x="10964" y="3809"/>
-                                <a:chExt cx="4977" cy="2270"/>
+                                <a:ext cx="3080385" cy="1442720"/>
+                                <a:chOff x="17956" y="37747"/>
+                                <a:chExt cx="4851" cy="2272"/>
                               </a:xfrm>
                             </wpg:grpSpPr>
                             <wpg:grpSp>
-                              <wpg:cNvPr id="53" name="组合 6"/>
+                              <wpg:cNvPr id="35" name="组合 16"/>
                               <wpg:cNvGrpSpPr/>
                               <wpg:grpSpPr>
                                 <a:xfrm>
-                                  <a:off x="10964" y="4438"/>
-                                  <a:ext cx="4577" cy="734"/>
-                                  <a:chOff x="10964" y="4438"/>
-                                  <a:chExt cx="4577" cy="734"/>
+                                  <a:off x="17956" y="38313"/>
+                                  <a:ext cx="4049" cy="646"/>
+                                  <a:chOff x="17956" y="38313"/>
+                                  <a:chExt cx="4049" cy="646"/>
                                 </a:xfrm>
                               </wpg:grpSpPr>
                               <pic:pic xmlns:pic="http://schemas.openxmlformats.org/drawingml/2006/picture">
                                 <pic:nvPicPr>
-                                  <pic:cNvPr id="1" name="图片 30" descr="微信图片_20220215110121"/>
+                                  <pic:cNvPr id="12" name="图片 29" descr="IMG_256"/>
                                   <pic:cNvPicPr>
                                     <a:picLocks noChangeAspect="1"/>
                                   </pic:cNvPicPr>
@@ -5914,18 +5905,17 @@
                                   <a:blip r:embed="rId8">
                                     <a:clrChange>
                                       <a:clrFrom>
-                                        <a:srgbClr val="A09D98">
+                                        <a:srgbClr val="FFFFFF">
                                           <a:alpha val="100000"/>
                                         </a:srgbClr>
                                       </a:clrFrom>
                                       <a:clrTo>
-                                        <a:srgbClr val="A09D98">
+                                        <a:srgbClr val="FFFFFF">
                                           <a:alpha val="100000"/>
                                           <a:alpha val="0"/>
                                         </a:srgbClr>
                                       </a:clrTo>
                                     </a:clrChange>
-                                    <a:biLevel thresh="50000"/>
                                   </a:blip>
                                   <a:stretch>
                                     <a:fillRect/>
@@ -5933,57 +5923,46 @@
                                 </pic:blipFill>
                                 <pic:spPr>
                                   <a:xfrm>
-                                    <a:off x="10964" y="4458"/>
-                                    <a:ext cx="1234" cy="715"/>
+                                    <a:off x="21031" y="38313"/>
+                                    <a:ext cx="975" cy="570"/>
+                                  </a:xfrm>
+                                  <a:prstGeom prst="rect">
+                                    <a:avLst/>
+                                  </a:prstGeom>
+                                  <a:noFill/>
+                                  <a:ln w="9525">
+                                    <a:noFill/>
+                                  </a:ln>
+                                </pic:spPr>
+                              </pic:pic>
+                              <pic:pic xmlns:pic="http://schemas.openxmlformats.org/drawingml/2006/picture">
+                                <pic:nvPicPr>
+                                  <pic:cNvPr id="15" name="图片 15" descr="c9514d16fd70679bf0495aeebb03c72d_compress"/>
+                                  <pic:cNvPicPr>
+                                    <a:picLocks noChangeAspect="1"/>
+                                  </pic:cNvPicPr>
+                                </pic:nvPicPr>
+                                <pic:blipFill>
+                                  <a:blip r:embed="rId9"/>
+                                  <a:srcRect l="21003" t="56913" r="27176" b="26386"/>
+                                  <a:stretch>
+                                    <a:fillRect/>
+                                  </a:stretch>
+                                </pic:blipFill>
+                                <pic:spPr>
+                                  <a:xfrm>
+                                    <a:off x="17956" y="38485"/>
+                                    <a:ext cx="1550" cy="475"/>
                                   </a:xfrm>
                                   <a:prstGeom prst="rect">
                                     <a:avLst/>
                                   </a:prstGeom>
                                 </pic:spPr>
                               </pic:pic>
-                              <pic:pic xmlns:pic="http://schemas.openxmlformats.org/drawingml/2006/picture">
-                                <pic:nvPicPr>
-                                  <pic:cNvPr id="2" name="图片 34" descr="晓敏"/>
-                                  <pic:cNvPicPr>
-                                    <a:picLocks noChangeAspect="1"/>
-                                  </pic:cNvPicPr>
-                                </pic:nvPicPr>
-                                <pic:blipFill>
-                                  <a:blip r:embed="rId9">
-                                    <a:clrChange>
-                                      <a:clrFrom>
-                                        <a:srgbClr val="949FA1"/>
-                                      </a:clrFrom>
-                                      <a:clrTo>
-                                        <a:srgbClr val="949FA1">
-                                          <a:alpha val="0"/>
-                                        </a:srgbClr>
-                                      </a:clrTo>
-                                    </a:clrChange>
-                                  </a:blip>
-                                  <a:srcRect l="34062" t="26445" r="34097" b="9325"/>
-                                  <a:stretch>
-                                    <a:fillRect/>
-                                  </a:stretch>
-                                </pic:blipFill>
-                                <pic:spPr>
-                                  <a:xfrm rot="16200000">
-                                    <a:off x="14524" y="3981"/>
-                                    <a:ext cx="560" cy="1475"/>
-                                  </a:xfrm>
-                                  <a:prstGeom prst="rect">
-                                    <a:avLst/>
-                                  </a:prstGeom>
-                                  <a:noFill/>
-                                  <a:ln>
-                                    <a:noFill/>
-                                  </a:ln>
-                                </pic:spPr>
-                              </pic:pic>
                             </wpg:grpSp>
                             <pic:pic xmlns:pic="http://schemas.openxmlformats.org/drawingml/2006/picture">
                               <pic:nvPicPr>
-                                <pic:cNvPr id="3" name="图片 8"/>
+                                <pic:cNvPr id="18" name="图片 25"/>
                                 <pic:cNvPicPr>
                                   <a:picLocks noChangeAspect="1" noChangeArrowheads="1"/>
                                 </pic:cNvPicPr>
@@ -6003,8 +5982,8 @@
                               </pic:blipFill>
                               <pic:spPr>
                                 <a:xfrm>
-                                  <a:off x="13671" y="3809"/>
-                                  <a:ext cx="2271" cy="2271"/>
+                                  <a:off x="20535" y="37747"/>
+                                  <a:ext cx="2273" cy="2273"/>
                                 </a:xfrm>
                                 <a:prstGeom prst="rect">
                                   <a:avLst/>
@@ -6023,24 +6002,24 @@
                 </mc:Choice>
                 <mc:Fallback>
                   <w:pict>
-                    <v:group id="_x0000_s1026" o:spid="_x0000_s1026" o:spt="203" style="position:absolute;left:0pt;margin-left:2.45pt;margin-top:-43.1pt;height:113.5pt;width:248.85pt;z-index:251660288;mso-width-relative:page;mso-height-relative:page;" coordorigin="10964,3809" coordsize="4977,2270" o:gfxdata="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">
+                    <v:group id="_x0000_s1026" o:spid="_x0000_s1026" o:spt="203" style="position:absolute;left:0pt;margin-left:0pt;margin-top:-36.25pt;height:113.6pt;width:242.55pt;z-index:251660288;mso-width-relative:page;mso-height-relative:page;" coordorigin="17956,37747" coordsize="4851,2272" o:gfxdata="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">
                       <o:lock v:ext="edit" aspectratio="f"/>
-                      <v:group id="组合 6" o:spid="_x0000_s1026" o:spt="203" style="position:absolute;left:10964;top:4438;height:734;width:4577;" coordorigin="10964,4438" coordsize="4577,734" o:gfxdata="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">
+                      <v:group id="组合 16" o:spid="_x0000_s1026" o:spt="203" style="position:absolute;left:17956;top:38313;height:646;width:4049;" coordorigin="17956,38313" coordsize="4049,646" o:gfxdata="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">
                         <o:lock v:ext="edit" aspectratio="f"/>
-                        <v:shape id="图片 30" o:spid="_x0000_s1026" o:spt="75" alt="微信图片_20220215110121" type="#_x0000_t75" style="position:absolute;left:10964;top:4458;height:715;width:1234;" filled="f" o:preferrelative="t" stroked="f" coordsize="21600,21600" o:gfxdata="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">
+                        <v:shape id="图片 29" o:spid="_x0000_s1026" o:spt="75" alt="IMG_256" type="#_x0000_t75" style="position:absolute;left:21031;top:38313;height:570;width:975;" filled="f" o:preferrelative="t" stroked="f" coordsize="21600,21600" o:gfxdata="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">
                           <v:fill on="f" focussize="0,0"/>
                           <v:stroke on="f"/>
-                          <v:imagedata r:id="rId8" grayscale="t" bilevel="t" chromakey="#A09D98" o:title=""/>
+                          <v:imagedata r:id="rId8" chromakey="#FFFFFF" o:title=""/>
                           <o:lock v:ext="edit" aspectratio="t"/>
                         </v:shape>
-                        <v:shape id="图片 34" o:spid="_x0000_s1026" o:spt="75" alt="晓敏" type="#_x0000_t75" style="position:absolute;left:14524;top:3981;height:1475;width:560;rotation:-5898240f;" filled="f" o:preferrelative="t" stroked="f" coordsize="21600,21600" o:gfxdata="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">
+                        <v:shape id="_x0000_s1026" o:spid="_x0000_s1026" o:spt="75" alt="c9514d16fd70679bf0495aeebb03c72d_compress" type="#_x0000_t75" style="position:absolute;left:17956;top:38485;height:475;width:1550;" filled="f" o:preferrelative="t" stroked="f" coordsize="21600,21600" o:gfxdata="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">
                           <v:fill on="f" focussize="0,0"/>
                           <v:stroke on="f"/>
-                          <v:imagedata r:id="rId9" cropleft="22323f" croptop="17331f" cropright="22346f" cropbottom="6111f" chromakey="#949FA1" o:title=""/>
+                          <v:imagedata r:id="rId9" cropleft="13765f" croptop="37299f" cropright="17810f" cropbottom="17292f" o:title=""/>
                           <o:lock v:ext="edit" aspectratio="t"/>
                         </v:shape>
                       </v:group>
-                      <v:shape id="图片 8" o:spid="_x0000_s1026" o:spt="75" type="#_x0000_t75" style="position:absolute;left:13671;top:3809;height:2271;width:2271;" filled="f" o:preferrelative="t" stroked="f" coordsize="21600,21600" o:gfxdata="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">
+                      <v:shape id="图片 25" o:spid="_x0000_s1026" o:spt="75" type="#_x0000_t75" style="position:absolute;left:20535;top:37747;height:2273;width:2273;" filled="f" o:preferrelative="t" stroked="f" coordsize="21600,21600" o:gfxdata="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">
                         <v:fill on="f" focussize="0,0"/>
                         <v:stroke on="f"/>
                         <v:imagedata r:id="rId10" o:title=""/>
@@ -6113,14 +6092,6 @@
         </w:tc>
       </w:tr>
       <w:tr>
-        <w:tblPrEx>
-          <w:tblCellMar>
-            <w:top w:w="0" w:type="dxa"/>
-            <w:left w:w="0" w:type="dxa"/>
-            <w:bottom w:w="0" w:type="dxa"/>
-            <w:right w:w="0" w:type="dxa"/>
-          </w:tblCellMar>
-        </w:tblPrEx>
         <w:trPr>
           <w:trHeight w:val="457" w:hRule="exact"/>
           <w:jc w:val="right"/>
@@ -6337,8 +6308,9 @@
     <w:p>
       <w:pPr>
         <w:rPr>
+          <w:rFonts w:hint="default"/>
           <w:sz w:val="24"/>
-          <w:lang w:eastAsia="zh-CN"/>
+          <w:lang w:val="en-US" w:eastAsia="zh-CN"/>
         </w:rPr>
       </w:pPr>
     </w:p>
@@ -6429,21 +6401,24 @@
               </w:rPr>
             </w:pPr>
             <w:r>
+              <w:rPr>
+                <w:sz w:val="22"/>
+              </w:rPr>
               <mc:AlternateContent>
                 <mc:Choice Requires="wpg">
                   <w:drawing>
                     <wp:anchor distT="0" distB="0" distL="114300" distR="114300" simplePos="0" relativeHeight="251661312" behindDoc="0" locked="0" layoutInCell="1" allowOverlap="1">
                       <wp:simplePos x="0" y="0"/>
                       <wp:positionH relativeFrom="column">
-                        <wp:posOffset>-8255</wp:posOffset>
+                        <wp:posOffset>0</wp:posOffset>
                       </wp:positionH>
                       <wp:positionV relativeFrom="paragraph">
-                        <wp:posOffset>-472440</wp:posOffset>
+                        <wp:posOffset>-490855</wp:posOffset>
                       </wp:positionV>
-                      <wp:extent cx="3210560" cy="1443355"/>
-                      <wp:effectExtent l="0" t="0" r="5080" b="4445"/>
+                      <wp:extent cx="3135630" cy="1442720"/>
+                      <wp:effectExtent l="0" t="0" r="3810" b="5080"/>
                       <wp:wrapNone/>
-                      <wp:docPr id="55" name="组合 55"/>
+                      <wp:docPr id="36" name="组合 36"/>
                       <wp:cNvGraphicFramePr/>
                       <a:graphic xmlns:a="http://schemas.openxmlformats.org/drawingml/2006/main">
                         <a:graphicData uri="http://schemas.microsoft.com/office/word/2010/wordprocessingGroup">
@@ -6452,64 +6427,49 @@
                             <wpg:grpSpPr>
                               <a:xfrm>
                                 <a:off x="0" y="0"/>
-                                <a:ext cx="3210560" cy="1443355"/>
-                                <a:chOff x="7101" y="5724"/>
-                                <a:chExt cx="5056" cy="2273"/>
+                                <a:ext cx="3135630" cy="1442720"/>
+                                <a:chOff x="17956" y="39496"/>
+                                <a:chExt cx="4938" cy="2272"/>
                               </a:xfrm>
                             </wpg:grpSpPr>
                             <wpg:grpSp>
-                              <wpg:cNvPr id="56" name="组合 1"/>
+                              <wpg:cNvPr id="37" name="组合 30"/>
                               <wpg:cNvGrpSpPr/>
                               <wpg:grpSpPr>
                                 <a:xfrm>
-                                  <a:off x="7101" y="6197"/>
-                                  <a:ext cx="4377" cy="714"/>
-                                  <a:chOff x="7101" y="6197"/>
-                                  <a:chExt cx="4377" cy="714"/>
+                                  <a:off x="17956" y="40098"/>
+                                  <a:ext cx="4213" cy="570"/>
+                                  <a:chOff x="17956" y="40098"/>
+                                  <a:chExt cx="4213" cy="570"/>
                                 </a:xfrm>
                               </wpg:grpSpPr>
                               <pic:pic xmlns:pic="http://schemas.openxmlformats.org/drawingml/2006/picture">
                                 <pic:nvPicPr>
-                                  <pic:cNvPr id="59" name="图片 34" descr="晓敏"/>
+                                  <pic:cNvPr id="1" name="图片 1" descr="24f613a0-66be-430b-9e80-270d3393fac5"/>
                                   <pic:cNvPicPr>
                                     <a:picLocks noChangeAspect="1"/>
                                   </pic:cNvPicPr>
                                 </pic:nvPicPr>
                                 <pic:blipFill>
-                                  <a:blip r:embed="rId9">
-                                    <a:clrChange>
-                                      <a:clrFrom>
-                                        <a:srgbClr val="949FA1"/>
-                                      </a:clrFrom>
-                                      <a:clrTo>
-                                        <a:srgbClr val="949FA1">
-                                          <a:alpha val="0"/>
-                                        </a:srgbClr>
-                                      </a:clrTo>
-                                    </a:clrChange>
-                                  </a:blip>
-                                  <a:srcRect l="34062" t="26445" r="34097" b="9325"/>
+                                  <a:blip r:embed="rId11"/>
+                                  <a:srcRect l="43292" t="26660" r="21693" b="24394"/>
                                   <a:stretch>
                                     <a:fillRect/>
                                   </a:stretch>
                                 </pic:blipFill>
                                 <pic:spPr>
                                   <a:xfrm rot="16200000">
-                                    <a:off x="7558" y="5850"/>
-                                    <a:ext cx="560" cy="1475"/>
+                                    <a:off x="18366" y="39740"/>
+                                    <a:ext cx="506" cy="1327"/>
                                   </a:xfrm>
                                   <a:prstGeom prst="rect">
                                     <a:avLst/>
                                   </a:prstGeom>
-                                  <a:noFill/>
-                                  <a:ln>
-                                    <a:noFill/>
-                                  </a:ln>
                                 </pic:spPr>
                               </pic:pic>
                               <pic:pic xmlns:pic="http://schemas.openxmlformats.org/drawingml/2006/picture">
                                 <pic:nvPicPr>
-                                  <pic:cNvPr id="45" name="图片 45" descr="微信图片_20220215110121"/>
+                                  <pic:cNvPr id="29" name="图片 29" descr="IMG_256"/>
                                   <pic:cNvPicPr>
                                     <a:picLocks noChangeAspect="1"/>
                                   </pic:cNvPicPr>
@@ -6518,18 +6478,17 @@
                                   <a:blip r:embed="rId8">
                                     <a:clrChange>
                                       <a:clrFrom>
-                                        <a:srgbClr val="A09D98">
+                                        <a:srgbClr val="FFFFFF">
                                           <a:alpha val="100000"/>
                                         </a:srgbClr>
                                       </a:clrFrom>
                                       <a:clrTo>
-                                        <a:srgbClr val="A09D98">
+                                        <a:srgbClr val="FFFFFF">
                                           <a:alpha val="100000"/>
                                           <a:alpha val="0"/>
                                         </a:srgbClr>
                                       </a:clrTo>
                                     </a:clrChange>
-                                    <a:biLevel thresh="50000"/>
                                   </a:blip>
                                   <a:stretch>
                                     <a:fillRect/>
@@ -6537,18 +6496,22 @@
                                 </pic:blipFill>
                                 <pic:spPr>
                                   <a:xfrm>
-                                    <a:off x="10244" y="6197"/>
-                                    <a:ext cx="1234" cy="715"/>
+                                    <a:off x="21195" y="40098"/>
+                                    <a:ext cx="975" cy="570"/>
                                   </a:xfrm>
                                   <a:prstGeom prst="rect">
                                     <a:avLst/>
                                   </a:prstGeom>
+                                  <a:noFill/>
+                                  <a:ln w="9525">
+                                    <a:noFill/>
+                                  </a:ln>
                                 </pic:spPr>
                               </pic:pic>
                             </wpg:grpSp>
                             <pic:pic xmlns:pic="http://schemas.openxmlformats.org/drawingml/2006/picture">
                               <pic:nvPicPr>
-                                <pic:cNvPr id="5" name="图片 4"/>
+                                <pic:cNvPr id="31" name="图片 25"/>
                                 <pic:cNvPicPr>
                                   <a:picLocks noChangeAspect="1" noChangeArrowheads="1"/>
                                 </pic:cNvPicPr>
@@ -6568,7 +6531,7 @@
                               </pic:blipFill>
                               <pic:spPr>
                                 <a:xfrm>
-                                  <a:off x="9884" y="5724"/>
+                                  <a:off x="20622" y="39496"/>
                                   <a:ext cx="2273" cy="2273"/>
                                 </a:xfrm>
                                 <a:prstGeom prst="rect">
@@ -6588,24 +6551,24 @@
                 </mc:Choice>
                 <mc:Fallback>
                   <w:pict>
-                    <v:group id="_x0000_s1026" o:spid="_x0000_s1026" o:spt="203" style="position:absolute;left:0pt;margin-left:-0.65pt;margin-top:-37.2pt;height:113.65pt;width:252.8pt;z-index:251661312;mso-width-relative:page;mso-height-relative:page;" coordorigin="7101,5724" coordsize="5056,2273" o:gfxdata="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">
+                    <v:group id="_x0000_s1026" o:spid="_x0000_s1026" o:spt="203" style="position:absolute;left:0pt;margin-left:0pt;margin-top:-38.65pt;height:113.6pt;width:246.9pt;z-index:251661312;mso-width-relative:page;mso-height-relative:page;" coordorigin="17956,39496" coordsize="4938,2272" o:gfxdata="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">
                       <o:lock v:ext="edit" aspectratio="f"/>
-                      <v:group id="组合 1" o:spid="_x0000_s1026" o:spt="203" style="position:absolute;left:7101;top:6197;height:714;width:4377;" coordorigin="7101,6197" coordsize="4377,714" o:gfxdata="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">
+                      <v:group id="组合 30" o:spid="_x0000_s1026" o:spt="203" style="position:absolute;left:17956;top:40098;height:570;width:4213;" coordorigin="17956,40098" coordsize="4213,570" o:gfxdata="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">
                         <o:lock v:ext="edit" aspectratio="f"/>
-                        <v:shape id="图片 34" o:spid="_x0000_s1026" o:spt="75" alt="晓敏" type="#_x0000_t75" style="position:absolute;left:7558;top:5850;height:1475;width:560;rotation:-5898240f;" filled="f" o:preferrelative="t" stroked="f" coordsize="21600,21600" o:gfxdata="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">
+                        <v:shape id="_x0000_s1026" o:spid="_x0000_s1026" o:spt="75" alt="24f613a0-66be-430b-9e80-270d3393fac5" type="#_x0000_t75" style="position:absolute;left:18366;top:39740;height:1327;width:506;rotation:-5898240f;" filled="f" o:preferrelative="t" stroked="f" coordsize="21600,21600" o:gfxdata="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">
                           <v:fill on="f" focussize="0,0"/>
                           <v:stroke on="f"/>
-                          <v:imagedata r:id="rId9" cropleft="22323f" croptop="17331f" cropright="22346f" cropbottom="6111f" chromakey="#949FA1" o:title=""/>
+                          <v:imagedata r:id="rId11" cropleft="28372f" croptop="17472f" cropright="14217f" cropbottom="15987f" o:title=""/>
                           <o:lock v:ext="edit" aspectratio="t"/>
                         </v:shape>
-                        <v:shape id="_x0000_s1026" o:spid="_x0000_s1026" o:spt="75" alt="微信图片_20220215110121" type="#_x0000_t75" style="position:absolute;left:10244;top:6197;height:715;width:1234;" filled="f" o:preferrelative="t" stroked="f" coordsize="21600,21600" o:gfxdata="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">
+                        <v:shape id="_x0000_s1026" o:spid="_x0000_s1026" o:spt="75" alt="IMG_256" type="#_x0000_t75" style="position:absolute;left:21195;top:40098;height:570;width:975;" filled="f" o:preferrelative="t" stroked="f" coordsize="21600,21600" o:gfxdata="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">
                           <v:fill on="f" focussize="0,0"/>
                           <v:stroke on="f"/>
-                          <v:imagedata r:id="rId8" grayscale="t" bilevel="t" chromakey="#A09D98" o:title=""/>
+                          <v:imagedata r:id="rId8" chromakey="#FFFFFF" o:title=""/>
                           <o:lock v:ext="edit" aspectratio="t"/>
                         </v:shape>
                       </v:group>
-                      <v:shape id="图片 4" o:spid="_x0000_s1026" o:spt="75" type="#_x0000_t75" style="position:absolute;left:9884;top:5724;height:2273;width:2273;" filled="f" o:preferrelative="t" stroked="f" coordsize="21600,21600" o:gfxdata="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">
+                      <v:shape id="图片 25" o:spid="_x0000_s1026" o:spt="75" type="#_x0000_t75" style="position:absolute;left:20622;top:39496;height:2273;width:2273;" filled="f" o:preferrelative="t" stroked="f" coordsize="21600,21600" o:gfxdata="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">
                         <v:fill on="f" focussize="0,0"/>
                         <v:stroke on="f"/>
                         <v:imagedata r:id="rId10" o:title=""/>
@@ -6996,21 +6959,24 @@
               </w:rPr>
             </w:pPr>
             <w:r>
+              <w:rPr>
+                <w:sz w:val="24"/>
+              </w:rPr>
               <mc:AlternateContent>
                 <mc:Choice Requires="wpg">
                   <w:drawing>
                     <wp:anchor distT="0" distB="0" distL="114300" distR="114300" simplePos="0" relativeHeight="251662336" behindDoc="0" locked="0" layoutInCell="1" allowOverlap="1">
                       <wp:simplePos x="0" y="0"/>
                       <wp:positionH relativeFrom="column">
-                        <wp:posOffset>-17780</wp:posOffset>
+                        <wp:posOffset>-59690</wp:posOffset>
                       </wp:positionH>
                       <wp:positionV relativeFrom="paragraph">
-                        <wp:posOffset>-485775</wp:posOffset>
+                        <wp:posOffset>-527685</wp:posOffset>
                       </wp:positionV>
-                      <wp:extent cx="3196590" cy="1442720"/>
-                      <wp:effectExtent l="0" t="0" r="3810" b="5080"/>
+                      <wp:extent cx="3114040" cy="1442720"/>
+                      <wp:effectExtent l="0" t="0" r="10160" b="5080"/>
                       <wp:wrapNone/>
-                      <wp:docPr id="66" name="组合 66"/>
+                      <wp:docPr id="38" name="组合 38"/>
                       <wp:cNvGraphicFramePr/>
                       <a:graphic xmlns:a="http://schemas.openxmlformats.org/drawingml/2006/main">
                         <a:graphicData uri="http://schemas.microsoft.com/office/word/2010/wordprocessingGroup">
@@ -7019,91 +6985,14 @@
                             <wpg:grpSpPr>
                               <a:xfrm>
                                 <a:off x="0" y="0"/>
-                                <a:ext cx="3196590" cy="1442720"/>
-                                <a:chOff x="19087" y="960"/>
-                                <a:chExt cx="5034" cy="2272"/>
+                                <a:ext cx="3114040" cy="1442720"/>
+                                <a:chOff x="17862" y="41199"/>
+                                <a:chExt cx="4904" cy="2272"/>
                               </a:xfrm>
                             </wpg:grpSpPr>
-                            <wpg:grpSp>
-                              <wpg:cNvPr id="67" name="组合 15"/>
-                              <wpg:cNvGrpSpPr/>
-                              <wpg:grpSpPr>
-                                <a:xfrm>
-                                  <a:off x="19087" y="1459"/>
-                                  <a:ext cx="4523" cy="714"/>
-                                  <a:chOff x="12357" y="7666"/>
-                                  <a:chExt cx="4523" cy="714"/>
-                                </a:xfrm>
-                              </wpg:grpSpPr>
-                              <pic:pic xmlns:pic="http://schemas.openxmlformats.org/drawingml/2006/picture">
-                                <pic:nvPicPr>
-                                  <pic:cNvPr id="22" name="图片 59" descr="图片1"/>
-                                  <pic:cNvPicPr>
-                                    <a:picLocks noChangeAspect="1"/>
-                                  </pic:cNvPicPr>
-                                </pic:nvPicPr>
-                                <pic:blipFill>
-                                  <a:blip r:embed="rId11">
-                                    <a:biLevel thresh="50000"/>
-                                  </a:blip>
-                                  <a:srcRect l="7865" t="11797" r="5322" b="19074"/>
-                                  <a:stretch>
-                                    <a:fillRect/>
-                                  </a:stretch>
-                                </pic:blipFill>
-                                <pic:spPr>
-                                  <a:xfrm>
-                                    <a:off x="12357" y="7738"/>
-                                    <a:ext cx="1468" cy="627"/>
-                                  </a:xfrm>
-                                  <a:prstGeom prst="rect">
-                                    <a:avLst/>
-                                  </a:prstGeom>
-                                  <a:noFill/>
-                                </pic:spPr>
-                              </pic:pic>
-                              <pic:pic xmlns:pic="http://schemas.openxmlformats.org/drawingml/2006/picture">
-                                <pic:nvPicPr>
-                                  <pic:cNvPr id="6" name="图片 14" descr="微信图片_20220215110121"/>
-                                  <pic:cNvPicPr>
-                                    <a:picLocks noChangeAspect="1"/>
-                                  </pic:cNvPicPr>
-                                </pic:nvPicPr>
-                                <pic:blipFill>
-                                  <a:blip r:embed="rId8">
-                                    <a:clrChange>
-                                      <a:clrFrom>
-                                        <a:srgbClr val="A09D98">
-                                          <a:alpha val="100000"/>
-                                        </a:srgbClr>
-                                      </a:clrFrom>
-                                      <a:clrTo>
-                                        <a:srgbClr val="A09D98">
-                                          <a:alpha val="100000"/>
-                                          <a:alpha val="0"/>
-                                        </a:srgbClr>
-                                      </a:clrTo>
-                                    </a:clrChange>
-                                    <a:biLevel thresh="50000"/>
-                                  </a:blip>
-                                  <a:stretch>
-                                    <a:fillRect/>
-                                  </a:stretch>
-                                </pic:blipFill>
-                                <pic:spPr>
-                                  <a:xfrm>
-                                    <a:off x="15646" y="7666"/>
-                                    <a:ext cx="1234" cy="715"/>
-                                  </a:xfrm>
-                                  <a:prstGeom prst="rect">
-                                    <a:avLst/>
-                                  </a:prstGeom>
-                                </pic:spPr>
-                              </pic:pic>
-                            </wpg:grpSp>
                             <pic:pic xmlns:pic="http://schemas.openxmlformats.org/drawingml/2006/picture">
                               <pic:nvPicPr>
-                                <pic:cNvPr id="24" name="图片 23"/>
+                                <pic:cNvPr id="6" name="图片 23"/>
                                 <pic:cNvPicPr>
                                   <a:picLocks noChangeAspect="1" noChangeArrowheads="1"/>
                                 </pic:cNvPicPr>
@@ -7123,7 +7012,7 @@
                               </pic:blipFill>
                               <pic:spPr>
                                 <a:xfrm>
-                                  <a:off x="21849" y="960"/>
+                                  <a:off x="20494" y="41199"/>
                                   <a:ext cx="2273" cy="2273"/>
                                 </a:xfrm>
                                 <a:prstGeom prst="rect">
@@ -7135,6 +7024,86 @@
                                 </a:ln>
                               </pic:spPr>
                             </pic:pic>
+                            <wpg:grpSp>
+                              <wpg:cNvPr id="39" name="组合 23"/>
+                              <wpg:cNvGrpSpPr/>
+                              <wpg:grpSpPr>
+                                <a:xfrm>
+                                  <a:off x="17862" y="41843"/>
+                                  <a:ext cx="4208" cy="652"/>
+                                  <a:chOff x="17862" y="41843"/>
+                                  <a:chExt cx="4208" cy="652"/>
+                                </a:xfrm>
+                              </wpg:grpSpPr>
+                              <pic:pic xmlns:pic="http://schemas.openxmlformats.org/drawingml/2006/picture">
+                                <pic:nvPicPr>
+                                  <pic:cNvPr id="22" name="图片 59" descr="图片1"/>
+                                  <pic:cNvPicPr>
+                                    <a:picLocks noChangeAspect="1"/>
+                                  </pic:cNvPicPr>
+                                </pic:nvPicPr>
+                                <pic:blipFill>
+                                  <a:blip r:embed="rId12">
+                                    <a:biLevel thresh="50000"/>
+                                  </a:blip>
+                                  <a:srcRect l="7865" t="11797" r="5322" b="19074"/>
+                                  <a:stretch>
+                                    <a:fillRect/>
+                                  </a:stretch>
+                                </pic:blipFill>
+                                <pic:spPr>
+                                  <a:xfrm>
+                                    <a:off x="17862" y="41869"/>
+                                    <a:ext cx="1468" cy="627"/>
+                                  </a:xfrm>
+                                  <a:prstGeom prst="rect">
+                                    <a:avLst/>
+                                  </a:prstGeom>
+                                  <a:noFill/>
+                                </pic:spPr>
+                              </pic:pic>
+                              <pic:pic xmlns:pic="http://schemas.openxmlformats.org/drawingml/2006/picture">
+                                <pic:nvPicPr>
+                                  <pic:cNvPr id="9" name="图片 29" descr="IMG_256"/>
+                                  <pic:cNvPicPr>
+                                    <a:picLocks noChangeAspect="1"/>
+                                  </pic:cNvPicPr>
+                                </pic:nvPicPr>
+                                <pic:blipFill>
+                                  <a:blip r:embed="rId8">
+                                    <a:clrChange>
+                                      <a:clrFrom>
+                                        <a:srgbClr val="FFFFFF">
+                                          <a:alpha val="100000"/>
+                                        </a:srgbClr>
+                                      </a:clrFrom>
+                                      <a:clrTo>
+                                        <a:srgbClr val="FFFFFF">
+                                          <a:alpha val="100000"/>
+                                          <a:alpha val="0"/>
+                                        </a:srgbClr>
+                                      </a:clrTo>
+                                    </a:clrChange>
+                                  </a:blip>
+                                  <a:stretch>
+                                    <a:fillRect/>
+                                  </a:stretch>
+                                </pic:blipFill>
+                                <pic:spPr>
+                                  <a:xfrm>
+                                    <a:off x="21096" y="41843"/>
+                                    <a:ext cx="975" cy="570"/>
+                                  </a:xfrm>
+                                  <a:prstGeom prst="rect">
+                                    <a:avLst/>
+                                  </a:prstGeom>
+                                  <a:noFill/>
+                                  <a:ln w="9525">
+                                    <a:noFill/>
+                                  </a:ln>
+                                </pic:spPr>
+                              </pic:pic>
+                            </wpg:grpSp>
                           </wpg:wgp>
                         </a:graphicData>
                       </a:graphic>
@@ -7143,29 +7112,29 @@
                 </mc:Choice>
                 <mc:Fallback>
                   <w:pict>
-                    <v:group id="_x0000_s1026" o:spid="_x0000_s1026" o:spt="203" style="position:absolute;left:0pt;margin-left:-1.4pt;margin-top:-38.25pt;height:113.6pt;width:251.7pt;z-index:251662336;mso-width-relative:page;mso-height-relative:page;" coordorigin="19087,960" coordsize="5034,2272" o:gfxdata="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">
+                    <v:group id="_x0000_s1026" o:spid="_x0000_s1026" o:spt="203" style="position:absolute;left:0pt;margin-left:-4.7pt;margin-top:-41.55pt;height:113.6pt;width:245.2pt;z-index:251662336;mso-width-relative:page;mso-height-relative:page;" coordorigin="17862,41199" coordsize="4904,2272" o:gfxdata="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">
                       <o:lock v:ext="edit" aspectratio="f"/>
-                      <v:group id="组合 15" o:spid="_x0000_s1026" o:spt="203" style="position:absolute;left:19087;top:1459;height:714;width:4523;" coordorigin="12357,7666" coordsize="4523,714" o:gfxdata="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">
-                        <o:lock v:ext="edit" aspectratio="f"/>
-                        <v:shape id="图片 59" o:spid="_x0000_s1026" o:spt="75" alt="图片1" type="#_x0000_t75" style="position:absolute;left:12357;top:7738;height:627;width:1468;" filled="f" o:preferrelative="t" stroked="f" coordsize="21600,21600" o:gfxdata="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">
-                          <v:fill on="f" focussize="0,0"/>
-                          <v:stroke on="f"/>
-                          <v:imagedata r:id="rId11" cropleft="5154f" croptop="7731f" cropright="3488f" cropbottom="12500f" grayscale="t" bilevel="t" o:title=""/>
-                          <o:lock v:ext="edit" aspectratio="t"/>
-                        </v:shape>
-                        <v:shape id="图片 14" o:spid="_x0000_s1026" o:spt="75" alt="微信图片_20220215110121" type="#_x0000_t75" style="position:absolute;left:15646;top:7666;height:715;width:1234;" filled="f" o:preferrelative="t" stroked="f" coordsize="21600,21600" o:gfxdata="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">
-                          <v:fill on="f" focussize="0,0"/>
-                          <v:stroke on="f"/>
-                          <v:imagedata r:id="rId8" grayscale="t" bilevel="t" chromakey="#A09D98" o:title=""/>
-                          <o:lock v:ext="edit" aspectratio="t"/>
-                        </v:shape>
-                      </v:group>
-                      <v:shape id="图片 23" o:spid="_x0000_s1026" o:spt="75" type="#_x0000_t75" style="position:absolute;left:21849;top:960;height:2273;width:2273;" filled="f" o:preferrelative="t" stroked="f" coordsize="21600,21600" o:gfxdata="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">
+                      <v:shape id="图片 23" o:spid="_x0000_s1026" o:spt="75" type="#_x0000_t75" style="position:absolute;left:20494;top:41199;height:2273;width:2273;" filled="f" o:preferrelative="t" stroked="f" coordsize="21600,21600" o:gfxdata="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">
                         <v:fill on="f" focussize="0,0"/>
                         <v:stroke on="f"/>
                         <v:imagedata r:id="rId10" o:title=""/>
                         <o:lock v:ext="edit" aspectratio="t"/>
                       </v:shape>
+                      <v:group id="组合 23" o:spid="_x0000_s1026" o:spt="203" style="position:absolute;left:17862;top:41843;height:652;width:4208;" coordorigin="17862,41843" coordsize="4208,652" o:gfxdata="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">
+                        <o:lock v:ext="edit" aspectratio="f"/>
+                        <v:shape id="图片 59" o:spid="_x0000_s1026" o:spt="75" alt="图片1" type="#_x0000_t75" style="position:absolute;left:17862;top:41869;height:627;width:1468;" filled="f" o:preferrelative="t" stroked="f" coordsize="21600,21600" o:gfxdata="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">
+                          <v:fill on="f" focussize="0,0"/>
+                          <v:stroke on="f"/>
+                          <v:imagedata r:id="rId12" cropleft="5154f" croptop="7731f" cropright="3488f" cropbottom="12500f" grayscale="t" bilevel="t" o:title=""/>
+                          <o:lock v:ext="edit" aspectratio="t"/>
+                        </v:shape>
+                        <v:shape id="图片 29" o:spid="_x0000_s1026" o:spt="75" alt="IMG_256" type="#_x0000_t75" style="position:absolute;left:21096;top:41843;height:570;width:975;" filled="f" o:preferrelative="t" stroked="f" coordsize="21600,21600" o:gfxdata="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">
+                          <v:fill on="f" focussize="0,0"/>
+                          <v:stroke on="f"/>
+                          <v:imagedata r:id="rId8" chromakey="#FFFFFF" o:title=""/>
+                          <o:lock v:ext="edit" aspectratio="t"/>
+                        </v:shape>
+                      </v:group>
                     </v:group>
                   </w:pict>
                 </mc:Fallback>
@@ -7553,6 +7522,9 @@
               </w:rPr>
             </w:pPr>
             <w:r>
+              <w:rPr>
+                <w:sz w:val="24"/>
+              </w:rPr>
               <mc:AlternateContent>
                 <mc:Choice Requires="wpg">
                   <w:drawing>
@@ -7564,10 +7536,10 @@
                       <wp:positionV relativeFrom="paragraph">
                         <wp:posOffset>-514985</wp:posOffset>
                       </wp:positionV>
-                      <wp:extent cx="3143250" cy="1442720"/>
-                      <wp:effectExtent l="0" t="0" r="11430" b="5080"/>
+                      <wp:extent cx="3150235" cy="1442720"/>
+                      <wp:effectExtent l="0" t="0" r="4445" b="5080"/>
                       <wp:wrapNone/>
-                      <wp:docPr id="68" name="组合 68"/>
+                      <wp:docPr id="40" name="组合 40"/>
                       <wp:cNvGraphicFramePr/>
                       <a:graphic xmlns:a="http://schemas.openxmlformats.org/drawingml/2006/main">
                         <a:graphicData uri="http://schemas.microsoft.com/office/word/2010/wordprocessingGroup">
@@ -7576,31 +7548,65 @@
                             <wpg:grpSpPr>
                               <a:xfrm>
                                 <a:off x="0" y="0"/>
-                                <a:ext cx="3143250" cy="1442720"/>
-                                <a:chOff x="19315" y="2640"/>
-                                <a:chExt cx="4950" cy="2272"/>
+                                <a:ext cx="3150235" cy="1442720"/>
+                                <a:chOff x="17976" y="42945"/>
+                                <a:chExt cx="4961" cy="2272"/>
                               </a:xfrm>
                             </wpg:grpSpPr>
+                            <pic:pic xmlns:pic="http://schemas.openxmlformats.org/drawingml/2006/picture">
+                              <pic:nvPicPr>
+                                <pic:cNvPr id="10" name="图片 25"/>
+                                <pic:cNvPicPr>
+                                  <a:picLocks noChangeAspect="1" noChangeArrowheads="1"/>
+                                </pic:cNvPicPr>
+                              </pic:nvPicPr>
+                              <pic:blipFill>
+                                <a:blip r:embed="rId10">
+                                  <a:extLst>
+                                    <a:ext uri="{28A0092B-C50C-407E-A947-70E740481C1C}">
+                                      <a14:useLocalDpi xmlns:a14="http://schemas.microsoft.com/office/drawing/2010/main" val="0"/>
+                                    </a:ext>
+                                  </a:extLst>
+                                </a:blip>
+                                <a:srcRect/>
+                                <a:stretch>
+                                  <a:fillRect/>
+                                </a:stretch>
+                              </pic:blipFill>
+                              <pic:spPr>
+                                <a:xfrm>
+                                  <a:off x="20665" y="42945"/>
+                                  <a:ext cx="2273" cy="2273"/>
+                                </a:xfrm>
+                                <a:prstGeom prst="rect">
+                                  <a:avLst/>
+                                </a:prstGeom>
+                                <a:noFill/>
+                                <a:ln>
+                                  <a:noFill/>
+                                </a:ln>
+                              </pic:spPr>
+                            </pic:pic>
                             <wpg:grpSp>
-                              <wpg:cNvPr id="73" name="组合 22"/>
+                              <wpg:cNvPr id="41" name="组合 27"/>
                               <wpg:cNvGrpSpPr/>
                               <wpg:grpSpPr>
                                 <a:xfrm>
-                                  <a:off x="19315" y="3174"/>
-                                  <a:ext cx="4415" cy="714"/>
-                                  <a:chOff x="12525" y="9562"/>
-                                  <a:chExt cx="4415" cy="714"/>
+                                  <a:off x="17976" y="43614"/>
+                                  <a:ext cx="4551" cy="626"/>
+                                  <a:chOff x="17976" y="43614"/>
+                                  <a:chExt cx="4551" cy="626"/>
                                 </a:xfrm>
                               </wpg:grpSpPr>
                               <pic:pic xmlns:pic="http://schemas.openxmlformats.org/drawingml/2006/picture">
                                 <pic:nvPicPr>
-                                  <pic:cNvPr id="25" name="图片 29" descr="IMG_256"/>
+                                  <pic:cNvPr id="8" name="图片 29" descr="IMG_256"/>
                                   <pic:cNvPicPr>
                                     <a:picLocks noChangeAspect="1"/>
                                   </pic:cNvPicPr>
                                 </pic:nvPicPr>
                                 <pic:blipFill>
-                                  <a:blip r:embed="rId12">
+                                  <a:blip r:embed="rId8">
                                     <a:clrChange>
                                       <a:clrFrom>
                                         <a:srgbClr val="FFFFFF">
@@ -7621,7 +7627,7 @@
                                 </pic:blipFill>
                                 <pic:spPr>
                                   <a:xfrm>
-                                    <a:off x="12525" y="9698"/>
+                                    <a:off x="17976" y="43615"/>
                                     <a:ext cx="975" cy="570"/>
                                   </a:xfrm>
                                   <a:prstGeom prst="rect">
@@ -7635,77 +7641,32 @@
                               </pic:pic>
                               <pic:pic xmlns:pic="http://schemas.openxmlformats.org/drawingml/2006/picture">
                                 <pic:nvPicPr>
-                                  <pic:cNvPr id="4" name="图片 20" descr="微信图片_20220215110121"/>
+                                  <pic:cNvPr id="26" name="图片 59" descr="图片1"/>
                                   <pic:cNvPicPr>
                                     <a:picLocks noChangeAspect="1"/>
                                   </pic:cNvPicPr>
                                 </pic:nvPicPr>
                                 <pic:blipFill>
-                                  <a:blip r:embed="rId8">
-                                    <a:clrChange>
-                                      <a:clrFrom>
-                                        <a:srgbClr val="A09D98">
-                                          <a:alpha val="100000"/>
-                                        </a:srgbClr>
-                                      </a:clrFrom>
-                                      <a:clrTo>
-                                        <a:srgbClr val="A09D98">
-                                          <a:alpha val="100000"/>
-                                          <a:alpha val="0"/>
-                                        </a:srgbClr>
-                                      </a:clrTo>
-                                    </a:clrChange>
+                                  <a:blip r:embed="rId12">
                                     <a:biLevel thresh="50000"/>
                                   </a:blip>
+                                  <a:srcRect l="7865" t="11797" r="5322" b="19074"/>
                                   <a:stretch>
                                     <a:fillRect/>
                                   </a:stretch>
                                 </pic:blipFill>
                                 <pic:spPr>
                                   <a:xfrm>
-                                    <a:off x="15706" y="9562"/>
-                                    <a:ext cx="1234" cy="715"/>
+                                    <a:off x="21059" y="43614"/>
+                                    <a:ext cx="1468" cy="627"/>
                                   </a:xfrm>
                                   <a:prstGeom prst="rect">
                                     <a:avLst/>
                                   </a:prstGeom>
+                                  <a:noFill/>
                                 </pic:spPr>
                               </pic:pic>
                             </wpg:grpSp>
-                            <pic:pic xmlns:pic="http://schemas.openxmlformats.org/drawingml/2006/picture">
-                              <pic:nvPicPr>
-                                <pic:cNvPr id="31" name="图片 25"/>
-                                <pic:cNvPicPr>
-                                  <a:picLocks noChangeAspect="1" noChangeArrowheads="1"/>
-                                </pic:cNvPicPr>
-                              </pic:nvPicPr>
-                              <pic:blipFill>
-                                <a:blip r:embed="rId10">
-                                  <a:extLst>
-                                    <a:ext uri="{28A0092B-C50C-407E-A947-70E740481C1C}">
-                                      <a14:useLocalDpi xmlns:a14="http://schemas.microsoft.com/office/drawing/2010/main" val="0"/>
-                                    </a:ext>
-                                  </a:extLst>
-                                </a:blip>
-                                <a:srcRect/>
-                                <a:stretch>
-                                  <a:fillRect/>
-                                </a:stretch>
-                              </pic:blipFill>
-                              <pic:spPr>
-                                <a:xfrm>
-                                  <a:off x="21993" y="2640"/>
-                                  <a:ext cx="2273" cy="2273"/>
-                                </a:xfrm>
-                                <a:prstGeom prst="rect">
-                                  <a:avLst/>
-                                </a:prstGeom>
-                                <a:noFill/>
-                                <a:ln>
-                                  <a:noFill/>
-                                </a:ln>
-                              </pic:spPr>
-                            </pic:pic>
                           </wpg:wgp>
                         </a:graphicData>
                       </a:graphic>
@@ -7714,29 +7675,29 @@
                 </mc:Choice>
                 <mc:Fallback>
                   <w:pict>
-                    <v:group id="_x0000_s1026" o:spid="_x0000_s1026" o:spt="203" style="position:absolute;left:0pt;margin-left:1pt;margin-top:-40.55pt;height:113.6pt;width:247.5pt;z-index:251663360;mso-width-relative:page;mso-height-relative:page;" coordorigin="19315,2640" coordsize="4950,2272" o:gfxdata="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">
+                    <v:group id="_x0000_s1026" o:spid="_x0000_s1026" o:spt="203" style="position:absolute;left:0pt;margin-left:1pt;margin-top:-40.55pt;height:113.6pt;width:248.05pt;z-index:251663360;mso-width-relative:page;mso-height-relative:page;" coordorigin="17976,42945" coordsize="4961,2272" o:gfxdata="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">
                       <o:lock v:ext="edit" aspectratio="f"/>
-                      <v:group id="组合 22" o:spid="_x0000_s1026" o:spt="203" style="position:absolute;left:19315;top:3174;height:714;width:4415;" coordorigin="12525,9562" coordsize="4415,714" o:gfxdata="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">
-                        <o:lock v:ext="edit" aspectratio="f"/>
-                        <v:shape id="图片 29" o:spid="_x0000_s1026" o:spt="75" alt="IMG_256" type="#_x0000_t75" style="position:absolute;left:12525;top:9698;height:570;width:975;" filled="f" o:preferrelative="t" stroked="f" coordsize="21600,21600" o:gfxdata="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">
-                          <v:fill on="f" focussize="0,0"/>
-                          <v:stroke on="f"/>
-                          <v:imagedata r:id="rId12" chromakey="#FFFFFF" o:title=""/>
-                          <o:lock v:ext="edit" aspectratio="t"/>
-                        </v:shape>
-                        <v:shape id="图片 20" o:spid="_x0000_s1026" o:spt="75" alt="微信图片_20220215110121" type="#_x0000_t75" style="position:absolute;left:15706;top:9562;height:715;width:1234;" filled="f" o:preferrelative="t" stroked="f" coordsize="21600,21600" o:gfxdata="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">
-                          <v:fill on="f" focussize="0,0"/>
-                          <v:stroke on="f"/>
-                          <v:imagedata r:id="rId8" grayscale="t" bilevel="t" chromakey="#A09D98" o:title=""/>
-                          <o:lock v:ext="edit" aspectratio="t"/>
-                        </v:shape>
-                      </v:group>
-                      <v:shape id="图片 25" o:spid="_x0000_s1026" o:spt="75" type="#_x0000_t75" style="position:absolute;left:21993;top:2640;height:2273;width:2273;" filled="f" o:preferrelative="t" stroked="f" coordsize="21600,21600" o:gfxdata="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">
+                      <v:shape id="图片 25" o:spid="_x0000_s1026" o:spt="75" type="#_x0000_t75" style="position:absolute;left:20665;top:42945;height:2273;width:2273;" filled="f" o:preferrelative="t" stroked="f" coordsize="21600,21600" o:gfxdata="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">
                         <v:fill on="f" focussize="0,0"/>
                         <v:stroke on="f"/>
                         <v:imagedata r:id="rId10" o:title=""/>
                         <o:lock v:ext="edit" aspectratio="t"/>
                       </v:shape>
+                      <v:group id="组合 27" o:spid="_x0000_s1026" o:spt="203" style="position:absolute;left:17976;top:43614;height:626;width:4551;" coordorigin="17976,43614" coordsize="4551,626" o:gfxdata="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">
+                        <o:lock v:ext="edit" aspectratio="f"/>
+                        <v:shape id="图片 29" o:spid="_x0000_s1026" o:spt="75" alt="IMG_256" type="#_x0000_t75" style="position:absolute;left:17976;top:43615;height:570;width:975;" filled="f" o:preferrelative="t" stroked="f" coordsize="21600,21600" o:gfxdata="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">
+                          <v:fill on="f" focussize="0,0"/>
+                          <v:stroke on="f"/>
+                          <v:imagedata r:id="rId8" chromakey="#FFFFFF" o:title=""/>
+                          <o:lock v:ext="edit" aspectratio="t"/>
+                        </v:shape>
+                        <v:shape id="图片 59" o:spid="_x0000_s1026" o:spt="75" alt="图片1" type="#_x0000_t75" style="position:absolute;left:21059;top:43614;height:627;width:1468;" filled="f" o:preferrelative="t" stroked="f" coordsize="21600,21600" o:gfxdata="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">
+                          <v:fill on="f" focussize="0,0"/>
+                          <v:stroke on="f"/>
+                          <v:imagedata r:id="rId12" cropleft="5154f" croptop="7731f" cropright="3488f" cropbottom="12500f" grayscale="t" bilevel="t" o:title=""/>
+                          <o:lock v:ext="edit" aspectratio="t"/>
+                        </v:shape>
+                      </v:group>
                     </v:group>
                   </w:pict>
                 </mc:Fallback>
@@ -8117,193 +8078,6 @@
                 <w:szCs w:val="24"/>
               </w:rPr>
             </w:pPr>
-            <w:r>
-              <mc:AlternateContent>
-                <mc:Choice Requires="wpg">
-                  <w:drawing>
-                    <wp:anchor distT="0" distB="0" distL="114300" distR="114300" simplePos="0" relativeHeight="251664384" behindDoc="0" locked="0" layoutInCell="1" allowOverlap="1">
-                      <wp:simplePos x="0" y="0"/>
-                      <wp:positionH relativeFrom="column">
-                        <wp:posOffset>-66675</wp:posOffset>
-                      </wp:positionH>
-                      <wp:positionV relativeFrom="paragraph">
-                        <wp:posOffset>-510540</wp:posOffset>
-                      </wp:positionV>
-                      <wp:extent cx="3268345" cy="1442720"/>
-                      <wp:effectExtent l="0" t="0" r="8255" b="5080"/>
-                      <wp:wrapNone/>
-                      <wp:docPr id="74" name="组合 74"/>
-                      <wp:cNvGraphicFramePr/>
-                      <a:graphic xmlns:a="http://schemas.openxmlformats.org/drawingml/2006/main">
-                        <a:graphicData uri="http://schemas.microsoft.com/office/word/2010/wordprocessingGroup">
-                          <wpg:wgp>
-                            <wpg:cNvGrpSpPr/>
-                            <wpg:grpSpPr>
-                              <a:xfrm>
-                                <a:off x="0" y="0"/>
-                                <a:ext cx="3268345" cy="1442720"/>
-                                <a:chOff x="18998" y="4392"/>
-                                <a:chExt cx="5147" cy="2272"/>
-                              </a:xfrm>
-                            </wpg:grpSpPr>
-                            <wpg:grpSp>
-                              <wpg:cNvPr id="75" name="组合 42"/>
-                              <wpg:cNvGrpSpPr/>
-                              <wpg:grpSpPr>
-                                <a:xfrm>
-                                  <a:off x="18998" y="4887"/>
-                                  <a:ext cx="4576" cy="797"/>
-                                  <a:chOff x="12268" y="11374"/>
-                                  <a:chExt cx="4576" cy="797"/>
-                                </a:xfrm>
-                              </wpg:grpSpPr>
-                              <pic:pic xmlns:pic="http://schemas.openxmlformats.org/drawingml/2006/picture">
-                                <pic:nvPicPr>
-                                  <pic:cNvPr id="32" name="图片 48" descr="d6eaf1bc4e33dd49c55ac9b185f6f5b"/>
-                                  <pic:cNvPicPr>
-                                    <a:picLocks noChangeAspect="1"/>
-                                  </pic:cNvPicPr>
-                                </pic:nvPicPr>
-                                <pic:blipFill>
-                                  <a:blip r:embed="rId13">
-                                    <a:clrChange>
-                                      <a:clrFrom>
-                                        <a:srgbClr val="FFFDFF">
-                                          <a:alpha val="100000"/>
-                                        </a:srgbClr>
-                                      </a:clrFrom>
-                                      <a:clrTo>
-                                        <a:srgbClr val="FFFDFF">
-                                          <a:alpha val="100000"/>
-                                          <a:alpha val="0"/>
-                                        </a:srgbClr>
-                                      </a:clrTo>
-                                    </a:clrChange>
-                                  </a:blip>
-                                  <a:srcRect l="5435" t="13377" r="6271" b="18114"/>
-                                  <a:stretch>
-                                    <a:fillRect/>
-                                  </a:stretch>
-                                </pic:blipFill>
-                                <pic:spPr>
-                                  <a:xfrm>
-                                    <a:off x="12268" y="11459"/>
-                                    <a:ext cx="1630" cy="712"/>
-                                  </a:xfrm>
-                                  <a:prstGeom prst="rect">
-                                    <a:avLst/>
-                                  </a:prstGeom>
-                                </pic:spPr>
-                              </pic:pic>
-                              <pic:pic xmlns:pic="http://schemas.openxmlformats.org/drawingml/2006/picture">
-                                <pic:nvPicPr>
-                                  <pic:cNvPr id="49" name="图片 41" descr="微信图片_20220215110121"/>
-                                  <pic:cNvPicPr>
-                                    <a:picLocks noChangeAspect="1"/>
-                                  </pic:cNvPicPr>
-                                </pic:nvPicPr>
-                                <pic:blipFill>
-                                  <a:blip r:embed="rId8">
-                                    <a:clrChange>
-                                      <a:clrFrom>
-                                        <a:srgbClr val="A09D98">
-                                          <a:alpha val="100000"/>
-                                        </a:srgbClr>
-                                      </a:clrFrom>
-                                      <a:clrTo>
-                                        <a:srgbClr val="A09D98">
-                                          <a:alpha val="100000"/>
-                                          <a:alpha val="0"/>
-                                        </a:srgbClr>
-                                      </a:clrTo>
-                                    </a:clrChange>
-                                    <a:biLevel thresh="50000"/>
-                                  </a:blip>
-                                  <a:stretch>
-                                    <a:fillRect/>
-                                  </a:stretch>
-                                </pic:blipFill>
-                                <pic:spPr>
-                                  <a:xfrm>
-                                    <a:off x="15610" y="11374"/>
-                                    <a:ext cx="1234" cy="715"/>
-                                  </a:xfrm>
-                                  <a:prstGeom prst="rect">
-                                    <a:avLst/>
-                                  </a:prstGeom>
-                                </pic:spPr>
-                              </pic:pic>
-                            </wpg:grpSp>
-                            <pic:pic xmlns:pic="http://schemas.openxmlformats.org/drawingml/2006/picture">
-                              <pic:nvPicPr>
-                                <pic:cNvPr id="8" name="图片 27"/>
-                                <pic:cNvPicPr>
-                                  <a:picLocks noChangeAspect="1" noChangeArrowheads="1"/>
-                                </pic:cNvPicPr>
-                              </pic:nvPicPr>
-                              <pic:blipFill>
-                                <a:blip r:embed="rId10">
-                                  <a:extLst>
-                                    <a:ext uri="{28A0092B-C50C-407E-A947-70E740481C1C}">
-                                      <a14:useLocalDpi xmlns:a14="http://schemas.microsoft.com/office/drawing/2010/main" val="0"/>
-                                    </a:ext>
-                                  </a:extLst>
-                                </a:blip>
-                                <a:srcRect/>
-                                <a:stretch>
-                                  <a:fillRect/>
-                                </a:stretch>
-                              </pic:blipFill>
-                              <pic:spPr>
-                                <a:xfrm>
-                                  <a:off x="21873" y="4392"/>
-                                  <a:ext cx="2273" cy="2273"/>
-                                </a:xfrm>
-                                <a:prstGeom prst="rect">
-                                  <a:avLst/>
-                                </a:prstGeom>
-                                <a:noFill/>
-                                <a:ln>
-                                  <a:noFill/>
-                                </a:ln>
-                              </pic:spPr>
-                            </pic:pic>
-                          </wpg:wgp>
-                        </a:graphicData>
-                      </a:graphic>
-                    </wp:anchor>
-                  </w:drawing>
-                </mc:Choice>
-                <mc:Fallback>
-                  <w:pict>
-                    <v:group id="_x0000_s1026" o:spid="_x0000_s1026" o:spt="203" style="position:absolute;left:0pt;margin-left:-5.25pt;margin-top:-40.2pt;height:113.6pt;width:257.35pt;z-index:251664384;mso-width-relative:page;mso-height-relative:page;" coordorigin="18998,4392" coordsize="5147,2272" o:gfxdata="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">
-                      <o:lock v:ext="edit" aspectratio="f"/>
-                      <v:group id="组合 42" o:spid="_x0000_s1026" o:spt="203" style="position:absolute;left:18998;top:4887;height:797;width:4576;" coordorigin="12268,11374" coordsize="4576,797" o:gfxdata="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">
-                        <o:lock v:ext="edit" aspectratio="f"/>
-                        <v:shape id="图片 48" o:spid="_x0000_s1026" o:spt="75" alt="d6eaf1bc4e33dd49c55ac9b185f6f5b" type="#_x0000_t75" style="position:absolute;left:12268;top:11459;height:712;width:1630;" filled="f" o:preferrelative="t" stroked="f" coordsize="21600,21600" o:gfxdata="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">
-                          <v:fill on="f" focussize="0,0"/>
-                          <v:stroke on="f"/>
-                          <v:imagedata r:id="rId13" cropleft="3562f" croptop="8767f" cropright="4110f" cropbottom="11871f" chromakey="#FFFDFF" o:title=""/>
-                          <o:lock v:ext="edit" aspectratio="t"/>
-                        </v:shape>
-                        <v:shape id="图片 41" o:spid="_x0000_s1026" o:spt="75" alt="微信图片_20220215110121" type="#_x0000_t75" style="position:absolute;left:15610;top:11374;height:715;width:1234;" filled="f" o:preferrelative="t" stroked="f" coordsize="21600,21600" o:gfxdata="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">
-                          <v:fill on="f" focussize="0,0"/>
-                          <v:stroke on="f"/>
-                          <v:imagedata r:id="rId8" grayscale="t" bilevel="t" chromakey="#A09D98" o:title=""/>
-                          <o:lock v:ext="edit" aspectratio="t"/>
-                        </v:shape>
-                      </v:group>
-                      <v:shape id="图片 27" o:spid="_x0000_s1026" o:spt="75" type="#_x0000_t75" style="position:absolute;left:21873;top:4392;height:2273;width:2273;" filled="f" o:preferrelative="t" stroked="f" coordsize="21600,21600" o:gfxdata="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">
-                        <v:fill on="f" focussize="0,0"/>
-                        <v:stroke on="f"/>
-                        <v:imagedata r:id="rId10" o:title=""/>
-                        <o:lock v:ext="edit" aspectratio="t"/>
-                      </v:shape>
-                    </v:group>
-                  </w:pict>
-                </mc:Fallback>
-              </mc:AlternateContent>
-            </w:r>
           </w:p>
         </w:tc>
         <w:tc>
@@ -8685,199 +8459,6 @@
                 <w:szCs w:val="24"/>
               </w:rPr>
             </w:pPr>
-            <w:bookmarkStart w:id="171" w:name="_GoBack"/>
-            <w:r>
-              <mc:AlternateContent>
-                <mc:Choice Requires="wpg">
-                  <w:drawing>
-                    <wp:anchor distT="0" distB="0" distL="114300" distR="114300" simplePos="0" relativeHeight="251665408" behindDoc="0" locked="0" layoutInCell="1" allowOverlap="1">
-                      <wp:simplePos x="0" y="0"/>
-                      <wp:positionH relativeFrom="column">
-                        <wp:posOffset>111760</wp:posOffset>
-                      </wp:positionH>
-                      <wp:positionV relativeFrom="paragraph">
-                        <wp:posOffset>-577215</wp:posOffset>
-                      </wp:positionV>
-                      <wp:extent cx="3059430" cy="1442720"/>
-                      <wp:effectExtent l="0" t="0" r="3810" b="5080"/>
-                      <wp:wrapNone/>
-                      <wp:docPr id="76" name="组合 76"/>
-                      <wp:cNvGraphicFramePr/>
-                      <a:graphic xmlns:a="http://schemas.openxmlformats.org/drawingml/2006/main">
-                        <a:graphicData uri="http://schemas.microsoft.com/office/word/2010/wordprocessingGroup">
-                          <wpg:wgp>
-                            <wpg:cNvGrpSpPr/>
-                            <wpg:grpSpPr>
-                              <a:xfrm>
-                                <a:off x="0" y="0"/>
-                                <a:ext cx="3059430" cy="1442720"/>
-                                <a:chOff x="19399" y="6180"/>
-                                <a:chExt cx="4818" cy="2272"/>
-                              </a:xfrm>
-                            </wpg:grpSpPr>
-                            <wpg:grpSp>
-                              <wpg:cNvPr id="77" name="组合 34"/>
-                              <wpg:cNvGrpSpPr/>
-                              <wpg:grpSpPr>
-                                <a:xfrm>
-                                  <a:off x="19399" y="6701"/>
-                                  <a:ext cx="4343" cy="988"/>
-                                  <a:chOff x="12609" y="13215"/>
-                                  <a:chExt cx="4343" cy="988"/>
-                                </a:xfrm>
-                              </wpg:grpSpPr>
-                              <pic:pic xmlns:pic="http://schemas.openxmlformats.org/drawingml/2006/picture">
-                                <pic:nvPicPr>
-                                  <pic:cNvPr id="48" name="图片 1" descr="IMG_256"/>
-                                  <pic:cNvPicPr>
-                                    <a:picLocks noChangeAspect="1"/>
-                                  </pic:cNvPicPr>
-                                </pic:nvPicPr>
-                                <pic:blipFill>
-                                  <a:blip r:embed="rId14">
-                                    <a:clrChange>
-                                      <a:clrFrom>
-                                        <a:srgbClr val="AAA9A5">
-                                          <a:alpha val="100000"/>
-                                        </a:srgbClr>
-                                      </a:clrFrom>
-                                      <a:clrTo>
-                                        <a:srgbClr val="AAA9A5">
-                                          <a:alpha val="100000"/>
-                                          <a:alpha val="0"/>
-                                        </a:srgbClr>
-                                      </a:clrTo>
-                                    </a:clrChange>
-                                  </a:blip>
-                                  <a:srcRect l="27431" t="30452" r="31962" b="18126"/>
-                                  <a:stretch>
-                                    <a:fillRect/>
-                                  </a:stretch>
-                                </pic:blipFill>
-                                <pic:spPr>
-                                  <a:xfrm>
-                                    <a:off x="12609" y="13215"/>
-                                    <a:ext cx="781" cy="989"/>
-                                  </a:xfrm>
-                                  <a:prstGeom prst="rect">
-                                    <a:avLst/>
-                                  </a:prstGeom>
-                                  <a:noFill/>
-                                  <a:ln w="9525">
-                                    <a:noFill/>
-                                  </a:ln>
-                                </pic:spPr>
-                              </pic:pic>
-                              <pic:pic xmlns:pic="http://schemas.openxmlformats.org/drawingml/2006/picture">
-                                <pic:nvPicPr>
-                                  <pic:cNvPr id="54" name="图片 31" descr="微信图片_20220215110121"/>
-                                  <pic:cNvPicPr>
-                                    <a:picLocks noChangeAspect="1"/>
-                                  </pic:cNvPicPr>
-                                </pic:nvPicPr>
-                                <pic:blipFill>
-                                  <a:blip r:embed="rId8">
-                                    <a:clrChange>
-                                      <a:clrFrom>
-                                        <a:srgbClr val="A09D98">
-                                          <a:alpha val="100000"/>
-                                        </a:srgbClr>
-                                      </a:clrFrom>
-                                      <a:clrTo>
-                                        <a:srgbClr val="A09D98">
-                                          <a:alpha val="100000"/>
-                                          <a:alpha val="0"/>
-                                        </a:srgbClr>
-                                      </a:clrTo>
-                                    </a:clrChange>
-                                    <a:biLevel thresh="50000"/>
-                                  </a:blip>
-                                  <a:stretch>
-                                    <a:fillRect/>
-                                  </a:stretch>
-                                </pic:blipFill>
-                                <pic:spPr>
-                                  <a:xfrm>
-                                    <a:off x="15718" y="13246"/>
-                                    <a:ext cx="1234" cy="715"/>
-                                  </a:xfrm>
-                                  <a:prstGeom prst="rect">
-                                    <a:avLst/>
-                                  </a:prstGeom>
-                                </pic:spPr>
-                              </pic:pic>
-                            </wpg:grpSp>
-                            <pic:pic xmlns:pic="http://schemas.openxmlformats.org/drawingml/2006/picture">
-                              <pic:nvPicPr>
-                                <pic:cNvPr id="51" name="图片 32"/>
-                                <pic:cNvPicPr>
-                                  <a:picLocks noChangeAspect="1" noChangeArrowheads="1"/>
-                                </pic:cNvPicPr>
-                              </pic:nvPicPr>
-                              <pic:blipFill>
-                                <a:blip r:embed="rId10">
-                                  <a:extLst>
-                                    <a:ext uri="{28A0092B-C50C-407E-A947-70E740481C1C}">
-                                      <a14:useLocalDpi xmlns:a14="http://schemas.microsoft.com/office/drawing/2010/main" val="0"/>
-                                    </a:ext>
-                                  </a:extLst>
-                                </a:blip>
-                                <a:srcRect/>
-                                <a:stretch>
-                                  <a:fillRect/>
-                                </a:stretch>
-                              </pic:blipFill>
-                              <pic:spPr>
-                                <a:xfrm>
-                                  <a:off x="21945" y="6180"/>
-                                  <a:ext cx="2273" cy="2273"/>
-                                </a:xfrm>
-                                <a:prstGeom prst="rect">
-                                  <a:avLst/>
-                                </a:prstGeom>
-                                <a:noFill/>
-                                <a:ln>
-                                  <a:noFill/>
-                                </a:ln>
-                              </pic:spPr>
-                            </pic:pic>
-                          </wpg:wgp>
-                        </a:graphicData>
-                      </a:graphic>
-                    </wp:anchor>
-                  </w:drawing>
-                </mc:Choice>
-                <mc:Fallback>
-                  <w:pict>
-                    <v:group id="_x0000_s1026" o:spid="_x0000_s1026" o:spt="203" style="position:absolute;left:0pt;margin-left:8.8pt;margin-top:-45.45pt;height:113.6pt;width:240.9pt;z-index:251665408;mso-width-relative:page;mso-height-relative:page;" coordorigin="19399,6180" coordsize="4818,2272" o:gfxdata="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">
-                      <o:lock v:ext="edit" aspectratio="f"/>
-                      <v:group id="组合 34" o:spid="_x0000_s1026" o:spt="203" style="position:absolute;left:19399;top:6701;height:988;width:4343;" coordorigin="12609,13215" coordsize="4343,988" o:gfxdata="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">
-                        <o:lock v:ext="edit" aspectratio="f"/>
-                        <v:shape id="图片 1" o:spid="_x0000_s1026" o:spt="75" alt="IMG_256" type="#_x0000_t75" style="position:absolute;left:12609;top:13215;height:989;width:781;" filled="f" o:preferrelative="t" stroked="f" coordsize="21600,21600" o:gfxdata="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">
-                          <v:fill on="f" focussize="0,0"/>
-                          <v:stroke on="f"/>
-                          <v:imagedata r:id="rId14" cropleft="17977f" croptop="19957f" cropright="20947f" cropbottom="11879f" chromakey="#AAA9A5" o:title=""/>
-                          <o:lock v:ext="edit" aspectratio="t"/>
-                        </v:shape>
-                        <v:shape id="图片 31" o:spid="_x0000_s1026" o:spt="75" alt="微信图片_20220215110121" type="#_x0000_t75" style="position:absolute;left:15718;top:13246;height:715;width:1234;" filled="f" o:preferrelative="t" stroked="f" coordsize="21600,21600" o:gfxdata="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">
-                          <v:fill on="f" focussize="0,0"/>
-                          <v:stroke on="f"/>
-                          <v:imagedata r:id="rId8" grayscale="t" bilevel="t" chromakey="#A09D98" o:title=""/>
-                          <o:lock v:ext="edit" aspectratio="t"/>
-                        </v:shape>
-                      </v:group>
-                      <v:shape id="图片 32" o:spid="_x0000_s1026" o:spt="75" type="#_x0000_t75" style="position:absolute;left:21945;top:6180;height:2273;width:2273;" filled="f" o:preferrelative="t" stroked="f" coordsize="21600,21600" o:gfxdata="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">
-                        <v:fill on="f" focussize="0,0"/>
-                        <v:stroke on="f"/>
-                        <v:imagedata r:id="rId10" o:title=""/>
-                        <o:lock v:ext="edit" aspectratio="t"/>
-                      </v:shape>
-                    </v:group>
-                  </w:pict>
-                </mc:Fallback>
-              </mc:AlternateContent>
-            </w:r>
-            <w:bookmarkEnd w:id="171"/>
           </w:p>
         </w:tc>
         <w:tc>
@@ -15748,19 +15329,19 @@
           <w:lang w:eastAsia="zh-CN"/>
         </w:rPr>
       </w:pPr>
-      <w:bookmarkStart w:id="55" w:name="_Toc149837260"/>
-      <w:bookmarkStart w:id="56" w:name="_Toc2919"/>
-      <w:bookmarkStart w:id="57" w:name="_Toc16483"/>
-      <w:bookmarkStart w:id="58" w:name="_Toc15206"/>
-      <w:bookmarkStart w:id="59" w:name="_Toc23479"/>
+      <w:bookmarkStart w:id="55" w:name="_Toc16483"/>
+      <w:bookmarkStart w:id="56" w:name="_Toc15206"/>
+      <w:bookmarkStart w:id="57" w:name="_Toc2919"/>
+      <w:bookmarkStart w:id="58" w:name="_Toc23479"/>
+      <w:bookmarkStart w:id="59" w:name="_Toc149837260"/>
       <w:bookmarkStart w:id="60" w:name="_Toc22163"/>
-      <w:bookmarkStart w:id="61" w:name="_Toc17410"/>
-      <w:bookmarkStart w:id="62" w:name="_Toc4339"/>
-      <w:bookmarkStart w:id="63" w:name="_Toc25675"/>
-      <w:bookmarkStart w:id="64" w:name="_Toc626"/>
+      <w:bookmarkStart w:id="61" w:name="_Toc6221_WPSOffice_Level2"/>
+      <w:bookmarkStart w:id="62" w:name="_Toc17410"/>
+      <w:bookmarkStart w:id="63" w:name="_Toc4339"/>
+      <w:bookmarkStart w:id="64" w:name="_Toc25675"/>
       <w:bookmarkStart w:id="65" w:name="_Toc7551_WPSOffice_Level2"/>
-      <w:bookmarkStart w:id="66" w:name="_Toc1549"/>
-      <w:bookmarkStart w:id="67" w:name="_Toc6221_WPSOffice_Level2"/>
+      <w:bookmarkStart w:id="66" w:name="_Toc626"/>
+      <w:bookmarkStart w:id="67" w:name="_Toc1549"/>
       <w:bookmarkStart w:id="68" w:name="_Toc25737"/>
       <w:r>
         <w:rPr>
@@ -16355,10 +15936,10 @@
           <w:lang w:eastAsia="zh-CN"/>
         </w:rPr>
       </w:pPr>
-      <w:bookmarkStart w:id="70" w:name="_Toc10994"/>
-      <w:bookmarkStart w:id="71" w:name="_Toc2577"/>
-      <w:bookmarkStart w:id="72" w:name="_Toc3816"/>
-      <w:bookmarkStart w:id="73" w:name="_Toc24055"/>
+      <w:bookmarkStart w:id="70" w:name="_Toc2577"/>
+      <w:bookmarkStart w:id="71" w:name="_Toc24055"/>
+      <w:bookmarkStart w:id="72" w:name="_Toc10994"/>
+      <w:bookmarkStart w:id="73" w:name="_Toc3816"/>
       <w:r>
         <w:rPr>
           <w:rFonts w:hint="eastAsia" w:ascii="Times New Roman" w:hAnsi="Times New Roman" w:eastAsia="微软雅黑" w:cs="Times New Roman"/>
@@ -16955,12 +16536,12 @@
         </w:rPr>
       </w:pPr>
       <w:bookmarkStart w:id="74" w:name="_Toc19763"/>
-      <w:bookmarkStart w:id="75" w:name="_Toc149837262"/>
-      <w:bookmarkStart w:id="76" w:name="_Toc1361"/>
-      <w:bookmarkStart w:id="77" w:name="_Toc9691"/>
-      <w:bookmarkStart w:id="78" w:name="_Toc21662"/>
-      <w:bookmarkStart w:id="79" w:name="_Toc3791"/>
-      <w:bookmarkStart w:id="80" w:name="_Toc819"/>
+      <w:bookmarkStart w:id="75" w:name="_Toc21662"/>
+      <w:bookmarkStart w:id="76" w:name="_Toc3791"/>
+      <w:bookmarkStart w:id="77" w:name="_Toc819"/>
+      <w:bookmarkStart w:id="78" w:name="_Toc9691"/>
+      <w:bookmarkStart w:id="79" w:name="_Toc149837262"/>
+      <w:bookmarkStart w:id="80" w:name="_Toc1361"/>
       <w:r>
         <w:rPr>
           <w:rFonts w:hint="eastAsia"/>
@@ -21634,15 +21215,15 @@
           </w14:shadow>
         </w:rPr>
       </w:pPr>
-      <w:bookmarkStart w:id="81" w:name="_Toc32443_WPSOffice_Level1"/>
-      <w:bookmarkStart w:id="82" w:name="_Toc32661"/>
-      <w:bookmarkStart w:id="83" w:name="_Toc19559"/>
+      <w:bookmarkStart w:id="81" w:name="_Toc19559"/>
+      <w:bookmarkStart w:id="82" w:name="_Toc32443_WPSOffice_Level1"/>
+      <w:bookmarkStart w:id="83" w:name="_Toc32661"/>
       <w:bookmarkStart w:id="84" w:name="_Toc23903"/>
-      <w:bookmarkStart w:id="85" w:name="_Toc28194"/>
-      <w:bookmarkStart w:id="86" w:name="_Toc5598"/>
-      <w:bookmarkStart w:id="87" w:name="_Toc25727"/>
-      <w:bookmarkStart w:id="88" w:name="_Toc23846_WPSOffice_Level1"/>
-      <w:bookmarkStart w:id="89" w:name="_Toc4331_WPSOffice_Level1"/>
+      <w:bookmarkStart w:id="85" w:name="_Toc25727"/>
+      <w:bookmarkStart w:id="86" w:name="_Toc4331_WPSOffice_Level1"/>
+      <w:bookmarkStart w:id="87" w:name="_Toc5598"/>
+      <w:bookmarkStart w:id="88" w:name="_Toc28194"/>
+      <w:bookmarkStart w:id="89" w:name="_Toc23846_WPSOffice_Level1"/>
       <w:r>
         <w:rPr>
           <w:rFonts w:hint="eastAsia" w:ascii="Times New Roman" w:hAnsi="Times New Roman" w:eastAsia="微软雅黑" w:cs="Times New Roman"/>
@@ -21753,16 +21334,16 @@
           <w:lang w:eastAsia="zh-CN"/>
         </w:rPr>
       </w:pPr>
-      <w:bookmarkStart w:id="92" w:name="_Toc32443_WPSOffice_Level2"/>
-      <w:bookmarkStart w:id="93" w:name="_Toc23606"/>
+      <w:bookmarkStart w:id="92" w:name="_Toc4331_WPSOffice_Level2"/>
+      <w:bookmarkStart w:id="93" w:name="_Toc32443_WPSOffice_Level2"/>
       <w:bookmarkStart w:id="94" w:name="_Toc32302"/>
-      <w:bookmarkStart w:id="95" w:name="_Toc29195"/>
-      <w:bookmarkStart w:id="96" w:name="_Toc4331_WPSOffice_Level2"/>
-      <w:bookmarkStart w:id="97" w:name="_Toc149837264"/>
-      <w:bookmarkStart w:id="98" w:name="_Toc20503"/>
-      <w:bookmarkStart w:id="99" w:name="_Toc4743"/>
-      <w:bookmarkStart w:id="100" w:name="_Toc19553"/>
-      <w:bookmarkStart w:id="101" w:name="_Toc9699"/>
+      <w:bookmarkStart w:id="95" w:name="_Toc23606"/>
+      <w:bookmarkStart w:id="96" w:name="_Toc29195"/>
+      <w:bookmarkStart w:id="97" w:name="_Toc20503"/>
+      <w:bookmarkStart w:id="98" w:name="_Toc9699"/>
+      <w:bookmarkStart w:id="99" w:name="_Toc19553"/>
+      <w:bookmarkStart w:id="100" w:name="_Toc4743"/>
+      <w:bookmarkStart w:id="101" w:name="_Toc149837264"/>
       <w:r>
         <w:rPr>
           <w:rFonts w:hint="eastAsia"/>
@@ -21907,12 +21488,6 @@
             <w:insideH w:val="dotted" w:color="45A3A7" w:sz="4" w:space="0"/>
             <w:insideV w:val="dotted" w:color="45A3A7" w:sz="4" w:space="0"/>
           </w:tblBorders>
-          <w:tblCellMar>
-            <w:top w:w="0" w:type="dxa"/>
-            <w:left w:w="108" w:type="dxa"/>
-            <w:bottom w:w="0" w:type="dxa"/>
-            <w:right w:w="108" w:type="dxa"/>
-          </w:tblCellMar>
         </w:tblPrEx>
         <w:trPr>
           <w:trHeight w:val="417" w:hRule="atLeast"/>
@@ -30817,10 +30392,10 @@
           <w:lang w:eastAsia="zh-CN"/>
         </w:rPr>
       </w:pPr>
-      <w:bookmarkStart w:id="102" w:name="_Toc5036"/>
+      <w:bookmarkStart w:id="102" w:name="_Toc20694"/>
       <w:bookmarkStart w:id="103" w:name="_Toc29383"/>
-      <w:bookmarkStart w:id="104" w:name="_Toc20694"/>
-      <w:bookmarkStart w:id="105" w:name="_Toc32468"/>
+      <w:bookmarkStart w:id="104" w:name="_Toc32468"/>
+      <w:bookmarkStart w:id="105" w:name="_Toc5036"/>
       <w:bookmarkStart w:id="106" w:name="_Toc6784"/>
       <w:r>
         <w:rPr>
@@ -30849,14 +30424,14 @@
           <w:lang w:eastAsia="zh-CN"/>
         </w:rPr>
       </w:pPr>
-      <w:bookmarkStart w:id="107" w:name="_Toc23518"/>
-      <w:bookmarkStart w:id="108" w:name="_Toc20674"/>
-      <w:bookmarkStart w:id="109" w:name="_Toc13456"/>
-      <w:bookmarkStart w:id="110" w:name="_Toc26651"/>
+      <w:bookmarkStart w:id="107" w:name="_Toc20674"/>
+      <w:bookmarkStart w:id="108" w:name="_Toc26651"/>
+      <w:bookmarkStart w:id="109" w:name="_Toc23518"/>
+      <w:bookmarkStart w:id="110" w:name="_Toc13456"/>
       <w:bookmarkStart w:id="111" w:name="_Toc11562_WPSOffice_Level3"/>
-      <w:bookmarkStart w:id="112" w:name="_Toc107825560"/>
-      <w:bookmarkStart w:id="113" w:name="_Toc12977"/>
-      <w:bookmarkStart w:id="114" w:name="_Toc14132"/>
+      <w:bookmarkStart w:id="112" w:name="_Toc12977"/>
+      <w:bookmarkStart w:id="113" w:name="_Toc14132"/>
+      <w:bookmarkStart w:id="114" w:name="_Toc107825560"/>
       <w:r>
         <w:rPr>
           <w:rFonts w:hint="eastAsia" w:ascii="Times New Roman" w:hAnsi="Times New Roman" w:eastAsia="微软雅黑" w:cs="Times New Roman"/>
@@ -31966,15 +31541,15 @@
           <w:color w:val="auto"/>
         </w:rPr>
       </w:pPr>
-      <w:bookmarkStart w:id="116" w:name="_Toc16594"/>
+      <w:bookmarkStart w:id="116" w:name="_Toc28240"/>
       <w:bookmarkStart w:id="117" w:name="_Toc21764_WPSOffice_Level1"/>
-      <w:bookmarkStart w:id="118" w:name="_Toc1707_WPSOffice_Level1"/>
-      <w:bookmarkStart w:id="119" w:name="_Toc12505"/>
-      <w:bookmarkStart w:id="120" w:name="_Toc27302"/>
-      <w:bookmarkStart w:id="121" w:name="_Toc28240"/>
+      <w:bookmarkStart w:id="118" w:name="_Toc27302"/>
+      <w:bookmarkStart w:id="119" w:name="_Toc13196_WPSOffice_Level1"/>
+      <w:bookmarkStart w:id="120" w:name="_Toc1707_WPSOffice_Level1"/>
+      <w:bookmarkStart w:id="121" w:name="_Toc18680"/>
       <w:bookmarkStart w:id="122" w:name="_Toc2409"/>
-      <w:bookmarkStart w:id="123" w:name="_Toc18680"/>
-      <w:bookmarkStart w:id="124" w:name="_Toc13196_WPSOffice_Level1"/>
+      <w:bookmarkStart w:id="123" w:name="_Toc12505"/>
+      <w:bookmarkStart w:id="124" w:name="_Toc16594"/>
       <w:r>
         <w:rPr>
           <w:rFonts w:ascii="Times New Roman" w:hAnsi="Times New Roman" w:eastAsia="微软雅黑" w:cs="Times New Roman"/>
@@ -34208,13 +33783,13 @@
           <w:lang w:val="en-US" w:eastAsia="zh-CN"/>
         </w:rPr>
       </w:pPr>
-      <w:bookmarkStart w:id="126" w:name="_Toc14255_WPSOffice_Level1"/>
-      <w:bookmarkStart w:id="127" w:name="_Toc8395"/>
-      <w:bookmarkStart w:id="128" w:name="_Toc3674"/>
+      <w:bookmarkStart w:id="126" w:name="_Toc3674"/>
+      <w:bookmarkStart w:id="127" w:name="_Toc14255_WPSOffice_Level1"/>
+      <w:bookmarkStart w:id="128" w:name="_Toc8395"/>
       <w:bookmarkStart w:id="129" w:name="_Toc9914"/>
       <w:bookmarkStart w:id="130" w:name="_Toc24085_WPSOffice_Level1"/>
-      <w:bookmarkStart w:id="131" w:name="_Toc15840_WPSOffice_Level1"/>
-      <w:bookmarkStart w:id="132" w:name="_Toc9066"/>
+      <w:bookmarkStart w:id="131" w:name="_Toc9066"/>
+      <w:bookmarkStart w:id="132" w:name="_Toc15840_WPSOffice_Level1"/>
       <w:r>
         <w:rPr>
           <w:rFonts w:hint="eastAsia" w:ascii="Times New Roman" w:hAnsi="Times New Roman"/>
@@ -36792,8 +36367,8 @@
       <w:bookmarkStart w:id="135" w:name="_Toc1779"/>
       <w:bookmarkStart w:id="136" w:name="_Toc4979"/>
       <w:bookmarkStart w:id="137" w:name="_Toc11896_WPSOffice_Level1"/>
-      <w:bookmarkStart w:id="138" w:name="_Toc28810_WPSOffice_Level1"/>
-      <w:bookmarkStart w:id="139" w:name="_Toc11193_WPSOffice_Level1"/>
+      <w:bookmarkStart w:id="138" w:name="_Toc11193_WPSOffice_Level1"/>
+      <w:bookmarkStart w:id="139" w:name="_Toc28810_WPSOffice_Level1"/>
       <w:r>
         <w:br w:type="page"/>
       </w:r>
@@ -36887,6 +36462,12 @@
             <w:insideH w:val="single" w:color="A4A4A4" w:sz="4" w:space="0"/>
             <w:insideV w:val="single" w:color="A4A4A4" w:sz="4" w:space="0"/>
           </w:tblBorders>
+          <w:tblCellMar>
+            <w:top w:w="0" w:type="dxa"/>
+            <w:left w:w="113" w:type="dxa"/>
+            <w:bottom w:w="0" w:type="dxa"/>
+            <w:right w:w="113" w:type="dxa"/>
+          </w:tblCellMar>
         </w:tblPrEx>
         <w:trPr>
           <w:trHeight w:val="567" w:hRule="atLeast"/>
@@ -37513,16 +37094,16 @@
           <w:lang w:eastAsia="zh-CN"/>
         </w:rPr>
       </w:pPr>
-      <w:bookmarkStart w:id="141" w:name="_Toc28537"/>
-      <w:bookmarkStart w:id="142" w:name="_Toc16368_WPSOffice_Level1"/>
-      <w:bookmarkStart w:id="143" w:name="_Toc19099"/>
-      <w:bookmarkStart w:id="144" w:name="_Toc28910_WPSOffice_Level1"/>
-      <w:bookmarkStart w:id="145" w:name="_Toc29730"/>
-      <w:bookmarkStart w:id="146" w:name="_Toc7549"/>
-      <w:bookmarkStart w:id="147" w:name="_Toc6864"/>
-      <w:bookmarkStart w:id="148" w:name="_Toc159"/>
-      <w:bookmarkStart w:id="149" w:name="_Toc22484_WPSOffice_Level1"/>
-      <w:bookmarkStart w:id="150" w:name="_Toc8182"/>
+      <w:bookmarkStart w:id="141" w:name="_Toc159"/>
+      <w:bookmarkStart w:id="142" w:name="_Toc19099"/>
+      <w:bookmarkStart w:id="143" w:name="_Toc7549"/>
+      <w:bookmarkStart w:id="144" w:name="_Toc29730"/>
+      <w:bookmarkStart w:id="145" w:name="_Toc22484_WPSOffice_Level1"/>
+      <w:bookmarkStart w:id="146" w:name="_Toc28910_WPSOffice_Level1"/>
+      <w:bookmarkStart w:id="147" w:name="_Toc16368_WPSOffice_Level1"/>
+      <w:bookmarkStart w:id="148" w:name="_Toc8182"/>
+      <w:bookmarkStart w:id="149" w:name="_Toc6864"/>
+      <w:bookmarkStart w:id="150" w:name="_Toc28537"/>
       <w:r>
         <w:rPr>
           <w:rFonts w:hint="eastAsia" w:ascii="Times New Roman" w:hAnsi="Times New Roman"/>
@@ -37977,8 +37558,8 @@
         </w:rPr>
       </w:pPr>
       <w:bookmarkStart w:id="151" w:name="_Toc20170_WPSOffice_Level1"/>
-      <w:bookmarkStart w:id="152" w:name="_Toc28454_WPSOffice_Level1"/>
-      <w:bookmarkStart w:id="153" w:name="_Toc26985_WPSOffice_Level1"/>
+      <w:bookmarkStart w:id="152" w:name="_Toc26985_WPSOffice_Level1"/>
+      <w:bookmarkStart w:id="153" w:name="_Toc28454_WPSOffice_Level1"/>
       <w:r>
         <w:rPr>
           <w:lang w:eastAsia="zh-CN"/>
@@ -38005,21 +37586,23 @@
         </w:rPr>
       </w:pPr>
       <w:bookmarkStart w:id="154" w:name="_Toc15114"/>
-      <w:bookmarkStart w:id="155" w:name="_Toc7234"/>
-      <w:bookmarkStart w:id="156" w:name="_Toc3409"/>
+      <w:bookmarkStart w:id="155" w:name="_Toc3409"/>
+      <w:bookmarkStart w:id="156" w:name="_Toc7234"/>
       <w:bookmarkStart w:id="157" w:name="_Toc8911"/>
       <w:bookmarkStart w:id="158" w:name="_Toc107825570"/>
       <w:bookmarkStart w:id="159" w:name="_Toc27034"/>
       <w:bookmarkStart w:id="160" w:name="_Toc4503"/>
-      <w:bookmarkStart w:id="161" w:name="_Toc27809"/>
-      <w:bookmarkStart w:id="162" w:name="_Toc11901"/>
-      <w:bookmarkStart w:id="163" w:name="_Toc15630"/>
+      <w:bookmarkStart w:id="161" w:name="_Toc15630"/>
+      <w:bookmarkStart w:id="162" w:name="_Toc27809"/>
+      <w:bookmarkStart w:id="163" w:name="_Toc11901"/>
       <w:bookmarkStart w:id="164" w:name="_Toc14611_WPSOffice_Level1"/>
       <w:bookmarkStart w:id="165" w:name="_Toc13275"/>
       <w:bookmarkStart w:id="166" w:name="_Toc22162_WPSOffice_Level1"/>
-      <w:bookmarkStart w:id="167" w:name="_Toc17792_WPSOffice_Level2"/>
-      <w:bookmarkStart w:id="168" w:name="_Toc19584_WPSOffice_Level1"/>
-      <w:bookmarkStart w:id="169" w:name="_Toc22623"/>
+      <w:bookmarkStart w:id="167" w:name="_Toc19584_WPSOffice_Level1"/>
+      <w:bookmarkStart w:id="168" w:name="_Toc22623"/>
+      <w:bookmarkStart w:id="169" w:name="_Toc17792_WPSOffice_Level2"/>
+      <w:bookmarkStart w:id="171" w:name="_GoBack"/>
+      <w:bookmarkEnd w:id="171"/>
       <w:r>
         <w:rPr>
           <w:rFonts w:hint="eastAsia"/>
@@ -43397,7 +42980,7 @@
     </w:pPr>
     <w:rPr>
       <w:rFonts w:ascii="Times New Roman" w:hAnsi="Times New Roman" w:eastAsia="微软雅黑"/>
-      <w:color w:val="7F7F7F" w:themeColor="background1" w:themeShade="80"/>
+      <w:color w:val="808080" w:themeColor="background1" w:themeShade="80"/>
       <w:sz w:val="28"/>
       <w:szCs w:val="28"/>
     </w:rPr>
@@ -44243,7 +43826,6 @@
   <customSectProps>
     <customSectPr/>
     <customSectPr/>
-    <customSectPr/>
   </customSectProps>
   <customShpExts>
     <customShpInfo spid="_x0000_s1026" textRotate="1"/>

--- a/WebContent/docx/消化道肿瘤50基因检测报告-单样本-苏州九院.docx
+++ b/WebContent/docx/消化道肿瘤50基因检测报告-单样本-苏州九院.docx
@@ -209,6 +209,12 @@
             <w:insideH w:val="single" w:color="auto" w:sz="4" w:space="0"/>
             <w:insideV w:val="single" w:color="auto" w:sz="4" w:space="0"/>
           </w:tblBorders>
+          <w:tblCellMar>
+            <w:top w:w="0" w:type="dxa"/>
+            <w:left w:w="108" w:type="dxa"/>
+            <w:bottom w:w="0" w:type="dxa"/>
+            <w:right w:w="108" w:type="dxa"/>
+          </w:tblCellMar>
         </w:tblPrEx>
         <w:trPr>
           <w:trHeight w:val="667" w:hRule="atLeast"/>
@@ -3149,16 +3155,16 @@
           </w14:shadow>
         </w:rPr>
       </w:pPr>
-      <w:bookmarkStart w:id="0" w:name="_Toc30143_WPSOffice_Level1"/>
-      <w:bookmarkStart w:id="1" w:name="_Toc21669"/>
-      <w:bookmarkStart w:id="2" w:name="_Toc19944"/>
-      <w:bookmarkStart w:id="3" w:name="_Toc24397"/>
-      <w:bookmarkStart w:id="4" w:name="_Toc10446"/>
-      <w:bookmarkStart w:id="5" w:name="_Toc24178_WPSOffice_Level1"/>
-      <w:bookmarkStart w:id="6" w:name="_Toc27500"/>
+      <w:bookmarkStart w:id="0" w:name="_Toc24397"/>
+      <w:bookmarkStart w:id="1" w:name="_Toc21009_WPSOffice_Level1"/>
+      <w:bookmarkStart w:id="2" w:name="_Toc30143_WPSOffice_Level1"/>
+      <w:bookmarkStart w:id="3" w:name="_Toc19944"/>
+      <w:bookmarkStart w:id="4" w:name="_Toc32054"/>
+      <w:bookmarkStart w:id="5" w:name="_Toc21669"/>
+      <w:bookmarkStart w:id="6" w:name="_Toc10446"/>
       <w:bookmarkStart w:id="7" w:name="_Toc13806"/>
-      <w:bookmarkStart w:id="8" w:name="_Toc32054"/>
-      <w:bookmarkStart w:id="9" w:name="_Toc21009_WPSOffice_Level1"/>
+      <w:bookmarkStart w:id="8" w:name="_Toc24178_WPSOffice_Level1"/>
+      <w:bookmarkStart w:id="9" w:name="_Toc27500"/>
       <w:r>
         <w:rPr>
           <w:rFonts w:ascii="Times New Roman" w:hAnsi="Times New Roman"/>
@@ -4035,15 +4041,15 @@
           </w14:shadow>
         </w:rPr>
       </w:pPr>
-      <w:bookmarkStart w:id="10" w:name="_Toc10518"/>
-      <w:bookmarkStart w:id="11" w:name="_Toc18062_WPSOffice_Level1"/>
-      <w:bookmarkStart w:id="12" w:name="_Toc11465"/>
-      <w:bookmarkStart w:id="13" w:name="_Toc11015_WPSOffice_Level1"/>
-      <w:bookmarkStart w:id="14" w:name="_Toc17451"/>
-      <w:bookmarkStart w:id="15" w:name="_Toc19594"/>
-      <w:bookmarkStart w:id="16" w:name="_Toc6031"/>
+      <w:bookmarkStart w:id="10" w:name="_Toc11465"/>
+      <w:bookmarkStart w:id="11" w:name="_Toc6031"/>
+      <w:bookmarkStart w:id="12" w:name="_Toc10518"/>
+      <w:bookmarkStart w:id="13" w:name="_Toc18062_WPSOffice_Level1"/>
+      <w:bookmarkStart w:id="14" w:name="_Toc19594"/>
+      <w:bookmarkStart w:id="15" w:name="_Toc17451"/>
+      <w:bookmarkStart w:id="16" w:name="_Toc7021_WPSOffice_Level1"/>
       <w:bookmarkStart w:id="17" w:name="_Toc13931"/>
-      <w:bookmarkStart w:id="18" w:name="_Toc7021_WPSOffice_Level1"/>
+      <w:bookmarkStart w:id="18" w:name="_Toc11015_WPSOffice_Level1"/>
       <w:bookmarkStart w:id="19" w:name="_Toc3823"/>
       <w:r>
         <w:rPr>
@@ -4277,17 +4283,17 @@
         </w:rPr>
       </w:pPr>
       <w:bookmarkStart w:id="21" w:name="_Toc16576"/>
-      <w:bookmarkStart w:id="22" w:name="_Toc18058"/>
-      <w:bookmarkStart w:id="23" w:name="_Toc25920"/>
-      <w:bookmarkStart w:id="24" w:name="_Toc1410"/>
-      <w:bookmarkStart w:id="25" w:name="_Toc6221_WPSOffice_Level1"/>
+      <w:bookmarkStart w:id="22" w:name="_Toc6221_WPSOffice_Level1"/>
+      <w:bookmarkStart w:id="23" w:name="_Toc149826002"/>
+      <w:bookmarkStart w:id="24" w:name="_Toc18058"/>
+      <w:bookmarkStart w:id="25" w:name="_Toc29731"/>
       <w:bookmarkStart w:id="26" w:name="_Toc3871"/>
-      <w:bookmarkStart w:id="27" w:name="_Toc149832727"/>
-      <w:bookmarkStart w:id="28" w:name="_Toc29731"/>
-      <w:bookmarkStart w:id="29" w:name="_Toc23369_WPSOffice_Level1"/>
-      <w:bookmarkStart w:id="30" w:name="_Toc2563"/>
-      <w:bookmarkStart w:id="31" w:name="_Toc149826002"/>
-      <w:bookmarkStart w:id="32" w:name="_Toc4088"/>
+      <w:bookmarkStart w:id="27" w:name="_Toc4088"/>
+      <w:bookmarkStart w:id="28" w:name="_Toc2563"/>
+      <w:bookmarkStart w:id="29" w:name="_Toc25920"/>
+      <w:bookmarkStart w:id="30" w:name="_Toc23369_WPSOffice_Level1"/>
+      <w:bookmarkStart w:id="31" w:name="_Toc1410"/>
+      <w:bookmarkStart w:id="32" w:name="_Toc149832727"/>
       <w:r>
         <w:rPr>
           <w:rStyle w:val="45"/>
@@ -5257,6 +5263,12 @@
             <w:insideH w:val="single" w:color="A4A4A4" w:sz="4" w:space="0"/>
             <w:insideV w:val="single" w:color="A4A4A4" w:sz="4" w:space="0"/>
           </w:tblBorders>
+          <w:tblCellMar>
+            <w:top w:w="0" w:type="dxa"/>
+            <w:left w:w="0" w:type="dxa"/>
+            <w:bottom w:w="0" w:type="dxa"/>
+            <w:right w:w="0" w:type="dxa"/>
+          </w:tblCellMar>
         </w:tblPrEx>
         <w:trPr>
           <w:trHeight w:val="397" w:hRule="atLeast"/>
@@ -5696,23 +5708,23 @@
     <w:p>
       <w:pPr>
         <w:rPr>
-          <w:rFonts w:hint="default" w:ascii="Times New Roman" w:hAnsi="Times New Roman" w:eastAsia="微软雅黑" w:cs="Times New Roman"/>
+          <w:rFonts w:ascii="Times New Roman" w:hAnsi="Times New Roman" w:eastAsia="微软雅黑" w:cs="Times New Roman"/>
           <w:sz w:val="24"/>
           <w:szCs w:val="24"/>
-          <w:lang w:val="en-US" w:eastAsia="zh-CN"/>
+          <w:lang w:eastAsia="zh-CN"/>
         </w:rPr>
       </w:pPr>
       <w:bookmarkStart w:id="34" w:name="_Toc24836"/>
       <w:bookmarkStart w:id="35" w:name="_Toc31425"/>
       <w:bookmarkStart w:id="36" w:name="_Toc149832729"/>
-      <w:bookmarkStart w:id="37" w:name="_Toc2781"/>
-      <w:bookmarkStart w:id="38" w:name="_Toc19898_WPSOffice_Level1"/>
-      <w:bookmarkStart w:id="39" w:name="_Toc284"/>
-      <w:bookmarkStart w:id="40" w:name="_Toc20136_WPSOffice_Level1"/>
-      <w:bookmarkStart w:id="41" w:name="_Toc14062"/>
-      <w:bookmarkStart w:id="42" w:name="_Toc22132"/>
-      <w:bookmarkStart w:id="43" w:name="_Toc19184"/>
-      <w:bookmarkStart w:id="44" w:name="_Toc12381"/>
+      <w:bookmarkStart w:id="37" w:name="_Toc22132"/>
+      <w:bookmarkStart w:id="38" w:name="_Toc12381"/>
+      <w:bookmarkStart w:id="39" w:name="_Toc19184"/>
+      <w:bookmarkStart w:id="40" w:name="_Toc19898_WPSOffice_Level1"/>
+      <w:bookmarkStart w:id="41" w:name="_Toc2781"/>
+      <w:bookmarkStart w:id="42" w:name="_Toc20136_WPSOffice_Level1"/>
+      <w:bookmarkStart w:id="43" w:name="_Toc284"/>
+      <w:bookmarkStart w:id="44" w:name="_Toc14062"/>
       <w:r>
         <w:rPr>
           <w:rFonts w:hint="eastAsia" w:ascii="Times New Roman" w:hAnsi="Times New Roman" w:eastAsia="微软雅黑" w:cs="Times New Roman"/>
@@ -5852,24 +5864,21 @@
               </w:rPr>
             </w:pPr>
             <w:r>
-              <w:rPr>
-                <w:sz w:val="22"/>
-              </w:rPr>
               <mc:AlternateContent>
                 <mc:Choice Requires="wpg">
                   <w:drawing>
                     <wp:anchor distT="0" distB="0" distL="114300" distR="114300" simplePos="0" relativeHeight="251660288" behindDoc="0" locked="0" layoutInCell="1" allowOverlap="1">
                       <wp:simplePos x="0" y="0"/>
                       <wp:positionH relativeFrom="column">
-                        <wp:posOffset>0</wp:posOffset>
+                        <wp:posOffset>31115</wp:posOffset>
                       </wp:positionH>
                       <wp:positionV relativeFrom="paragraph">
-                        <wp:posOffset>-460375</wp:posOffset>
+                        <wp:posOffset>-547370</wp:posOffset>
                       </wp:positionV>
-                      <wp:extent cx="3080385" cy="1442720"/>
-                      <wp:effectExtent l="0" t="0" r="13335" b="5080"/>
+                      <wp:extent cx="3160395" cy="1441450"/>
+                      <wp:effectExtent l="0" t="0" r="9525" b="6350"/>
                       <wp:wrapNone/>
-                      <wp:docPr id="34" name="组合 34"/>
+                      <wp:docPr id="52" name="组合 52"/>
                       <wp:cNvGraphicFramePr/>
                       <a:graphic xmlns:a="http://schemas.openxmlformats.org/drawingml/2006/main">
                         <a:graphicData uri="http://schemas.microsoft.com/office/word/2010/wordprocessingGroup">
@@ -5878,25 +5887,25 @@
                             <wpg:grpSpPr>
                               <a:xfrm>
                                 <a:off x="0" y="0"/>
-                                <a:ext cx="3080385" cy="1442720"/>
-                                <a:chOff x="17956" y="37747"/>
-                                <a:chExt cx="4851" cy="2272"/>
+                                <a:ext cx="3160395" cy="1441450"/>
+                                <a:chOff x="10964" y="3809"/>
+                                <a:chExt cx="4977" cy="2270"/>
                               </a:xfrm>
                             </wpg:grpSpPr>
                             <wpg:grpSp>
-                              <wpg:cNvPr id="35" name="组合 16"/>
+                              <wpg:cNvPr id="53" name="组合 6"/>
                               <wpg:cNvGrpSpPr/>
                               <wpg:grpSpPr>
                                 <a:xfrm>
-                                  <a:off x="17956" y="38313"/>
-                                  <a:ext cx="4049" cy="646"/>
-                                  <a:chOff x="17956" y="38313"/>
-                                  <a:chExt cx="4049" cy="646"/>
+                                  <a:off x="10964" y="4438"/>
+                                  <a:ext cx="4577" cy="734"/>
+                                  <a:chOff x="10964" y="4438"/>
+                                  <a:chExt cx="4577" cy="734"/>
                                 </a:xfrm>
                               </wpg:grpSpPr>
                               <pic:pic xmlns:pic="http://schemas.openxmlformats.org/drawingml/2006/picture">
                                 <pic:nvPicPr>
-                                  <pic:cNvPr id="12" name="图片 29" descr="IMG_256"/>
+                                  <pic:cNvPr id="1" name="图片 30" descr="微信图片_20220215110121"/>
                                   <pic:cNvPicPr>
                                     <a:picLocks noChangeAspect="1"/>
                                   </pic:cNvPicPr>
@@ -5905,17 +5914,18 @@
                                   <a:blip r:embed="rId8">
                                     <a:clrChange>
                                       <a:clrFrom>
-                                        <a:srgbClr val="FFFFFF">
+                                        <a:srgbClr val="A09D98">
                                           <a:alpha val="100000"/>
                                         </a:srgbClr>
                                       </a:clrFrom>
                                       <a:clrTo>
-                                        <a:srgbClr val="FFFFFF">
+                                        <a:srgbClr val="A09D98">
                                           <a:alpha val="100000"/>
                                           <a:alpha val="0"/>
                                         </a:srgbClr>
                                       </a:clrTo>
                                     </a:clrChange>
+                                    <a:biLevel thresh="50000"/>
                                   </a:blip>
                                   <a:stretch>
                                     <a:fillRect/>
@@ -5923,46 +5933,57 @@
                                 </pic:blipFill>
                                 <pic:spPr>
                                   <a:xfrm>
-                                    <a:off x="21031" y="38313"/>
-                                    <a:ext cx="975" cy="570"/>
-                                  </a:xfrm>
-                                  <a:prstGeom prst="rect">
-                                    <a:avLst/>
-                                  </a:prstGeom>
-                                  <a:noFill/>
-                                  <a:ln w="9525">
-                                    <a:noFill/>
-                                  </a:ln>
-                                </pic:spPr>
-                              </pic:pic>
-                              <pic:pic xmlns:pic="http://schemas.openxmlformats.org/drawingml/2006/picture">
-                                <pic:nvPicPr>
-                                  <pic:cNvPr id="15" name="图片 15" descr="c9514d16fd70679bf0495aeebb03c72d_compress"/>
-                                  <pic:cNvPicPr>
-                                    <a:picLocks noChangeAspect="1"/>
-                                  </pic:cNvPicPr>
-                                </pic:nvPicPr>
-                                <pic:blipFill>
-                                  <a:blip r:embed="rId9"/>
-                                  <a:srcRect l="21003" t="56913" r="27176" b="26386"/>
-                                  <a:stretch>
-                                    <a:fillRect/>
-                                  </a:stretch>
-                                </pic:blipFill>
-                                <pic:spPr>
-                                  <a:xfrm>
-                                    <a:off x="17956" y="38485"/>
-                                    <a:ext cx="1550" cy="475"/>
+                                    <a:off x="10964" y="4458"/>
+                                    <a:ext cx="1234" cy="715"/>
                                   </a:xfrm>
                                   <a:prstGeom prst="rect">
                                     <a:avLst/>
                                   </a:prstGeom>
                                 </pic:spPr>
                               </pic:pic>
+                              <pic:pic xmlns:pic="http://schemas.openxmlformats.org/drawingml/2006/picture">
+                                <pic:nvPicPr>
+                                  <pic:cNvPr id="2" name="图片 34" descr="晓敏"/>
+                                  <pic:cNvPicPr>
+                                    <a:picLocks noChangeAspect="1"/>
+                                  </pic:cNvPicPr>
+                                </pic:nvPicPr>
+                                <pic:blipFill>
+                                  <a:blip r:embed="rId9">
+                                    <a:clrChange>
+                                      <a:clrFrom>
+                                        <a:srgbClr val="949FA1"/>
+                                      </a:clrFrom>
+                                      <a:clrTo>
+                                        <a:srgbClr val="949FA1">
+                                          <a:alpha val="0"/>
+                                        </a:srgbClr>
+                                      </a:clrTo>
+                                    </a:clrChange>
+                                  </a:blip>
+                                  <a:srcRect l="34062" t="26445" r="34097" b="9325"/>
+                                  <a:stretch>
+                                    <a:fillRect/>
+                                  </a:stretch>
+                                </pic:blipFill>
+                                <pic:spPr>
+                                  <a:xfrm rot="16200000">
+                                    <a:off x="14524" y="3981"/>
+                                    <a:ext cx="560" cy="1475"/>
+                                  </a:xfrm>
+                                  <a:prstGeom prst="rect">
+                                    <a:avLst/>
+                                  </a:prstGeom>
+                                  <a:noFill/>
+                                  <a:ln>
+                                    <a:noFill/>
+                                  </a:ln>
+                                </pic:spPr>
+                              </pic:pic>
                             </wpg:grpSp>
                             <pic:pic xmlns:pic="http://schemas.openxmlformats.org/drawingml/2006/picture">
                               <pic:nvPicPr>
-                                <pic:cNvPr id="18" name="图片 25"/>
+                                <pic:cNvPr id="3" name="图片 8"/>
                                 <pic:cNvPicPr>
                                   <a:picLocks noChangeAspect="1" noChangeArrowheads="1"/>
                                 </pic:cNvPicPr>
@@ -5982,8 +6003,8 @@
                               </pic:blipFill>
                               <pic:spPr>
                                 <a:xfrm>
-                                  <a:off x="20535" y="37747"/>
-                                  <a:ext cx="2273" cy="2273"/>
+                                  <a:off x="13671" y="3809"/>
+                                  <a:ext cx="2271" cy="2271"/>
                                 </a:xfrm>
                                 <a:prstGeom prst="rect">
                                   <a:avLst/>
@@ -6002,24 +6023,24 @@
                 </mc:Choice>
                 <mc:Fallback>
                   <w:pict>
-                    <v:group id="_x0000_s1026" o:spid="_x0000_s1026" o:spt="203" style="position:absolute;left:0pt;margin-left:0pt;margin-top:-36.25pt;height:113.6pt;width:242.55pt;z-index:251660288;mso-width-relative:page;mso-height-relative:page;" coordorigin="17956,37747" coordsize="4851,2272" o:gfxdata="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">
+                    <v:group id="_x0000_s1026" o:spid="_x0000_s1026" o:spt="203" style="position:absolute;left:0pt;margin-left:2.45pt;margin-top:-43.1pt;height:113.5pt;width:248.85pt;z-index:251660288;mso-width-relative:page;mso-height-relative:page;" coordorigin="10964,3809" coordsize="4977,2270" o:gfxdata="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">
                       <o:lock v:ext="edit" aspectratio="f"/>
-                      <v:group id="组合 16" o:spid="_x0000_s1026" o:spt="203" style="position:absolute;left:17956;top:38313;height:646;width:4049;" coordorigin="17956,38313" coordsize="4049,646" o:gfxdata="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">
+                      <v:group id="组合 6" o:spid="_x0000_s1026" o:spt="203" style="position:absolute;left:10964;top:4438;height:734;width:4577;" coordorigin="10964,4438" coordsize="4577,734" o:gfxdata="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">
                         <o:lock v:ext="edit" aspectratio="f"/>
-                        <v:shape id="图片 29" o:spid="_x0000_s1026" o:spt="75" alt="IMG_256" type="#_x0000_t75" style="position:absolute;left:21031;top:38313;height:570;width:975;" filled="f" o:preferrelative="t" stroked="f" coordsize="21600,21600" o:gfxdata="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">
+                        <v:shape id="图片 30" o:spid="_x0000_s1026" o:spt="75" alt="微信图片_20220215110121" type="#_x0000_t75" style="position:absolute;left:10964;top:4458;height:715;width:1234;" filled="f" o:preferrelative="t" stroked="f" coordsize="21600,21600" o:gfxdata="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">
                           <v:fill on="f" focussize="0,0"/>
                           <v:stroke on="f"/>
-                          <v:imagedata r:id="rId8" chromakey="#FFFFFF" o:title=""/>
+                          <v:imagedata r:id="rId8" grayscale="t" bilevel="t" chromakey="#A09D98" o:title=""/>
                           <o:lock v:ext="edit" aspectratio="t"/>
                         </v:shape>
-                        <v:shape id="_x0000_s1026" o:spid="_x0000_s1026" o:spt="75" alt="c9514d16fd70679bf0495aeebb03c72d_compress" type="#_x0000_t75" style="position:absolute;left:17956;top:38485;height:475;width:1550;" filled="f" o:preferrelative="t" stroked="f" coordsize="21600,21600" o:gfxdata="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">
+                        <v:shape id="图片 34" o:spid="_x0000_s1026" o:spt="75" alt="晓敏" type="#_x0000_t75" style="position:absolute;left:14524;top:3981;height:1475;width:560;rotation:-5898240f;" filled="f" o:preferrelative="t" stroked="f" coordsize="21600,21600" o:gfxdata="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">
                           <v:fill on="f" focussize="0,0"/>
                           <v:stroke on="f"/>
-                          <v:imagedata r:id="rId9" cropleft="13765f" croptop="37299f" cropright="17810f" cropbottom="17292f" o:title=""/>
+                          <v:imagedata r:id="rId9" cropleft="22323f" croptop="17331f" cropright="22346f" cropbottom="6111f" chromakey="#949FA1" o:title=""/>
                           <o:lock v:ext="edit" aspectratio="t"/>
                         </v:shape>
                       </v:group>
-                      <v:shape id="图片 25" o:spid="_x0000_s1026" o:spt="75" type="#_x0000_t75" style="position:absolute;left:20535;top:37747;height:2273;width:2273;" filled="f" o:preferrelative="t" stroked="f" coordsize="21600,21600" o:gfxdata="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">
+                      <v:shape id="图片 8" o:spid="_x0000_s1026" o:spt="75" type="#_x0000_t75" style="position:absolute;left:13671;top:3809;height:2271;width:2271;" filled="f" o:preferrelative="t" stroked="f" coordsize="21600,21600" o:gfxdata="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">
                         <v:fill on="f" focussize="0,0"/>
                         <v:stroke on="f"/>
                         <v:imagedata r:id="rId10" o:title=""/>
@@ -6092,6 +6113,14 @@
         </w:tc>
       </w:tr>
       <w:tr>
+        <w:tblPrEx>
+          <w:tblCellMar>
+            <w:top w:w="0" w:type="dxa"/>
+            <w:left w:w="0" w:type="dxa"/>
+            <w:bottom w:w="0" w:type="dxa"/>
+            <w:right w:w="0" w:type="dxa"/>
+          </w:tblCellMar>
+        </w:tblPrEx>
         <w:trPr>
           <w:trHeight w:val="457" w:hRule="exact"/>
           <w:jc w:val="right"/>
@@ -6308,9 +6337,8 @@
     <w:p>
       <w:pPr>
         <w:rPr>
-          <w:rFonts w:hint="default"/>
           <w:sz w:val="24"/>
-          <w:lang w:val="en-US" w:eastAsia="zh-CN"/>
+          <w:lang w:eastAsia="zh-CN"/>
         </w:rPr>
       </w:pPr>
     </w:p>
@@ -6401,24 +6429,21 @@
               </w:rPr>
             </w:pPr>
             <w:r>
-              <w:rPr>
-                <w:sz w:val="22"/>
-              </w:rPr>
               <mc:AlternateContent>
                 <mc:Choice Requires="wpg">
                   <w:drawing>
                     <wp:anchor distT="0" distB="0" distL="114300" distR="114300" simplePos="0" relativeHeight="251661312" behindDoc="0" locked="0" layoutInCell="1" allowOverlap="1">
                       <wp:simplePos x="0" y="0"/>
                       <wp:positionH relativeFrom="column">
-                        <wp:posOffset>0</wp:posOffset>
+                        <wp:posOffset>-8255</wp:posOffset>
                       </wp:positionH>
                       <wp:positionV relativeFrom="paragraph">
-                        <wp:posOffset>-490855</wp:posOffset>
+                        <wp:posOffset>-472440</wp:posOffset>
                       </wp:positionV>
-                      <wp:extent cx="3135630" cy="1442720"/>
-                      <wp:effectExtent l="0" t="0" r="3810" b="5080"/>
+                      <wp:extent cx="3210560" cy="1443355"/>
+                      <wp:effectExtent l="0" t="0" r="5080" b="4445"/>
                       <wp:wrapNone/>
-                      <wp:docPr id="36" name="组合 36"/>
+                      <wp:docPr id="55" name="组合 55"/>
                       <wp:cNvGraphicFramePr/>
                       <a:graphic xmlns:a="http://schemas.openxmlformats.org/drawingml/2006/main">
                         <a:graphicData uri="http://schemas.microsoft.com/office/word/2010/wordprocessingGroup">
@@ -6427,49 +6452,64 @@
                             <wpg:grpSpPr>
                               <a:xfrm>
                                 <a:off x="0" y="0"/>
-                                <a:ext cx="3135630" cy="1442720"/>
-                                <a:chOff x="17956" y="39496"/>
-                                <a:chExt cx="4938" cy="2272"/>
+                                <a:ext cx="3210560" cy="1443355"/>
+                                <a:chOff x="7101" y="5724"/>
+                                <a:chExt cx="5056" cy="2273"/>
                               </a:xfrm>
                             </wpg:grpSpPr>
                             <wpg:grpSp>
-                              <wpg:cNvPr id="37" name="组合 30"/>
+                              <wpg:cNvPr id="56" name="组合 1"/>
                               <wpg:cNvGrpSpPr/>
                               <wpg:grpSpPr>
                                 <a:xfrm>
-                                  <a:off x="17956" y="40098"/>
-                                  <a:ext cx="4213" cy="570"/>
-                                  <a:chOff x="17956" y="40098"/>
-                                  <a:chExt cx="4213" cy="570"/>
+                                  <a:off x="7101" y="6197"/>
+                                  <a:ext cx="4377" cy="714"/>
+                                  <a:chOff x="7101" y="6197"/>
+                                  <a:chExt cx="4377" cy="714"/>
                                 </a:xfrm>
                               </wpg:grpSpPr>
                               <pic:pic xmlns:pic="http://schemas.openxmlformats.org/drawingml/2006/picture">
                                 <pic:nvPicPr>
-                                  <pic:cNvPr id="1" name="图片 1" descr="24f613a0-66be-430b-9e80-270d3393fac5"/>
+                                  <pic:cNvPr id="59" name="图片 34" descr="晓敏"/>
                                   <pic:cNvPicPr>
                                     <a:picLocks noChangeAspect="1"/>
                                   </pic:cNvPicPr>
                                 </pic:nvPicPr>
                                 <pic:blipFill>
-                                  <a:blip r:embed="rId11"/>
-                                  <a:srcRect l="43292" t="26660" r="21693" b="24394"/>
+                                  <a:blip r:embed="rId9">
+                                    <a:clrChange>
+                                      <a:clrFrom>
+                                        <a:srgbClr val="949FA1"/>
+                                      </a:clrFrom>
+                                      <a:clrTo>
+                                        <a:srgbClr val="949FA1">
+                                          <a:alpha val="0"/>
+                                        </a:srgbClr>
+                                      </a:clrTo>
+                                    </a:clrChange>
+                                  </a:blip>
+                                  <a:srcRect l="34062" t="26445" r="34097" b="9325"/>
                                   <a:stretch>
                                     <a:fillRect/>
                                   </a:stretch>
                                 </pic:blipFill>
                                 <pic:spPr>
                                   <a:xfrm rot="16200000">
-                                    <a:off x="18366" y="39740"/>
-                                    <a:ext cx="506" cy="1327"/>
+                                    <a:off x="7558" y="5850"/>
+                                    <a:ext cx="560" cy="1475"/>
                                   </a:xfrm>
                                   <a:prstGeom prst="rect">
                                     <a:avLst/>
                                   </a:prstGeom>
+                                  <a:noFill/>
+                                  <a:ln>
+                                    <a:noFill/>
+                                  </a:ln>
                                 </pic:spPr>
                               </pic:pic>
                               <pic:pic xmlns:pic="http://schemas.openxmlformats.org/drawingml/2006/picture">
                                 <pic:nvPicPr>
-                                  <pic:cNvPr id="29" name="图片 29" descr="IMG_256"/>
+                                  <pic:cNvPr id="45" name="图片 45" descr="微信图片_20220215110121"/>
                                   <pic:cNvPicPr>
                                     <a:picLocks noChangeAspect="1"/>
                                   </pic:cNvPicPr>
@@ -6478,17 +6518,18 @@
                                   <a:blip r:embed="rId8">
                                     <a:clrChange>
                                       <a:clrFrom>
-                                        <a:srgbClr val="FFFFFF">
+                                        <a:srgbClr val="A09D98">
                                           <a:alpha val="100000"/>
                                         </a:srgbClr>
                                       </a:clrFrom>
                                       <a:clrTo>
-                                        <a:srgbClr val="FFFFFF">
+                                        <a:srgbClr val="A09D98">
                                           <a:alpha val="100000"/>
                                           <a:alpha val="0"/>
                                         </a:srgbClr>
                                       </a:clrTo>
                                     </a:clrChange>
+                                    <a:biLevel thresh="50000"/>
                                   </a:blip>
                                   <a:stretch>
                                     <a:fillRect/>
@@ -6496,22 +6537,18 @@
                                 </pic:blipFill>
                                 <pic:spPr>
                                   <a:xfrm>
-                                    <a:off x="21195" y="40098"/>
-                                    <a:ext cx="975" cy="570"/>
+                                    <a:off x="10244" y="6197"/>
+                                    <a:ext cx="1234" cy="715"/>
                                   </a:xfrm>
                                   <a:prstGeom prst="rect">
                                     <a:avLst/>
                                   </a:prstGeom>
-                                  <a:noFill/>
-                                  <a:ln w="9525">
-                                    <a:noFill/>
-                                  </a:ln>
                                 </pic:spPr>
                               </pic:pic>
                             </wpg:grpSp>
                             <pic:pic xmlns:pic="http://schemas.openxmlformats.org/drawingml/2006/picture">
                               <pic:nvPicPr>
-                                <pic:cNvPr id="31" name="图片 25"/>
+                                <pic:cNvPr id="5" name="图片 4"/>
                                 <pic:cNvPicPr>
                                   <a:picLocks noChangeAspect="1" noChangeArrowheads="1"/>
                                 </pic:cNvPicPr>
@@ -6531,7 +6568,7 @@
                               </pic:blipFill>
                               <pic:spPr>
                                 <a:xfrm>
-                                  <a:off x="20622" y="39496"/>
+                                  <a:off x="9884" y="5724"/>
                                   <a:ext cx="2273" cy="2273"/>
                                 </a:xfrm>
                                 <a:prstGeom prst="rect">
@@ -6551,24 +6588,24 @@
                 </mc:Choice>
                 <mc:Fallback>
                   <w:pict>
-                    <v:group id="_x0000_s1026" o:spid="_x0000_s1026" o:spt="203" style="position:absolute;left:0pt;margin-left:0pt;margin-top:-38.65pt;height:113.6pt;width:246.9pt;z-index:251661312;mso-width-relative:page;mso-height-relative:page;" coordorigin="17956,39496" coordsize="4938,2272" o:gfxdata="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">
+                    <v:group id="_x0000_s1026" o:spid="_x0000_s1026" o:spt="203" style="position:absolute;left:0pt;margin-left:-0.65pt;margin-top:-37.2pt;height:113.65pt;width:252.8pt;z-index:251661312;mso-width-relative:page;mso-height-relative:page;" coordorigin="7101,5724" coordsize="5056,2273" o:gfxdata="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">
                       <o:lock v:ext="edit" aspectratio="f"/>
-                      <v:group id="组合 30" o:spid="_x0000_s1026" o:spt="203" style="position:absolute;left:17956;top:40098;height:570;width:4213;" coordorigin="17956,40098" coordsize="4213,570" o:gfxdata="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">
+                      <v:group id="组合 1" o:spid="_x0000_s1026" o:spt="203" style="position:absolute;left:7101;top:6197;height:714;width:4377;" coordorigin="7101,6197" coordsize="4377,714" o:gfxdata="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">
                         <o:lock v:ext="edit" aspectratio="f"/>
-                        <v:shape id="_x0000_s1026" o:spid="_x0000_s1026" o:spt="75" alt="24f613a0-66be-430b-9e80-270d3393fac5" type="#_x0000_t75" style="position:absolute;left:18366;top:39740;height:1327;width:506;rotation:-5898240f;" filled="f" o:preferrelative="t" stroked="f" coordsize="21600,21600" o:gfxdata="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">
+                        <v:shape id="图片 34" o:spid="_x0000_s1026" o:spt="75" alt="晓敏" type="#_x0000_t75" style="position:absolute;left:7558;top:5850;height:1475;width:560;rotation:-5898240f;" filled="f" o:preferrelative="t" stroked="f" coordsize="21600,21600" o:gfxdata="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">
                           <v:fill on="f" focussize="0,0"/>
                           <v:stroke on="f"/>
-                          <v:imagedata r:id="rId11" cropleft="28372f" croptop="17472f" cropright="14217f" cropbottom="15987f" o:title=""/>
+                          <v:imagedata r:id="rId9" cropleft="22323f" croptop="17331f" cropright="22346f" cropbottom="6111f" chromakey="#949FA1" o:title=""/>
                           <o:lock v:ext="edit" aspectratio="t"/>
                         </v:shape>
-                        <v:shape id="_x0000_s1026" o:spid="_x0000_s1026" o:spt="75" alt="IMG_256" type="#_x0000_t75" style="position:absolute;left:21195;top:40098;height:570;width:975;" filled="f" o:preferrelative="t" stroked="f" coordsize="21600,21600" o:gfxdata="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">
+                        <v:shape id="_x0000_s1026" o:spid="_x0000_s1026" o:spt="75" alt="微信图片_20220215110121" type="#_x0000_t75" style="position:absolute;left:10244;top:6197;height:715;width:1234;" filled="f" o:preferrelative="t" stroked="f" coordsize="21600,21600" o:gfxdata="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">
                           <v:fill on="f" focussize="0,0"/>
                           <v:stroke on="f"/>
-                          <v:imagedata r:id="rId8" chromakey="#FFFFFF" o:title=""/>
+                          <v:imagedata r:id="rId8" grayscale="t" bilevel="t" chromakey="#A09D98" o:title=""/>
                           <o:lock v:ext="edit" aspectratio="t"/>
                         </v:shape>
                       </v:group>
-                      <v:shape id="图片 25" o:spid="_x0000_s1026" o:spt="75" type="#_x0000_t75" style="position:absolute;left:20622;top:39496;height:2273;width:2273;" filled="f" o:preferrelative="t" stroked="f" coordsize="21600,21600" o:gfxdata="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">
+                      <v:shape id="图片 4" o:spid="_x0000_s1026" o:spt="75" type="#_x0000_t75" style="position:absolute;left:9884;top:5724;height:2273;width:2273;" filled="f" o:preferrelative="t" stroked="f" coordsize="21600,21600" o:gfxdata="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">
                         <v:fill on="f" focussize="0,0"/>
                         <v:stroke on="f"/>
                         <v:imagedata r:id="rId10" o:title=""/>
@@ -6959,24 +6996,21 @@
               </w:rPr>
             </w:pPr>
             <w:r>
-              <w:rPr>
-                <w:sz w:val="24"/>
-              </w:rPr>
               <mc:AlternateContent>
                 <mc:Choice Requires="wpg">
                   <w:drawing>
                     <wp:anchor distT="0" distB="0" distL="114300" distR="114300" simplePos="0" relativeHeight="251662336" behindDoc="0" locked="0" layoutInCell="1" allowOverlap="1">
                       <wp:simplePos x="0" y="0"/>
                       <wp:positionH relativeFrom="column">
-                        <wp:posOffset>-59690</wp:posOffset>
+                        <wp:posOffset>-17780</wp:posOffset>
                       </wp:positionH>
                       <wp:positionV relativeFrom="paragraph">
-                        <wp:posOffset>-527685</wp:posOffset>
+                        <wp:posOffset>-485775</wp:posOffset>
                       </wp:positionV>
-                      <wp:extent cx="3114040" cy="1442720"/>
-                      <wp:effectExtent l="0" t="0" r="10160" b="5080"/>
+                      <wp:extent cx="3196590" cy="1442720"/>
+                      <wp:effectExtent l="0" t="0" r="3810" b="5080"/>
                       <wp:wrapNone/>
-                      <wp:docPr id="38" name="组合 38"/>
+                      <wp:docPr id="66" name="组合 66"/>
                       <wp:cNvGraphicFramePr/>
                       <a:graphic xmlns:a="http://schemas.openxmlformats.org/drawingml/2006/main">
                         <a:graphicData uri="http://schemas.microsoft.com/office/word/2010/wordprocessingGroup">
@@ -6985,14 +7019,91 @@
                             <wpg:grpSpPr>
                               <a:xfrm>
                                 <a:off x="0" y="0"/>
-                                <a:ext cx="3114040" cy="1442720"/>
-                                <a:chOff x="17862" y="41199"/>
-                                <a:chExt cx="4904" cy="2272"/>
+                                <a:ext cx="3196590" cy="1442720"/>
+                                <a:chOff x="19087" y="960"/>
+                                <a:chExt cx="5034" cy="2272"/>
                               </a:xfrm>
                             </wpg:grpSpPr>
+                            <wpg:grpSp>
+                              <wpg:cNvPr id="67" name="组合 15"/>
+                              <wpg:cNvGrpSpPr/>
+                              <wpg:grpSpPr>
+                                <a:xfrm>
+                                  <a:off x="19087" y="1459"/>
+                                  <a:ext cx="4523" cy="714"/>
+                                  <a:chOff x="12357" y="7666"/>
+                                  <a:chExt cx="4523" cy="714"/>
+                                </a:xfrm>
+                              </wpg:grpSpPr>
+                              <pic:pic xmlns:pic="http://schemas.openxmlformats.org/drawingml/2006/picture">
+                                <pic:nvPicPr>
+                                  <pic:cNvPr id="22" name="图片 59" descr="图片1"/>
+                                  <pic:cNvPicPr>
+                                    <a:picLocks noChangeAspect="1"/>
+                                  </pic:cNvPicPr>
+                                </pic:nvPicPr>
+                                <pic:blipFill>
+                                  <a:blip r:embed="rId11">
+                                    <a:biLevel thresh="50000"/>
+                                  </a:blip>
+                                  <a:srcRect l="7865" t="11797" r="5322" b="19074"/>
+                                  <a:stretch>
+                                    <a:fillRect/>
+                                  </a:stretch>
+                                </pic:blipFill>
+                                <pic:spPr>
+                                  <a:xfrm>
+                                    <a:off x="12357" y="7738"/>
+                                    <a:ext cx="1468" cy="627"/>
+                                  </a:xfrm>
+                                  <a:prstGeom prst="rect">
+                                    <a:avLst/>
+                                  </a:prstGeom>
+                                  <a:noFill/>
+                                </pic:spPr>
+                              </pic:pic>
+                              <pic:pic xmlns:pic="http://schemas.openxmlformats.org/drawingml/2006/picture">
+                                <pic:nvPicPr>
+                                  <pic:cNvPr id="6" name="图片 14" descr="微信图片_20220215110121"/>
+                                  <pic:cNvPicPr>
+                                    <a:picLocks noChangeAspect="1"/>
+                                  </pic:cNvPicPr>
+                                </pic:nvPicPr>
+                                <pic:blipFill>
+                                  <a:blip r:embed="rId8">
+                                    <a:clrChange>
+                                      <a:clrFrom>
+                                        <a:srgbClr val="A09D98">
+                                          <a:alpha val="100000"/>
+                                        </a:srgbClr>
+                                      </a:clrFrom>
+                                      <a:clrTo>
+                                        <a:srgbClr val="A09D98">
+                                          <a:alpha val="100000"/>
+                                          <a:alpha val="0"/>
+                                        </a:srgbClr>
+                                      </a:clrTo>
+                                    </a:clrChange>
+                                    <a:biLevel thresh="50000"/>
+                                  </a:blip>
+                                  <a:stretch>
+                                    <a:fillRect/>
+                                  </a:stretch>
+                                </pic:blipFill>
+                                <pic:spPr>
+                                  <a:xfrm>
+                                    <a:off x="15646" y="7666"/>
+                                    <a:ext cx="1234" cy="715"/>
+                                  </a:xfrm>
+                                  <a:prstGeom prst="rect">
+                                    <a:avLst/>
+                                  </a:prstGeom>
+                                </pic:spPr>
+                              </pic:pic>
+                            </wpg:grpSp>
                             <pic:pic xmlns:pic="http://schemas.openxmlformats.org/drawingml/2006/picture">
                               <pic:nvPicPr>
-                                <pic:cNvPr id="6" name="图片 23"/>
+                                <pic:cNvPr id="24" name="图片 23"/>
                                 <pic:cNvPicPr>
                                   <a:picLocks noChangeAspect="1" noChangeArrowheads="1"/>
                                 </pic:cNvPicPr>
@@ -7012,7 +7123,7 @@
                               </pic:blipFill>
                               <pic:spPr>
                                 <a:xfrm>
-                                  <a:off x="20494" y="41199"/>
+                                  <a:off x="21849" y="960"/>
                                   <a:ext cx="2273" cy="2273"/>
                                 </a:xfrm>
                                 <a:prstGeom prst="rect">
@@ -7024,86 +7135,6 @@
                                 </a:ln>
                               </pic:spPr>
                             </pic:pic>
-                            <wpg:grpSp>
-                              <wpg:cNvPr id="39" name="组合 23"/>
-                              <wpg:cNvGrpSpPr/>
-                              <wpg:grpSpPr>
-                                <a:xfrm>
-                                  <a:off x="17862" y="41843"/>
-                                  <a:ext cx="4208" cy="652"/>
-                                  <a:chOff x="17862" y="41843"/>
-                                  <a:chExt cx="4208" cy="652"/>
-                                </a:xfrm>
-                              </wpg:grpSpPr>
-                              <pic:pic xmlns:pic="http://schemas.openxmlformats.org/drawingml/2006/picture">
-                                <pic:nvPicPr>
-                                  <pic:cNvPr id="22" name="图片 59" descr="图片1"/>
-                                  <pic:cNvPicPr>
-                                    <a:picLocks noChangeAspect="1"/>
-                                  </pic:cNvPicPr>
-                                </pic:nvPicPr>
-                                <pic:blipFill>
-                                  <a:blip r:embed="rId12">
-                                    <a:biLevel thresh="50000"/>
-                                  </a:blip>
-                                  <a:srcRect l="7865" t="11797" r="5322" b="19074"/>
-                                  <a:stretch>
-                                    <a:fillRect/>
-                                  </a:stretch>
-                                </pic:blipFill>
-                                <pic:spPr>
-                                  <a:xfrm>
-                                    <a:off x="17862" y="41869"/>
-                                    <a:ext cx="1468" cy="627"/>
-                                  </a:xfrm>
-                                  <a:prstGeom prst="rect">
-                                    <a:avLst/>
-                                  </a:prstGeom>
-                                  <a:noFill/>
-                                </pic:spPr>
-                              </pic:pic>
-                              <pic:pic xmlns:pic="http://schemas.openxmlformats.org/drawingml/2006/picture">
-                                <pic:nvPicPr>
-                                  <pic:cNvPr id="9" name="图片 29" descr="IMG_256"/>
-                                  <pic:cNvPicPr>
-                                    <a:picLocks noChangeAspect="1"/>
-                                  </pic:cNvPicPr>
-                                </pic:nvPicPr>
-                                <pic:blipFill>
-                                  <a:blip r:embed="rId8">
-                                    <a:clrChange>
-                                      <a:clrFrom>
-                                        <a:srgbClr val="FFFFFF">
-                                          <a:alpha val="100000"/>
-                                        </a:srgbClr>
-                                      </a:clrFrom>
-                                      <a:clrTo>
-                                        <a:srgbClr val="FFFFFF">
-                                          <a:alpha val="100000"/>
-                                          <a:alpha val="0"/>
-                                        </a:srgbClr>
-                                      </a:clrTo>
-                                    </a:clrChange>
-                                  </a:blip>
-                                  <a:stretch>
-                                    <a:fillRect/>
-                                  </a:stretch>
-                                </pic:blipFill>
-                                <pic:spPr>
-                                  <a:xfrm>
-                                    <a:off x="21096" y="41843"/>
-                                    <a:ext cx="975" cy="570"/>
-                                  </a:xfrm>
-                                  <a:prstGeom prst="rect">
-                                    <a:avLst/>
-                                  </a:prstGeom>
-                                  <a:noFill/>
-                                  <a:ln w="9525">
-                                    <a:noFill/>
-                                  </a:ln>
-                                </pic:spPr>
-                              </pic:pic>
-                            </wpg:grpSp>
                           </wpg:wgp>
                         </a:graphicData>
                       </a:graphic>
@@ -7112,29 +7143,29 @@
                 </mc:Choice>
                 <mc:Fallback>
                   <w:pict>
-                    <v:group id="_x0000_s1026" o:spid="_x0000_s1026" o:spt="203" style="position:absolute;left:0pt;margin-left:-4.7pt;margin-top:-41.55pt;height:113.6pt;width:245.2pt;z-index:251662336;mso-width-relative:page;mso-height-relative:page;" coordorigin="17862,41199" coordsize="4904,2272" o:gfxdata="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">
+                    <v:group id="_x0000_s1026" o:spid="_x0000_s1026" o:spt="203" style="position:absolute;left:0pt;margin-left:-1.4pt;margin-top:-38.25pt;height:113.6pt;width:251.7pt;z-index:251662336;mso-width-relative:page;mso-height-relative:page;" coordorigin="19087,960" coordsize="5034,2272" o:gfxdata="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">
                       <o:lock v:ext="edit" aspectratio="f"/>
-                      <v:shape id="图片 23" o:spid="_x0000_s1026" o:spt="75" type="#_x0000_t75" style="position:absolute;left:20494;top:41199;height:2273;width:2273;" filled="f" o:preferrelative="t" stroked="f" coordsize="21600,21600" o:gfxdata="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">
+                      <v:group id="组合 15" o:spid="_x0000_s1026" o:spt="203" style="position:absolute;left:19087;top:1459;height:714;width:4523;" coordorigin="12357,7666" coordsize="4523,714" o:gfxdata="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">
+                        <o:lock v:ext="edit" aspectratio="f"/>
+                        <v:shape id="图片 59" o:spid="_x0000_s1026" o:spt="75" alt="图片1" type="#_x0000_t75" style="position:absolute;left:12357;top:7738;height:627;width:1468;" filled="f" o:preferrelative="t" stroked="f" coordsize="21600,21600" o:gfxdata="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">
+                          <v:fill on="f" focussize="0,0"/>
+                          <v:stroke on="f"/>
+                          <v:imagedata r:id="rId11" cropleft="5154f" croptop="7731f" cropright="3488f" cropbottom="12500f" grayscale="t" bilevel="t" o:title=""/>
+                          <o:lock v:ext="edit" aspectratio="t"/>
+                        </v:shape>
+                        <v:shape id="图片 14" o:spid="_x0000_s1026" o:spt="75" alt="微信图片_20220215110121" type="#_x0000_t75" style="position:absolute;left:15646;top:7666;height:715;width:1234;" filled="f" o:preferrelative="t" stroked="f" coordsize="21600,21600" o:gfxdata="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">
+                          <v:fill on="f" focussize="0,0"/>
+                          <v:stroke on="f"/>
+                          <v:imagedata r:id="rId8" grayscale="t" bilevel="t" chromakey="#A09D98" o:title=""/>
+                          <o:lock v:ext="edit" aspectratio="t"/>
+                        </v:shape>
+                      </v:group>
+                      <v:shape id="图片 23" o:spid="_x0000_s1026" o:spt="75" type="#_x0000_t75" style="position:absolute;left:21849;top:960;height:2273;width:2273;" filled="f" o:preferrelative="t" stroked="f" coordsize="21600,21600" o:gfxdata="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">
                         <v:fill on="f" focussize="0,0"/>
                         <v:stroke on="f"/>
                         <v:imagedata r:id="rId10" o:title=""/>
                         <o:lock v:ext="edit" aspectratio="t"/>
                       </v:shape>
-                      <v:group id="组合 23" o:spid="_x0000_s1026" o:spt="203" style="position:absolute;left:17862;top:41843;height:652;width:4208;" coordorigin="17862,41843" coordsize="4208,652" o:gfxdata="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">
-                        <o:lock v:ext="edit" aspectratio="f"/>
-                        <v:shape id="图片 59" o:spid="_x0000_s1026" o:spt="75" alt="图片1" type="#_x0000_t75" style="position:absolute;left:17862;top:41869;height:627;width:1468;" filled="f" o:preferrelative="t" stroked="f" coordsize="21600,21600" o:gfxdata="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">
-                          <v:fill on="f" focussize="0,0"/>
-                          <v:stroke on="f"/>
-                          <v:imagedata r:id="rId12" cropleft="5154f" croptop="7731f" cropright="3488f" cropbottom="12500f" grayscale="t" bilevel="t" o:title=""/>
-                          <o:lock v:ext="edit" aspectratio="t"/>
-                        </v:shape>
-                        <v:shape id="图片 29" o:spid="_x0000_s1026" o:spt="75" alt="IMG_256" type="#_x0000_t75" style="position:absolute;left:21096;top:41843;height:570;width:975;" filled="f" o:preferrelative="t" stroked="f" coordsize="21600,21600" o:gfxdata="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">
-                          <v:fill on="f" focussize="0,0"/>
-                          <v:stroke on="f"/>
-                          <v:imagedata r:id="rId8" chromakey="#FFFFFF" o:title=""/>
-                          <o:lock v:ext="edit" aspectratio="t"/>
-                        </v:shape>
-                      </v:group>
                     </v:group>
                   </w:pict>
                 </mc:Fallback>
@@ -7522,9 +7553,6 @@
               </w:rPr>
             </w:pPr>
             <w:r>
-              <w:rPr>
-                <w:sz w:val="24"/>
-              </w:rPr>
               <mc:AlternateContent>
                 <mc:Choice Requires="wpg">
                   <w:drawing>
@@ -7536,10 +7564,10 @@
                       <wp:positionV relativeFrom="paragraph">
                         <wp:posOffset>-514985</wp:posOffset>
                       </wp:positionV>
-                      <wp:extent cx="3150235" cy="1442720"/>
-                      <wp:effectExtent l="0" t="0" r="4445" b="5080"/>
+                      <wp:extent cx="3143250" cy="1442720"/>
+                      <wp:effectExtent l="0" t="0" r="11430" b="5080"/>
                       <wp:wrapNone/>
-                      <wp:docPr id="40" name="组合 40"/>
+                      <wp:docPr id="68" name="组合 68"/>
                       <wp:cNvGraphicFramePr/>
                       <a:graphic xmlns:a="http://schemas.openxmlformats.org/drawingml/2006/main">
                         <a:graphicData uri="http://schemas.microsoft.com/office/word/2010/wordprocessingGroup">
@@ -7548,65 +7576,31 @@
                             <wpg:grpSpPr>
                               <a:xfrm>
                                 <a:off x="0" y="0"/>
-                                <a:ext cx="3150235" cy="1442720"/>
-                                <a:chOff x="17976" y="42945"/>
-                                <a:chExt cx="4961" cy="2272"/>
+                                <a:ext cx="3143250" cy="1442720"/>
+                                <a:chOff x="19315" y="2640"/>
+                                <a:chExt cx="4950" cy="2272"/>
                               </a:xfrm>
                             </wpg:grpSpPr>
-                            <pic:pic xmlns:pic="http://schemas.openxmlformats.org/drawingml/2006/picture">
-                              <pic:nvPicPr>
-                                <pic:cNvPr id="10" name="图片 25"/>
-                                <pic:cNvPicPr>
-                                  <a:picLocks noChangeAspect="1" noChangeArrowheads="1"/>
-                                </pic:cNvPicPr>
-                              </pic:nvPicPr>
-                              <pic:blipFill>
-                                <a:blip r:embed="rId10">
-                                  <a:extLst>
-                                    <a:ext uri="{28A0092B-C50C-407E-A947-70E740481C1C}">
-                                      <a14:useLocalDpi xmlns:a14="http://schemas.microsoft.com/office/drawing/2010/main" val="0"/>
-                                    </a:ext>
-                                  </a:extLst>
-                                </a:blip>
-                                <a:srcRect/>
-                                <a:stretch>
-                                  <a:fillRect/>
-                                </a:stretch>
-                              </pic:blipFill>
-                              <pic:spPr>
-                                <a:xfrm>
-                                  <a:off x="20665" y="42945"/>
-                                  <a:ext cx="2273" cy="2273"/>
-                                </a:xfrm>
-                                <a:prstGeom prst="rect">
-                                  <a:avLst/>
-                                </a:prstGeom>
-                                <a:noFill/>
-                                <a:ln>
-                                  <a:noFill/>
-                                </a:ln>
-                              </pic:spPr>
-                            </pic:pic>
                             <wpg:grpSp>
-                              <wpg:cNvPr id="41" name="组合 27"/>
+                              <wpg:cNvPr id="73" name="组合 22"/>
                               <wpg:cNvGrpSpPr/>
                               <wpg:grpSpPr>
                                 <a:xfrm>
-                                  <a:off x="17976" y="43614"/>
-                                  <a:ext cx="4551" cy="626"/>
-                                  <a:chOff x="17976" y="43614"/>
-                                  <a:chExt cx="4551" cy="626"/>
+                                  <a:off x="19315" y="3174"/>
+                                  <a:ext cx="4415" cy="714"/>
+                                  <a:chOff x="12525" y="9562"/>
+                                  <a:chExt cx="4415" cy="714"/>
                                 </a:xfrm>
                               </wpg:grpSpPr>
                               <pic:pic xmlns:pic="http://schemas.openxmlformats.org/drawingml/2006/picture">
                                 <pic:nvPicPr>
-                                  <pic:cNvPr id="8" name="图片 29" descr="IMG_256"/>
+                                  <pic:cNvPr id="25" name="图片 29" descr="IMG_256"/>
                                   <pic:cNvPicPr>
                                     <a:picLocks noChangeAspect="1"/>
                                   </pic:cNvPicPr>
                                 </pic:nvPicPr>
                                 <pic:blipFill>
-                                  <a:blip r:embed="rId8">
+                                  <a:blip r:embed="rId12">
                                     <a:clrChange>
                                       <a:clrFrom>
                                         <a:srgbClr val="FFFFFF">
@@ -7627,7 +7621,7 @@
                                 </pic:blipFill>
                                 <pic:spPr>
                                   <a:xfrm>
-                                    <a:off x="17976" y="43615"/>
+                                    <a:off x="12525" y="9698"/>
                                     <a:ext cx="975" cy="570"/>
                                   </a:xfrm>
                                   <a:prstGeom prst="rect">
@@ -7641,32 +7635,77 @@
                               </pic:pic>
                               <pic:pic xmlns:pic="http://schemas.openxmlformats.org/drawingml/2006/picture">
                                 <pic:nvPicPr>
-                                  <pic:cNvPr id="26" name="图片 59" descr="图片1"/>
+                                  <pic:cNvPr id="4" name="图片 20" descr="微信图片_20220215110121"/>
                                   <pic:cNvPicPr>
                                     <a:picLocks noChangeAspect="1"/>
                                   </pic:cNvPicPr>
                                 </pic:nvPicPr>
                                 <pic:blipFill>
-                                  <a:blip r:embed="rId12">
+                                  <a:blip r:embed="rId8">
+                                    <a:clrChange>
+                                      <a:clrFrom>
+                                        <a:srgbClr val="A09D98">
+                                          <a:alpha val="100000"/>
+                                        </a:srgbClr>
+                                      </a:clrFrom>
+                                      <a:clrTo>
+                                        <a:srgbClr val="A09D98">
+                                          <a:alpha val="100000"/>
+                                          <a:alpha val="0"/>
+                                        </a:srgbClr>
+                                      </a:clrTo>
+                                    </a:clrChange>
                                     <a:biLevel thresh="50000"/>
                                   </a:blip>
-                                  <a:srcRect l="7865" t="11797" r="5322" b="19074"/>
                                   <a:stretch>
                                     <a:fillRect/>
                                   </a:stretch>
                                 </pic:blipFill>
                                 <pic:spPr>
                                   <a:xfrm>
-                                    <a:off x="21059" y="43614"/>
-                                    <a:ext cx="1468" cy="627"/>
+                                    <a:off x="15706" y="9562"/>
+                                    <a:ext cx="1234" cy="715"/>
                                   </a:xfrm>
                                   <a:prstGeom prst="rect">
                                     <a:avLst/>
                                   </a:prstGeom>
-                                  <a:noFill/>
                                 </pic:spPr>
                               </pic:pic>
                             </wpg:grpSp>
+                            <pic:pic xmlns:pic="http://schemas.openxmlformats.org/drawingml/2006/picture">
+                              <pic:nvPicPr>
+                                <pic:cNvPr id="31" name="图片 25"/>
+                                <pic:cNvPicPr>
+                                  <a:picLocks noChangeAspect="1" noChangeArrowheads="1"/>
+                                </pic:cNvPicPr>
+                              </pic:nvPicPr>
+                              <pic:blipFill>
+                                <a:blip r:embed="rId10">
+                                  <a:extLst>
+                                    <a:ext uri="{28A0092B-C50C-407E-A947-70E740481C1C}">
+                                      <a14:useLocalDpi xmlns:a14="http://schemas.microsoft.com/office/drawing/2010/main" val="0"/>
+                                    </a:ext>
+                                  </a:extLst>
+                                </a:blip>
+                                <a:srcRect/>
+                                <a:stretch>
+                                  <a:fillRect/>
+                                </a:stretch>
+                              </pic:blipFill>
+                              <pic:spPr>
+                                <a:xfrm>
+                                  <a:off x="21993" y="2640"/>
+                                  <a:ext cx="2273" cy="2273"/>
+                                </a:xfrm>
+                                <a:prstGeom prst="rect">
+                                  <a:avLst/>
+                                </a:prstGeom>
+                                <a:noFill/>
+                                <a:ln>
+                                  <a:noFill/>
+                                </a:ln>
+                              </pic:spPr>
+                            </pic:pic>
                           </wpg:wgp>
                         </a:graphicData>
                       </a:graphic>
@@ -7675,29 +7714,29 @@
                 </mc:Choice>
                 <mc:Fallback>
                   <w:pict>
-                    <v:group id="_x0000_s1026" o:spid="_x0000_s1026" o:spt="203" style="position:absolute;left:0pt;margin-left:1pt;margin-top:-40.55pt;height:113.6pt;width:248.05pt;z-index:251663360;mso-width-relative:page;mso-height-relative:page;" coordorigin="17976,42945" coordsize="4961,2272" o:gfxdata="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">
+                    <v:group id="_x0000_s1026" o:spid="_x0000_s1026" o:spt="203" style="position:absolute;left:0pt;margin-left:1pt;margin-top:-40.55pt;height:113.6pt;width:247.5pt;z-index:251663360;mso-width-relative:page;mso-height-relative:page;" coordorigin="19315,2640" coordsize="4950,2272" o:gfxdata="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">
                       <o:lock v:ext="edit" aspectratio="f"/>
-                      <v:shape id="图片 25" o:spid="_x0000_s1026" o:spt="75" type="#_x0000_t75" style="position:absolute;left:20665;top:42945;height:2273;width:2273;" filled="f" o:preferrelative="t" stroked="f" coordsize="21600,21600" o:gfxdata="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">
+                      <v:group id="组合 22" o:spid="_x0000_s1026" o:spt="203" style="position:absolute;left:19315;top:3174;height:714;width:4415;" coordorigin="12525,9562" coordsize="4415,714" o:gfxdata="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">
+                        <o:lock v:ext="edit" aspectratio="f"/>
+                        <v:shape id="图片 29" o:spid="_x0000_s1026" o:spt="75" alt="IMG_256" type="#_x0000_t75" style="position:absolute;left:12525;top:9698;height:570;width:975;" filled="f" o:preferrelative="t" stroked="f" coordsize="21600,21600" o:gfxdata="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">
+                          <v:fill on="f" focussize="0,0"/>
+                          <v:stroke on="f"/>
+                          <v:imagedata r:id="rId12" chromakey="#FFFFFF" o:title=""/>
+                          <o:lock v:ext="edit" aspectratio="t"/>
+                        </v:shape>
+                        <v:shape id="图片 20" o:spid="_x0000_s1026" o:spt="75" alt="微信图片_20220215110121" type="#_x0000_t75" style="position:absolute;left:15706;top:9562;height:715;width:1234;" filled="f" o:preferrelative="t" stroked="f" coordsize="21600,21600" o:gfxdata="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">
+                          <v:fill on="f" focussize="0,0"/>
+                          <v:stroke on="f"/>
+                          <v:imagedata r:id="rId8" grayscale="t" bilevel="t" chromakey="#A09D98" o:title=""/>
+                          <o:lock v:ext="edit" aspectratio="t"/>
+                        </v:shape>
+                      </v:group>
+                      <v:shape id="图片 25" o:spid="_x0000_s1026" o:spt="75" type="#_x0000_t75" style="position:absolute;left:21993;top:2640;height:2273;width:2273;" filled="f" o:preferrelative="t" stroked="f" coordsize="21600,21600" o:gfxdata="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">
                         <v:fill on="f" focussize="0,0"/>
                         <v:stroke on="f"/>
                         <v:imagedata r:id="rId10" o:title=""/>
                         <o:lock v:ext="edit" aspectratio="t"/>
                       </v:shape>
-                      <v:group id="组合 27" o:spid="_x0000_s1026" o:spt="203" style="position:absolute;left:17976;top:43614;height:626;width:4551;" coordorigin="17976,43614" coordsize="4551,626" o:gfxdata="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">
-                        <o:lock v:ext="edit" aspectratio="f"/>
-                        <v:shape id="图片 29" o:spid="_x0000_s1026" o:spt="75" alt="IMG_256" type="#_x0000_t75" style="position:absolute;left:17976;top:43615;height:570;width:975;" filled="f" o:preferrelative="t" stroked="f" coordsize="21600,21600" o:gfxdata="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">
-                          <v:fill on="f" focussize="0,0"/>
-                          <v:stroke on="f"/>
-                          <v:imagedata r:id="rId8" chromakey="#FFFFFF" o:title=""/>
-                          <o:lock v:ext="edit" aspectratio="t"/>
-                        </v:shape>
-                        <v:shape id="图片 59" o:spid="_x0000_s1026" o:spt="75" alt="图片1" type="#_x0000_t75" style="position:absolute;left:21059;top:43614;height:627;width:1468;" filled="f" o:preferrelative="t" stroked="f" coordsize="21600,21600" o:gfxdata="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">
-                          <v:fill on="f" focussize="0,0"/>
-                          <v:stroke on="f"/>
-                          <v:imagedata r:id="rId12" cropleft="5154f" croptop="7731f" cropright="3488f" cropbottom="12500f" grayscale="t" bilevel="t" o:title=""/>
-                          <o:lock v:ext="edit" aspectratio="t"/>
-                        </v:shape>
-                      </v:group>
                     </v:group>
                   </w:pict>
                 </mc:Fallback>
@@ -8078,6 +8117,193 @@
                 <w:szCs w:val="24"/>
               </w:rPr>
             </w:pPr>
+            <w:r>
+              <mc:AlternateContent>
+                <mc:Choice Requires="wpg">
+                  <w:drawing>
+                    <wp:anchor distT="0" distB="0" distL="114300" distR="114300" simplePos="0" relativeHeight="251664384" behindDoc="0" locked="0" layoutInCell="1" allowOverlap="1">
+                      <wp:simplePos x="0" y="0"/>
+                      <wp:positionH relativeFrom="column">
+                        <wp:posOffset>-66675</wp:posOffset>
+                      </wp:positionH>
+                      <wp:positionV relativeFrom="paragraph">
+                        <wp:posOffset>-510540</wp:posOffset>
+                      </wp:positionV>
+                      <wp:extent cx="3268345" cy="1442720"/>
+                      <wp:effectExtent l="0" t="0" r="8255" b="5080"/>
+                      <wp:wrapNone/>
+                      <wp:docPr id="74" name="组合 74"/>
+                      <wp:cNvGraphicFramePr/>
+                      <a:graphic xmlns:a="http://schemas.openxmlformats.org/drawingml/2006/main">
+                        <a:graphicData uri="http://schemas.microsoft.com/office/word/2010/wordprocessingGroup">
+                          <wpg:wgp>
+                            <wpg:cNvGrpSpPr/>
+                            <wpg:grpSpPr>
+                              <a:xfrm>
+                                <a:off x="0" y="0"/>
+                                <a:ext cx="3268345" cy="1442720"/>
+                                <a:chOff x="18998" y="4392"/>
+                                <a:chExt cx="5147" cy="2272"/>
+                              </a:xfrm>
+                            </wpg:grpSpPr>
+                            <wpg:grpSp>
+                              <wpg:cNvPr id="75" name="组合 42"/>
+                              <wpg:cNvGrpSpPr/>
+                              <wpg:grpSpPr>
+                                <a:xfrm>
+                                  <a:off x="18998" y="4887"/>
+                                  <a:ext cx="4576" cy="797"/>
+                                  <a:chOff x="12268" y="11374"/>
+                                  <a:chExt cx="4576" cy="797"/>
+                                </a:xfrm>
+                              </wpg:grpSpPr>
+                              <pic:pic xmlns:pic="http://schemas.openxmlformats.org/drawingml/2006/picture">
+                                <pic:nvPicPr>
+                                  <pic:cNvPr id="32" name="图片 48" descr="d6eaf1bc4e33dd49c55ac9b185f6f5b"/>
+                                  <pic:cNvPicPr>
+                                    <a:picLocks noChangeAspect="1"/>
+                                  </pic:cNvPicPr>
+                                </pic:nvPicPr>
+                                <pic:blipFill>
+                                  <a:blip r:embed="rId13">
+                                    <a:clrChange>
+                                      <a:clrFrom>
+                                        <a:srgbClr val="FFFDFF">
+                                          <a:alpha val="100000"/>
+                                        </a:srgbClr>
+                                      </a:clrFrom>
+                                      <a:clrTo>
+                                        <a:srgbClr val="FFFDFF">
+                                          <a:alpha val="100000"/>
+                                          <a:alpha val="0"/>
+                                        </a:srgbClr>
+                                      </a:clrTo>
+                                    </a:clrChange>
+                                  </a:blip>
+                                  <a:srcRect l="5435" t="13377" r="6271" b="18114"/>
+                                  <a:stretch>
+                                    <a:fillRect/>
+                                  </a:stretch>
+                                </pic:blipFill>
+                                <pic:spPr>
+                                  <a:xfrm>
+                                    <a:off x="12268" y="11459"/>
+                                    <a:ext cx="1630" cy="712"/>
+                                  </a:xfrm>
+                                  <a:prstGeom prst="rect">
+                                    <a:avLst/>
+                                  </a:prstGeom>
+                                </pic:spPr>
+                              </pic:pic>
+                              <pic:pic xmlns:pic="http://schemas.openxmlformats.org/drawingml/2006/picture">
+                                <pic:nvPicPr>
+                                  <pic:cNvPr id="49" name="图片 41" descr="微信图片_20220215110121"/>
+                                  <pic:cNvPicPr>
+                                    <a:picLocks noChangeAspect="1"/>
+                                  </pic:cNvPicPr>
+                                </pic:nvPicPr>
+                                <pic:blipFill>
+                                  <a:blip r:embed="rId8">
+                                    <a:clrChange>
+                                      <a:clrFrom>
+                                        <a:srgbClr val="A09D98">
+                                          <a:alpha val="100000"/>
+                                        </a:srgbClr>
+                                      </a:clrFrom>
+                                      <a:clrTo>
+                                        <a:srgbClr val="A09D98">
+                                          <a:alpha val="100000"/>
+                                          <a:alpha val="0"/>
+                                        </a:srgbClr>
+                                      </a:clrTo>
+                                    </a:clrChange>
+                                    <a:biLevel thresh="50000"/>
+                                  </a:blip>
+                                  <a:stretch>
+                                    <a:fillRect/>
+                                  </a:stretch>
+                                </pic:blipFill>
+                                <pic:spPr>
+                                  <a:xfrm>
+                                    <a:off x="15610" y="11374"/>
+                                    <a:ext cx="1234" cy="715"/>
+                                  </a:xfrm>
+                                  <a:prstGeom prst="rect">
+                                    <a:avLst/>
+                                  </a:prstGeom>
+                                </pic:spPr>
+                              </pic:pic>
+                            </wpg:grpSp>
+                            <pic:pic xmlns:pic="http://schemas.openxmlformats.org/drawingml/2006/picture">
+                              <pic:nvPicPr>
+                                <pic:cNvPr id="8" name="图片 27"/>
+                                <pic:cNvPicPr>
+                                  <a:picLocks noChangeAspect="1" noChangeArrowheads="1"/>
+                                </pic:cNvPicPr>
+                              </pic:nvPicPr>
+                              <pic:blipFill>
+                                <a:blip r:embed="rId10">
+                                  <a:extLst>
+                                    <a:ext uri="{28A0092B-C50C-407E-A947-70E740481C1C}">
+                                      <a14:useLocalDpi xmlns:a14="http://schemas.microsoft.com/office/drawing/2010/main" val="0"/>
+                                    </a:ext>
+                                  </a:extLst>
+                                </a:blip>
+                                <a:srcRect/>
+                                <a:stretch>
+                                  <a:fillRect/>
+                                </a:stretch>
+                              </pic:blipFill>
+                              <pic:spPr>
+                                <a:xfrm>
+                                  <a:off x="21873" y="4392"/>
+                                  <a:ext cx="2273" cy="2273"/>
+                                </a:xfrm>
+                                <a:prstGeom prst="rect">
+                                  <a:avLst/>
+                                </a:prstGeom>
+                                <a:noFill/>
+                                <a:ln>
+                                  <a:noFill/>
+                                </a:ln>
+                              </pic:spPr>
+                            </pic:pic>
+                          </wpg:wgp>
+                        </a:graphicData>
+                      </a:graphic>
+                    </wp:anchor>
+                  </w:drawing>
+                </mc:Choice>
+                <mc:Fallback>
+                  <w:pict>
+                    <v:group id="_x0000_s1026" o:spid="_x0000_s1026" o:spt="203" style="position:absolute;left:0pt;margin-left:-5.25pt;margin-top:-40.2pt;height:113.6pt;width:257.35pt;z-index:251664384;mso-width-relative:page;mso-height-relative:page;" coordorigin="18998,4392" coordsize="5147,2272" o:gfxdata="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">
+                      <o:lock v:ext="edit" aspectratio="f"/>
+                      <v:group id="组合 42" o:spid="_x0000_s1026" o:spt="203" style="position:absolute;left:18998;top:4887;height:797;width:4576;" coordorigin="12268,11374" coordsize="4576,797" o:gfxdata="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">
+                        <o:lock v:ext="edit" aspectratio="f"/>
+                        <v:shape id="图片 48" o:spid="_x0000_s1026" o:spt="75" alt="d6eaf1bc4e33dd49c55ac9b185f6f5b" type="#_x0000_t75" style="position:absolute;left:12268;top:11459;height:712;width:1630;" filled="f" o:preferrelative="t" stroked="f" coordsize="21600,21600" o:gfxdata="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">
+                          <v:fill on="f" focussize="0,0"/>
+                          <v:stroke on="f"/>
+                          <v:imagedata r:id="rId13" cropleft="3562f" croptop="8767f" cropright="4110f" cropbottom="11871f" chromakey="#FFFDFF" o:title=""/>
+                          <o:lock v:ext="edit" aspectratio="t"/>
+                        </v:shape>
+                        <v:shape id="图片 41" o:spid="_x0000_s1026" o:spt="75" alt="微信图片_20220215110121" type="#_x0000_t75" style="position:absolute;left:15610;top:11374;height:715;width:1234;" filled="f" o:preferrelative="t" stroked="f" coordsize="21600,21600" o:gfxdata="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">
+                          <v:fill on="f" focussize="0,0"/>
+                          <v:stroke on="f"/>
+                          <v:imagedata r:id="rId8" grayscale="t" bilevel="t" chromakey="#A09D98" o:title=""/>
+                          <o:lock v:ext="edit" aspectratio="t"/>
+                        </v:shape>
+                      </v:group>
+                      <v:shape id="图片 27" o:spid="_x0000_s1026" o:spt="75" type="#_x0000_t75" style="position:absolute;left:21873;top:4392;height:2273;width:2273;" filled="f" o:preferrelative="t" stroked="f" coordsize="21600,21600" o:gfxdata="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">
+                        <v:fill on="f" focussize="0,0"/>
+                        <v:stroke on="f"/>
+                        <v:imagedata r:id="rId10" o:title=""/>
+                        <o:lock v:ext="edit" aspectratio="t"/>
+                      </v:shape>
+                    </v:group>
+                  </w:pict>
+                </mc:Fallback>
+              </mc:AlternateContent>
+            </w:r>
           </w:p>
         </w:tc>
         <w:tc>
@@ -8459,6 +8685,199 @@
                 <w:szCs w:val="24"/>
               </w:rPr>
             </w:pPr>
+            <w:bookmarkStart w:id="171" w:name="_GoBack"/>
+            <w:r>
+              <mc:AlternateContent>
+                <mc:Choice Requires="wpg">
+                  <w:drawing>
+                    <wp:anchor distT="0" distB="0" distL="114300" distR="114300" simplePos="0" relativeHeight="251665408" behindDoc="0" locked="0" layoutInCell="1" allowOverlap="1">
+                      <wp:simplePos x="0" y="0"/>
+                      <wp:positionH relativeFrom="column">
+                        <wp:posOffset>111760</wp:posOffset>
+                      </wp:positionH>
+                      <wp:positionV relativeFrom="paragraph">
+                        <wp:posOffset>-577215</wp:posOffset>
+                      </wp:positionV>
+                      <wp:extent cx="3059430" cy="1442720"/>
+                      <wp:effectExtent l="0" t="0" r="3810" b="5080"/>
+                      <wp:wrapNone/>
+                      <wp:docPr id="76" name="组合 76"/>
+                      <wp:cNvGraphicFramePr/>
+                      <a:graphic xmlns:a="http://schemas.openxmlformats.org/drawingml/2006/main">
+                        <a:graphicData uri="http://schemas.microsoft.com/office/word/2010/wordprocessingGroup">
+                          <wpg:wgp>
+                            <wpg:cNvGrpSpPr/>
+                            <wpg:grpSpPr>
+                              <a:xfrm>
+                                <a:off x="0" y="0"/>
+                                <a:ext cx="3059430" cy="1442720"/>
+                                <a:chOff x="19399" y="6180"/>
+                                <a:chExt cx="4818" cy="2272"/>
+                              </a:xfrm>
+                            </wpg:grpSpPr>
+                            <wpg:grpSp>
+                              <wpg:cNvPr id="77" name="组合 34"/>
+                              <wpg:cNvGrpSpPr/>
+                              <wpg:grpSpPr>
+                                <a:xfrm>
+                                  <a:off x="19399" y="6701"/>
+                                  <a:ext cx="4343" cy="988"/>
+                                  <a:chOff x="12609" y="13215"/>
+                                  <a:chExt cx="4343" cy="988"/>
+                                </a:xfrm>
+                              </wpg:grpSpPr>
+                              <pic:pic xmlns:pic="http://schemas.openxmlformats.org/drawingml/2006/picture">
+                                <pic:nvPicPr>
+                                  <pic:cNvPr id="48" name="图片 1" descr="IMG_256"/>
+                                  <pic:cNvPicPr>
+                                    <a:picLocks noChangeAspect="1"/>
+                                  </pic:cNvPicPr>
+                                </pic:nvPicPr>
+                                <pic:blipFill>
+                                  <a:blip r:embed="rId14">
+                                    <a:clrChange>
+                                      <a:clrFrom>
+                                        <a:srgbClr val="AAA9A5">
+                                          <a:alpha val="100000"/>
+                                        </a:srgbClr>
+                                      </a:clrFrom>
+                                      <a:clrTo>
+                                        <a:srgbClr val="AAA9A5">
+                                          <a:alpha val="100000"/>
+                                          <a:alpha val="0"/>
+                                        </a:srgbClr>
+                                      </a:clrTo>
+                                    </a:clrChange>
+                                  </a:blip>
+                                  <a:srcRect l="27431" t="30452" r="31962" b="18126"/>
+                                  <a:stretch>
+                                    <a:fillRect/>
+                                  </a:stretch>
+                                </pic:blipFill>
+                                <pic:spPr>
+                                  <a:xfrm>
+                                    <a:off x="12609" y="13215"/>
+                                    <a:ext cx="781" cy="989"/>
+                                  </a:xfrm>
+                                  <a:prstGeom prst="rect">
+                                    <a:avLst/>
+                                  </a:prstGeom>
+                                  <a:noFill/>
+                                  <a:ln w="9525">
+                                    <a:noFill/>
+                                  </a:ln>
+                                </pic:spPr>
+                              </pic:pic>
+                              <pic:pic xmlns:pic="http://schemas.openxmlformats.org/drawingml/2006/picture">
+                                <pic:nvPicPr>
+                                  <pic:cNvPr id="54" name="图片 31" descr="微信图片_20220215110121"/>
+                                  <pic:cNvPicPr>
+                                    <a:picLocks noChangeAspect="1"/>
+                                  </pic:cNvPicPr>
+                                </pic:nvPicPr>
+                                <pic:blipFill>
+                                  <a:blip r:embed="rId8">
+                                    <a:clrChange>
+                                      <a:clrFrom>
+                                        <a:srgbClr val="A09D98">
+                                          <a:alpha val="100000"/>
+                                        </a:srgbClr>
+                                      </a:clrFrom>
+                                      <a:clrTo>
+                                        <a:srgbClr val="A09D98">
+                                          <a:alpha val="100000"/>
+                                          <a:alpha val="0"/>
+                                        </a:srgbClr>
+                                      </a:clrTo>
+                                    </a:clrChange>
+                                    <a:biLevel thresh="50000"/>
+                                  </a:blip>
+                                  <a:stretch>
+                                    <a:fillRect/>
+                                  </a:stretch>
+                                </pic:blipFill>
+                                <pic:spPr>
+                                  <a:xfrm>
+                                    <a:off x="15718" y="13246"/>
+                                    <a:ext cx="1234" cy="715"/>
+                                  </a:xfrm>
+                                  <a:prstGeom prst="rect">
+                                    <a:avLst/>
+                                  </a:prstGeom>
+                                </pic:spPr>
+                              </pic:pic>
+                            </wpg:grpSp>
+                            <pic:pic xmlns:pic="http://schemas.openxmlformats.org/drawingml/2006/picture">
+                              <pic:nvPicPr>
+                                <pic:cNvPr id="51" name="图片 32"/>
+                                <pic:cNvPicPr>
+                                  <a:picLocks noChangeAspect="1" noChangeArrowheads="1"/>
+                                </pic:cNvPicPr>
+                              </pic:nvPicPr>
+                              <pic:blipFill>
+                                <a:blip r:embed="rId10">
+                                  <a:extLst>
+                                    <a:ext uri="{28A0092B-C50C-407E-A947-70E740481C1C}">
+                                      <a14:useLocalDpi xmlns:a14="http://schemas.microsoft.com/office/drawing/2010/main" val="0"/>
+                                    </a:ext>
+                                  </a:extLst>
+                                </a:blip>
+                                <a:srcRect/>
+                                <a:stretch>
+                                  <a:fillRect/>
+                                </a:stretch>
+                              </pic:blipFill>
+                              <pic:spPr>
+                                <a:xfrm>
+                                  <a:off x="21945" y="6180"/>
+                                  <a:ext cx="2273" cy="2273"/>
+                                </a:xfrm>
+                                <a:prstGeom prst="rect">
+                                  <a:avLst/>
+                                </a:prstGeom>
+                                <a:noFill/>
+                                <a:ln>
+                                  <a:noFill/>
+                                </a:ln>
+                              </pic:spPr>
+                            </pic:pic>
+                          </wpg:wgp>
+                        </a:graphicData>
+                      </a:graphic>
+                    </wp:anchor>
+                  </w:drawing>
+                </mc:Choice>
+                <mc:Fallback>
+                  <w:pict>
+                    <v:group id="_x0000_s1026" o:spid="_x0000_s1026" o:spt="203" style="position:absolute;left:0pt;margin-left:8.8pt;margin-top:-45.45pt;height:113.6pt;width:240.9pt;z-index:251665408;mso-width-relative:page;mso-height-relative:page;" coordorigin="19399,6180" coordsize="4818,2272" o:gfxdata="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">
+                      <o:lock v:ext="edit" aspectratio="f"/>
+                      <v:group id="组合 34" o:spid="_x0000_s1026" o:spt="203" style="position:absolute;left:19399;top:6701;height:988;width:4343;" coordorigin="12609,13215" coordsize="4343,988" o:gfxdata="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">
+                        <o:lock v:ext="edit" aspectratio="f"/>
+                        <v:shape id="图片 1" o:spid="_x0000_s1026" o:spt="75" alt="IMG_256" type="#_x0000_t75" style="position:absolute;left:12609;top:13215;height:989;width:781;" filled="f" o:preferrelative="t" stroked="f" coordsize="21600,21600" o:gfxdata="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">
+                          <v:fill on="f" focussize="0,0"/>
+                          <v:stroke on="f"/>
+                          <v:imagedata r:id="rId14" cropleft="17977f" croptop="19957f" cropright="20947f" cropbottom="11879f" chromakey="#AAA9A5" o:title=""/>
+                          <o:lock v:ext="edit" aspectratio="t"/>
+                        </v:shape>
+                        <v:shape id="图片 31" o:spid="_x0000_s1026" o:spt="75" alt="微信图片_20220215110121" type="#_x0000_t75" style="position:absolute;left:15718;top:13246;height:715;width:1234;" filled="f" o:preferrelative="t" stroked="f" coordsize="21600,21600" o:gfxdata="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">
+                          <v:fill on="f" focussize="0,0"/>
+                          <v:stroke on="f"/>
+                          <v:imagedata r:id="rId8" grayscale="t" bilevel="t" chromakey="#A09D98" o:title=""/>
+                          <o:lock v:ext="edit" aspectratio="t"/>
+                        </v:shape>
+                      </v:group>
+                      <v:shape id="图片 32" o:spid="_x0000_s1026" o:spt="75" type="#_x0000_t75" style="position:absolute;left:21945;top:6180;height:2273;width:2273;" filled="f" o:preferrelative="t" stroked="f" coordsize="21600,21600" o:gfxdata="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">
+                        <v:fill on="f" focussize="0,0"/>
+                        <v:stroke on="f"/>
+                        <v:imagedata r:id="rId10" o:title=""/>
+                        <o:lock v:ext="edit" aspectratio="t"/>
+                      </v:shape>
+                    </v:group>
+                  </w:pict>
+                </mc:Fallback>
+              </mc:AlternateContent>
+            </w:r>
+            <w:bookmarkEnd w:id="171"/>
           </w:p>
         </w:tc>
         <w:tc>
@@ -15329,19 +15748,19 @@
           <w:lang w:eastAsia="zh-CN"/>
         </w:rPr>
       </w:pPr>
-      <w:bookmarkStart w:id="55" w:name="_Toc16483"/>
-      <w:bookmarkStart w:id="56" w:name="_Toc15206"/>
-      <w:bookmarkStart w:id="57" w:name="_Toc2919"/>
-      <w:bookmarkStart w:id="58" w:name="_Toc23479"/>
-      <w:bookmarkStart w:id="59" w:name="_Toc149837260"/>
+      <w:bookmarkStart w:id="55" w:name="_Toc149837260"/>
+      <w:bookmarkStart w:id="56" w:name="_Toc2919"/>
+      <w:bookmarkStart w:id="57" w:name="_Toc16483"/>
+      <w:bookmarkStart w:id="58" w:name="_Toc15206"/>
+      <w:bookmarkStart w:id="59" w:name="_Toc23479"/>
       <w:bookmarkStart w:id="60" w:name="_Toc22163"/>
-      <w:bookmarkStart w:id="61" w:name="_Toc6221_WPSOffice_Level2"/>
-      <w:bookmarkStart w:id="62" w:name="_Toc17410"/>
-      <w:bookmarkStart w:id="63" w:name="_Toc4339"/>
-      <w:bookmarkStart w:id="64" w:name="_Toc25675"/>
+      <w:bookmarkStart w:id="61" w:name="_Toc17410"/>
+      <w:bookmarkStart w:id="62" w:name="_Toc4339"/>
+      <w:bookmarkStart w:id="63" w:name="_Toc25675"/>
+      <w:bookmarkStart w:id="64" w:name="_Toc626"/>
       <w:bookmarkStart w:id="65" w:name="_Toc7551_WPSOffice_Level2"/>
-      <w:bookmarkStart w:id="66" w:name="_Toc626"/>
-      <w:bookmarkStart w:id="67" w:name="_Toc1549"/>
+      <w:bookmarkStart w:id="66" w:name="_Toc1549"/>
+      <w:bookmarkStart w:id="67" w:name="_Toc6221_WPSOffice_Level2"/>
       <w:bookmarkStart w:id="68" w:name="_Toc25737"/>
       <w:r>
         <w:rPr>
@@ -15936,10 +16355,10 @@
           <w:lang w:eastAsia="zh-CN"/>
         </w:rPr>
       </w:pPr>
-      <w:bookmarkStart w:id="70" w:name="_Toc2577"/>
-      <w:bookmarkStart w:id="71" w:name="_Toc24055"/>
-      <w:bookmarkStart w:id="72" w:name="_Toc10994"/>
-      <w:bookmarkStart w:id="73" w:name="_Toc3816"/>
+      <w:bookmarkStart w:id="70" w:name="_Toc10994"/>
+      <w:bookmarkStart w:id="71" w:name="_Toc2577"/>
+      <w:bookmarkStart w:id="72" w:name="_Toc3816"/>
+      <w:bookmarkStart w:id="73" w:name="_Toc24055"/>
       <w:r>
         <w:rPr>
           <w:rFonts w:hint="eastAsia" w:ascii="Times New Roman" w:hAnsi="Times New Roman" w:eastAsia="微软雅黑" w:cs="Times New Roman"/>
@@ -16536,12 +16955,12 @@
         </w:rPr>
       </w:pPr>
       <w:bookmarkStart w:id="74" w:name="_Toc19763"/>
-      <w:bookmarkStart w:id="75" w:name="_Toc21662"/>
-      <w:bookmarkStart w:id="76" w:name="_Toc3791"/>
-      <w:bookmarkStart w:id="77" w:name="_Toc819"/>
-      <w:bookmarkStart w:id="78" w:name="_Toc9691"/>
-      <w:bookmarkStart w:id="79" w:name="_Toc149837262"/>
-      <w:bookmarkStart w:id="80" w:name="_Toc1361"/>
+      <w:bookmarkStart w:id="75" w:name="_Toc149837262"/>
+      <w:bookmarkStart w:id="76" w:name="_Toc1361"/>
+      <w:bookmarkStart w:id="77" w:name="_Toc9691"/>
+      <w:bookmarkStart w:id="78" w:name="_Toc21662"/>
+      <w:bookmarkStart w:id="79" w:name="_Toc3791"/>
+      <w:bookmarkStart w:id="80" w:name="_Toc819"/>
       <w:r>
         <w:rPr>
           <w:rFonts w:hint="eastAsia"/>
@@ -21215,15 +21634,15 @@
           </w14:shadow>
         </w:rPr>
       </w:pPr>
-      <w:bookmarkStart w:id="81" w:name="_Toc19559"/>
-      <w:bookmarkStart w:id="82" w:name="_Toc32443_WPSOffice_Level1"/>
-      <w:bookmarkStart w:id="83" w:name="_Toc32661"/>
+      <w:bookmarkStart w:id="81" w:name="_Toc32443_WPSOffice_Level1"/>
+      <w:bookmarkStart w:id="82" w:name="_Toc32661"/>
+      <w:bookmarkStart w:id="83" w:name="_Toc19559"/>
       <w:bookmarkStart w:id="84" w:name="_Toc23903"/>
-      <w:bookmarkStart w:id="85" w:name="_Toc25727"/>
-      <w:bookmarkStart w:id="86" w:name="_Toc4331_WPSOffice_Level1"/>
-      <w:bookmarkStart w:id="87" w:name="_Toc5598"/>
-      <w:bookmarkStart w:id="88" w:name="_Toc28194"/>
-      <w:bookmarkStart w:id="89" w:name="_Toc23846_WPSOffice_Level1"/>
+      <w:bookmarkStart w:id="85" w:name="_Toc28194"/>
+      <w:bookmarkStart w:id="86" w:name="_Toc5598"/>
+      <w:bookmarkStart w:id="87" w:name="_Toc25727"/>
+      <w:bookmarkStart w:id="88" w:name="_Toc23846_WPSOffice_Level1"/>
+      <w:bookmarkStart w:id="89" w:name="_Toc4331_WPSOffice_Level1"/>
       <w:r>
         <w:rPr>
           <w:rFonts w:hint="eastAsia" w:ascii="Times New Roman" w:hAnsi="Times New Roman" w:eastAsia="微软雅黑" w:cs="Times New Roman"/>
@@ -21334,16 +21753,16 @@
           <w:lang w:eastAsia="zh-CN"/>
         </w:rPr>
       </w:pPr>
-      <w:bookmarkStart w:id="92" w:name="_Toc4331_WPSOffice_Level2"/>
-      <w:bookmarkStart w:id="93" w:name="_Toc32443_WPSOffice_Level2"/>
+      <w:bookmarkStart w:id="92" w:name="_Toc32443_WPSOffice_Level2"/>
+      <w:bookmarkStart w:id="93" w:name="_Toc23606"/>
       <w:bookmarkStart w:id="94" w:name="_Toc32302"/>
-      <w:bookmarkStart w:id="95" w:name="_Toc23606"/>
-      <w:bookmarkStart w:id="96" w:name="_Toc29195"/>
-      <w:bookmarkStart w:id="97" w:name="_Toc20503"/>
-      <w:bookmarkStart w:id="98" w:name="_Toc9699"/>
-      <w:bookmarkStart w:id="99" w:name="_Toc19553"/>
-      <w:bookmarkStart w:id="100" w:name="_Toc4743"/>
-      <w:bookmarkStart w:id="101" w:name="_Toc149837264"/>
+      <w:bookmarkStart w:id="95" w:name="_Toc29195"/>
+      <w:bookmarkStart w:id="96" w:name="_Toc4331_WPSOffice_Level2"/>
+      <w:bookmarkStart w:id="97" w:name="_Toc149837264"/>
+      <w:bookmarkStart w:id="98" w:name="_Toc20503"/>
+      <w:bookmarkStart w:id="99" w:name="_Toc4743"/>
+      <w:bookmarkStart w:id="100" w:name="_Toc19553"/>
+      <w:bookmarkStart w:id="101" w:name="_Toc9699"/>
       <w:r>
         <w:rPr>
           <w:rFonts w:hint="eastAsia"/>
@@ -21488,6 +21907,12 @@
             <w:insideH w:val="dotted" w:color="45A3A7" w:sz="4" w:space="0"/>
             <w:insideV w:val="dotted" w:color="45A3A7" w:sz="4" w:space="0"/>
           </w:tblBorders>
+          <w:tblCellMar>
+            <w:top w:w="0" w:type="dxa"/>
+            <w:left w:w="108" w:type="dxa"/>
+            <w:bottom w:w="0" w:type="dxa"/>
+            <w:right w:w="108" w:type="dxa"/>
+          </w:tblCellMar>
         </w:tblPrEx>
         <w:trPr>
           <w:trHeight w:val="417" w:hRule="atLeast"/>
@@ -30392,10 +30817,10 @@
           <w:lang w:eastAsia="zh-CN"/>
         </w:rPr>
       </w:pPr>
-      <w:bookmarkStart w:id="102" w:name="_Toc20694"/>
+      <w:bookmarkStart w:id="102" w:name="_Toc5036"/>
       <w:bookmarkStart w:id="103" w:name="_Toc29383"/>
-      <w:bookmarkStart w:id="104" w:name="_Toc32468"/>
-      <w:bookmarkStart w:id="105" w:name="_Toc5036"/>
+      <w:bookmarkStart w:id="104" w:name="_Toc20694"/>
+      <w:bookmarkStart w:id="105" w:name="_Toc32468"/>
       <w:bookmarkStart w:id="106" w:name="_Toc6784"/>
       <w:r>
         <w:rPr>
@@ -30424,14 +30849,14 @@
           <w:lang w:eastAsia="zh-CN"/>
         </w:rPr>
       </w:pPr>
-      <w:bookmarkStart w:id="107" w:name="_Toc20674"/>
-      <w:bookmarkStart w:id="108" w:name="_Toc26651"/>
-      <w:bookmarkStart w:id="109" w:name="_Toc23518"/>
-      <w:bookmarkStart w:id="110" w:name="_Toc13456"/>
+      <w:bookmarkStart w:id="107" w:name="_Toc23518"/>
+      <w:bookmarkStart w:id="108" w:name="_Toc20674"/>
+      <w:bookmarkStart w:id="109" w:name="_Toc13456"/>
+      <w:bookmarkStart w:id="110" w:name="_Toc26651"/>
       <w:bookmarkStart w:id="111" w:name="_Toc11562_WPSOffice_Level3"/>
-      <w:bookmarkStart w:id="112" w:name="_Toc12977"/>
-      <w:bookmarkStart w:id="113" w:name="_Toc14132"/>
-      <w:bookmarkStart w:id="114" w:name="_Toc107825560"/>
+      <w:bookmarkStart w:id="112" w:name="_Toc107825560"/>
+      <w:bookmarkStart w:id="113" w:name="_Toc12977"/>
+      <w:bookmarkStart w:id="114" w:name="_Toc14132"/>
       <w:r>
         <w:rPr>
           <w:rFonts w:hint="eastAsia" w:ascii="Times New Roman" w:hAnsi="Times New Roman" w:eastAsia="微软雅黑" w:cs="Times New Roman"/>
@@ -31541,15 +31966,15 @@
           <w:color w:val="auto"/>
         </w:rPr>
       </w:pPr>
-      <w:bookmarkStart w:id="116" w:name="_Toc28240"/>
+      <w:bookmarkStart w:id="116" w:name="_Toc16594"/>
       <w:bookmarkStart w:id="117" w:name="_Toc21764_WPSOffice_Level1"/>
-      <w:bookmarkStart w:id="118" w:name="_Toc27302"/>
-      <w:bookmarkStart w:id="119" w:name="_Toc13196_WPSOffice_Level1"/>
-      <w:bookmarkStart w:id="120" w:name="_Toc1707_WPSOffice_Level1"/>
-      <w:bookmarkStart w:id="121" w:name="_Toc18680"/>
+      <w:bookmarkStart w:id="118" w:name="_Toc1707_WPSOffice_Level1"/>
+      <w:bookmarkStart w:id="119" w:name="_Toc12505"/>
+      <w:bookmarkStart w:id="120" w:name="_Toc27302"/>
+      <w:bookmarkStart w:id="121" w:name="_Toc28240"/>
       <w:bookmarkStart w:id="122" w:name="_Toc2409"/>
-      <w:bookmarkStart w:id="123" w:name="_Toc12505"/>
-      <w:bookmarkStart w:id="124" w:name="_Toc16594"/>
+      <w:bookmarkStart w:id="123" w:name="_Toc18680"/>
+      <w:bookmarkStart w:id="124" w:name="_Toc13196_WPSOffice_Level1"/>
       <w:r>
         <w:rPr>
           <w:rFonts w:ascii="Times New Roman" w:hAnsi="Times New Roman" w:eastAsia="微软雅黑" w:cs="Times New Roman"/>
@@ -33783,13 +34208,13 @@
           <w:lang w:val="en-US" w:eastAsia="zh-CN"/>
         </w:rPr>
       </w:pPr>
-      <w:bookmarkStart w:id="126" w:name="_Toc3674"/>
-      <w:bookmarkStart w:id="127" w:name="_Toc14255_WPSOffice_Level1"/>
-      <w:bookmarkStart w:id="128" w:name="_Toc8395"/>
+      <w:bookmarkStart w:id="126" w:name="_Toc14255_WPSOffice_Level1"/>
+      <w:bookmarkStart w:id="127" w:name="_Toc8395"/>
+      <w:bookmarkStart w:id="128" w:name="_Toc3674"/>
       <w:bookmarkStart w:id="129" w:name="_Toc9914"/>
       <w:bookmarkStart w:id="130" w:name="_Toc24085_WPSOffice_Level1"/>
-      <w:bookmarkStart w:id="131" w:name="_Toc9066"/>
-      <w:bookmarkStart w:id="132" w:name="_Toc15840_WPSOffice_Level1"/>
+      <w:bookmarkStart w:id="131" w:name="_Toc15840_WPSOffice_Level1"/>
+      <w:bookmarkStart w:id="132" w:name="_Toc9066"/>
       <w:r>
         <w:rPr>
           <w:rFonts w:hint="eastAsia" w:ascii="Times New Roman" w:hAnsi="Times New Roman"/>
@@ -36367,8 +36792,8 @@
       <w:bookmarkStart w:id="135" w:name="_Toc1779"/>
       <w:bookmarkStart w:id="136" w:name="_Toc4979"/>
       <w:bookmarkStart w:id="137" w:name="_Toc11896_WPSOffice_Level1"/>
-      <w:bookmarkStart w:id="138" w:name="_Toc11193_WPSOffice_Level1"/>
-      <w:bookmarkStart w:id="139" w:name="_Toc28810_WPSOffice_Level1"/>
+      <w:bookmarkStart w:id="138" w:name="_Toc28810_WPSOffice_Level1"/>
+      <w:bookmarkStart w:id="139" w:name="_Toc11193_WPSOffice_Level1"/>
       <w:r>
         <w:br w:type="page"/>
       </w:r>
@@ -36462,12 +36887,6 @@
             <w:insideH w:val="single" w:color="A4A4A4" w:sz="4" w:space="0"/>
             <w:insideV w:val="single" w:color="A4A4A4" w:sz="4" w:space="0"/>
           </w:tblBorders>
-          <w:tblCellMar>
-            <w:top w:w="0" w:type="dxa"/>
-            <w:left w:w="113" w:type="dxa"/>
-            <w:bottom w:w="0" w:type="dxa"/>
-            <w:right w:w="113" w:type="dxa"/>
-          </w:tblCellMar>
         </w:tblPrEx>
         <w:trPr>
           <w:trHeight w:val="567" w:hRule="atLeast"/>
@@ -37094,16 +37513,16 @@
           <w:lang w:eastAsia="zh-CN"/>
         </w:rPr>
       </w:pPr>
-      <w:bookmarkStart w:id="141" w:name="_Toc159"/>
-      <w:bookmarkStart w:id="142" w:name="_Toc19099"/>
-      <w:bookmarkStart w:id="143" w:name="_Toc7549"/>
-      <w:bookmarkStart w:id="144" w:name="_Toc29730"/>
-      <w:bookmarkStart w:id="145" w:name="_Toc22484_WPSOffice_Level1"/>
-      <w:bookmarkStart w:id="146" w:name="_Toc28910_WPSOffice_Level1"/>
-      <w:bookmarkStart w:id="147" w:name="_Toc16368_WPSOffice_Level1"/>
-      <w:bookmarkStart w:id="148" w:name="_Toc8182"/>
-      <w:bookmarkStart w:id="149" w:name="_Toc6864"/>
-      <w:bookmarkStart w:id="150" w:name="_Toc28537"/>
+      <w:bookmarkStart w:id="141" w:name="_Toc28537"/>
+      <w:bookmarkStart w:id="142" w:name="_Toc16368_WPSOffice_Level1"/>
+      <w:bookmarkStart w:id="143" w:name="_Toc19099"/>
+      <w:bookmarkStart w:id="144" w:name="_Toc28910_WPSOffice_Level1"/>
+      <w:bookmarkStart w:id="145" w:name="_Toc29730"/>
+      <w:bookmarkStart w:id="146" w:name="_Toc7549"/>
+      <w:bookmarkStart w:id="147" w:name="_Toc6864"/>
+      <w:bookmarkStart w:id="148" w:name="_Toc159"/>
+      <w:bookmarkStart w:id="149" w:name="_Toc22484_WPSOffice_Level1"/>
+      <w:bookmarkStart w:id="150" w:name="_Toc8182"/>
       <w:r>
         <w:rPr>
           <w:rFonts w:hint="eastAsia" w:ascii="Times New Roman" w:hAnsi="Times New Roman"/>
@@ -37558,8 +37977,8 @@
         </w:rPr>
       </w:pPr>
       <w:bookmarkStart w:id="151" w:name="_Toc20170_WPSOffice_Level1"/>
-      <w:bookmarkStart w:id="152" w:name="_Toc26985_WPSOffice_Level1"/>
-      <w:bookmarkStart w:id="153" w:name="_Toc28454_WPSOffice_Level1"/>
+      <w:bookmarkStart w:id="152" w:name="_Toc28454_WPSOffice_Level1"/>
+      <w:bookmarkStart w:id="153" w:name="_Toc26985_WPSOffice_Level1"/>
       <w:r>
         <w:rPr>
           <w:lang w:eastAsia="zh-CN"/>
@@ -37586,23 +38005,21 @@
         </w:rPr>
       </w:pPr>
       <w:bookmarkStart w:id="154" w:name="_Toc15114"/>
-      <w:bookmarkStart w:id="155" w:name="_Toc3409"/>
-      <w:bookmarkStart w:id="156" w:name="_Toc7234"/>
+      <w:bookmarkStart w:id="155" w:name="_Toc7234"/>
+      <w:bookmarkStart w:id="156" w:name="_Toc3409"/>
       <w:bookmarkStart w:id="157" w:name="_Toc8911"/>
       <w:bookmarkStart w:id="158" w:name="_Toc107825570"/>
       <w:bookmarkStart w:id="159" w:name="_Toc27034"/>
       <w:bookmarkStart w:id="160" w:name="_Toc4503"/>
-      <w:bookmarkStart w:id="161" w:name="_Toc15630"/>
-      <w:bookmarkStart w:id="162" w:name="_Toc27809"/>
-      <w:bookmarkStart w:id="163" w:name="_Toc11901"/>
+      <w:bookmarkStart w:id="161" w:name="_Toc27809"/>
+      <w:bookmarkStart w:id="162" w:name="_Toc11901"/>
+      <w:bookmarkStart w:id="163" w:name="_Toc15630"/>
       <w:bookmarkStart w:id="164" w:name="_Toc14611_WPSOffice_Level1"/>
       <w:bookmarkStart w:id="165" w:name="_Toc13275"/>
       <w:bookmarkStart w:id="166" w:name="_Toc22162_WPSOffice_Level1"/>
-      <w:bookmarkStart w:id="167" w:name="_Toc19584_WPSOffice_Level1"/>
-      <w:bookmarkStart w:id="168" w:name="_Toc22623"/>
-      <w:bookmarkStart w:id="169" w:name="_Toc17792_WPSOffice_Level2"/>
-      <w:bookmarkStart w:id="171" w:name="_GoBack"/>
-      <w:bookmarkEnd w:id="171"/>
+      <w:bookmarkStart w:id="167" w:name="_Toc17792_WPSOffice_Level2"/>
+      <w:bookmarkStart w:id="168" w:name="_Toc19584_WPSOffice_Level1"/>
+      <w:bookmarkStart w:id="169" w:name="_Toc22623"/>
       <w:r>
         <w:rPr>
           <w:rFonts w:hint="eastAsia"/>
@@ -42980,7 +43397,7 @@
     </w:pPr>
     <w:rPr>
       <w:rFonts w:ascii="Times New Roman" w:hAnsi="Times New Roman" w:eastAsia="微软雅黑"/>
-      <w:color w:val="808080" w:themeColor="background1" w:themeShade="80"/>
+      <w:color w:val="7F7F7F" w:themeColor="background1" w:themeShade="80"/>
       <w:sz w:val="28"/>
       <w:szCs w:val="28"/>
     </w:rPr>
@@ -43826,6 +44243,7 @@
   <customSectProps>
     <customSectPr/>
     <customSectPr/>
+    <customSectPr/>
   </customSectProps>
   <customShpExts>
     <customShpInfo spid="_x0000_s1026" textRotate="1"/>

--- a/WebContent/docx/消化道肿瘤50基因检测报告-单样本-苏州九院.docx
+++ b/WebContent/docx/消化道肿瘤50基因检测报告-单样本-苏州九院.docx
@@ -209,6 +209,12 @@
             <w:insideH w:val="single" w:color="auto" w:sz="4" w:space="0"/>
             <w:insideV w:val="single" w:color="auto" w:sz="4" w:space="0"/>
           </w:tblBorders>
+          <w:tblCellMar>
+            <w:top w:w="0" w:type="dxa"/>
+            <w:left w:w="108" w:type="dxa"/>
+            <w:bottom w:w="0" w:type="dxa"/>
+            <w:right w:w="108" w:type="dxa"/>
+          </w:tblCellMar>
         </w:tblPrEx>
         <w:trPr>
           <w:trHeight w:val="667" w:hRule="atLeast"/>
@@ -706,7 +712,7 @@
           <w:szCs w:val="32"/>
           <w:lang w:eastAsia="zh-CN"/>
         </w:rPr>
-        <w:instrText xml:space="preserve"> HYPERLINK \l _Toc19944 </w:instrText>
+        <w:instrText xml:space="preserve"> HYPERLINK \l _Toc22439 </w:instrText>
       </w:r>
       <w:r>
         <w:rPr>
@@ -771,7 +777,7 @@
           <w:szCs w:val="32"/>
           <w:lang w:eastAsia="zh-CN"/>
         </w:rPr>
-        <w:instrText xml:space="preserve"> PAGEREF _Toc19944 \h </w:instrText>
+        <w:instrText xml:space="preserve"> PAGEREF _Toc22439 \h </w:instrText>
       </w:r>
       <w:r>
         <w:rPr>
@@ -867,7 +873,7 @@
           <w:szCs w:val="32"/>
           <w:lang w:eastAsia="zh-CN"/>
         </w:rPr>
-        <w:instrText xml:space="preserve"> HYPERLINK \l _Toc6031 </w:instrText>
+        <w:instrText xml:space="preserve"> HYPERLINK \l _Toc10576 </w:instrText>
       </w:r>
       <w:r>
         <w:rPr>
@@ -932,7 +938,7 @@
           <w:szCs w:val="32"/>
           <w:lang w:eastAsia="zh-CN"/>
         </w:rPr>
-        <w:instrText xml:space="preserve"> PAGEREF _Toc6031 \h </w:instrText>
+        <w:instrText xml:space="preserve"> PAGEREF _Toc10576 \h </w:instrText>
       </w:r>
       <w:r>
         <w:rPr>
@@ -1028,7 +1034,7 @@
           <w:szCs w:val="32"/>
           <w:lang w:eastAsia="zh-CN"/>
         </w:rPr>
-        <w:instrText xml:space="preserve"> HYPERLINK \l _Toc29731 </w:instrText>
+        <w:instrText xml:space="preserve"> HYPERLINK \l _Toc29445 </w:instrText>
       </w:r>
       <w:r>
         <w:rPr>
@@ -1093,7 +1099,7 @@
           <w:szCs w:val="32"/>
           <w:lang w:eastAsia="zh-CN"/>
         </w:rPr>
-        <w:instrText xml:space="preserve"> PAGEREF _Toc29731 \h </w:instrText>
+        <w:instrText xml:space="preserve"> PAGEREF _Toc29445 \h </w:instrText>
       </w:r>
       <w:r>
         <w:rPr>
@@ -1156,6 +1162,8 @@
         </w:tabs>
         <w:rPr>
           <w:color w:val="auto"/>
+          <w:szCs w:val="21"/>
+          <w:lang w:eastAsia="zh-CN"/>
         </w:rPr>
       </w:pPr>
       <w:r>
@@ -1172,7 +1180,7 @@
           <w:szCs w:val="21"/>
           <w:lang w:eastAsia="zh-CN"/>
         </w:rPr>
-        <w:instrText xml:space="preserve"> HYPERLINK \l _Toc7554 </w:instrText>
+        <w:instrText xml:space="preserve"> HYPERLINK \l _Toc16646 </w:instrText>
       </w:r>
       <w:r>
         <w:rPr>
@@ -1186,42 +1194,56 @@
         <w:rPr>
           <w:rFonts w:hint="eastAsia"/>
           <w:color w:val="auto"/>
+          <w:szCs w:val="21"/>
+          <w:lang w:eastAsia="zh-CN"/>
         </w:rPr>
         <w:t>检测结果小结</w:t>
       </w:r>
       <w:r>
         <w:rPr>
           <w:color w:val="auto"/>
+          <w:szCs w:val="21"/>
+          <w:lang w:eastAsia="zh-CN"/>
         </w:rPr>
         <w:tab/>
       </w:r>
       <w:r>
         <w:rPr>
           <w:color w:val="auto"/>
+          <w:szCs w:val="21"/>
+          <w:lang w:eastAsia="zh-CN"/>
         </w:rPr>
         <w:fldChar w:fldCharType="begin"/>
       </w:r>
       <w:r>
         <w:rPr>
           <w:color w:val="auto"/>
-        </w:rPr>
-        <w:instrText xml:space="preserve"> PAGEREF _Toc7554 \h </w:instrText>
+          <w:szCs w:val="21"/>
+          <w:lang w:eastAsia="zh-CN"/>
+        </w:rPr>
+        <w:instrText xml:space="preserve"> PAGEREF _Toc16646 \h </w:instrText>
       </w:r>
       <w:r>
         <w:rPr>
           <w:color w:val="auto"/>
+          <w:szCs w:val="21"/>
+          <w:lang w:eastAsia="zh-CN"/>
         </w:rPr>
         <w:fldChar w:fldCharType="separate"/>
       </w:r>
       <w:r>
         <w:rPr>
           <w:color w:val="auto"/>
+          <w:szCs w:val="21"/>
+          <w:lang w:eastAsia="zh-CN"/>
         </w:rPr>
         <w:t>1</w:t>
       </w:r>
       <w:r>
         <w:rPr>
           <w:color w:val="auto"/>
+          <w:szCs w:val="21"/>
+          <w:lang w:eastAsia="zh-CN"/>
         </w:rPr>
         <w:fldChar w:fldCharType="end"/>
       </w:r>
@@ -1240,9 +1262,6 @@
         <w:tabs>
           <w:tab w:val="right" w:leader="dot" w:pos="9865"/>
         </w:tabs>
-        <w:rPr>
-          <w:color w:val="auto"/>
-        </w:rPr>
       </w:pPr>
       <w:r>
         <w:rPr>
@@ -1258,7 +1277,7 @@
           <w:szCs w:val="21"/>
           <w:lang w:eastAsia="zh-CN"/>
         </w:rPr>
-        <w:instrText xml:space="preserve"> HYPERLINK \l _Toc24836 </w:instrText>
+        <w:instrText xml:space="preserve"> HYPERLINK \l _Toc24597 </w:instrText>
       </w:r>
       <w:r>
         <w:rPr>
@@ -1272,6 +1291,7 @@
         <w:rPr>
           <w:rFonts w:hint="eastAsia"/>
           <w:color w:val="auto"/>
+          <w:szCs w:val="21"/>
           <w:lang w:eastAsia="zh-CN"/>
         </w:rPr>
         <w:t xml:space="preserve">{% if importantTargetedDiseaseName == </w:t>
@@ -1279,6 +1299,7 @@
       <w:r>
         <w:rPr>
           <w:color w:val="auto"/>
+          <w:szCs w:val="21"/>
           <w:lang w:eastAsia="zh-CN"/>
         </w:rPr>
         <w:t>‘</w:t>
@@ -1287,6 +1308,7 @@
         <w:rPr>
           <w:rFonts w:hint="eastAsia"/>
           <w:color w:val="auto"/>
+          <w:szCs w:val="21"/>
           <w:lang w:eastAsia="zh-CN"/>
         </w:rPr>
         <w:t>泛癌种</w:t>
@@ -1294,6 +1316,7 @@
       <w:r>
         <w:rPr>
           <w:color w:val="auto"/>
+          <w:szCs w:val="21"/>
           <w:lang w:eastAsia="zh-CN"/>
         </w:rPr>
         <w:t>’</w:t>
@@ -1302,6 +1325,7 @@
         <w:rPr>
           <w:rFonts w:hint="eastAsia"/>
           <w:color w:val="auto"/>
+          <w:szCs w:val="21"/>
           <w:lang w:eastAsia="zh-CN"/>
         </w:rPr>
         <w:t>%}重要靶向用药</w:t>
@@ -1309,6 +1333,7 @@
       <w:r>
         <w:rPr>
           <w:color w:val="auto"/>
+          <w:szCs w:val="21"/>
           <w:lang w:eastAsia="zh-CN"/>
         </w:rPr>
         <w:t>{%else%}</w:t>
@@ -1317,6 +1342,7 @@
         <w:rPr>
           <w:rFonts w:hint="eastAsia"/>
           <w:color w:val="auto"/>
+          <w:szCs w:val="21"/>
           <w:lang w:eastAsia="zh-CN"/>
         </w:rPr>
         <w:t xml:space="preserve">{% if importantTargetedDiseaseName == </w:t>
@@ -1324,6 +1350,7 @@
       <w:r>
         <w:rPr>
           <w:color w:val="auto"/>
+          <w:szCs w:val="21"/>
           <w:lang w:eastAsia="zh-CN"/>
         </w:rPr>
         <w:t>‘</w:t>
@@ -1332,6 +1359,7 @@
         <w:rPr>
           <w:rFonts w:hint="eastAsia"/>
           <w:color w:val="auto"/>
+          <w:szCs w:val="21"/>
           <w:lang w:eastAsia="zh-CN"/>
         </w:rPr>
         <w:t>肺癌</w:t>
@@ -1339,6 +1367,7 @@
       <w:r>
         <w:rPr>
           <w:color w:val="auto"/>
+          <w:szCs w:val="21"/>
           <w:lang w:eastAsia="zh-CN"/>
         </w:rPr>
         <w:t>’</w:t>
@@ -1347,6 +1376,7 @@
         <w:rPr>
           <w:rFonts w:hint="eastAsia"/>
           <w:color w:val="auto"/>
+          <w:szCs w:val="21"/>
           <w:lang w:eastAsia="zh-CN"/>
         </w:rPr>
         <w:t xml:space="preserve">%}肺癌{% elif importantTargetedDiseaseName == </w:t>
@@ -1354,6 +1384,7 @@
       <w:r>
         <w:rPr>
           <w:color w:val="auto"/>
+          <w:szCs w:val="21"/>
           <w:lang w:eastAsia="zh-CN"/>
         </w:rPr>
         <w:t>‘</w:t>
@@ -1362,6 +1393,7 @@
         <w:rPr>
           <w:rFonts w:hint="eastAsia"/>
           <w:color w:val="auto"/>
+          <w:szCs w:val="21"/>
           <w:lang w:eastAsia="zh-CN"/>
         </w:rPr>
         <w:t>结直肠癌</w:t>
@@ -1369,6 +1401,7 @@
       <w:r>
         <w:rPr>
           <w:color w:val="auto"/>
+          <w:szCs w:val="21"/>
           <w:lang w:eastAsia="zh-CN"/>
         </w:rPr>
         <w:t>’</w:t>
@@ -1377,6 +1410,7 @@
         <w:rPr>
           <w:rFonts w:hint="eastAsia"/>
           <w:color w:val="auto"/>
+          <w:szCs w:val="21"/>
           <w:lang w:eastAsia="zh-CN"/>
         </w:rPr>
         <w:t xml:space="preserve"> %}结直肠癌{% elif importantTargetedDiseaseName == </w:t>
@@ -1384,6 +1418,7 @@
       <w:r>
         <w:rPr>
           <w:color w:val="auto"/>
+          <w:szCs w:val="21"/>
           <w:lang w:eastAsia="zh-CN"/>
         </w:rPr>
         <w:t>‘</w:t>
@@ -1392,6 +1427,7 @@
         <w:rPr>
           <w:rFonts w:hint="eastAsia"/>
           <w:color w:val="auto"/>
+          <w:szCs w:val="21"/>
           <w:lang w:eastAsia="zh-CN"/>
         </w:rPr>
         <w:t>乳腺癌</w:t>
@@ -1399,6 +1435,7 @@
       <w:r>
         <w:rPr>
           <w:color w:val="auto"/>
+          <w:szCs w:val="21"/>
           <w:lang w:eastAsia="zh-CN"/>
         </w:rPr>
         <w:t>’</w:t>
@@ -1407,6 +1444,7 @@
         <w:rPr>
           <w:rFonts w:hint="eastAsia"/>
           <w:color w:val="auto"/>
+          <w:szCs w:val="21"/>
           <w:lang w:eastAsia="zh-CN"/>
         </w:rPr>
         <w:t xml:space="preserve"> %}乳腺癌{% endif %}精准诊疗{% endif %}相关基因结果汇总</w:t>
@@ -1414,36 +1452,48 @@
       <w:r>
         <w:rPr>
           <w:color w:val="auto"/>
+          <w:szCs w:val="21"/>
+          <w:lang w:eastAsia="zh-CN"/>
         </w:rPr>
         <w:tab/>
       </w:r>
       <w:r>
         <w:rPr>
           <w:color w:val="auto"/>
+          <w:szCs w:val="21"/>
+          <w:lang w:eastAsia="zh-CN"/>
         </w:rPr>
         <w:fldChar w:fldCharType="begin"/>
       </w:r>
       <w:r>
         <w:rPr>
           <w:color w:val="auto"/>
-        </w:rPr>
-        <w:instrText xml:space="preserve"> PAGEREF _Toc24836 \h </w:instrText>
+          <w:szCs w:val="21"/>
+          <w:lang w:eastAsia="zh-CN"/>
+        </w:rPr>
+        <w:instrText xml:space="preserve"> PAGEREF _Toc24597 \h </w:instrText>
       </w:r>
       <w:r>
         <w:rPr>
           <w:color w:val="auto"/>
+          <w:szCs w:val="21"/>
+          <w:lang w:eastAsia="zh-CN"/>
         </w:rPr>
         <w:fldChar w:fldCharType="separate"/>
       </w:r>
       <w:r>
         <w:rPr>
           <w:color w:val="auto"/>
-        </w:rPr>
-        <w:t>2</w:t>
+          <w:szCs w:val="21"/>
+          <w:lang w:eastAsia="zh-CN"/>
+        </w:rPr>
+        <w:t>3</w:t>
       </w:r>
       <w:r>
         <w:rPr>
           <w:color w:val="auto"/>
+          <w:szCs w:val="21"/>
+          <w:lang w:eastAsia="zh-CN"/>
         </w:rPr>
         <w:fldChar w:fldCharType="end"/>
       </w:r>
@@ -1497,7 +1547,7 @@
           <w:szCs w:val="32"/>
           <w:lang w:eastAsia="zh-CN"/>
         </w:rPr>
-        <w:instrText xml:space="preserve"> HYPERLINK \l _Toc8396 </w:instrText>
+        <w:instrText xml:space="preserve"> HYPERLINK \l _Toc2149 </w:instrText>
       </w:r>
       <w:r>
         <w:rPr>
@@ -1562,7 +1612,7 @@
           <w:szCs w:val="32"/>
           <w:lang w:eastAsia="zh-CN"/>
         </w:rPr>
-        <w:instrText xml:space="preserve"> PAGEREF _Toc8396 \h </w:instrText>
+        <w:instrText xml:space="preserve"> PAGEREF _Toc2149 \h </w:instrText>
       </w:r>
       <w:r>
         <w:rPr>
@@ -1588,7 +1638,7 @@
           <w:szCs w:val="32"/>
           <w:lang w:eastAsia="zh-CN"/>
         </w:rPr>
-        <w:t>3</w:t>
+        <w:t>4</w:t>
       </w:r>
       <w:r>
         <w:rPr>
@@ -1625,6 +1675,8 @@
         </w:tabs>
         <w:rPr>
           <w:color w:val="auto"/>
+          <w:szCs w:val="21"/>
+          <w:lang w:eastAsia="zh-CN"/>
         </w:rPr>
       </w:pPr>
       <w:r>
@@ -1641,7 +1693,7 @@
           <w:szCs w:val="21"/>
           <w:lang w:eastAsia="zh-CN"/>
         </w:rPr>
-        <w:instrText xml:space="preserve"> HYPERLINK \l _Toc9977 </w:instrText>
+        <w:instrText xml:space="preserve"> HYPERLINK \l _Toc23784 </w:instrText>
       </w:r>
       <w:r>
         <w:rPr>
@@ -1653,44 +1705,57 @@
       </w:r>
       <w:r>
         <w:rPr>
-          <w:rFonts w:ascii="Times New Roman" w:hAnsi="Times New Roman"/>
           <w:color w:val="auto"/>
+          <w:szCs w:val="21"/>
+          <w:lang w:eastAsia="zh-CN"/>
         </w:rPr>
         <w:t>靶向药物用药提示</w:t>
       </w:r>
       <w:r>
         <w:rPr>
           <w:color w:val="auto"/>
+          <w:szCs w:val="21"/>
+          <w:lang w:eastAsia="zh-CN"/>
         </w:rPr>
         <w:tab/>
       </w:r>
       <w:r>
         <w:rPr>
           <w:color w:val="auto"/>
+          <w:szCs w:val="21"/>
+          <w:lang w:eastAsia="zh-CN"/>
         </w:rPr>
         <w:fldChar w:fldCharType="begin"/>
       </w:r>
       <w:r>
         <w:rPr>
           <w:color w:val="auto"/>
-        </w:rPr>
-        <w:instrText xml:space="preserve"> PAGEREF _Toc9977 \h </w:instrText>
+          <w:szCs w:val="21"/>
+          <w:lang w:eastAsia="zh-CN"/>
+        </w:rPr>
+        <w:instrText xml:space="preserve"> PAGEREF _Toc23784 \h </w:instrText>
       </w:r>
       <w:r>
         <w:rPr>
           <w:color w:val="auto"/>
+          <w:szCs w:val="21"/>
+          <w:lang w:eastAsia="zh-CN"/>
         </w:rPr>
         <w:fldChar w:fldCharType="separate"/>
       </w:r>
       <w:r>
         <w:rPr>
           <w:color w:val="auto"/>
-        </w:rPr>
-        <w:t>3</w:t>
+          <w:szCs w:val="21"/>
+          <w:lang w:eastAsia="zh-CN"/>
+        </w:rPr>
+        <w:t>4</w:t>
       </w:r>
       <w:r>
         <w:rPr>
           <w:color w:val="auto"/>
+          <w:szCs w:val="21"/>
+          <w:lang w:eastAsia="zh-CN"/>
         </w:rPr>
         <w:fldChar w:fldCharType="end"/>
       </w:r>
@@ -1720,6 +1785,8 @@
         </w:tabs>
         <w:rPr>
           <w:color w:val="auto"/>
+          <w:szCs w:val="21"/>
+          <w:lang w:eastAsia="zh-CN"/>
         </w:rPr>
       </w:pPr>
       <w:r>
@@ -1736,7 +1803,7 @@
           <w:szCs w:val="21"/>
           <w:lang w:eastAsia="zh-CN"/>
         </w:rPr>
-        <w:instrText xml:space="preserve"> HYPERLINK \l _Toc22163 </w:instrText>
+        <w:instrText xml:space="preserve"> HYPERLINK \l _Toc7476 </w:instrText>
       </w:r>
       <w:r>
         <w:rPr>
@@ -1750,6 +1817,7 @@
         <w:rPr>
           <w:rFonts w:hint="eastAsia"/>
           <w:color w:val="auto"/>
+          <w:szCs w:val="21"/>
           <w:lang w:eastAsia="zh-CN"/>
         </w:rPr>
         <w:t>本癌种FDA/NMPA获批的其他可选靶向药物</w:t>
@@ -1757,36 +1825,48 @@
       <w:r>
         <w:rPr>
           <w:color w:val="auto"/>
+          <w:szCs w:val="21"/>
+          <w:lang w:eastAsia="zh-CN"/>
         </w:rPr>
         <w:tab/>
       </w:r>
       <w:r>
         <w:rPr>
           <w:color w:val="auto"/>
+          <w:szCs w:val="21"/>
+          <w:lang w:eastAsia="zh-CN"/>
         </w:rPr>
         <w:fldChar w:fldCharType="begin"/>
       </w:r>
       <w:r>
         <w:rPr>
           <w:color w:val="auto"/>
-        </w:rPr>
-        <w:instrText xml:space="preserve"> PAGEREF _Toc22163 \h </w:instrText>
+          <w:szCs w:val="21"/>
+          <w:lang w:eastAsia="zh-CN"/>
+        </w:rPr>
+        <w:instrText xml:space="preserve"> PAGEREF _Toc7476 \h </w:instrText>
       </w:r>
       <w:r>
         <w:rPr>
           <w:color w:val="auto"/>
+          <w:szCs w:val="21"/>
+          <w:lang w:eastAsia="zh-CN"/>
         </w:rPr>
         <w:fldChar w:fldCharType="separate"/>
       </w:r>
       <w:r>
         <w:rPr>
           <w:color w:val="auto"/>
-        </w:rPr>
-        <w:t>6</w:t>
+          <w:szCs w:val="21"/>
+          <w:lang w:eastAsia="zh-CN"/>
+        </w:rPr>
+        <w:t>7</w:t>
       </w:r>
       <w:r>
         <w:rPr>
           <w:color w:val="auto"/>
+          <w:szCs w:val="21"/>
+          <w:lang w:eastAsia="zh-CN"/>
         </w:rPr>
         <w:fldChar w:fldCharType="end"/>
       </w:r>
@@ -1816,6 +1896,8 @@
         </w:tabs>
         <w:rPr>
           <w:color w:val="auto"/>
+          <w:szCs w:val="21"/>
+          <w:lang w:eastAsia="zh-CN"/>
         </w:rPr>
       </w:pPr>
       <w:r>
@@ -1832,7 +1914,7 @@
           <w:szCs w:val="21"/>
           <w:lang w:eastAsia="zh-CN"/>
         </w:rPr>
-        <w:instrText xml:space="preserve"> HYPERLINK \l _Toc2387 </w:instrText>
+        <w:instrText xml:space="preserve"> HYPERLINK \l _Toc28738 </w:instrText>
       </w:r>
       <w:r>
         <w:rPr>
@@ -1844,8 +1926,9 @@
       </w:r>
       <w:r>
         <w:rPr>
-          <w:rFonts w:hint="eastAsia" w:ascii="Times New Roman" w:hAnsi="Times New Roman"/>
+          <w:rFonts w:hint="eastAsia"/>
           <w:color w:val="auto"/>
+          <w:szCs w:val="21"/>
           <w:lang w:eastAsia="zh-CN"/>
         </w:rPr>
         <w:t>免疫药物用药提示</w:t>
@@ -1853,36 +1936,48 @@
       <w:r>
         <w:rPr>
           <w:color w:val="auto"/>
+          <w:szCs w:val="21"/>
+          <w:lang w:eastAsia="zh-CN"/>
         </w:rPr>
         <w:tab/>
       </w:r>
       <w:r>
         <w:rPr>
           <w:color w:val="auto"/>
+          <w:szCs w:val="21"/>
+          <w:lang w:eastAsia="zh-CN"/>
         </w:rPr>
         <w:fldChar w:fldCharType="begin"/>
       </w:r>
       <w:r>
         <w:rPr>
           <w:color w:val="auto"/>
-        </w:rPr>
-        <w:instrText xml:space="preserve"> PAGEREF _Toc2387 \h </w:instrText>
+          <w:szCs w:val="21"/>
+          <w:lang w:eastAsia="zh-CN"/>
+        </w:rPr>
+        <w:instrText xml:space="preserve"> PAGEREF _Toc28738 \h </w:instrText>
       </w:r>
       <w:r>
         <w:rPr>
           <w:color w:val="auto"/>
+          <w:szCs w:val="21"/>
+          <w:lang w:eastAsia="zh-CN"/>
         </w:rPr>
         <w:fldChar w:fldCharType="separate"/>
       </w:r>
       <w:r>
         <w:rPr>
           <w:color w:val="auto"/>
-        </w:rPr>
-        <w:t>7</w:t>
+          <w:szCs w:val="21"/>
+          <w:lang w:eastAsia="zh-CN"/>
+        </w:rPr>
+        <w:t>8</w:t>
       </w:r>
       <w:r>
         <w:rPr>
           <w:color w:val="auto"/>
+          <w:szCs w:val="21"/>
+          <w:lang w:eastAsia="zh-CN"/>
         </w:rPr>
         <w:fldChar w:fldCharType="end"/>
       </w:r>
@@ -1918,6 +2013,8 @@
         </w:tabs>
         <w:rPr>
           <w:color w:val="auto"/>
+          <w:szCs w:val="21"/>
+          <w:lang w:eastAsia="zh-CN"/>
         </w:rPr>
       </w:pPr>
       <w:r>
@@ -1934,7 +2031,7 @@
           <w:szCs w:val="21"/>
           <w:lang w:eastAsia="zh-CN"/>
         </w:rPr>
-        <w:instrText xml:space="preserve"> HYPERLINK \l _Toc21662 </w:instrText>
+        <w:instrText xml:space="preserve"> HYPERLINK \l _Toc4850 </w:instrText>
       </w:r>
       <w:r>
         <w:rPr>
@@ -1948,6 +2045,7 @@
         <w:rPr>
           <w:rFonts w:hint="eastAsia"/>
           <w:color w:val="auto"/>
+          <w:szCs w:val="21"/>
           <w:lang w:eastAsia="zh-CN"/>
         </w:rPr>
         <w:t>PD-L1检测结果</w:t>
@@ -1955,36 +2053,48 @@
       <w:r>
         <w:rPr>
           <w:color w:val="auto"/>
+          <w:szCs w:val="21"/>
+          <w:lang w:eastAsia="zh-CN"/>
         </w:rPr>
         <w:tab/>
       </w:r>
       <w:r>
         <w:rPr>
           <w:color w:val="auto"/>
+          <w:szCs w:val="21"/>
+          <w:lang w:eastAsia="zh-CN"/>
         </w:rPr>
         <w:fldChar w:fldCharType="begin"/>
       </w:r>
       <w:r>
         <w:rPr>
           <w:color w:val="auto"/>
-        </w:rPr>
-        <w:instrText xml:space="preserve"> PAGEREF _Toc21662 \h </w:instrText>
+          <w:szCs w:val="21"/>
+          <w:lang w:eastAsia="zh-CN"/>
+        </w:rPr>
+        <w:instrText xml:space="preserve"> PAGEREF _Toc4850 \h </w:instrText>
       </w:r>
       <w:r>
         <w:rPr>
           <w:color w:val="auto"/>
+          <w:szCs w:val="21"/>
+          <w:lang w:eastAsia="zh-CN"/>
         </w:rPr>
         <w:fldChar w:fldCharType="separate"/>
       </w:r>
       <w:r>
         <w:rPr>
           <w:color w:val="auto"/>
-        </w:rPr>
-        <w:t>8</w:t>
+          <w:szCs w:val="21"/>
+          <w:lang w:eastAsia="zh-CN"/>
+        </w:rPr>
+        <w:t>9</w:t>
       </w:r>
       <w:r>
         <w:rPr>
           <w:color w:val="auto"/>
+          <w:szCs w:val="21"/>
+          <w:lang w:eastAsia="zh-CN"/>
         </w:rPr>
         <w:fldChar w:fldCharType="end"/>
       </w:r>
@@ -2047,7 +2157,7 @@
           <w:szCs w:val="32"/>
           <w:lang w:eastAsia="zh-CN"/>
         </w:rPr>
-        <w:instrText xml:space="preserve"> HYPERLINK \l _Toc3978 </w:instrText>
+        <w:instrText xml:space="preserve"> HYPERLINK \l _Toc4166 </w:instrText>
       </w:r>
       <w:r>
         <w:rPr>
@@ -2112,7 +2222,7 @@
           <w:szCs w:val="32"/>
           <w:lang w:eastAsia="zh-CN"/>
         </w:rPr>
-        <w:instrText xml:space="preserve"> PAGEREF _Toc3978 \h </w:instrText>
+        <w:instrText xml:space="preserve"> PAGEREF _Toc4166 \h </w:instrText>
       </w:r>
       <w:r>
         <w:rPr>
@@ -2138,7 +2248,7 @@
           <w:szCs w:val="32"/>
           <w:lang w:eastAsia="zh-CN"/>
         </w:rPr>
-        <w:t>11</w:t>
+        <w:t>12</w:t>
       </w:r>
       <w:r>
         <w:rPr>
@@ -2184,6 +2294,8 @@
         </w:tabs>
         <w:rPr>
           <w:color w:val="auto"/>
+          <w:szCs w:val="21"/>
+          <w:lang w:eastAsia="zh-CN"/>
         </w:rPr>
       </w:pPr>
       <w:r>
@@ -2200,7 +2312,7 @@
           <w:szCs w:val="21"/>
           <w:lang w:eastAsia="zh-CN"/>
         </w:rPr>
-        <w:instrText xml:space="preserve"> HYPERLINK \l _Toc29195 </w:instrText>
+        <w:instrText xml:space="preserve"> HYPERLINK \l _Toc32081 </w:instrText>
       </w:r>
       <w:r>
         <w:rPr>
@@ -2214,6 +2326,7 @@
         <w:rPr>
           <w:rFonts w:hint="eastAsia"/>
           <w:color w:val="auto"/>
+          <w:szCs w:val="21"/>
           <w:lang w:eastAsia="zh-CN"/>
         </w:rPr>
         <w:t>变异位点结果解析</w:t>
@@ -2221,36 +2334,48 @@
       <w:r>
         <w:rPr>
           <w:color w:val="auto"/>
+          <w:szCs w:val="21"/>
+          <w:lang w:eastAsia="zh-CN"/>
         </w:rPr>
         <w:tab/>
       </w:r>
       <w:r>
         <w:rPr>
           <w:color w:val="auto"/>
+          <w:szCs w:val="21"/>
+          <w:lang w:eastAsia="zh-CN"/>
         </w:rPr>
         <w:fldChar w:fldCharType="begin"/>
       </w:r>
       <w:r>
         <w:rPr>
           <w:color w:val="auto"/>
-        </w:rPr>
-        <w:instrText xml:space="preserve"> PAGEREF _Toc29195 \h </w:instrText>
+          <w:szCs w:val="21"/>
+          <w:lang w:eastAsia="zh-CN"/>
+        </w:rPr>
+        <w:instrText xml:space="preserve"> PAGEREF _Toc32081 \h </w:instrText>
       </w:r>
       <w:r>
         <w:rPr>
           <w:color w:val="auto"/>
+          <w:szCs w:val="21"/>
+          <w:lang w:eastAsia="zh-CN"/>
         </w:rPr>
         <w:fldChar w:fldCharType="separate"/>
       </w:r>
       <w:r>
         <w:rPr>
           <w:color w:val="auto"/>
-        </w:rPr>
-        <w:t>11</w:t>
+          <w:szCs w:val="21"/>
+          <w:lang w:eastAsia="zh-CN"/>
+        </w:rPr>
+        <w:t>12</w:t>
       </w:r>
       <w:r>
         <w:rPr>
           <w:color w:val="auto"/>
+          <w:szCs w:val="21"/>
+          <w:lang w:eastAsia="zh-CN"/>
         </w:rPr>
         <w:fldChar w:fldCharType="end"/>
       </w:r>
@@ -2280,6 +2405,8 @@
         </w:tabs>
         <w:rPr>
           <w:color w:val="auto"/>
+          <w:szCs w:val="21"/>
+          <w:lang w:eastAsia="zh-CN"/>
         </w:rPr>
       </w:pPr>
       <w:r>
@@ -2296,7 +2423,7 @@
           <w:szCs w:val="21"/>
           <w:lang w:eastAsia="zh-CN"/>
         </w:rPr>
-        <w:instrText xml:space="preserve"> HYPERLINK \l _Toc5036 </w:instrText>
+        <w:instrText xml:space="preserve"> HYPERLINK \l _Toc1935 </w:instrText>
       </w:r>
       <w:r>
         <w:rPr>
@@ -2308,8 +2435,9 @@
       </w:r>
       <w:r>
         <w:rPr>
-          <w:rFonts w:hint="eastAsia" w:ascii="Times New Roman" w:hAnsi="Times New Roman"/>
+          <w:rFonts w:hint="eastAsia"/>
           <w:color w:val="auto"/>
+          <w:szCs w:val="21"/>
           <w:lang w:eastAsia="zh-CN"/>
         </w:rPr>
         <w:t>免疫检测结果解析</w:t>
@@ -2317,36 +2445,48 @@
       <w:r>
         <w:rPr>
           <w:color w:val="auto"/>
+          <w:szCs w:val="21"/>
+          <w:lang w:eastAsia="zh-CN"/>
         </w:rPr>
         <w:tab/>
       </w:r>
       <w:r>
         <w:rPr>
           <w:color w:val="auto"/>
+          <w:szCs w:val="21"/>
+          <w:lang w:eastAsia="zh-CN"/>
         </w:rPr>
         <w:fldChar w:fldCharType="begin"/>
       </w:r>
       <w:r>
         <w:rPr>
           <w:color w:val="auto"/>
-        </w:rPr>
-        <w:instrText xml:space="preserve"> PAGEREF _Toc5036 \h </w:instrText>
+          <w:szCs w:val="21"/>
+          <w:lang w:eastAsia="zh-CN"/>
+        </w:rPr>
+        <w:instrText xml:space="preserve"> PAGEREF _Toc1935 \h </w:instrText>
       </w:r>
       <w:r>
         <w:rPr>
           <w:color w:val="auto"/>
+          <w:szCs w:val="21"/>
+          <w:lang w:eastAsia="zh-CN"/>
         </w:rPr>
         <w:fldChar w:fldCharType="separate"/>
       </w:r>
       <w:r>
         <w:rPr>
           <w:color w:val="auto"/>
-        </w:rPr>
-        <w:t>14</w:t>
+          <w:szCs w:val="21"/>
+          <w:lang w:eastAsia="zh-CN"/>
+        </w:rPr>
+        <w:t>15</w:t>
       </w:r>
       <w:r>
         <w:rPr>
           <w:color w:val="auto"/>
+          <w:szCs w:val="21"/>
+          <w:lang w:eastAsia="zh-CN"/>
         </w:rPr>
         <w:fldChar w:fldCharType="end"/>
       </w:r>
@@ -2376,6 +2516,8 @@
         </w:tabs>
         <w:rPr>
           <w:color w:val="auto"/>
+          <w:szCs w:val="21"/>
+          <w:lang w:eastAsia="zh-CN"/>
         </w:rPr>
       </w:pPr>
       <w:r>
@@ -2392,7 +2534,7 @@
           <w:szCs w:val="21"/>
           <w:lang w:eastAsia="zh-CN"/>
         </w:rPr>
-        <w:instrText xml:space="preserve"> HYPERLINK \l _Toc2701 </w:instrText>
+        <w:instrText xml:space="preserve"> HYPERLINK \l _Toc13156 </w:instrText>
       </w:r>
       <w:r>
         <w:rPr>
@@ -2401,58 +2543,6 @@
           <w:lang w:eastAsia="zh-CN"/>
         </w:rPr>
         <w:fldChar w:fldCharType="separate"/>
-      </w:r>
-      <w:r>
-        <w:rPr>
-          <w:rFonts w:hint="eastAsia" w:ascii="Times New Roman" w:hAnsi="Times New Roman"/>
-          <w:color w:val="auto"/>
-          <w:lang w:eastAsia="zh-CN"/>
-        </w:rPr>
-        <w:t>化疗药物检测解析</w:t>
-      </w:r>
-      <w:r>
-        <w:rPr>
-          <w:color w:val="auto"/>
-        </w:rPr>
-        <w:tab/>
-      </w:r>
-      <w:r>
-        <w:rPr>
-          <w:color w:val="auto"/>
-        </w:rPr>
-        <w:fldChar w:fldCharType="begin"/>
-      </w:r>
-      <w:r>
-        <w:rPr>
-          <w:color w:val="auto"/>
-        </w:rPr>
-        <w:instrText xml:space="preserve"> PAGEREF _Toc2701 \h </w:instrText>
-      </w:r>
-      <w:r>
-        <w:rPr>
-          <w:color w:val="auto"/>
-        </w:rPr>
-        <w:fldChar w:fldCharType="separate"/>
-      </w:r>
-      <w:r>
-        <w:rPr>
-          <w:color w:val="auto"/>
-        </w:rPr>
-        <w:t>15</w:t>
-      </w:r>
-      <w:r>
-        <w:rPr>
-          <w:color w:val="auto"/>
-        </w:rPr>
-        <w:fldChar w:fldCharType="end"/>
-      </w:r>
-      <w:r>
-        <w:rPr>
-          <w:color w:val="auto"/>
-          <w:szCs w:val="21"/>
-          <w:lang w:eastAsia="zh-CN"/>
-        </w:rPr>
-        <w:fldChar w:fldCharType="end"/>
       </w:r>
       <w:r>
         <w:rPr>
@@ -2461,8 +2551,75 @@
           <w:szCs w:val="21"/>
           <w:lang w:eastAsia="zh-CN"/>
         </w:rPr>
+        <w:t>化疗药物检测解析</w:t>
+      </w:r>
+      <w:r>
+        <w:rPr>
+          <w:color w:val="auto"/>
+          <w:szCs w:val="21"/>
+          <w:lang w:eastAsia="zh-CN"/>
+        </w:rPr>
+        <w:tab/>
+      </w:r>
+      <w:r>
+        <w:rPr>
+          <w:color w:val="auto"/>
+          <w:szCs w:val="21"/>
+          <w:lang w:eastAsia="zh-CN"/>
+        </w:rPr>
+        <w:fldChar w:fldCharType="begin"/>
+      </w:r>
+      <w:r>
+        <w:rPr>
+          <w:color w:val="auto"/>
+          <w:szCs w:val="21"/>
+          <w:lang w:eastAsia="zh-CN"/>
+        </w:rPr>
+        <w:instrText xml:space="preserve"> PAGEREF _Toc13156 \h </w:instrText>
+      </w:r>
+      <w:r>
+        <w:rPr>
+          <w:color w:val="auto"/>
+          <w:szCs w:val="21"/>
+          <w:lang w:eastAsia="zh-CN"/>
+        </w:rPr>
+        <w:fldChar w:fldCharType="separate"/>
+      </w:r>
+      <w:r>
+        <w:rPr>
+          <w:color w:val="auto"/>
+          <w:szCs w:val="21"/>
+          <w:lang w:eastAsia="zh-CN"/>
+        </w:rPr>
+        <w:t>16</w:t>
+      </w:r>
+      <w:r>
+        <w:rPr>
+          <w:color w:val="auto"/>
+          <w:szCs w:val="21"/>
+          <w:lang w:eastAsia="zh-CN"/>
+        </w:rPr>
+        <w:fldChar w:fldCharType="end"/>
+      </w:r>
+      <w:r>
+        <w:rPr>
+          <w:color w:val="auto"/>
+          <w:szCs w:val="21"/>
+          <w:lang w:eastAsia="zh-CN"/>
+        </w:rPr>
+        <w:fldChar w:fldCharType="end"/>
+      </w:r>
+      <w:r>
+        <w:rPr>
+          <w:rFonts w:hint="eastAsia"/>
+          <w:color w:val="auto"/>
+          <w:szCs w:val="21"/>
+          <w:lang w:eastAsia="zh-CN"/>
+        </w:rPr>
         <w:t>{% endif %}</w:t>
       </w:r>
+      <w:bookmarkStart w:id="171" w:name="_GoBack"/>
+      <w:bookmarkEnd w:id="171"/>
     </w:p>
     <w:p>
       <w:pPr>
@@ -2505,7 +2662,7 @@
           <w:szCs w:val="32"/>
           <w:lang w:eastAsia="zh-CN"/>
         </w:rPr>
-        <w:instrText xml:space="preserve"> HYPERLINK \l _Toc11535 </w:instrText>
+        <w:instrText xml:space="preserve"> HYPERLINK \l _Toc21542 </w:instrText>
       </w:r>
       <w:r>
         <w:rPr>
@@ -2570,7 +2727,7 @@
           <w:szCs w:val="32"/>
           <w:lang w:eastAsia="zh-CN"/>
         </w:rPr>
-        <w:instrText xml:space="preserve"> PAGEREF _Toc11535 \h </w:instrText>
+        <w:instrText xml:space="preserve"> PAGEREF _Toc21542 \h </w:instrText>
       </w:r>
       <w:r>
         <w:rPr>
@@ -2596,7 +2753,7 @@
           <w:szCs w:val="32"/>
           <w:lang w:eastAsia="zh-CN"/>
         </w:rPr>
-        <w:t>17</w:t>
+        <w:t>18</w:t>
       </w:r>
       <w:r>
         <w:rPr>
@@ -2633,6 +2790,8 @@
         </w:tabs>
         <w:rPr>
           <w:color w:val="auto"/>
+          <w:szCs w:val="21"/>
+          <w:lang w:eastAsia="zh-CN"/>
         </w:rPr>
       </w:pPr>
       <w:r>
@@ -2649,7 +2808,7 @@
           <w:szCs w:val="21"/>
           <w:lang w:eastAsia="zh-CN"/>
         </w:rPr>
-        <w:instrText xml:space="preserve"> HYPERLINK \l _Toc8395 </w:instrText>
+        <w:instrText xml:space="preserve"> HYPERLINK \l _Toc14675 </w:instrText>
       </w:r>
       <w:r>
         <w:rPr>
@@ -2661,8 +2820,9 @@
       </w:r>
       <w:r>
         <w:rPr>
-          <w:rFonts w:hint="eastAsia" w:ascii="Times New Roman" w:hAnsi="Times New Roman"/>
+          <w:rFonts w:hint="eastAsia"/>
           <w:color w:val="auto"/>
+          <w:szCs w:val="21"/>
           <w:lang w:val="en-US" w:eastAsia="zh-CN"/>
         </w:rPr>
         <w:t>样本质控情况</w:t>
@@ -2670,36 +2830,48 @@
       <w:r>
         <w:rPr>
           <w:color w:val="auto"/>
+          <w:szCs w:val="21"/>
+          <w:lang w:eastAsia="zh-CN"/>
         </w:rPr>
         <w:tab/>
       </w:r>
       <w:r>
         <w:rPr>
           <w:color w:val="auto"/>
+          <w:szCs w:val="21"/>
+          <w:lang w:eastAsia="zh-CN"/>
         </w:rPr>
         <w:fldChar w:fldCharType="begin"/>
       </w:r>
       <w:r>
         <w:rPr>
           <w:color w:val="auto"/>
-        </w:rPr>
-        <w:instrText xml:space="preserve"> PAGEREF _Toc8395 \h </w:instrText>
+          <w:szCs w:val="21"/>
+          <w:lang w:eastAsia="zh-CN"/>
+        </w:rPr>
+        <w:instrText xml:space="preserve"> PAGEREF _Toc14675 \h </w:instrText>
       </w:r>
       <w:r>
         <w:rPr>
           <w:color w:val="auto"/>
+          <w:szCs w:val="21"/>
+          <w:lang w:eastAsia="zh-CN"/>
         </w:rPr>
         <w:fldChar w:fldCharType="separate"/>
       </w:r>
       <w:r>
         <w:rPr>
           <w:color w:val="auto"/>
-        </w:rPr>
-        <w:t>17</w:t>
+          <w:szCs w:val="21"/>
+          <w:lang w:eastAsia="zh-CN"/>
+        </w:rPr>
+        <w:t>18</w:t>
       </w:r>
       <w:r>
         <w:rPr>
           <w:color w:val="auto"/>
+          <w:szCs w:val="21"/>
+          <w:lang w:eastAsia="zh-CN"/>
         </w:rPr>
         <w:fldChar w:fldCharType="end"/>
       </w:r>
@@ -2720,6 +2892,8 @@
         </w:tabs>
         <w:rPr>
           <w:color w:val="auto"/>
+          <w:szCs w:val="21"/>
+          <w:lang w:eastAsia="zh-CN"/>
         </w:rPr>
       </w:pPr>
       <w:r>
@@ -2736,7 +2910,7 @@
           <w:szCs w:val="21"/>
           <w:lang w:eastAsia="zh-CN"/>
         </w:rPr>
-        <w:instrText xml:space="preserve"> HYPERLINK \l _Toc8638 </w:instrText>
+        <w:instrText xml:space="preserve"> HYPERLINK \l _Toc22245 </w:instrText>
       </w:r>
       <w:r>
         <w:rPr>
@@ -2748,8 +2922,9 @@
       </w:r>
       <w:r>
         <w:rPr>
-          <w:rFonts w:hint="eastAsia" w:ascii="Times New Roman" w:hAnsi="Times New Roman"/>
+          <w:rFonts w:hint="eastAsia"/>
           <w:color w:val="auto"/>
+          <w:szCs w:val="21"/>
           <w:lang w:eastAsia="zh-CN"/>
         </w:rPr>
         <w:t>常见靶向药物相关基因检测列表</w:t>
@@ -2757,36 +2932,48 @@
       <w:r>
         <w:rPr>
           <w:color w:val="auto"/>
+          <w:szCs w:val="21"/>
+          <w:lang w:eastAsia="zh-CN"/>
         </w:rPr>
         <w:tab/>
       </w:r>
       <w:r>
         <w:rPr>
           <w:color w:val="auto"/>
+          <w:szCs w:val="21"/>
+          <w:lang w:eastAsia="zh-CN"/>
         </w:rPr>
         <w:fldChar w:fldCharType="begin"/>
       </w:r>
       <w:r>
         <w:rPr>
           <w:color w:val="auto"/>
-        </w:rPr>
-        <w:instrText xml:space="preserve"> PAGEREF _Toc8638 \h </w:instrText>
+          <w:szCs w:val="21"/>
+          <w:lang w:eastAsia="zh-CN"/>
+        </w:rPr>
+        <w:instrText xml:space="preserve"> PAGEREF _Toc22245 \h </w:instrText>
       </w:r>
       <w:r>
         <w:rPr>
           <w:color w:val="auto"/>
+          <w:szCs w:val="21"/>
+          <w:lang w:eastAsia="zh-CN"/>
         </w:rPr>
         <w:fldChar w:fldCharType="separate"/>
       </w:r>
       <w:r>
         <w:rPr>
           <w:color w:val="auto"/>
-        </w:rPr>
-        <w:t>18</w:t>
+          <w:szCs w:val="21"/>
+          <w:lang w:eastAsia="zh-CN"/>
+        </w:rPr>
+        <w:t>19</w:t>
       </w:r>
       <w:r>
         <w:rPr>
           <w:color w:val="auto"/>
+          <w:szCs w:val="21"/>
+          <w:lang w:eastAsia="zh-CN"/>
         </w:rPr>
         <w:fldChar w:fldCharType="end"/>
       </w:r>
@@ -2807,6 +2994,8 @@
         </w:tabs>
         <w:rPr>
           <w:color w:val="auto"/>
+          <w:szCs w:val="21"/>
+          <w:lang w:eastAsia="zh-CN"/>
         </w:rPr>
       </w:pPr>
       <w:r>
@@ -2823,7 +3012,7 @@
           <w:szCs w:val="21"/>
           <w:lang w:eastAsia="zh-CN"/>
         </w:rPr>
-        <w:instrText xml:space="preserve"> HYPERLINK \l _Toc159 </w:instrText>
+        <w:instrText xml:space="preserve"> HYPERLINK \l _Toc27794 </w:instrText>
       </w:r>
       <w:r>
         <w:rPr>
@@ -2835,8 +3024,9 @@
       </w:r>
       <w:r>
         <w:rPr>
-          <w:rFonts w:hint="eastAsia" w:ascii="Times New Roman" w:hAnsi="Times New Roman"/>
+          <w:rFonts w:hint="eastAsia"/>
           <w:color w:val="auto"/>
+          <w:szCs w:val="21"/>
           <w:lang w:eastAsia="zh-CN"/>
         </w:rPr>
         <w:t>检测基因列表</w:t>
@@ -2844,36 +3034,48 @@
       <w:r>
         <w:rPr>
           <w:color w:val="auto"/>
+          <w:szCs w:val="21"/>
+          <w:lang w:eastAsia="zh-CN"/>
         </w:rPr>
         <w:tab/>
       </w:r>
       <w:r>
         <w:rPr>
           <w:color w:val="auto"/>
+          <w:szCs w:val="21"/>
+          <w:lang w:eastAsia="zh-CN"/>
         </w:rPr>
         <w:fldChar w:fldCharType="begin"/>
       </w:r>
       <w:r>
         <w:rPr>
           <w:color w:val="auto"/>
-        </w:rPr>
-        <w:instrText xml:space="preserve"> PAGEREF _Toc159 \h </w:instrText>
+          <w:szCs w:val="21"/>
+          <w:lang w:eastAsia="zh-CN"/>
+        </w:rPr>
+        <w:instrText xml:space="preserve"> PAGEREF _Toc27794 \h </w:instrText>
       </w:r>
       <w:r>
         <w:rPr>
           <w:color w:val="auto"/>
+          <w:szCs w:val="21"/>
+          <w:lang w:eastAsia="zh-CN"/>
         </w:rPr>
         <w:fldChar w:fldCharType="separate"/>
       </w:r>
       <w:r>
         <w:rPr>
           <w:color w:val="auto"/>
-        </w:rPr>
-        <w:t>19</w:t>
+          <w:szCs w:val="21"/>
+          <w:lang w:eastAsia="zh-CN"/>
+        </w:rPr>
+        <w:t>20</w:t>
       </w:r>
       <w:r>
         <w:rPr>
           <w:color w:val="auto"/>
+          <w:szCs w:val="21"/>
+          <w:lang w:eastAsia="zh-CN"/>
         </w:rPr>
         <w:fldChar w:fldCharType="end"/>
       </w:r>
@@ -2894,6 +3096,8 @@
         </w:tabs>
         <w:rPr>
           <w:color w:val="auto"/>
+          <w:szCs w:val="21"/>
+          <w:lang w:eastAsia="zh-CN"/>
         </w:rPr>
       </w:pPr>
       <w:r>
@@ -2910,7 +3114,7 @@
           <w:szCs w:val="21"/>
           <w:lang w:eastAsia="zh-CN"/>
         </w:rPr>
-        <w:instrText xml:space="preserve"> HYPERLINK \l _Toc7234 </w:instrText>
+        <w:instrText xml:space="preserve"> HYPERLINK \l _Toc8017 </w:instrText>
       </w:r>
       <w:r>
         <w:rPr>
@@ -2924,7 +3128,7 @@
         <w:rPr>
           <w:rFonts w:hint="eastAsia"/>
           <w:color w:val="auto"/>
-          <w:highlight w:val="none"/>
+          <w:szCs w:val="21"/>
           <w:lang w:eastAsia="zh-CN"/>
         </w:rPr>
         <w:t>检测方法与局限性</w:t>
@@ -2932,36 +3136,48 @@
       <w:r>
         <w:rPr>
           <w:color w:val="auto"/>
+          <w:szCs w:val="21"/>
+          <w:lang w:eastAsia="zh-CN"/>
         </w:rPr>
         <w:tab/>
       </w:r>
       <w:r>
         <w:rPr>
           <w:color w:val="auto"/>
+          <w:szCs w:val="21"/>
+          <w:lang w:eastAsia="zh-CN"/>
         </w:rPr>
         <w:fldChar w:fldCharType="begin"/>
       </w:r>
       <w:r>
         <w:rPr>
           <w:color w:val="auto"/>
-        </w:rPr>
-        <w:instrText xml:space="preserve"> PAGEREF _Toc7234 \h </w:instrText>
+          <w:szCs w:val="21"/>
+          <w:lang w:eastAsia="zh-CN"/>
+        </w:rPr>
+        <w:instrText xml:space="preserve"> PAGEREF _Toc8017 \h </w:instrText>
       </w:r>
       <w:r>
         <w:rPr>
           <w:color w:val="auto"/>
+          <w:szCs w:val="21"/>
+          <w:lang w:eastAsia="zh-CN"/>
         </w:rPr>
         <w:fldChar w:fldCharType="separate"/>
       </w:r>
       <w:r>
         <w:rPr>
           <w:color w:val="auto"/>
-        </w:rPr>
-        <w:t>20</w:t>
+          <w:szCs w:val="21"/>
+          <w:lang w:eastAsia="zh-CN"/>
+        </w:rPr>
+        <w:t>21</w:t>
       </w:r>
       <w:r>
         <w:rPr>
           <w:color w:val="auto"/>
+          <w:szCs w:val="21"/>
+          <w:lang w:eastAsia="zh-CN"/>
         </w:rPr>
         <w:fldChar w:fldCharType="end"/>
       </w:r>
@@ -2982,6 +3198,8 @@
         </w:tabs>
         <w:rPr>
           <w:color w:val="auto"/>
+          <w:szCs w:val="21"/>
+          <w:lang w:eastAsia="zh-CN"/>
         </w:rPr>
       </w:pPr>
       <w:r>
@@ -2998,7 +3216,7 @@
           <w:szCs w:val="21"/>
           <w:lang w:eastAsia="zh-CN"/>
         </w:rPr>
-        <w:instrText xml:space="preserve"> HYPERLINK \l _Toc4271 </w:instrText>
+        <w:instrText xml:space="preserve"> HYPERLINK \l _Toc12015 </w:instrText>
       </w:r>
       <w:r>
         <w:rPr>
@@ -3010,8 +3228,9 @@
       </w:r>
       <w:r>
         <w:rPr>
-          <w:rFonts w:hint="eastAsia" w:ascii="Times New Roman" w:hAnsi="Times New Roman"/>
+          <w:rFonts w:hint="eastAsia"/>
           <w:color w:val="auto"/>
+          <w:szCs w:val="21"/>
           <w:lang w:eastAsia="zh-CN"/>
         </w:rPr>
         <w:t>参考文献</w:t>
@@ -3019,36 +3238,48 @@
       <w:r>
         <w:rPr>
           <w:color w:val="auto"/>
+          <w:szCs w:val="21"/>
+          <w:lang w:eastAsia="zh-CN"/>
         </w:rPr>
         <w:tab/>
       </w:r>
       <w:r>
         <w:rPr>
           <w:color w:val="auto"/>
+          <w:szCs w:val="21"/>
+          <w:lang w:eastAsia="zh-CN"/>
         </w:rPr>
         <w:fldChar w:fldCharType="begin"/>
       </w:r>
       <w:r>
         <w:rPr>
           <w:color w:val="auto"/>
-        </w:rPr>
-        <w:instrText xml:space="preserve"> PAGEREF _Toc4271 \h </w:instrText>
+          <w:szCs w:val="21"/>
+          <w:lang w:eastAsia="zh-CN"/>
+        </w:rPr>
+        <w:instrText xml:space="preserve"> PAGEREF _Toc12015 \h </w:instrText>
       </w:r>
       <w:r>
         <w:rPr>
           <w:color w:val="auto"/>
+          <w:szCs w:val="21"/>
+          <w:lang w:eastAsia="zh-CN"/>
         </w:rPr>
         <w:fldChar w:fldCharType="separate"/>
       </w:r>
       <w:r>
         <w:rPr>
           <w:color w:val="auto"/>
-        </w:rPr>
-        <w:t>21</w:t>
+          <w:szCs w:val="21"/>
+          <w:lang w:eastAsia="zh-CN"/>
+        </w:rPr>
+        <w:t>22</w:t>
       </w:r>
       <w:r>
         <w:rPr>
           <w:color w:val="auto"/>
+          <w:szCs w:val="21"/>
+          <w:lang w:eastAsia="zh-CN"/>
         </w:rPr>
         <w:fldChar w:fldCharType="end"/>
       </w:r>
@@ -3083,6 +3314,7 @@
           <w:sz w:val="21"/>
         </w:rPr>
         <w:id w:val="147465786"/>
+        <w:showingPlcHdr/>
         <w:docPartObj>
           <w:docPartGallery w:val="Table of Contents"/>
           <w:docPartUnique/>
@@ -3102,9 +3334,8 @@
           <w:pPr>
             <w:pStyle w:val="14"/>
             <w:tabs>
-              <w:tab w:val="right" w:leader="dot" w:pos="9870"/>
+              <w:tab w:val="right" w:leader="dot" w:pos="9865"/>
             </w:tabs>
-            <w:ind w:left="440"/>
             <w:rPr>
               <w:sz w:val="21"/>
               <w:szCs w:val="21"/>
@@ -3126,6 +3357,14 @@
               <w:docGrid w:linePitch="299" w:charSpace="0"/>
             </w:sectPr>
           </w:pPr>
+          <w:r>
+            <w:rPr>
+              <w:rFonts w:hint="eastAsia"/>
+              <w:sz w:val="21"/>
+              <w:lang w:eastAsia="zh-CN"/>
+            </w:rPr>
+            <w:t xml:space="preserve">     </w:t>
+          </w:r>
         </w:p>
       </w:sdtContent>
     </w:sdt>
@@ -3149,16 +3388,16 @@
           </w14:shadow>
         </w:rPr>
       </w:pPr>
-      <w:bookmarkStart w:id="0" w:name="_Toc30143_WPSOffice_Level1"/>
-      <w:bookmarkStart w:id="1" w:name="_Toc21669"/>
-      <w:bookmarkStart w:id="2" w:name="_Toc19944"/>
-      <w:bookmarkStart w:id="3" w:name="_Toc24397"/>
-      <w:bookmarkStart w:id="4" w:name="_Toc10446"/>
-      <w:bookmarkStart w:id="5" w:name="_Toc24178_WPSOffice_Level1"/>
-      <w:bookmarkStart w:id="6" w:name="_Toc27500"/>
-      <w:bookmarkStart w:id="7" w:name="_Toc13806"/>
-      <w:bookmarkStart w:id="8" w:name="_Toc32054"/>
-      <w:bookmarkStart w:id="9" w:name="_Toc21009_WPSOffice_Level1"/>
+      <w:bookmarkStart w:id="0" w:name="_Toc10446"/>
+      <w:bookmarkStart w:id="1" w:name="_Toc24178_WPSOffice_Level1"/>
+      <w:bookmarkStart w:id="2" w:name="_Toc24397"/>
+      <w:bookmarkStart w:id="3" w:name="_Toc27500"/>
+      <w:bookmarkStart w:id="4" w:name="_Toc21669"/>
+      <w:bookmarkStart w:id="5" w:name="_Toc13806"/>
+      <w:bookmarkStart w:id="6" w:name="_Toc32054"/>
+      <w:bookmarkStart w:id="7" w:name="_Toc21009_WPSOffice_Level1"/>
+      <w:bookmarkStart w:id="8" w:name="_Toc30143_WPSOffice_Level1"/>
+      <w:bookmarkStart w:id="9" w:name="_Toc22439"/>
       <w:r>
         <w:rPr>
           <w:rFonts w:ascii="Times New Roman" w:hAnsi="Times New Roman"/>
@@ -4037,13 +4276,13 @@
       </w:pPr>
       <w:bookmarkStart w:id="10" w:name="_Toc10518"/>
       <w:bookmarkStart w:id="11" w:name="_Toc18062_WPSOffice_Level1"/>
-      <w:bookmarkStart w:id="12" w:name="_Toc11465"/>
-      <w:bookmarkStart w:id="13" w:name="_Toc11015_WPSOffice_Level1"/>
-      <w:bookmarkStart w:id="14" w:name="_Toc17451"/>
-      <w:bookmarkStart w:id="15" w:name="_Toc19594"/>
-      <w:bookmarkStart w:id="16" w:name="_Toc6031"/>
-      <w:bookmarkStart w:id="17" w:name="_Toc13931"/>
-      <w:bookmarkStart w:id="18" w:name="_Toc7021_WPSOffice_Level1"/>
+      <w:bookmarkStart w:id="12" w:name="_Toc19594"/>
+      <w:bookmarkStart w:id="13" w:name="_Toc11465"/>
+      <w:bookmarkStart w:id="14" w:name="_Toc13931"/>
+      <w:bookmarkStart w:id="15" w:name="_Toc7021_WPSOffice_Level1"/>
+      <w:bookmarkStart w:id="16" w:name="_Toc17451"/>
+      <w:bookmarkStart w:id="17" w:name="_Toc11015_WPSOffice_Level1"/>
+      <w:bookmarkStart w:id="18" w:name="_Toc10576"/>
       <w:bookmarkStart w:id="19" w:name="_Toc3823"/>
       <w:r>
         <w:rPr>
@@ -4277,17 +4516,17 @@
         </w:rPr>
       </w:pPr>
       <w:bookmarkStart w:id="21" w:name="_Toc16576"/>
-      <w:bookmarkStart w:id="22" w:name="_Toc18058"/>
+      <w:bookmarkStart w:id="22" w:name="_Toc149826002"/>
       <w:bookmarkStart w:id="23" w:name="_Toc25920"/>
-      <w:bookmarkStart w:id="24" w:name="_Toc1410"/>
-      <w:bookmarkStart w:id="25" w:name="_Toc6221_WPSOffice_Level1"/>
-      <w:bookmarkStart w:id="26" w:name="_Toc3871"/>
-      <w:bookmarkStart w:id="27" w:name="_Toc149832727"/>
-      <w:bookmarkStart w:id="28" w:name="_Toc29731"/>
-      <w:bookmarkStart w:id="29" w:name="_Toc23369_WPSOffice_Level1"/>
-      <w:bookmarkStart w:id="30" w:name="_Toc2563"/>
-      <w:bookmarkStart w:id="31" w:name="_Toc149826002"/>
-      <w:bookmarkStart w:id="32" w:name="_Toc4088"/>
+      <w:bookmarkStart w:id="24" w:name="_Toc3871"/>
+      <w:bookmarkStart w:id="25" w:name="_Toc1410"/>
+      <w:bookmarkStart w:id="26" w:name="_Toc6221_WPSOffice_Level1"/>
+      <w:bookmarkStart w:id="27" w:name="_Toc4088"/>
+      <w:bookmarkStart w:id="28" w:name="_Toc2563"/>
+      <w:bookmarkStart w:id="29" w:name="_Toc149832727"/>
+      <w:bookmarkStart w:id="30" w:name="_Toc23369_WPSOffice_Level1"/>
+      <w:bookmarkStart w:id="31" w:name="_Toc18058"/>
+      <w:bookmarkStart w:id="32" w:name="_Toc29445"/>
       <w:r>
         <w:rPr>
           <w:rStyle w:val="45"/>
@@ -4334,7 +4573,7 @@
           <w:color w:val="auto"/>
         </w:rPr>
       </w:pPr>
-      <w:bookmarkStart w:id="33" w:name="_Toc7554"/>
+      <w:bookmarkStart w:id="33" w:name="_Toc16646"/>
       <w:r>
         <w:rPr>
           <w:rFonts w:hint="eastAsia"/>
@@ -5257,6 +5496,12 @@
             <w:insideH w:val="single" w:color="A4A4A4" w:sz="4" w:space="0"/>
             <w:insideV w:val="single" w:color="A4A4A4" w:sz="4" w:space="0"/>
           </w:tblBorders>
+          <w:tblCellMar>
+            <w:top w:w="0" w:type="dxa"/>
+            <w:left w:w="0" w:type="dxa"/>
+            <w:bottom w:w="0" w:type="dxa"/>
+            <w:right w:w="0" w:type="dxa"/>
+          </w:tblCellMar>
         </w:tblPrEx>
         <w:trPr>
           <w:trHeight w:val="397" w:hRule="atLeast"/>
@@ -5702,17 +5947,16 @@
           <w:lang w:val="en-US" w:eastAsia="zh-CN"/>
         </w:rPr>
       </w:pPr>
-      <w:bookmarkStart w:id="34" w:name="_Toc24836"/>
+      <w:bookmarkStart w:id="34" w:name="_Toc149832729"/>
       <w:bookmarkStart w:id="35" w:name="_Toc31425"/>
-      <w:bookmarkStart w:id="36" w:name="_Toc149832729"/>
-      <w:bookmarkStart w:id="37" w:name="_Toc2781"/>
+      <w:bookmarkStart w:id="36" w:name="_Toc22132"/>
+      <w:bookmarkStart w:id="37" w:name="_Toc12381"/>
       <w:bookmarkStart w:id="38" w:name="_Toc19898_WPSOffice_Level1"/>
-      <w:bookmarkStart w:id="39" w:name="_Toc284"/>
+      <w:bookmarkStart w:id="39" w:name="_Toc2781"/>
       <w:bookmarkStart w:id="40" w:name="_Toc20136_WPSOffice_Level1"/>
       <w:bookmarkStart w:id="41" w:name="_Toc14062"/>
-      <w:bookmarkStart w:id="42" w:name="_Toc22132"/>
+      <w:bookmarkStart w:id="42" w:name="_Toc284"/>
       <w:bookmarkStart w:id="43" w:name="_Toc19184"/>
-      <w:bookmarkStart w:id="44" w:name="_Toc12381"/>
       <w:r>
         <w:rPr>
           <w:rFonts w:hint="eastAsia" w:ascii="Times New Roman" w:hAnsi="Times New Roman" w:eastAsia="微软雅黑" w:cs="Times New Roman"/>
@@ -5758,6 +6002,13 @@
         </w:rPr>
         <w:t xml:space="preserve"> %}</w:t>
       </w:r>
+    </w:p>
+    <w:p>
+      <w:pPr>
+        <w:rPr>
+          <w:lang w:eastAsia="zh-CN"/>
+        </w:rPr>
+      </w:pPr>
     </w:p>
     <w:p>
       <w:pPr>
@@ -5861,15 +6112,15 @@
                     <wp:anchor distT="0" distB="0" distL="114300" distR="114300" simplePos="0" relativeHeight="251660288" behindDoc="0" locked="0" layoutInCell="1" allowOverlap="1">
                       <wp:simplePos x="0" y="0"/>
                       <wp:positionH relativeFrom="column">
-                        <wp:posOffset>0</wp:posOffset>
+                        <wp:posOffset>7620</wp:posOffset>
                       </wp:positionH>
                       <wp:positionV relativeFrom="paragraph">
-                        <wp:posOffset>-460375</wp:posOffset>
+                        <wp:posOffset>-480060</wp:posOffset>
                       </wp:positionV>
-                      <wp:extent cx="3080385" cy="1442720"/>
-                      <wp:effectExtent l="0" t="0" r="13335" b="5080"/>
+                      <wp:extent cx="3058160" cy="1442720"/>
+                      <wp:effectExtent l="0" t="0" r="0" b="0"/>
                       <wp:wrapNone/>
-                      <wp:docPr id="34" name="组合 34"/>
+                      <wp:docPr id="9" name="组合 9"/>
                       <wp:cNvGraphicFramePr/>
                       <a:graphic xmlns:a="http://schemas.openxmlformats.org/drawingml/2006/main">
                         <a:graphicData uri="http://schemas.microsoft.com/office/word/2010/wordprocessingGroup">
@@ -5878,25 +6129,25 @@
                             <wpg:grpSpPr>
                               <a:xfrm>
                                 <a:off x="0" y="0"/>
-                                <a:ext cx="3080385" cy="1442720"/>
-                                <a:chOff x="17956" y="37747"/>
-                                <a:chExt cx="4851" cy="2272"/>
+                                <a:ext cx="3058160" cy="1442720"/>
+                                <a:chOff x="19211" y="18842"/>
+                                <a:chExt cx="4816" cy="2272"/>
                               </a:xfrm>
                             </wpg:grpSpPr>
                             <wpg:grpSp>
-                              <wpg:cNvPr id="35" name="组合 16"/>
+                              <wpg:cNvPr id="10" name="组合 6"/>
                               <wpg:cNvGrpSpPr/>
                               <wpg:grpSpPr>
                                 <a:xfrm>
-                                  <a:off x="17956" y="38313"/>
-                                  <a:ext cx="4049" cy="646"/>
-                                  <a:chOff x="17956" y="38313"/>
-                                  <a:chExt cx="4049" cy="646"/>
+                                  <a:off x="19211" y="18842"/>
+                                  <a:ext cx="4816" cy="2273"/>
+                                  <a:chOff x="19199" y="18902"/>
+                                  <a:chExt cx="4816" cy="2273"/>
                                 </a:xfrm>
                               </wpg:grpSpPr>
                               <pic:pic xmlns:pic="http://schemas.openxmlformats.org/drawingml/2006/picture">
                                 <pic:nvPicPr>
-                                  <pic:cNvPr id="12" name="图片 29" descr="IMG_256"/>
+                                  <pic:cNvPr id="16" name="图片 6" descr="蔡冬雪"/>
                                   <pic:cNvPicPr>
                                     <a:picLocks noChangeAspect="1"/>
                                   </pic:cNvPicPr>
@@ -5917,81 +6168,91 @@
                                       </a:clrTo>
                                     </a:clrChange>
                                   </a:blip>
+                                  <a:srcRect l="18656" t="33322" r="18897" b="26699"/>
                                   <a:stretch>
                                     <a:fillRect/>
                                   </a:stretch>
                                 </pic:blipFill>
                                 <pic:spPr>
                                   <a:xfrm>
-                                    <a:off x="21031" y="38313"/>
-                                    <a:ext cx="975" cy="570"/>
+                                    <a:off x="19199" y="19551"/>
+                                    <a:ext cx="1261" cy="566"/>
                                   </a:xfrm>
                                   <a:prstGeom prst="rect">
                                     <a:avLst/>
                                   </a:prstGeom>
-                                  <a:noFill/>
-                                  <a:ln w="9525">
-                                    <a:noFill/>
-                                  </a:ln>
                                 </pic:spPr>
                               </pic:pic>
                               <pic:pic xmlns:pic="http://schemas.openxmlformats.org/drawingml/2006/picture">
                                 <pic:nvPicPr>
-                                  <pic:cNvPr id="15" name="图片 15" descr="c9514d16fd70679bf0495aeebb03c72d_compress"/>
+                                  <pic:cNvPr id="2" name="图片 25"/>
                                   <pic:cNvPicPr>
-                                    <a:picLocks noChangeAspect="1"/>
+                                    <a:picLocks noChangeAspect="1" noChangeArrowheads="1"/>
                                   </pic:cNvPicPr>
                                 </pic:nvPicPr>
                                 <pic:blipFill>
-                                  <a:blip r:embed="rId9"/>
-                                  <a:srcRect l="21003" t="56913" r="27176" b="26386"/>
+                                  <a:blip r:embed="rId9">
+                                    <a:extLst>
+                                      <a:ext uri="{28A0092B-C50C-407E-A947-70E740481C1C}">
+                                        <a14:useLocalDpi xmlns:a14="http://schemas.microsoft.com/office/drawing/2010/main" val="0"/>
+                                      </a:ext>
+                                    </a:extLst>
+                                  </a:blip>
+                                  <a:srcRect/>
                                   <a:stretch>
                                     <a:fillRect/>
                                   </a:stretch>
                                 </pic:blipFill>
                                 <pic:spPr>
                                   <a:xfrm>
-                                    <a:off x="17956" y="38485"/>
-                                    <a:ext cx="1550" cy="475"/>
+                                    <a:off x="21742" y="18902"/>
+                                    <a:ext cx="2273" cy="2273"/>
                                   </a:xfrm>
                                   <a:prstGeom prst="rect">
                                     <a:avLst/>
                                   </a:prstGeom>
+                                  <a:noFill/>
+                                  <a:ln>
+                                    <a:noFill/>
+                                  </a:ln>
                                 </pic:spPr>
                               </pic:pic>
                             </wpg:grpSp>
                             <pic:pic xmlns:pic="http://schemas.openxmlformats.org/drawingml/2006/picture">
                               <pic:nvPicPr>
-                                <pic:cNvPr id="18" name="图片 25"/>
+                                <pic:cNvPr id="4" name="图片 4" descr="王建丽"/>
                                 <pic:cNvPicPr>
-                                  <a:picLocks noChangeAspect="1" noChangeArrowheads="1"/>
+                                  <a:picLocks noChangeAspect="1"/>
                                 </pic:cNvPicPr>
                               </pic:nvPicPr>
                               <pic:blipFill>
                                 <a:blip r:embed="rId10">
-                                  <a:extLst>
-                                    <a:ext uri="{28A0092B-C50C-407E-A947-70E740481C1C}">
-                                      <a14:useLocalDpi xmlns:a14="http://schemas.microsoft.com/office/drawing/2010/main" val="0"/>
-                                    </a:ext>
-                                  </a:extLst>
+                                  <a:clrChange>
+                                    <a:clrFrom>
+                                      <a:srgbClr val="FFFFFF">
+                                        <a:alpha val="100000"/>
+                                      </a:srgbClr>
+                                    </a:clrFrom>
+                                    <a:clrTo>
+                                      <a:srgbClr val="FFFFFF">
+                                        <a:alpha val="100000"/>
+                                        <a:alpha val="0"/>
+                                      </a:srgbClr>
+                                    </a:clrTo>
+                                  </a:clrChange>
                                 </a:blip>
-                                <a:srcRect/>
                                 <a:stretch>
                                   <a:fillRect/>
                                 </a:stretch>
                               </pic:blipFill>
                               <pic:spPr>
                                 <a:xfrm>
-                                  <a:off x="20535" y="37747"/>
-                                  <a:ext cx="2273" cy="2273"/>
+                                  <a:off x="22261" y="19395"/>
+                                  <a:ext cx="1258" cy="713"/>
                                 </a:xfrm>
                                 <a:prstGeom prst="rect">
                                   <a:avLst/>
                                 </a:prstGeom>
-                                <a:noFill/>
-                                <a:ln>
-                                  <a:noFill/>
-                                </a:ln>
                               </pic:spPr>
                             </pic:pic>
                           </wpg:wgp>
@@ -6002,27 +6263,27 @@
                 </mc:Choice>
                 <mc:Fallback>
                   <w:pict>
-                    <v:group id="_x0000_s1026" o:spid="_x0000_s1026" o:spt="203" style="position:absolute;left:0pt;margin-left:0pt;margin-top:-36.25pt;height:113.6pt;width:242.55pt;z-index:251660288;mso-width-relative:page;mso-height-relative:page;" coordorigin="17956,37747" coordsize="4851,2272" o:gfxdata="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">
+                    <v:group id="_x0000_s1026" o:spid="_x0000_s1026" o:spt="203" style="position:absolute;left:0pt;margin-left:0.6pt;margin-top:-37.8pt;height:113.6pt;width:240.8pt;z-index:251660288;mso-width-relative:page;mso-height-relative:page;" coordorigin="19211,18842" coordsize="4816,2272" o:gfxdata="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">
                       <o:lock v:ext="edit" aspectratio="f"/>
-                      <v:group id="组合 16" o:spid="_x0000_s1026" o:spt="203" style="position:absolute;left:17956;top:38313;height:646;width:4049;" coordorigin="17956,38313" coordsize="4049,646" o:gfxdata="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">
+                      <v:group id="组合 6" o:spid="_x0000_s1026" o:spt="203" style="position:absolute;left:19211;top:18842;height:2273;width:4816;" coordorigin="19199,18902" coordsize="4816,2273" o:gfxdata="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">
                         <o:lock v:ext="edit" aspectratio="f"/>
-                        <v:shape id="图片 29" o:spid="_x0000_s1026" o:spt="75" alt="IMG_256" type="#_x0000_t75" style="position:absolute;left:21031;top:38313;height:570;width:975;" filled="f" o:preferrelative="t" stroked="f" coordsize="21600,21600" o:gfxdata="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">
+                        <v:shape id="图片 6" o:spid="_x0000_s1026" o:spt="75" alt="蔡冬雪" type="#_x0000_t75" style="position:absolute;left:19199;top:19551;height:566;width:1261;" filled="f" o:preferrelative="t" stroked="f" coordsize="21600,21600" o:gfxdata="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">
                           <v:fill on="f" focussize="0,0"/>
                           <v:stroke on="f"/>
-                          <v:imagedata r:id="rId8" chromakey="#FFFFFF" o:title=""/>
+                          <v:imagedata r:id="rId8" cropleft="12226f" croptop="21838f" cropright="12384f" cropbottom="17497f" chromakey="#FFFFFF" o:title=""/>
                           <o:lock v:ext="edit" aspectratio="t"/>
                         </v:shape>
-                        <v:shape id="_x0000_s1026" o:spid="_x0000_s1026" o:spt="75" alt="c9514d16fd70679bf0495aeebb03c72d_compress" type="#_x0000_t75" style="position:absolute;left:17956;top:38485;height:475;width:1550;" filled="f" o:preferrelative="t" stroked="f" coordsize="21600,21600" o:gfxdata="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">
+                        <v:shape id="图片 25" o:spid="_x0000_s1026" o:spt="75" type="#_x0000_t75" style="position:absolute;left:21742;top:18902;height:2273;width:2273;" filled="f" o:preferrelative="t" stroked="f" coordsize="21600,21600" o:gfxdata="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">
                           <v:fill on="f" focussize="0,0"/>
                           <v:stroke on="f"/>
-                          <v:imagedata r:id="rId9" cropleft="13765f" croptop="37299f" cropright="17810f" cropbottom="17292f" o:title=""/>
+                          <v:imagedata r:id="rId9" o:title=""/>
                           <o:lock v:ext="edit" aspectratio="t"/>
                         </v:shape>
                       </v:group>
-                      <v:shape id="图片 25" o:spid="_x0000_s1026" o:spt="75" type="#_x0000_t75" style="position:absolute;left:20535;top:37747;height:2273;width:2273;" filled="f" o:preferrelative="t" stroked="f" coordsize="21600,21600" o:gfxdata="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">
+                      <v:shape id="_x0000_s1026" o:spid="_x0000_s1026" o:spt="75" alt="王建丽" type="#_x0000_t75" style="position:absolute;left:22261;top:19395;height:713;width:1258;" filled="f" o:preferrelative="t" stroked="f" coordsize="21600,21600" o:gfxdata="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">
                         <v:fill on="f" focussize="0,0"/>
                         <v:stroke on="f"/>
-                        <v:imagedata r:id="rId10" o:title=""/>
+                        <v:imagedata r:id="rId10" chromakey="#FFFFFF" o:title=""/>
                         <o:lock v:ext="edit" aspectratio="t"/>
                       </v:shape>
                     </v:group>
@@ -6092,6 +6353,14 @@
         </w:tc>
       </w:tr>
       <w:tr>
+        <w:tblPrEx>
+          <w:tblCellMar>
+            <w:top w:w="0" w:type="dxa"/>
+            <w:left w:w="0" w:type="dxa"/>
+            <w:bottom w:w="0" w:type="dxa"/>
+            <w:right w:w="0" w:type="dxa"/>
+          </w:tblCellMar>
+        </w:tblPrEx>
         <w:trPr>
           <w:trHeight w:val="457" w:hRule="exact"/>
           <w:jc w:val="right"/>
@@ -6413,12 +6682,12 @@
                         <wp:posOffset>0</wp:posOffset>
                       </wp:positionH>
                       <wp:positionV relativeFrom="paragraph">
-                        <wp:posOffset>-490855</wp:posOffset>
+                        <wp:posOffset>-370840</wp:posOffset>
                       </wp:positionV>
-                      <wp:extent cx="3135630" cy="1442720"/>
-                      <wp:effectExtent l="0" t="0" r="3810" b="5080"/>
+                      <wp:extent cx="3134360" cy="1443355"/>
+                      <wp:effectExtent l="0" t="0" r="0" b="0"/>
                       <wp:wrapNone/>
-                      <wp:docPr id="36" name="组合 36"/>
+                      <wp:docPr id="14" name="组合 14"/>
                       <wp:cNvGraphicFramePr/>
                       <a:graphic xmlns:a="http://schemas.openxmlformats.org/drawingml/2006/main">
                         <a:graphicData uri="http://schemas.microsoft.com/office/word/2010/wordprocessingGroup">
@@ -6427,55 +6696,31 @@
                             <wpg:grpSpPr>
                               <a:xfrm>
                                 <a:off x="0" y="0"/>
-                                <a:ext cx="3135630" cy="1442720"/>
-                                <a:chOff x="17956" y="39496"/>
-                                <a:chExt cx="4938" cy="2272"/>
+                                <a:ext cx="3134360" cy="1443355"/>
+                                <a:chOff x="19199" y="20810"/>
+                                <a:chExt cx="4936" cy="2273"/>
                               </a:xfrm>
                             </wpg:grpSpPr>
                             <wpg:grpSp>
-                              <wpg:cNvPr id="37" name="组合 30"/>
+                              <wpg:cNvPr id="15" name="组合 23"/>
                               <wpg:cNvGrpSpPr/>
                               <wpg:grpSpPr>
                                 <a:xfrm>
-                                  <a:off x="17956" y="40098"/>
-                                  <a:ext cx="4213" cy="570"/>
-                                  <a:chOff x="17956" y="40098"/>
-                                  <a:chExt cx="4213" cy="570"/>
+                                  <a:off x="19199" y="20810"/>
+                                  <a:ext cx="4936" cy="2273"/>
+                                  <a:chOff x="19199" y="20810"/>
+                                  <a:chExt cx="4936" cy="2273"/>
                                 </a:xfrm>
                               </wpg:grpSpPr>
                               <pic:pic xmlns:pic="http://schemas.openxmlformats.org/drawingml/2006/picture">
                                 <pic:nvPicPr>
-                                  <pic:cNvPr id="1" name="图片 1" descr="24f613a0-66be-430b-9e80-270d3393fac5"/>
+                                  <pic:cNvPr id="12" name="图片 1"/>
                                   <pic:cNvPicPr>
                                     <a:picLocks noChangeAspect="1"/>
                                   </pic:cNvPicPr>
                                 </pic:nvPicPr>
                                 <pic:blipFill>
-                                  <a:blip r:embed="rId11"/>
-                                  <a:srcRect l="43292" t="26660" r="21693" b="24394"/>
-                                  <a:stretch>
-                                    <a:fillRect/>
-                                  </a:stretch>
-                                </pic:blipFill>
-                                <pic:spPr>
-                                  <a:xfrm rot="16200000">
-                                    <a:off x="18366" y="39740"/>
-                                    <a:ext cx="506" cy="1327"/>
-                                  </a:xfrm>
-                                  <a:prstGeom prst="rect">
-                                    <a:avLst/>
-                                  </a:prstGeom>
-                                </pic:spPr>
-                              </pic:pic>
-                              <pic:pic xmlns:pic="http://schemas.openxmlformats.org/drawingml/2006/picture">
-                                <pic:nvPicPr>
-                                  <pic:cNvPr id="29" name="图片 29" descr="IMG_256"/>
-                                  <pic:cNvPicPr>
-                                    <a:picLocks noChangeAspect="1"/>
-                                  </pic:cNvPicPr>
-                                </pic:nvPicPr>
-                                <pic:blipFill>
-                                  <a:blip r:embed="rId8">
+                                  <a:blip r:embed="rId11">
                                     <a:clrChange>
                                       <a:clrFrom>
                                         <a:srgbClr val="FFFFFF">
@@ -6490,20 +6735,55 @@
                                       </a:clrTo>
                                     </a:clrChange>
                                   </a:blip>
+                                  <a:srcRect l="10922" t="11667"/>
                                   <a:stretch>
                                     <a:fillRect/>
                                   </a:stretch>
                                 </pic:blipFill>
                                 <pic:spPr>
                                   <a:xfrm>
-                                    <a:off x="21195" y="40098"/>
-                                    <a:ext cx="975" cy="570"/>
+                                    <a:off x="19199" y="21203"/>
+                                    <a:ext cx="1672" cy="901"/>
                                   </a:xfrm>
                                   <a:prstGeom prst="rect">
                                     <a:avLst/>
                                   </a:prstGeom>
                                   <a:noFill/>
-                                  <a:ln w="9525">
+                                  <a:ln>
+                                    <a:noFill/>
+                                  </a:ln>
+                                </pic:spPr>
+                              </pic:pic>
+                              <pic:pic xmlns:pic="http://schemas.openxmlformats.org/drawingml/2006/picture">
+                                <pic:nvPicPr>
+                                  <pic:cNvPr id="18" name="图片 25"/>
+                                  <pic:cNvPicPr>
+                                    <a:picLocks noChangeAspect="1" noChangeArrowheads="1"/>
+                                  </pic:cNvPicPr>
+                                </pic:nvPicPr>
+                                <pic:blipFill>
+                                  <a:blip r:embed="rId9">
+                                    <a:extLst>
+                                      <a:ext uri="{28A0092B-C50C-407E-A947-70E740481C1C}">
+                                        <a14:useLocalDpi xmlns:a14="http://schemas.microsoft.com/office/drawing/2010/main" val="0"/>
+                                      </a:ext>
+                                    </a:extLst>
+                                  </a:blip>
+                                  <a:srcRect/>
+                                  <a:stretch>
+                                    <a:fillRect/>
+                                  </a:stretch>
+                                </pic:blipFill>
+                                <pic:spPr>
+                                  <a:xfrm>
+                                    <a:off x="21862" y="20810"/>
+                                    <a:ext cx="2273" cy="2273"/>
+                                  </a:xfrm>
+                                  <a:prstGeom prst="rect">
+                                    <a:avLst/>
+                                  </a:prstGeom>
+                                  <a:noFill/>
+                                  <a:ln>
                                     <a:noFill/>
                                   </a:ln>
                                 </pic:spPr>
@@ -6511,36 +6791,39 @@
                             </wpg:grpSp>
                             <pic:pic xmlns:pic="http://schemas.openxmlformats.org/drawingml/2006/picture">
                               <pic:nvPicPr>
-                                <pic:cNvPr id="31" name="图片 25"/>
+                                <pic:cNvPr id="11" name="图片 11" descr="王建丽"/>
                                 <pic:cNvPicPr>
-                                  <a:picLocks noChangeAspect="1" noChangeArrowheads="1"/>
+                                  <a:picLocks noChangeAspect="1"/>
                                 </pic:cNvPicPr>
                               </pic:nvPicPr>
                               <pic:blipFill>
                                 <a:blip r:embed="rId10">
-                                  <a:extLst>
-                                    <a:ext uri="{28A0092B-C50C-407E-A947-70E740481C1C}">
-                                      <a14:useLocalDpi xmlns:a14="http://schemas.microsoft.com/office/drawing/2010/main" val="0"/>
-                                    </a:ext>
-                                  </a:extLst>
+                                  <a:clrChange>
+                                    <a:clrFrom>
+                                      <a:srgbClr val="FFFFFF">
+                                        <a:alpha val="100000"/>
+                                      </a:srgbClr>
+                                    </a:clrFrom>
+                                    <a:clrTo>
+                                      <a:srgbClr val="FFFFFF">
+                                        <a:alpha val="100000"/>
+                                        <a:alpha val="0"/>
+                                      </a:srgbClr>
+                                    </a:clrTo>
+                                  </a:clrChange>
                                 </a:blip>
-                                <a:srcRect/>
                                 <a:stretch>
                                   <a:fillRect/>
                                 </a:stretch>
                               </pic:blipFill>
                               <pic:spPr>
                                 <a:xfrm>
-                                  <a:off x="20622" y="39496"/>
-                                  <a:ext cx="2273" cy="2273"/>
+                                  <a:off x="22321" y="21215"/>
+                                  <a:ext cx="1488" cy="842"/>
                                 </a:xfrm>
                                 <a:prstGeom prst="rect">
                                   <a:avLst/>
                                 </a:prstGeom>
-                                <a:noFill/>
-                                <a:ln>
-                                  <a:noFill/>
-                                </a:ln>
                               </pic:spPr>
                             </pic:pic>
                           </wpg:wgp>
@@ -6551,27 +6834,27 @@
                 </mc:Choice>
                 <mc:Fallback>
                   <w:pict>
-                    <v:group id="_x0000_s1026" o:spid="_x0000_s1026" o:spt="203" style="position:absolute;left:0pt;margin-left:0pt;margin-top:-38.65pt;height:113.6pt;width:246.9pt;z-index:251661312;mso-width-relative:page;mso-height-relative:page;" coordorigin="17956,39496" coordsize="4938,2272" o:gfxdata="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">
+                    <v:group id="_x0000_s1026" o:spid="_x0000_s1026" o:spt="203" style="position:absolute;left:0pt;margin-left:0pt;margin-top:-29.2pt;height:113.65pt;width:246.8pt;z-index:251661312;mso-width-relative:page;mso-height-relative:page;" coordorigin="19199,20810" coordsize="4936,2273" o:gfxdata="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">
                       <o:lock v:ext="edit" aspectratio="f"/>
-                      <v:group id="组合 30" o:spid="_x0000_s1026" o:spt="203" style="position:absolute;left:17956;top:40098;height:570;width:4213;" coordorigin="17956,40098" coordsize="4213,570" o:gfxdata="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">
+                      <v:group id="组合 23" o:spid="_x0000_s1026" o:spt="203" style="position:absolute;left:19199;top:20810;height:2273;width:4936;" coordorigin="19199,20810" coordsize="4936,2273" o:gfxdata="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">
                         <o:lock v:ext="edit" aspectratio="f"/>
-                        <v:shape id="_x0000_s1026" o:spid="_x0000_s1026" o:spt="75" alt="24f613a0-66be-430b-9e80-270d3393fac5" type="#_x0000_t75" style="position:absolute;left:18366;top:39740;height:1327;width:506;rotation:-5898240f;" filled="f" o:preferrelative="t" stroked="f" coordsize="21600,21600" o:gfxdata="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">
+                        <v:shape id="图片 1" o:spid="_x0000_s1026" o:spt="75" type="#_x0000_t75" style="position:absolute;left:19199;top:21203;height:901;width:1672;" filled="f" o:preferrelative="t" stroked="f" coordsize="21600,21600" o:gfxdata="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">
                           <v:fill on="f" focussize="0,0"/>
                           <v:stroke on="f"/>
-                          <v:imagedata r:id="rId11" cropleft="28372f" croptop="17472f" cropright="14217f" cropbottom="15987f" o:title=""/>
+                          <v:imagedata r:id="rId11" cropleft="7158f" croptop="7646f" chromakey="#FFFFFF" o:title=""/>
                           <o:lock v:ext="edit" aspectratio="t"/>
                         </v:shape>
-                        <v:shape id="_x0000_s1026" o:spid="_x0000_s1026" o:spt="75" alt="IMG_256" type="#_x0000_t75" style="position:absolute;left:21195;top:40098;height:570;width:975;" filled="f" o:preferrelative="t" stroked="f" coordsize="21600,21600" o:gfxdata="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">
+                        <v:shape id="图片 25" o:spid="_x0000_s1026" o:spt="75" type="#_x0000_t75" style="position:absolute;left:21862;top:20810;height:2273;width:2273;" filled="f" o:preferrelative="t" stroked="f" coordsize="21600,21600" o:gfxdata="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">
                           <v:fill on="f" focussize="0,0"/>
                           <v:stroke on="f"/>
-                          <v:imagedata r:id="rId8" chromakey="#FFFFFF" o:title=""/>
+                          <v:imagedata r:id="rId9" o:title=""/>
                           <o:lock v:ext="edit" aspectratio="t"/>
                         </v:shape>
                       </v:group>
-                      <v:shape id="图片 25" o:spid="_x0000_s1026" o:spt="75" type="#_x0000_t75" style="position:absolute;left:20622;top:39496;height:2273;width:2273;" filled="f" o:preferrelative="t" stroked="f" coordsize="21600,21600" o:gfxdata="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">
+                      <v:shape id="_x0000_s1026" o:spid="_x0000_s1026" o:spt="75" alt="王建丽" type="#_x0000_t75" style="position:absolute;left:22321;top:21215;height:842;width:1488;" filled="f" o:preferrelative="t" stroked="f" coordsize="21600,21600" o:gfxdata="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">
                         <v:fill on="f" focussize="0,0"/>
                         <v:stroke on="f"/>
-                        <v:imagedata r:id="rId10" o:title=""/>
+                        <v:imagedata r:id="rId10" chromakey="#FFFFFF" o:title=""/>
                         <o:lock v:ext="edit" aspectratio="t"/>
                       </v:shape>
                     </v:group>
@@ -6810,30 +7093,12 @@
     <w:p>
       <w:pPr>
         <w:rPr>
-          <w:rFonts w:ascii="Times New Roman" w:hAnsi="Times New Roman" w:eastAsia="微软雅黑" w:cs="Times New Roman"/>
-          <w:sz w:val="24"/>
-          <w:szCs w:val="24"/>
-          <w:lang w:eastAsia="zh-CN"/>
-        </w:rPr>
-      </w:pPr>
-      <w:r>
-        <w:rPr>
           <w:rFonts w:hint="eastAsia" w:ascii="Times New Roman" w:hAnsi="Times New Roman" w:eastAsia="微软雅黑" w:cs="Times New Roman"/>
           <w:sz w:val="24"/>
           <w:szCs w:val="24"/>
           <w:lang w:eastAsia="zh-CN"/>
         </w:rPr>
-        <w:t xml:space="preserve">{% endif %}{% if testedby == </w:t>
-      </w:r>
-      <w:r>
-        <w:rPr>
-          <w:rFonts w:ascii="Times New Roman" w:hAnsi="Times New Roman" w:eastAsia="微软雅黑" w:cs="Times New Roman"/>
-          <w:sz w:val="24"/>
-          <w:szCs w:val="24"/>
-          <w:lang w:eastAsia="zh-CN"/>
-        </w:rPr>
-        <w:t>“</w:t>
-      </w:r>
+      </w:pPr>
       <w:r>
         <w:rPr>
           <w:rFonts w:hint="eastAsia" w:ascii="Times New Roman" w:hAnsi="Times New Roman" w:eastAsia="微软雅黑" w:cs="Times New Roman"/>
@@ -6841,1852 +7106,9 @@
           <w:szCs w:val="24"/>
           <w:lang w:eastAsia="zh-CN"/>
         </w:rPr>
-        <w:t>3</w:t>
-      </w:r>
-      <w:r>
-        <w:rPr>
-          <w:rFonts w:ascii="Times New Roman" w:hAnsi="Times New Roman" w:eastAsia="微软雅黑" w:cs="Times New Roman"/>
-          <w:sz w:val="24"/>
-          <w:szCs w:val="24"/>
-          <w:lang w:eastAsia="zh-CN"/>
-        </w:rPr>
-        <w:t>”</w:t>
-      </w:r>
-      <w:r>
-        <w:rPr>
-          <w:rFonts w:hint="eastAsia" w:ascii="Times New Roman" w:hAnsi="Times New Roman" w:eastAsia="微软雅黑" w:cs="Times New Roman"/>
-          <w:sz w:val="24"/>
-          <w:szCs w:val="24"/>
-          <w:lang w:eastAsia="zh-CN"/>
-        </w:rPr>
-        <w:t xml:space="preserve"> %}</w:t>
+        <w:t>{% endif %}</w:t>
       </w:r>
     </w:p>
-    <w:p>
-      <w:pPr>
-        <w:rPr>
-          <w:rFonts w:ascii="Times New Roman" w:hAnsi="Times New Roman" w:eastAsia="微软雅黑" w:cs="Times New Roman"/>
-          <w:sz w:val="24"/>
-          <w:szCs w:val="24"/>
-          <w:lang w:eastAsia="zh-CN"/>
-        </w:rPr>
-      </w:pPr>
-    </w:p>
-    <w:p>
-      <w:pPr>
-        <w:rPr>
-          <w:sz w:val="24"/>
-          <w:lang w:eastAsia="zh-CN"/>
-        </w:rPr>
-      </w:pPr>
-    </w:p>
-    <w:tbl>
-      <w:tblPr>
-        <w:tblStyle w:val="33"/>
-        <w:tblW w:w="6772" w:type="dxa"/>
-        <w:jc w:val="right"/>
-        <w:tblLayout w:type="fixed"/>
-        <w:tblCellMar>
-          <w:top w:w="0" w:type="dxa"/>
-          <w:left w:w="0" w:type="dxa"/>
-          <w:bottom w:w="0" w:type="dxa"/>
-          <w:right w:w="0" w:type="dxa"/>
-        </w:tblCellMar>
-      </w:tblPr>
-      <w:tblGrid>
-        <w:gridCol w:w="1272"/>
-        <w:gridCol w:w="2040"/>
-        <w:gridCol w:w="1166"/>
-        <w:gridCol w:w="2294"/>
-      </w:tblGrid>
-      <w:tr>
-        <w:tblPrEx>
-          <w:tblCellMar>
-            <w:top w:w="0" w:type="dxa"/>
-            <w:left w:w="0" w:type="dxa"/>
-            <w:bottom w:w="0" w:type="dxa"/>
-            <w:right w:w="0" w:type="dxa"/>
-          </w:tblCellMar>
-        </w:tblPrEx>
-        <w:trPr>
-          <w:trHeight w:val="441" w:hRule="exact"/>
-          <w:jc w:val="right"/>
-        </w:trPr>
-        <w:tc>
-          <w:tcPr>
-            <w:tcW w:w="1272" w:type="dxa"/>
-            <w:vAlign w:val="center"/>
-          </w:tcPr>
-          <w:p>
-            <w:pPr>
-              <w:pStyle w:val="22"/>
-              <w:spacing w:before="13"/>
-              <w:ind w:left="13" w:right="95"/>
-              <w:jc w:val="both"/>
-              <w:rPr>
-                <w:rFonts w:ascii="Times New Roman" w:hAnsi="Times New Roman" w:cs="Times New Roman"/>
-                <w:b/>
-                <w:sz w:val="24"/>
-                <w:szCs w:val="24"/>
-              </w:rPr>
-            </w:pPr>
-            <w:r>
-              <w:rPr>
-                <w:rFonts w:ascii="Times New Roman" w:hAnsi="Times New Roman" w:cs="Times New Roman"/>
-                <w:b/>
-                <w:sz w:val="24"/>
-                <w:szCs w:val="24"/>
-              </w:rPr>
-              <w:t>检测人：</w:t>
-            </w:r>
-          </w:p>
-        </w:tc>
-        <w:tc>
-          <w:tcPr>
-            <w:tcW w:w="2040" w:type="dxa"/>
-            <w:vAlign w:val="center"/>
-          </w:tcPr>
-          <w:p>
-            <w:pPr>
-              <w:pStyle w:val="22"/>
-              <w:spacing w:before="13"/>
-              <w:jc w:val="both"/>
-              <w:rPr>
-                <w:rFonts w:ascii="Times New Roman" w:hAnsi="Times New Roman" w:cs="Times New Roman"/>
-                <w:b/>
-                <w:sz w:val="24"/>
-                <w:szCs w:val="24"/>
-              </w:rPr>
-            </w:pPr>
-            <w:r>
-              <w:rPr>
-                <w:sz w:val="24"/>
-              </w:rPr>
-              <mc:AlternateContent>
-                <mc:Choice Requires="wpg">
-                  <w:drawing>
-                    <wp:anchor distT="0" distB="0" distL="114300" distR="114300" simplePos="0" relativeHeight="251662336" behindDoc="0" locked="0" layoutInCell="1" allowOverlap="1">
-                      <wp:simplePos x="0" y="0"/>
-                      <wp:positionH relativeFrom="column">
-                        <wp:posOffset>-59690</wp:posOffset>
-                      </wp:positionH>
-                      <wp:positionV relativeFrom="paragraph">
-                        <wp:posOffset>-527685</wp:posOffset>
-                      </wp:positionV>
-                      <wp:extent cx="3114040" cy="1442720"/>
-                      <wp:effectExtent l="0" t="0" r="10160" b="5080"/>
-                      <wp:wrapNone/>
-                      <wp:docPr id="38" name="组合 38"/>
-                      <wp:cNvGraphicFramePr/>
-                      <a:graphic xmlns:a="http://schemas.openxmlformats.org/drawingml/2006/main">
-                        <a:graphicData uri="http://schemas.microsoft.com/office/word/2010/wordprocessingGroup">
-                          <wpg:wgp>
-                            <wpg:cNvGrpSpPr/>
-                            <wpg:grpSpPr>
-                              <a:xfrm>
-                                <a:off x="0" y="0"/>
-                                <a:ext cx="3114040" cy="1442720"/>
-                                <a:chOff x="17862" y="41199"/>
-                                <a:chExt cx="4904" cy="2272"/>
-                              </a:xfrm>
-                            </wpg:grpSpPr>
-                            <pic:pic xmlns:pic="http://schemas.openxmlformats.org/drawingml/2006/picture">
-                              <pic:nvPicPr>
-                                <pic:cNvPr id="6" name="图片 23"/>
-                                <pic:cNvPicPr>
-                                  <a:picLocks noChangeAspect="1" noChangeArrowheads="1"/>
-                                </pic:cNvPicPr>
-                              </pic:nvPicPr>
-                              <pic:blipFill>
-                                <a:blip r:embed="rId10">
-                                  <a:extLst>
-                                    <a:ext uri="{28A0092B-C50C-407E-A947-70E740481C1C}">
-                                      <a14:useLocalDpi xmlns:a14="http://schemas.microsoft.com/office/drawing/2010/main" val="0"/>
-                                    </a:ext>
-                                  </a:extLst>
-                                </a:blip>
-                                <a:srcRect/>
-                                <a:stretch>
-                                  <a:fillRect/>
-                                </a:stretch>
-                              </pic:blipFill>
-                              <pic:spPr>
-                                <a:xfrm>
-                                  <a:off x="20494" y="41199"/>
-                                  <a:ext cx="2273" cy="2273"/>
-                                </a:xfrm>
-                                <a:prstGeom prst="rect">
-                                  <a:avLst/>
-                                </a:prstGeom>
-                                <a:noFill/>
-                                <a:ln>
-                                  <a:noFill/>
-                                </a:ln>
-                              </pic:spPr>
-                            </pic:pic>
-                            <wpg:grpSp>
-                              <wpg:cNvPr id="39" name="组合 23"/>
-                              <wpg:cNvGrpSpPr/>
-                              <wpg:grpSpPr>
-                                <a:xfrm>
-                                  <a:off x="17862" y="41843"/>
-                                  <a:ext cx="4208" cy="652"/>
-                                  <a:chOff x="17862" y="41843"/>
-                                  <a:chExt cx="4208" cy="652"/>
-                                </a:xfrm>
-                              </wpg:grpSpPr>
-                              <pic:pic xmlns:pic="http://schemas.openxmlformats.org/drawingml/2006/picture">
-                                <pic:nvPicPr>
-                                  <pic:cNvPr id="22" name="图片 59" descr="图片1"/>
-                                  <pic:cNvPicPr>
-                                    <a:picLocks noChangeAspect="1"/>
-                                  </pic:cNvPicPr>
-                                </pic:nvPicPr>
-                                <pic:blipFill>
-                                  <a:blip r:embed="rId12">
-                                    <a:biLevel thresh="50000"/>
-                                  </a:blip>
-                                  <a:srcRect l="7865" t="11797" r="5322" b="19074"/>
-                                  <a:stretch>
-                                    <a:fillRect/>
-                                  </a:stretch>
-                                </pic:blipFill>
-                                <pic:spPr>
-                                  <a:xfrm>
-                                    <a:off x="17862" y="41869"/>
-                                    <a:ext cx="1468" cy="627"/>
-                                  </a:xfrm>
-                                  <a:prstGeom prst="rect">
-                                    <a:avLst/>
-                                  </a:prstGeom>
-                                  <a:noFill/>
-                                </pic:spPr>
-                              </pic:pic>
-                              <pic:pic xmlns:pic="http://schemas.openxmlformats.org/drawingml/2006/picture">
-                                <pic:nvPicPr>
-                                  <pic:cNvPr id="9" name="图片 29" descr="IMG_256"/>
-                                  <pic:cNvPicPr>
-                                    <a:picLocks noChangeAspect="1"/>
-                                  </pic:cNvPicPr>
-                                </pic:nvPicPr>
-                                <pic:blipFill>
-                                  <a:blip r:embed="rId8">
-                                    <a:clrChange>
-                                      <a:clrFrom>
-                                        <a:srgbClr val="FFFFFF">
-                                          <a:alpha val="100000"/>
-                                        </a:srgbClr>
-                                      </a:clrFrom>
-                                      <a:clrTo>
-                                        <a:srgbClr val="FFFFFF">
-                                          <a:alpha val="100000"/>
-                                          <a:alpha val="0"/>
-                                        </a:srgbClr>
-                                      </a:clrTo>
-                                    </a:clrChange>
-                                  </a:blip>
-                                  <a:stretch>
-                                    <a:fillRect/>
-                                  </a:stretch>
-                                </pic:blipFill>
-                                <pic:spPr>
-                                  <a:xfrm>
-                                    <a:off x="21096" y="41843"/>
-                                    <a:ext cx="975" cy="570"/>
-                                  </a:xfrm>
-                                  <a:prstGeom prst="rect">
-                                    <a:avLst/>
-                                  </a:prstGeom>
-                                  <a:noFill/>
-                                  <a:ln w="9525">
-                                    <a:noFill/>
-                                  </a:ln>
-                                </pic:spPr>
-                              </pic:pic>
-                            </wpg:grpSp>
-                          </wpg:wgp>
-                        </a:graphicData>
-                      </a:graphic>
-                    </wp:anchor>
-                  </w:drawing>
-                </mc:Choice>
-                <mc:Fallback>
-                  <w:pict>
-                    <v:group id="_x0000_s1026" o:spid="_x0000_s1026" o:spt="203" style="position:absolute;left:0pt;margin-left:-4.7pt;margin-top:-41.55pt;height:113.6pt;width:245.2pt;z-index:251662336;mso-width-relative:page;mso-height-relative:page;" coordorigin="17862,41199" coordsize="4904,2272" o:gfxdata="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">
-                      <o:lock v:ext="edit" aspectratio="f"/>
-                      <v:shape id="图片 23" o:spid="_x0000_s1026" o:spt="75" type="#_x0000_t75" style="position:absolute;left:20494;top:41199;height:2273;width:2273;" filled="f" o:preferrelative="t" stroked="f" coordsize="21600,21600" o:gfxdata="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">
-                        <v:fill on="f" focussize="0,0"/>
-                        <v:stroke on="f"/>
-                        <v:imagedata r:id="rId10" o:title=""/>
-                        <o:lock v:ext="edit" aspectratio="t"/>
-                      </v:shape>
-                      <v:group id="组合 23" o:spid="_x0000_s1026" o:spt="203" style="position:absolute;left:17862;top:41843;height:652;width:4208;" coordorigin="17862,41843" coordsize="4208,652" o:gfxdata="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">
-                        <o:lock v:ext="edit" aspectratio="f"/>
-                        <v:shape id="图片 59" o:spid="_x0000_s1026" o:spt="75" alt="图片1" type="#_x0000_t75" style="position:absolute;left:17862;top:41869;height:627;width:1468;" filled="f" o:preferrelative="t" stroked="f" coordsize="21600,21600" o:gfxdata="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">
-                          <v:fill on="f" focussize="0,0"/>
-                          <v:stroke on="f"/>
-                          <v:imagedata r:id="rId12" cropleft="5154f" croptop="7731f" cropright="3488f" cropbottom="12500f" grayscale="t" bilevel="t" o:title=""/>
-                          <o:lock v:ext="edit" aspectratio="t"/>
-                        </v:shape>
-                        <v:shape id="图片 29" o:spid="_x0000_s1026" o:spt="75" alt="IMG_256" type="#_x0000_t75" style="position:absolute;left:21096;top:41843;height:570;width:975;" filled="f" o:preferrelative="t" stroked="f" coordsize="21600,21600" o:gfxdata="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">
-                          <v:fill on="f" focussize="0,0"/>
-                          <v:stroke on="f"/>
-                          <v:imagedata r:id="rId8" chromakey="#FFFFFF" o:title=""/>
-                          <o:lock v:ext="edit" aspectratio="t"/>
-                        </v:shape>
-                      </v:group>
-                    </v:group>
-                  </w:pict>
-                </mc:Fallback>
-              </mc:AlternateContent>
-            </w:r>
-          </w:p>
-        </w:tc>
-        <w:tc>
-          <w:tcPr>
-            <w:tcW w:w="1166" w:type="dxa"/>
-            <w:vAlign w:val="center"/>
-          </w:tcPr>
-          <w:p>
-            <w:pPr>
-              <w:pStyle w:val="22"/>
-              <w:spacing w:before="13"/>
-              <w:jc w:val="both"/>
-              <w:rPr>
-                <w:rFonts w:ascii="Times New Roman" w:hAnsi="Times New Roman" w:cs="Times New Roman"/>
-                <w:b/>
-                <w:sz w:val="24"/>
-                <w:szCs w:val="24"/>
-              </w:rPr>
-            </w:pPr>
-            <w:r>
-              <w:rPr>
-                <w:rFonts w:ascii="Times New Roman" w:hAnsi="Times New Roman" w:cs="Times New Roman"/>
-                <w:b/>
-                <w:sz w:val="24"/>
-                <w:szCs w:val="24"/>
-              </w:rPr>
-              <w:t>复核人</w:t>
-            </w:r>
-            <w:r>
-              <w:rPr>
-                <w:rFonts w:ascii="Times New Roman" w:hAnsi="Times New Roman" w:cs="Times New Roman"/>
-                <w:b/>
-                <w:sz w:val="24"/>
-                <w:szCs w:val="24"/>
-                <w:lang w:eastAsia="zh-CN"/>
-              </w:rPr>
-              <w:t>：</w:t>
-            </w:r>
-          </w:p>
-        </w:tc>
-        <w:tc>
-          <w:tcPr>
-            <w:tcW w:w="2294" w:type="dxa"/>
-            <w:vAlign w:val="center"/>
-          </w:tcPr>
-          <w:p>
-            <w:pPr>
-              <w:pStyle w:val="22"/>
-              <w:spacing w:before="13"/>
-              <w:ind w:right="15"/>
-              <w:jc w:val="both"/>
-              <w:rPr>
-                <w:rFonts w:ascii="Times New Roman" w:hAnsi="Times New Roman" w:cs="Times New Roman"/>
-                <w:b/>
-                <w:sz w:val="24"/>
-                <w:szCs w:val="24"/>
-              </w:rPr>
-            </w:pPr>
-          </w:p>
-        </w:tc>
-      </w:tr>
-      <w:tr>
-        <w:tblPrEx>
-          <w:tblCellMar>
-            <w:top w:w="0" w:type="dxa"/>
-            <w:left w:w="0" w:type="dxa"/>
-            <w:bottom w:w="0" w:type="dxa"/>
-            <w:right w:w="0" w:type="dxa"/>
-          </w:tblCellMar>
-        </w:tblPrEx>
-        <w:trPr>
-          <w:trHeight w:val="457" w:hRule="exact"/>
-          <w:jc w:val="right"/>
-        </w:trPr>
-        <w:tc>
-          <w:tcPr>
-            <w:tcW w:w="1272" w:type="dxa"/>
-            <w:vAlign w:val="center"/>
-          </w:tcPr>
-          <w:p>
-            <w:pPr>
-              <w:pStyle w:val="22"/>
-              <w:spacing w:line="341" w:lineRule="exact"/>
-              <w:ind w:left="13" w:right="165"/>
-              <w:jc w:val="both"/>
-              <w:rPr>
-                <w:rFonts w:ascii="Times New Roman" w:hAnsi="Times New Roman" w:cs="Times New Roman"/>
-                <w:b/>
-                <w:sz w:val="24"/>
-                <w:szCs w:val="24"/>
-              </w:rPr>
-            </w:pPr>
-            <w:r>
-              <w:rPr>
-                <w:rFonts w:ascii="Times New Roman" w:hAnsi="Times New Roman" w:cs="Times New Roman"/>
-                <w:b/>
-                <w:sz w:val="24"/>
-                <w:szCs w:val="24"/>
-              </w:rPr>
-              <w:t>日</w:t>
-            </w:r>
-            <w:r>
-              <w:rPr>
-                <w:rFonts w:ascii="Times New Roman" w:hAnsi="Times New Roman" w:cs="Times New Roman"/>
-                <w:b/>
-                <w:sz w:val="24"/>
-                <w:szCs w:val="24"/>
-                <w:lang w:eastAsia="zh-CN"/>
-              </w:rPr>
-              <w:t xml:space="preserve">  </w:t>
-            </w:r>
-            <w:r>
-              <w:rPr>
-                <w:rFonts w:ascii="Times New Roman" w:hAnsi="Times New Roman" w:cs="Times New Roman"/>
-                <w:b/>
-                <w:sz w:val="24"/>
-                <w:szCs w:val="24"/>
-              </w:rPr>
-              <w:t>期：</w:t>
-            </w:r>
-          </w:p>
-        </w:tc>
-        <w:tc>
-          <w:tcPr>
-            <w:tcW w:w="2040" w:type="dxa"/>
-            <w:vAlign w:val="center"/>
-          </w:tcPr>
-          <w:p>
-            <w:pPr>
-              <w:pStyle w:val="22"/>
-              <w:spacing w:line="363" w:lineRule="exact"/>
-              <w:jc w:val="both"/>
-              <w:rPr>
-                <w:rFonts w:ascii="Times New Roman" w:hAnsi="Times New Roman" w:cs="Times New Roman"/>
-                <w:sz w:val="24"/>
-                <w:szCs w:val="24"/>
-              </w:rPr>
-            </w:pPr>
-            <w:r>
-              <w:rPr>
-                <w:rFonts w:ascii="Times New Roman" w:hAnsi="Times New Roman" w:cs="Times New Roman"/>
-                <w:kern w:val="2"/>
-                <w:sz w:val="24"/>
-                <w:szCs w:val="24"/>
-                <w:lang w:eastAsia="zh-CN"/>
-              </w:rPr>
-              <w:t>{{ reportdate }}</w:t>
-            </w:r>
-          </w:p>
-        </w:tc>
-        <w:tc>
-          <w:tcPr>
-            <w:tcW w:w="1166" w:type="dxa"/>
-            <w:vAlign w:val="center"/>
-          </w:tcPr>
-          <w:p>
-            <w:pPr>
-              <w:pStyle w:val="22"/>
-              <w:spacing w:line="341" w:lineRule="exact"/>
-              <w:jc w:val="both"/>
-              <w:rPr>
-                <w:rFonts w:ascii="Times New Roman" w:hAnsi="Times New Roman" w:cs="Times New Roman"/>
-                <w:b/>
-                <w:sz w:val="24"/>
-                <w:szCs w:val="24"/>
-              </w:rPr>
-            </w:pPr>
-            <w:r>
-              <w:rPr>
-                <w:rFonts w:ascii="Times New Roman" w:hAnsi="Times New Roman" w:cs="Times New Roman"/>
-                <w:b/>
-                <w:sz w:val="24"/>
-                <w:szCs w:val="24"/>
-              </w:rPr>
-              <w:t>日</w:t>
-            </w:r>
-            <w:r>
-              <w:rPr>
-                <w:rFonts w:ascii="Times New Roman" w:hAnsi="Times New Roman" w:cs="Times New Roman"/>
-                <w:b/>
-                <w:sz w:val="24"/>
-                <w:szCs w:val="24"/>
-                <w:lang w:eastAsia="zh-CN"/>
-              </w:rPr>
-              <w:t xml:space="preserve">  </w:t>
-            </w:r>
-            <w:r>
-              <w:rPr>
-                <w:rFonts w:ascii="Times New Roman" w:hAnsi="Times New Roman" w:cs="Times New Roman"/>
-                <w:b/>
-                <w:sz w:val="24"/>
-                <w:szCs w:val="24"/>
-              </w:rPr>
-              <w:t>期：</w:t>
-            </w:r>
-          </w:p>
-        </w:tc>
-        <w:tc>
-          <w:tcPr>
-            <w:tcW w:w="2294" w:type="dxa"/>
-            <w:vAlign w:val="center"/>
-          </w:tcPr>
-          <w:p>
-            <w:pPr>
-              <w:pStyle w:val="22"/>
-              <w:spacing w:line="363" w:lineRule="exact"/>
-              <w:ind w:right="15"/>
-              <w:jc w:val="both"/>
-              <w:rPr>
-                <w:rFonts w:ascii="Times New Roman" w:hAnsi="Times New Roman" w:cs="Times New Roman"/>
-                <w:sz w:val="24"/>
-                <w:szCs w:val="24"/>
-              </w:rPr>
-            </w:pPr>
-            <w:r>
-              <w:rPr>
-                <w:rFonts w:ascii="Times New Roman" w:hAnsi="Times New Roman" w:cs="Times New Roman"/>
-                <w:kern w:val="2"/>
-                <w:sz w:val="24"/>
-                <w:szCs w:val="24"/>
-                <w:lang w:eastAsia="zh-CN"/>
-              </w:rPr>
-              <w:t>{{ reportdate }}</w:t>
-            </w:r>
-          </w:p>
-        </w:tc>
-      </w:tr>
-    </w:tbl>
-    <w:p>
-      <w:pPr>
-        <w:rPr>
-          <w:rFonts w:ascii="Times New Roman" w:hAnsi="Times New Roman" w:eastAsia="微软雅黑" w:cs="Times New Roman"/>
-          <w:sz w:val="24"/>
-          <w:szCs w:val="24"/>
-          <w:lang w:eastAsia="zh-CN"/>
-        </w:rPr>
-      </w:pPr>
-      <w:r>
-        <w:rPr>
-          <w:rFonts w:hint="eastAsia" w:ascii="Times New Roman" w:hAnsi="Times New Roman" w:eastAsia="微软雅黑" w:cs="Times New Roman"/>
-          <w:sz w:val="24"/>
-          <w:szCs w:val="24"/>
-          <w:lang w:eastAsia="zh-CN"/>
-        </w:rPr>
-        <w:t xml:space="preserve">{% endif %}{% if testedby == </w:t>
-      </w:r>
-      <w:r>
-        <w:rPr>
-          <w:rFonts w:ascii="Times New Roman" w:hAnsi="Times New Roman" w:eastAsia="微软雅黑" w:cs="Times New Roman"/>
-          <w:sz w:val="24"/>
-          <w:szCs w:val="24"/>
-          <w:lang w:eastAsia="zh-CN"/>
-        </w:rPr>
-        <w:t>“</w:t>
-      </w:r>
-      <w:r>
-        <w:rPr>
-          <w:rFonts w:hint="eastAsia" w:ascii="Times New Roman" w:hAnsi="Times New Roman" w:eastAsia="微软雅黑" w:cs="Times New Roman"/>
-          <w:sz w:val="24"/>
-          <w:szCs w:val="24"/>
-          <w:lang w:eastAsia="zh-CN"/>
-        </w:rPr>
-        <w:t>4</w:t>
-      </w:r>
-      <w:r>
-        <w:rPr>
-          <w:rFonts w:ascii="Times New Roman" w:hAnsi="Times New Roman" w:eastAsia="微软雅黑" w:cs="Times New Roman"/>
-          <w:sz w:val="24"/>
-          <w:szCs w:val="24"/>
-          <w:lang w:eastAsia="zh-CN"/>
-        </w:rPr>
-        <w:t>”</w:t>
-      </w:r>
-      <w:r>
-        <w:rPr>
-          <w:rFonts w:hint="eastAsia" w:ascii="Times New Roman" w:hAnsi="Times New Roman" w:eastAsia="微软雅黑" w:cs="Times New Roman"/>
-          <w:sz w:val="24"/>
-          <w:szCs w:val="24"/>
-          <w:lang w:eastAsia="zh-CN"/>
-        </w:rPr>
-        <w:t xml:space="preserve"> %}</w:t>
-      </w:r>
-    </w:p>
-    <w:p>
-      <w:pPr>
-        <w:rPr>
-          <w:rFonts w:ascii="Times New Roman" w:hAnsi="Times New Roman" w:eastAsia="微软雅黑" w:cs="Times New Roman"/>
-          <w:sz w:val="24"/>
-          <w:szCs w:val="24"/>
-          <w:lang w:eastAsia="zh-CN"/>
-        </w:rPr>
-      </w:pPr>
-    </w:p>
-    <w:p>
-      <w:pPr>
-        <w:rPr>
-          <w:rFonts w:ascii="Times New Roman" w:hAnsi="Times New Roman" w:eastAsia="微软雅黑" w:cs="Times New Roman"/>
-          <w:sz w:val="24"/>
-          <w:szCs w:val="24"/>
-          <w:lang w:eastAsia="zh-CN"/>
-        </w:rPr>
-      </w:pPr>
-    </w:p>
-    <w:tbl>
-      <w:tblPr>
-        <w:tblStyle w:val="33"/>
-        <w:tblW w:w="6772" w:type="dxa"/>
-        <w:jc w:val="right"/>
-        <w:tblLayout w:type="fixed"/>
-        <w:tblCellMar>
-          <w:top w:w="0" w:type="dxa"/>
-          <w:left w:w="0" w:type="dxa"/>
-          <w:bottom w:w="0" w:type="dxa"/>
-          <w:right w:w="0" w:type="dxa"/>
-        </w:tblCellMar>
-      </w:tblPr>
-      <w:tblGrid>
-        <w:gridCol w:w="1272"/>
-        <w:gridCol w:w="2040"/>
-        <w:gridCol w:w="1166"/>
-        <w:gridCol w:w="2294"/>
-      </w:tblGrid>
-      <w:tr>
-        <w:tblPrEx>
-          <w:tblCellMar>
-            <w:top w:w="0" w:type="dxa"/>
-            <w:left w:w="0" w:type="dxa"/>
-            <w:bottom w:w="0" w:type="dxa"/>
-            <w:right w:w="0" w:type="dxa"/>
-          </w:tblCellMar>
-        </w:tblPrEx>
-        <w:trPr>
-          <w:trHeight w:val="441" w:hRule="exact"/>
-          <w:jc w:val="right"/>
-        </w:trPr>
-        <w:tc>
-          <w:tcPr>
-            <w:tcW w:w="1272" w:type="dxa"/>
-            <w:vAlign w:val="center"/>
-          </w:tcPr>
-          <w:p>
-            <w:pPr>
-              <w:pStyle w:val="22"/>
-              <w:spacing w:before="13"/>
-              <w:ind w:left="13" w:right="95"/>
-              <w:jc w:val="both"/>
-              <w:rPr>
-                <w:rFonts w:ascii="Times New Roman" w:hAnsi="Times New Roman" w:cs="Times New Roman"/>
-                <w:b/>
-                <w:sz w:val="24"/>
-                <w:szCs w:val="24"/>
-              </w:rPr>
-            </w:pPr>
-            <w:r>
-              <w:rPr>
-                <w:rFonts w:ascii="Times New Roman" w:hAnsi="Times New Roman" w:cs="Times New Roman"/>
-                <w:b/>
-                <w:sz w:val="24"/>
-                <w:szCs w:val="24"/>
-              </w:rPr>
-              <w:t>检测人：</w:t>
-            </w:r>
-          </w:p>
-        </w:tc>
-        <w:tc>
-          <w:tcPr>
-            <w:tcW w:w="2040" w:type="dxa"/>
-            <w:vAlign w:val="center"/>
-          </w:tcPr>
-          <w:p>
-            <w:pPr>
-              <w:pStyle w:val="22"/>
-              <w:spacing w:before="13"/>
-              <w:jc w:val="both"/>
-              <w:rPr>
-                <w:rFonts w:ascii="Times New Roman" w:hAnsi="Times New Roman" w:cs="Times New Roman"/>
-                <w:b/>
-                <w:sz w:val="24"/>
-                <w:szCs w:val="24"/>
-              </w:rPr>
-            </w:pPr>
-            <w:r>
-              <w:rPr>
-                <w:sz w:val="24"/>
-              </w:rPr>
-              <mc:AlternateContent>
-                <mc:Choice Requires="wpg">
-                  <w:drawing>
-                    <wp:anchor distT="0" distB="0" distL="114300" distR="114300" simplePos="0" relativeHeight="251663360" behindDoc="0" locked="0" layoutInCell="1" allowOverlap="1">
-                      <wp:simplePos x="0" y="0"/>
-                      <wp:positionH relativeFrom="column">
-                        <wp:posOffset>12700</wp:posOffset>
-                      </wp:positionH>
-                      <wp:positionV relativeFrom="paragraph">
-                        <wp:posOffset>-514985</wp:posOffset>
-                      </wp:positionV>
-                      <wp:extent cx="3150235" cy="1442720"/>
-                      <wp:effectExtent l="0" t="0" r="4445" b="5080"/>
-                      <wp:wrapNone/>
-                      <wp:docPr id="40" name="组合 40"/>
-                      <wp:cNvGraphicFramePr/>
-                      <a:graphic xmlns:a="http://schemas.openxmlformats.org/drawingml/2006/main">
-                        <a:graphicData uri="http://schemas.microsoft.com/office/word/2010/wordprocessingGroup">
-                          <wpg:wgp>
-                            <wpg:cNvGrpSpPr/>
-                            <wpg:grpSpPr>
-                              <a:xfrm>
-                                <a:off x="0" y="0"/>
-                                <a:ext cx="3150235" cy="1442720"/>
-                                <a:chOff x="17976" y="42945"/>
-                                <a:chExt cx="4961" cy="2272"/>
-                              </a:xfrm>
-                            </wpg:grpSpPr>
-                            <pic:pic xmlns:pic="http://schemas.openxmlformats.org/drawingml/2006/picture">
-                              <pic:nvPicPr>
-                                <pic:cNvPr id="10" name="图片 25"/>
-                                <pic:cNvPicPr>
-                                  <a:picLocks noChangeAspect="1" noChangeArrowheads="1"/>
-                                </pic:cNvPicPr>
-                              </pic:nvPicPr>
-                              <pic:blipFill>
-                                <a:blip r:embed="rId10">
-                                  <a:extLst>
-                                    <a:ext uri="{28A0092B-C50C-407E-A947-70E740481C1C}">
-                                      <a14:useLocalDpi xmlns:a14="http://schemas.microsoft.com/office/drawing/2010/main" val="0"/>
-                                    </a:ext>
-                                  </a:extLst>
-                                </a:blip>
-                                <a:srcRect/>
-                                <a:stretch>
-                                  <a:fillRect/>
-                                </a:stretch>
-                              </pic:blipFill>
-                              <pic:spPr>
-                                <a:xfrm>
-                                  <a:off x="20665" y="42945"/>
-                                  <a:ext cx="2273" cy="2273"/>
-                                </a:xfrm>
-                                <a:prstGeom prst="rect">
-                                  <a:avLst/>
-                                </a:prstGeom>
-                                <a:noFill/>
-                                <a:ln>
-                                  <a:noFill/>
-                                </a:ln>
-                              </pic:spPr>
-                            </pic:pic>
-                            <wpg:grpSp>
-                              <wpg:cNvPr id="41" name="组合 27"/>
-                              <wpg:cNvGrpSpPr/>
-                              <wpg:grpSpPr>
-                                <a:xfrm>
-                                  <a:off x="17976" y="43614"/>
-                                  <a:ext cx="4551" cy="626"/>
-                                  <a:chOff x="17976" y="43614"/>
-                                  <a:chExt cx="4551" cy="626"/>
-                                </a:xfrm>
-                              </wpg:grpSpPr>
-                              <pic:pic xmlns:pic="http://schemas.openxmlformats.org/drawingml/2006/picture">
-                                <pic:nvPicPr>
-                                  <pic:cNvPr id="8" name="图片 29" descr="IMG_256"/>
-                                  <pic:cNvPicPr>
-                                    <a:picLocks noChangeAspect="1"/>
-                                  </pic:cNvPicPr>
-                                </pic:nvPicPr>
-                                <pic:blipFill>
-                                  <a:blip r:embed="rId8">
-                                    <a:clrChange>
-                                      <a:clrFrom>
-                                        <a:srgbClr val="FFFFFF">
-                                          <a:alpha val="100000"/>
-                                        </a:srgbClr>
-                                      </a:clrFrom>
-                                      <a:clrTo>
-                                        <a:srgbClr val="FFFFFF">
-                                          <a:alpha val="100000"/>
-                                          <a:alpha val="0"/>
-                                        </a:srgbClr>
-                                      </a:clrTo>
-                                    </a:clrChange>
-                                  </a:blip>
-                                  <a:stretch>
-                                    <a:fillRect/>
-                                  </a:stretch>
-                                </pic:blipFill>
-                                <pic:spPr>
-                                  <a:xfrm>
-                                    <a:off x="17976" y="43615"/>
-                                    <a:ext cx="975" cy="570"/>
-                                  </a:xfrm>
-                                  <a:prstGeom prst="rect">
-                                    <a:avLst/>
-                                  </a:prstGeom>
-                                  <a:noFill/>
-                                  <a:ln w="9525">
-                                    <a:noFill/>
-                                  </a:ln>
-                                </pic:spPr>
-                              </pic:pic>
-                              <pic:pic xmlns:pic="http://schemas.openxmlformats.org/drawingml/2006/picture">
-                                <pic:nvPicPr>
-                                  <pic:cNvPr id="26" name="图片 59" descr="图片1"/>
-                                  <pic:cNvPicPr>
-                                    <a:picLocks noChangeAspect="1"/>
-                                  </pic:cNvPicPr>
-                                </pic:nvPicPr>
-                                <pic:blipFill>
-                                  <a:blip r:embed="rId12">
-                                    <a:biLevel thresh="50000"/>
-                                  </a:blip>
-                                  <a:srcRect l="7865" t="11797" r="5322" b="19074"/>
-                                  <a:stretch>
-                                    <a:fillRect/>
-                                  </a:stretch>
-                                </pic:blipFill>
-                                <pic:spPr>
-                                  <a:xfrm>
-                                    <a:off x="21059" y="43614"/>
-                                    <a:ext cx="1468" cy="627"/>
-                                  </a:xfrm>
-                                  <a:prstGeom prst="rect">
-                                    <a:avLst/>
-                                  </a:prstGeom>
-                                  <a:noFill/>
-                                </pic:spPr>
-                              </pic:pic>
-                            </wpg:grpSp>
-                          </wpg:wgp>
-                        </a:graphicData>
-                      </a:graphic>
-                    </wp:anchor>
-                  </w:drawing>
-                </mc:Choice>
-                <mc:Fallback>
-                  <w:pict>
-                    <v:group id="_x0000_s1026" o:spid="_x0000_s1026" o:spt="203" style="position:absolute;left:0pt;margin-left:1pt;margin-top:-40.55pt;height:113.6pt;width:248.05pt;z-index:251663360;mso-width-relative:page;mso-height-relative:page;" coordorigin="17976,42945" coordsize="4961,2272" o:gfxdata="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">
-                      <o:lock v:ext="edit" aspectratio="f"/>
-                      <v:shape id="图片 25" o:spid="_x0000_s1026" o:spt="75" type="#_x0000_t75" style="position:absolute;left:20665;top:42945;height:2273;width:2273;" filled="f" o:preferrelative="t" stroked="f" coordsize="21600,21600" o:gfxdata="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">
-                        <v:fill on="f" focussize="0,0"/>
-                        <v:stroke on="f"/>
-                        <v:imagedata r:id="rId10" o:title=""/>
-                        <o:lock v:ext="edit" aspectratio="t"/>
-                      </v:shape>
-                      <v:group id="组合 27" o:spid="_x0000_s1026" o:spt="203" style="position:absolute;left:17976;top:43614;height:626;width:4551;" coordorigin="17976,43614" coordsize="4551,626" o:gfxdata="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">
-                        <o:lock v:ext="edit" aspectratio="f"/>
-                        <v:shape id="图片 29" o:spid="_x0000_s1026" o:spt="75" alt="IMG_256" type="#_x0000_t75" style="position:absolute;left:17976;top:43615;height:570;width:975;" filled="f" o:preferrelative="t" stroked="f" coordsize="21600,21600" o:gfxdata="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">
-                          <v:fill on="f" focussize="0,0"/>
-                          <v:stroke on="f"/>
-                          <v:imagedata r:id="rId8" chromakey="#FFFFFF" o:title=""/>
-                          <o:lock v:ext="edit" aspectratio="t"/>
-                        </v:shape>
-                        <v:shape id="图片 59" o:spid="_x0000_s1026" o:spt="75" alt="图片1" type="#_x0000_t75" style="position:absolute;left:21059;top:43614;height:627;width:1468;" filled="f" o:preferrelative="t" stroked="f" coordsize="21600,21600" o:gfxdata="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">
-                          <v:fill on="f" focussize="0,0"/>
-                          <v:stroke on="f"/>
-                          <v:imagedata r:id="rId12" cropleft="5154f" croptop="7731f" cropright="3488f" cropbottom="12500f" grayscale="t" bilevel="t" o:title=""/>
-                          <o:lock v:ext="edit" aspectratio="t"/>
-                        </v:shape>
-                      </v:group>
-                    </v:group>
-                  </w:pict>
-                </mc:Fallback>
-              </mc:AlternateContent>
-            </w:r>
-          </w:p>
-        </w:tc>
-        <w:tc>
-          <w:tcPr>
-            <w:tcW w:w="1166" w:type="dxa"/>
-            <w:vAlign w:val="center"/>
-          </w:tcPr>
-          <w:p>
-            <w:pPr>
-              <w:pStyle w:val="22"/>
-              <w:spacing w:before="13"/>
-              <w:jc w:val="both"/>
-              <w:rPr>
-                <w:rFonts w:ascii="Times New Roman" w:hAnsi="Times New Roman" w:cs="Times New Roman"/>
-                <w:b/>
-                <w:sz w:val="24"/>
-                <w:szCs w:val="24"/>
-              </w:rPr>
-            </w:pPr>
-            <w:r>
-              <w:rPr>
-                <w:rFonts w:ascii="Times New Roman" w:hAnsi="Times New Roman" w:cs="Times New Roman"/>
-                <w:b/>
-                <w:sz w:val="24"/>
-                <w:szCs w:val="24"/>
-              </w:rPr>
-              <w:t>复核人</w:t>
-            </w:r>
-            <w:r>
-              <w:rPr>
-                <w:rFonts w:ascii="Times New Roman" w:hAnsi="Times New Roman" w:cs="Times New Roman"/>
-                <w:b/>
-                <w:sz w:val="24"/>
-                <w:szCs w:val="24"/>
-                <w:lang w:eastAsia="zh-CN"/>
-              </w:rPr>
-              <w:t>：</w:t>
-            </w:r>
-          </w:p>
-        </w:tc>
-        <w:tc>
-          <w:tcPr>
-            <w:tcW w:w="2294" w:type="dxa"/>
-            <w:vAlign w:val="center"/>
-          </w:tcPr>
-          <w:p>
-            <w:pPr>
-              <w:pStyle w:val="22"/>
-              <w:spacing w:before="13"/>
-              <w:ind w:right="15"/>
-              <w:jc w:val="both"/>
-              <w:rPr>
-                <w:rFonts w:ascii="Times New Roman" w:hAnsi="Times New Roman" w:cs="Times New Roman"/>
-                <w:b/>
-                <w:sz w:val="24"/>
-                <w:szCs w:val="24"/>
-              </w:rPr>
-            </w:pPr>
-          </w:p>
-        </w:tc>
-      </w:tr>
-      <w:tr>
-        <w:tblPrEx>
-          <w:tblCellMar>
-            <w:top w:w="0" w:type="dxa"/>
-            <w:left w:w="0" w:type="dxa"/>
-            <w:bottom w:w="0" w:type="dxa"/>
-            <w:right w:w="0" w:type="dxa"/>
-          </w:tblCellMar>
-        </w:tblPrEx>
-        <w:trPr>
-          <w:trHeight w:val="457" w:hRule="exact"/>
-          <w:jc w:val="right"/>
-        </w:trPr>
-        <w:tc>
-          <w:tcPr>
-            <w:tcW w:w="1272" w:type="dxa"/>
-            <w:vAlign w:val="center"/>
-          </w:tcPr>
-          <w:p>
-            <w:pPr>
-              <w:pStyle w:val="22"/>
-              <w:spacing w:line="341" w:lineRule="exact"/>
-              <w:ind w:left="13" w:right="165"/>
-              <w:jc w:val="both"/>
-              <w:rPr>
-                <w:rFonts w:ascii="Times New Roman" w:hAnsi="Times New Roman" w:cs="Times New Roman"/>
-                <w:b/>
-                <w:sz w:val="24"/>
-                <w:szCs w:val="24"/>
-              </w:rPr>
-            </w:pPr>
-            <w:r>
-              <w:rPr>
-                <w:rFonts w:ascii="Times New Roman" w:hAnsi="Times New Roman" w:cs="Times New Roman"/>
-                <w:b/>
-                <w:sz w:val="24"/>
-                <w:szCs w:val="24"/>
-              </w:rPr>
-              <w:t>日</w:t>
-            </w:r>
-            <w:r>
-              <w:rPr>
-                <w:rFonts w:ascii="Times New Roman" w:hAnsi="Times New Roman" w:cs="Times New Roman"/>
-                <w:b/>
-                <w:sz w:val="24"/>
-                <w:szCs w:val="24"/>
-                <w:lang w:eastAsia="zh-CN"/>
-              </w:rPr>
-              <w:t xml:space="preserve">  </w:t>
-            </w:r>
-            <w:r>
-              <w:rPr>
-                <w:rFonts w:ascii="Times New Roman" w:hAnsi="Times New Roman" w:cs="Times New Roman"/>
-                <w:b/>
-                <w:sz w:val="24"/>
-                <w:szCs w:val="24"/>
-              </w:rPr>
-              <w:t>期：</w:t>
-            </w:r>
-          </w:p>
-        </w:tc>
-        <w:tc>
-          <w:tcPr>
-            <w:tcW w:w="2040" w:type="dxa"/>
-            <w:vAlign w:val="center"/>
-          </w:tcPr>
-          <w:p>
-            <w:pPr>
-              <w:pStyle w:val="22"/>
-              <w:spacing w:line="363" w:lineRule="exact"/>
-              <w:jc w:val="both"/>
-              <w:rPr>
-                <w:rFonts w:ascii="Times New Roman" w:hAnsi="Times New Roman" w:cs="Times New Roman"/>
-                <w:sz w:val="24"/>
-                <w:szCs w:val="24"/>
-              </w:rPr>
-            </w:pPr>
-            <w:r>
-              <w:rPr>
-                <w:rFonts w:ascii="Times New Roman" w:hAnsi="Times New Roman" w:cs="Times New Roman"/>
-                <w:kern w:val="2"/>
-                <w:sz w:val="24"/>
-                <w:szCs w:val="24"/>
-                <w:lang w:eastAsia="zh-CN"/>
-              </w:rPr>
-              <w:t>{{ reportdate }}</w:t>
-            </w:r>
-          </w:p>
-        </w:tc>
-        <w:tc>
-          <w:tcPr>
-            <w:tcW w:w="1166" w:type="dxa"/>
-            <w:vAlign w:val="center"/>
-          </w:tcPr>
-          <w:p>
-            <w:pPr>
-              <w:pStyle w:val="22"/>
-              <w:spacing w:line="341" w:lineRule="exact"/>
-              <w:jc w:val="both"/>
-              <w:rPr>
-                <w:rFonts w:ascii="Times New Roman" w:hAnsi="Times New Roman" w:cs="Times New Roman"/>
-                <w:b/>
-                <w:sz w:val="24"/>
-                <w:szCs w:val="24"/>
-              </w:rPr>
-            </w:pPr>
-            <w:r>
-              <w:rPr>
-                <w:rFonts w:ascii="Times New Roman" w:hAnsi="Times New Roman" w:cs="Times New Roman"/>
-                <w:b/>
-                <w:sz w:val="24"/>
-                <w:szCs w:val="24"/>
-              </w:rPr>
-              <w:t>日</w:t>
-            </w:r>
-            <w:r>
-              <w:rPr>
-                <w:rFonts w:ascii="Times New Roman" w:hAnsi="Times New Roman" w:cs="Times New Roman"/>
-                <w:b/>
-                <w:sz w:val="24"/>
-                <w:szCs w:val="24"/>
-                <w:lang w:eastAsia="zh-CN"/>
-              </w:rPr>
-              <w:t xml:space="preserve">  </w:t>
-            </w:r>
-            <w:r>
-              <w:rPr>
-                <w:rFonts w:ascii="Times New Roman" w:hAnsi="Times New Roman" w:cs="Times New Roman"/>
-                <w:b/>
-                <w:sz w:val="24"/>
-                <w:szCs w:val="24"/>
-              </w:rPr>
-              <w:t>期：</w:t>
-            </w:r>
-          </w:p>
-        </w:tc>
-        <w:tc>
-          <w:tcPr>
-            <w:tcW w:w="2294" w:type="dxa"/>
-            <w:vAlign w:val="center"/>
-          </w:tcPr>
-          <w:p>
-            <w:pPr>
-              <w:pStyle w:val="22"/>
-              <w:spacing w:line="363" w:lineRule="exact"/>
-              <w:ind w:right="15"/>
-              <w:jc w:val="both"/>
-              <w:rPr>
-                <w:rFonts w:ascii="Times New Roman" w:hAnsi="Times New Roman" w:cs="Times New Roman"/>
-                <w:sz w:val="24"/>
-                <w:szCs w:val="24"/>
-              </w:rPr>
-            </w:pPr>
-            <w:r>
-              <w:rPr>
-                <w:rFonts w:ascii="Times New Roman" w:hAnsi="Times New Roman" w:cs="Times New Roman"/>
-                <w:kern w:val="2"/>
-                <w:sz w:val="24"/>
-                <w:szCs w:val="24"/>
-                <w:lang w:eastAsia="zh-CN"/>
-              </w:rPr>
-              <w:t>{{ reportdate }}</w:t>
-            </w:r>
-          </w:p>
-        </w:tc>
-      </w:tr>
-    </w:tbl>
-    <w:p>
-      <w:pPr>
-        <w:rPr>
-          <w:rFonts w:ascii="Times New Roman" w:hAnsi="Times New Roman" w:eastAsia="微软雅黑" w:cs="Times New Roman"/>
-          <w:sz w:val="24"/>
-          <w:szCs w:val="24"/>
-          <w:lang w:eastAsia="zh-CN"/>
-        </w:rPr>
-      </w:pPr>
-      <w:r>
-        <w:rPr>
-          <w:rFonts w:hint="eastAsia" w:ascii="Times New Roman" w:hAnsi="Times New Roman" w:eastAsia="微软雅黑" w:cs="Times New Roman"/>
-          <w:sz w:val="24"/>
-          <w:szCs w:val="24"/>
-          <w:lang w:eastAsia="zh-CN"/>
-        </w:rPr>
-        <w:t xml:space="preserve">{% endif %}{% if testedby == </w:t>
-      </w:r>
-      <w:r>
-        <w:rPr>
-          <w:rFonts w:ascii="Times New Roman" w:hAnsi="Times New Roman" w:eastAsia="微软雅黑" w:cs="Times New Roman"/>
-          <w:sz w:val="24"/>
-          <w:szCs w:val="24"/>
-          <w:lang w:eastAsia="zh-CN"/>
-        </w:rPr>
-        <w:t>“</w:t>
-      </w:r>
-      <w:r>
-        <w:rPr>
-          <w:rFonts w:hint="eastAsia" w:ascii="Times New Roman" w:hAnsi="Times New Roman" w:eastAsia="微软雅黑" w:cs="Times New Roman"/>
-          <w:sz w:val="24"/>
-          <w:szCs w:val="24"/>
-          <w:lang w:eastAsia="zh-CN"/>
-        </w:rPr>
-        <w:t>5</w:t>
-      </w:r>
-      <w:r>
-        <w:rPr>
-          <w:rFonts w:ascii="Times New Roman" w:hAnsi="Times New Roman" w:eastAsia="微软雅黑" w:cs="Times New Roman"/>
-          <w:sz w:val="24"/>
-          <w:szCs w:val="24"/>
-          <w:lang w:eastAsia="zh-CN"/>
-        </w:rPr>
-        <w:t>”</w:t>
-      </w:r>
-      <w:r>
-        <w:rPr>
-          <w:rFonts w:hint="eastAsia" w:ascii="Times New Roman" w:hAnsi="Times New Roman" w:eastAsia="微软雅黑" w:cs="Times New Roman"/>
-          <w:sz w:val="24"/>
-          <w:szCs w:val="24"/>
-          <w:lang w:eastAsia="zh-CN"/>
-        </w:rPr>
-        <w:t xml:space="preserve"> %}</w:t>
-      </w:r>
-    </w:p>
-    <w:p>
-      <w:pPr>
-        <w:rPr>
-          <w:lang w:eastAsia="zh-CN"/>
-        </w:rPr>
-      </w:pPr>
-    </w:p>
-    <w:p>
-      <w:pPr>
-        <w:rPr>
-          <w:lang w:eastAsia="zh-CN"/>
-        </w:rPr>
-      </w:pPr>
-    </w:p>
-    <w:tbl>
-      <w:tblPr>
-        <w:tblStyle w:val="33"/>
-        <w:tblW w:w="6772" w:type="dxa"/>
-        <w:jc w:val="right"/>
-        <w:tblLayout w:type="fixed"/>
-        <w:tblCellMar>
-          <w:top w:w="0" w:type="dxa"/>
-          <w:left w:w="0" w:type="dxa"/>
-          <w:bottom w:w="0" w:type="dxa"/>
-          <w:right w:w="0" w:type="dxa"/>
-        </w:tblCellMar>
-      </w:tblPr>
-      <w:tblGrid>
-        <w:gridCol w:w="1272"/>
-        <w:gridCol w:w="2040"/>
-        <w:gridCol w:w="1166"/>
-        <w:gridCol w:w="2294"/>
-      </w:tblGrid>
-      <w:tr>
-        <w:tblPrEx>
-          <w:tblCellMar>
-            <w:top w:w="0" w:type="dxa"/>
-            <w:left w:w="0" w:type="dxa"/>
-            <w:bottom w:w="0" w:type="dxa"/>
-            <w:right w:w="0" w:type="dxa"/>
-          </w:tblCellMar>
-        </w:tblPrEx>
-        <w:trPr>
-          <w:trHeight w:val="441" w:hRule="exact"/>
-          <w:jc w:val="right"/>
-        </w:trPr>
-        <w:tc>
-          <w:tcPr>
-            <w:tcW w:w="1272" w:type="dxa"/>
-            <w:vAlign w:val="center"/>
-          </w:tcPr>
-          <w:p>
-            <w:pPr>
-              <w:pStyle w:val="22"/>
-              <w:spacing w:before="13"/>
-              <w:ind w:left="13" w:right="95"/>
-              <w:jc w:val="both"/>
-              <w:rPr>
-                <w:rFonts w:ascii="Times New Roman" w:hAnsi="Times New Roman" w:cs="Times New Roman"/>
-                <w:b/>
-                <w:sz w:val="24"/>
-                <w:szCs w:val="24"/>
-              </w:rPr>
-            </w:pPr>
-            <w:r>
-              <w:rPr>
-                <w:rFonts w:ascii="Times New Roman" w:hAnsi="Times New Roman" w:cs="Times New Roman"/>
-                <w:b/>
-                <w:sz w:val="24"/>
-                <w:szCs w:val="24"/>
-              </w:rPr>
-              <w:t>检测人：</w:t>
-            </w:r>
-          </w:p>
-        </w:tc>
-        <w:tc>
-          <w:tcPr>
-            <w:tcW w:w="2040" w:type="dxa"/>
-            <w:vAlign w:val="center"/>
-          </w:tcPr>
-          <w:p>
-            <w:pPr>
-              <w:pStyle w:val="22"/>
-              <w:spacing w:before="13"/>
-              <w:jc w:val="both"/>
-              <w:rPr>
-                <w:rFonts w:ascii="Times New Roman" w:hAnsi="Times New Roman" w:cs="Times New Roman"/>
-                <w:b/>
-                <w:sz w:val="24"/>
-                <w:szCs w:val="24"/>
-              </w:rPr>
-            </w:pPr>
-          </w:p>
-        </w:tc>
-        <w:tc>
-          <w:tcPr>
-            <w:tcW w:w="1166" w:type="dxa"/>
-            <w:vAlign w:val="center"/>
-          </w:tcPr>
-          <w:p>
-            <w:pPr>
-              <w:pStyle w:val="22"/>
-              <w:spacing w:before="13"/>
-              <w:jc w:val="both"/>
-              <w:rPr>
-                <w:rFonts w:ascii="Times New Roman" w:hAnsi="Times New Roman" w:cs="Times New Roman"/>
-                <w:b/>
-                <w:sz w:val="24"/>
-                <w:szCs w:val="24"/>
-              </w:rPr>
-            </w:pPr>
-            <w:r>
-              <w:rPr>
-                <w:rFonts w:ascii="Times New Roman" w:hAnsi="Times New Roman" w:cs="Times New Roman"/>
-                <w:b/>
-                <w:sz w:val="24"/>
-                <w:szCs w:val="24"/>
-              </w:rPr>
-              <w:t>复核人</w:t>
-            </w:r>
-            <w:r>
-              <w:rPr>
-                <w:rFonts w:ascii="Times New Roman" w:hAnsi="Times New Roman" w:cs="Times New Roman"/>
-                <w:b/>
-                <w:sz w:val="24"/>
-                <w:szCs w:val="24"/>
-                <w:lang w:eastAsia="zh-CN"/>
-              </w:rPr>
-              <w:t>：</w:t>
-            </w:r>
-          </w:p>
-        </w:tc>
-        <w:tc>
-          <w:tcPr>
-            <w:tcW w:w="2294" w:type="dxa"/>
-            <w:vAlign w:val="center"/>
-          </w:tcPr>
-          <w:p>
-            <w:pPr>
-              <w:pStyle w:val="22"/>
-              <w:spacing w:before="13"/>
-              <w:ind w:right="15"/>
-              <w:jc w:val="both"/>
-              <w:rPr>
-                <w:rFonts w:ascii="Times New Roman" w:hAnsi="Times New Roman" w:cs="Times New Roman"/>
-                <w:b/>
-                <w:sz w:val="24"/>
-                <w:szCs w:val="24"/>
-              </w:rPr>
-            </w:pPr>
-          </w:p>
-        </w:tc>
-      </w:tr>
-      <w:tr>
-        <w:tblPrEx>
-          <w:tblCellMar>
-            <w:top w:w="0" w:type="dxa"/>
-            <w:left w:w="0" w:type="dxa"/>
-            <w:bottom w:w="0" w:type="dxa"/>
-            <w:right w:w="0" w:type="dxa"/>
-          </w:tblCellMar>
-        </w:tblPrEx>
-        <w:trPr>
-          <w:trHeight w:val="457" w:hRule="exact"/>
-          <w:jc w:val="right"/>
-        </w:trPr>
-        <w:tc>
-          <w:tcPr>
-            <w:tcW w:w="1272" w:type="dxa"/>
-            <w:vAlign w:val="center"/>
-          </w:tcPr>
-          <w:p>
-            <w:pPr>
-              <w:pStyle w:val="22"/>
-              <w:spacing w:line="341" w:lineRule="exact"/>
-              <w:ind w:left="13" w:right="165"/>
-              <w:jc w:val="both"/>
-              <w:rPr>
-                <w:rFonts w:ascii="Times New Roman" w:hAnsi="Times New Roman" w:cs="Times New Roman"/>
-                <w:b/>
-                <w:sz w:val="24"/>
-                <w:szCs w:val="24"/>
-              </w:rPr>
-            </w:pPr>
-            <w:r>
-              <w:rPr>
-                <w:rFonts w:ascii="Times New Roman" w:hAnsi="Times New Roman" w:cs="Times New Roman"/>
-                <w:b/>
-                <w:sz w:val="24"/>
-                <w:szCs w:val="24"/>
-              </w:rPr>
-              <w:t>日</w:t>
-            </w:r>
-            <w:r>
-              <w:rPr>
-                <w:rFonts w:ascii="Times New Roman" w:hAnsi="Times New Roman" w:cs="Times New Roman"/>
-                <w:b/>
-                <w:sz w:val="24"/>
-                <w:szCs w:val="24"/>
-                <w:lang w:eastAsia="zh-CN"/>
-              </w:rPr>
-              <w:t xml:space="preserve">  </w:t>
-            </w:r>
-            <w:r>
-              <w:rPr>
-                <w:rFonts w:ascii="Times New Roman" w:hAnsi="Times New Roman" w:cs="Times New Roman"/>
-                <w:b/>
-                <w:sz w:val="24"/>
-                <w:szCs w:val="24"/>
-              </w:rPr>
-              <w:t>期：</w:t>
-            </w:r>
-          </w:p>
-        </w:tc>
-        <w:tc>
-          <w:tcPr>
-            <w:tcW w:w="2040" w:type="dxa"/>
-            <w:vAlign w:val="center"/>
-          </w:tcPr>
-          <w:p>
-            <w:pPr>
-              <w:pStyle w:val="22"/>
-              <w:spacing w:line="363" w:lineRule="exact"/>
-              <w:jc w:val="both"/>
-              <w:rPr>
-                <w:rFonts w:ascii="Times New Roman" w:hAnsi="Times New Roman" w:cs="Times New Roman"/>
-                <w:sz w:val="24"/>
-                <w:szCs w:val="24"/>
-              </w:rPr>
-            </w:pPr>
-            <w:r>
-              <w:rPr>
-                <w:rFonts w:ascii="Times New Roman" w:hAnsi="Times New Roman" w:cs="Times New Roman"/>
-                <w:kern w:val="2"/>
-                <w:sz w:val="24"/>
-                <w:szCs w:val="24"/>
-                <w:lang w:eastAsia="zh-CN"/>
-              </w:rPr>
-              <w:t>{{ reportdate }}</w:t>
-            </w:r>
-          </w:p>
-        </w:tc>
-        <w:tc>
-          <w:tcPr>
-            <w:tcW w:w="1166" w:type="dxa"/>
-            <w:vAlign w:val="center"/>
-          </w:tcPr>
-          <w:p>
-            <w:pPr>
-              <w:pStyle w:val="22"/>
-              <w:spacing w:line="341" w:lineRule="exact"/>
-              <w:jc w:val="both"/>
-              <w:rPr>
-                <w:rFonts w:ascii="Times New Roman" w:hAnsi="Times New Roman" w:cs="Times New Roman"/>
-                <w:b/>
-                <w:sz w:val="24"/>
-                <w:szCs w:val="24"/>
-              </w:rPr>
-            </w:pPr>
-            <w:r>
-              <w:rPr>
-                <w:rFonts w:ascii="Times New Roman" w:hAnsi="Times New Roman" w:cs="Times New Roman"/>
-                <w:b/>
-                <w:sz w:val="24"/>
-                <w:szCs w:val="24"/>
-              </w:rPr>
-              <w:t>日</w:t>
-            </w:r>
-            <w:r>
-              <w:rPr>
-                <w:rFonts w:ascii="Times New Roman" w:hAnsi="Times New Roman" w:cs="Times New Roman"/>
-                <w:b/>
-                <w:sz w:val="24"/>
-                <w:szCs w:val="24"/>
-                <w:lang w:eastAsia="zh-CN"/>
-              </w:rPr>
-              <w:t xml:space="preserve">  </w:t>
-            </w:r>
-            <w:r>
-              <w:rPr>
-                <w:rFonts w:ascii="Times New Roman" w:hAnsi="Times New Roman" w:cs="Times New Roman"/>
-                <w:b/>
-                <w:sz w:val="24"/>
-                <w:szCs w:val="24"/>
-              </w:rPr>
-              <w:t>期：</w:t>
-            </w:r>
-          </w:p>
-        </w:tc>
-        <w:tc>
-          <w:tcPr>
-            <w:tcW w:w="2294" w:type="dxa"/>
-            <w:vAlign w:val="center"/>
-          </w:tcPr>
-          <w:p>
-            <w:pPr>
-              <w:pStyle w:val="22"/>
-              <w:spacing w:line="363" w:lineRule="exact"/>
-              <w:ind w:right="15"/>
-              <w:jc w:val="both"/>
-              <w:rPr>
-                <w:rFonts w:ascii="Times New Roman" w:hAnsi="Times New Roman" w:cs="Times New Roman"/>
-                <w:sz w:val="24"/>
-                <w:szCs w:val="24"/>
-              </w:rPr>
-            </w:pPr>
-            <w:r>
-              <w:rPr>
-                <w:rFonts w:ascii="Times New Roman" w:hAnsi="Times New Roman" w:cs="Times New Roman"/>
-                <w:kern w:val="2"/>
-                <w:sz w:val="24"/>
-                <w:szCs w:val="24"/>
-                <w:lang w:eastAsia="zh-CN"/>
-              </w:rPr>
-              <w:t>{{ reportdate }}</w:t>
-            </w:r>
-          </w:p>
-        </w:tc>
-      </w:tr>
-    </w:tbl>
-    <w:p>
-      <w:pPr>
-        <w:rPr>
-          <w:rFonts w:ascii="Times New Roman" w:hAnsi="Times New Roman" w:eastAsia="微软雅黑" w:cs="Times New Roman"/>
-          <w:sz w:val="24"/>
-          <w:szCs w:val="24"/>
-          <w:lang w:eastAsia="zh-CN"/>
-        </w:rPr>
-      </w:pPr>
-      <w:r>
-        <w:rPr>
-          <w:rFonts w:hint="eastAsia" w:ascii="Times New Roman" w:hAnsi="Times New Roman" w:eastAsia="微软雅黑" w:cs="Times New Roman"/>
-          <w:sz w:val="24"/>
-          <w:szCs w:val="24"/>
-          <w:lang w:eastAsia="zh-CN"/>
-        </w:rPr>
-        <w:t xml:space="preserve">{% endif %}{% if testedby == </w:t>
-      </w:r>
-      <w:r>
-        <w:rPr>
-          <w:rFonts w:ascii="Times New Roman" w:hAnsi="Times New Roman" w:eastAsia="微软雅黑" w:cs="Times New Roman"/>
-          <w:sz w:val="24"/>
-          <w:szCs w:val="24"/>
-          <w:lang w:eastAsia="zh-CN"/>
-        </w:rPr>
-        <w:t>“</w:t>
-      </w:r>
-      <w:r>
-        <w:rPr>
-          <w:rFonts w:hint="eastAsia" w:ascii="Times New Roman" w:hAnsi="Times New Roman" w:eastAsia="微软雅黑" w:cs="Times New Roman"/>
-          <w:sz w:val="24"/>
-          <w:szCs w:val="24"/>
-          <w:lang w:eastAsia="zh-CN"/>
-        </w:rPr>
-        <w:t>6</w:t>
-      </w:r>
-      <w:r>
-        <w:rPr>
-          <w:rFonts w:ascii="Times New Roman" w:hAnsi="Times New Roman" w:eastAsia="微软雅黑" w:cs="Times New Roman"/>
-          <w:sz w:val="24"/>
-          <w:szCs w:val="24"/>
-          <w:lang w:eastAsia="zh-CN"/>
-        </w:rPr>
-        <w:t>”</w:t>
-      </w:r>
-      <w:r>
-        <w:rPr>
-          <w:rFonts w:hint="eastAsia" w:ascii="Times New Roman" w:hAnsi="Times New Roman" w:eastAsia="微软雅黑" w:cs="Times New Roman"/>
-          <w:sz w:val="24"/>
-          <w:szCs w:val="24"/>
-          <w:lang w:eastAsia="zh-CN"/>
-        </w:rPr>
-        <w:t xml:space="preserve"> %}</w:t>
-      </w:r>
-    </w:p>
-    <w:p>
-      <w:pPr>
-        <w:rPr>
-          <w:rFonts w:ascii="Times New Roman" w:hAnsi="Times New Roman" w:eastAsia="微软雅黑" w:cs="Times New Roman"/>
-          <w:sz w:val="24"/>
-          <w:szCs w:val="24"/>
-          <w:lang w:eastAsia="zh-CN"/>
-        </w:rPr>
-      </w:pPr>
-    </w:p>
-    <w:p>
-      <w:pPr>
-        <w:rPr>
-          <w:rFonts w:ascii="Times New Roman" w:hAnsi="Times New Roman" w:eastAsia="微软雅黑" w:cs="Times New Roman"/>
-          <w:sz w:val="24"/>
-          <w:szCs w:val="24"/>
-          <w:lang w:eastAsia="zh-CN"/>
-        </w:rPr>
-      </w:pPr>
-    </w:p>
-    <w:tbl>
-      <w:tblPr>
-        <w:tblStyle w:val="33"/>
-        <w:tblW w:w="6772" w:type="dxa"/>
-        <w:jc w:val="right"/>
-        <w:tblLayout w:type="fixed"/>
-        <w:tblCellMar>
-          <w:top w:w="0" w:type="dxa"/>
-          <w:left w:w="0" w:type="dxa"/>
-          <w:bottom w:w="0" w:type="dxa"/>
-          <w:right w:w="0" w:type="dxa"/>
-        </w:tblCellMar>
-      </w:tblPr>
-      <w:tblGrid>
-        <w:gridCol w:w="1272"/>
-        <w:gridCol w:w="2040"/>
-        <w:gridCol w:w="1166"/>
-        <w:gridCol w:w="2294"/>
-      </w:tblGrid>
-      <w:tr>
-        <w:tblPrEx>
-          <w:tblCellMar>
-            <w:top w:w="0" w:type="dxa"/>
-            <w:left w:w="0" w:type="dxa"/>
-            <w:bottom w:w="0" w:type="dxa"/>
-            <w:right w:w="0" w:type="dxa"/>
-          </w:tblCellMar>
-        </w:tblPrEx>
-        <w:trPr>
-          <w:trHeight w:val="441" w:hRule="exact"/>
-          <w:jc w:val="right"/>
-        </w:trPr>
-        <w:tc>
-          <w:tcPr>
-            <w:tcW w:w="1272" w:type="dxa"/>
-            <w:vAlign w:val="center"/>
-          </w:tcPr>
-          <w:p>
-            <w:pPr>
-              <w:pStyle w:val="22"/>
-              <w:spacing w:before="13"/>
-              <w:ind w:left="13" w:right="95"/>
-              <w:jc w:val="both"/>
-              <w:rPr>
-                <w:rFonts w:ascii="Times New Roman" w:hAnsi="Times New Roman" w:cs="Times New Roman"/>
-                <w:b/>
-                <w:sz w:val="24"/>
-                <w:szCs w:val="24"/>
-              </w:rPr>
-            </w:pPr>
-            <w:r>
-              <w:rPr>
-                <w:rFonts w:ascii="Times New Roman" w:hAnsi="Times New Roman" w:cs="Times New Roman"/>
-                <w:b/>
-                <w:sz w:val="24"/>
-                <w:szCs w:val="24"/>
-              </w:rPr>
-              <w:t>检测人：</w:t>
-            </w:r>
-          </w:p>
-        </w:tc>
-        <w:tc>
-          <w:tcPr>
-            <w:tcW w:w="2040" w:type="dxa"/>
-            <w:vAlign w:val="center"/>
-          </w:tcPr>
-          <w:p>
-            <w:pPr>
-              <w:pStyle w:val="22"/>
-              <w:spacing w:before="13"/>
-              <w:jc w:val="both"/>
-              <w:rPr>
-                <w:rFonts w:ascii="Times New Roman" w:hAnsi="Times New Roman" w:cs="Times New Roman"/>
-                <w:b/>
-                <w:sz w:val="24"/>
-                <w:szCs w:val="24"/>
-              </w:rPr>
-            </w:pPr>
-          </w:p>
-        </w:tc>
-        <w:tc>
-          <w:tcPr>
-            <w:tcW w:w="1166" w:type="dxa"/>
-            <w:vAlign w:val="center"/>
-          </w:tcPr>
-          <w:p>
-            <w:pPr>
-              <w:pStyle w:val="22"/>
-              <w:spacing w:before="13"/>
-              <w:jc w:val="both"/>
-              <w:rPr>
-                <w:rFonts w:ascii="Times New Roman" w:hAnsi="Times New Roman" w:cs="Times New Roman"/>
-                <w:b/>
-                <w:sz w:val="24"/>
-                <w:szCs w:val="24"/>
-              </w:rPr>
-            </w:pPr>
-            <w:r>
-              <w:rPr>
-                <w:rFonts w:ascii="Times New Roman" w:hAnsi="Times New Roman" w:cs="Times New Roman"/>
-                <w:b/>
-                <w:sz w:val="24"/>
-                <w:szCs w:val="24"/>
-              </w:rPr>
-              <w:t>复核人</w:t>
-            </w:r>
-            <w:r>
-              <w:rPr>
-                <w:rFonts w:ascii="Times New Roman" w:hAnsi="Times New Roman" w:cs="Times New Roman"/>
-                <w:b/>
-                <w:sz w:val="24"/>
-                <w:szCs w:val="24"/>
-                <w:lang w:eastAsia="zh-CN"/>
-              </w:rPr>
-              <w:t>：</w:t>
-            </w:r>
-          </w:p>
-        </w:tc>
-        <w:tc>
-          <w:tcPr>
-            <w:tcW w:w="2294" w:type="dxa"/>
-            <w:vAlign w:val="center"/>
-          </w:tcPr>
-          <w:p>
-            <w:pPr>
-              <w:pStyle w:val="22"/>
-              <w:spacing w:before="13"/>
-              <w:ind w:right="15"/>
-              <w:jc w:val="both"/>
-              <w:rPr>
-                <w:rFonts w:ascii="Times New Roman" w:hAnsi="Times New Roman" w:cs="Times New Roman"/>
-                <w:b/>
-                <w:sz w:val="24"/>
-                <w:szCs w:val="24"/>
-              </w:rPr>
-            </w:pPr>
-          </w:p>
-        </w:tc>
-      </w:tr>
-      <w:tr>
-        <w:tblPrEx>
-          <w:tblCellMar>
-            <w:top w:w="0" w:type="dxa"/>
-            <w:left w:w="0" w:type="dxa"/>
-            <w:bottom w:w="0" w:type="dxa"/>
-            <w:right w:w="0" w:type="dxa"/>
-          </w:tblCellMar>
-        </w:tblPrEx>
-        <w:trPr>
-          <w:trHeight w:val="457" w:hRule="exact"/>
-          <w:jc w:val="right"/>
-        </w:trPr>
-        <w:tc>
-          <w:tcPr>
-            <w:tcW w:w="1272" w:type="dxa"/>
-            <w:vAlign w:val="center"/>
-          </w:tcPr>
-          <w:p>
-            <w:pPr>
-              <w:pStyle w:val="22"/>
-              <w:spacing w:line="341" w:lineRule="exact"/>
-              <w:ind w:left="13" w:right="165"/>
-              <w:jc w:val="both"/>
-              <w:rPr>
-                <w:rFonts w:ascii="Times New Roman" w:hAnsi="Times New Roman" w:cs="Times New Roman"/>
-                <w:b/>
-                <w:sz w:val="24"/>
-                <w:szCs w:val="24"/>
-              </w:rPr>
-            </w:pPr>
-            <w:r>
-              <w:rPr>
-                <w:rFonts w:ascii="Times New Roman" w:hAnsi="Times New Roman" w:cs="Times New Roman"/>
-                <w:b/>
-                <w:sz w:val="24"/>
-                <w:szCs w:val="24"/>
-              </w:rPr>
-              <w:t>日</w:t>
-            </w:r>
-            <w:r>
-              <w:rPr>
-                <w:rFonts w:ascii="Times New Roman" w:hAnsi="Times New Roman" w:cs="Times New Roman"/>
-                <w:b/>
-                <w:sz w:val="24"/>
-                <w:szCs w:val="24"/>
-                <w:lang w:eastAsia="zh-CN"/>
-              </w:rPr>
-              <w:t xml:space="preserve">  </w:t>
-            </w:r>
-            <w:r>
-              <w:rPr>
-                <w:rFonts w:ascii="Times New Roman" w:hAnsi="Times New Roman" w:cs="Times New Roman"/>
-                <w:b/>
-                <w:sz w:val="24"/>
-                <w:szCs w:val="24"/>
-              </w:rPr>
-              <w:t>期：</w:t>
-            </w:r>
-          </w:p>
-        </w:tc>
-        <w:tc>
-          <w:tcPr>
-            <w:tcW w:w="2040" w:type="dxa"/>
-            <w:vAlign w:val="center"/>
-          </w:tcPr>
-          <w:p>
-            <w:pPr>
-              <w:pStyle w:val="22"/>
-              <w:spacing w:line="363" w:lineRule="exact"/>
-              <w:jc w:val="both"/>
-              <w:rPr>
-                <w:rFonts w:ascii="Times New Roman" w:hAnsi="Times New Roman" w:cs="Times New Roman"/>
-                <w:sz w:val="24"/>
-                <w:szCs w:val="24"/>
-              </w:rPr>
-            </w:pPr>
-            <w:r>
-              <w:rPr>
-                <w:rFonts w:ascii="Times New Roman" w:hAnsi="Times New Roman" w:cs="Times New Roman"/>
-                <w:kern w:val="2"/>
-                <w:sz w:val="24"/>
-                <w:szCs w:val="24"/>
-                <w:lang w:eastAsia="zh-CN"/>
-              </w:rPr>
-              <w:t>{{ reportdate }}</w:t>
-            </w:r>
-          </w:p>
-        </w:tc>
-        <w:tc>
-          <w:tcPr>
-            <w:tcW w:w="1166" w:type="dxa"/>
-            <w:vAlign w:val="center"/>
-          </w:tcPr>
-          <w:p>
-            <w:pPr>
-              <w:pStyle w:val="22"/>
-              <w:spacing w:line="341" w:lineRule="exact"/>
-              <w:jc w:val="both"/>
-              <w:rPr>
-                <w:rFonts w:ascii="Times New Roman" w:hAnsi="Times New Roman" w:cs="Times New Roman"/>
-                <w:b/>
-                <w:sz w:val="24"/>
-                <w:szCs w:val="24"/>
-              </w:rPr>
-            </w:pPr>
-            <w:r>
-              <w:rPr>
-                <w:rFonts w:ascii="Times New Roman" w:hAnsi="Times New Roman" w:cs="Times New Roman"/>
-                <w:b/>
-                <w:sz w:val="24"/>
-                <w:szCs w:val="24"/>
-              </w:rPr>
-              <w:t>日</w:t>
-            </w:r>
-            <w:r>
-              <w:rPr>
-                <w:rFonts w:ascii="Times New Roman" w:hAnsi="Times New Roman" w:cs="Times New Roman"/>
-                <w:b/>
-                <w:sz w:val="24"/>
-                <w:szCs w:val="24"/>
-                <w:lang w:eastAsia="zh-CN"/>
-              </w:rPr>
-              <w:t xml:space="preserve">  </w:t>
-            </w:r>
-            <w:r>
-              <w:rPr>
-                <w:rFonts w:ascii="Times New Roman" w:hAnsi="Times New Roman" w:cs="Times New Roman"/>
-                <w:b/>
-                <w:sz w:val="24"/>
-                <w:szCs w:val="24"/>
-              </w:rPr>
-              <w:t>期：</w:t>
-            </w:r>
-          </w:p>
-        </w:tc>
-        <w:tc>
-          <w:tcPr>
-            <w:tcW w:w="2294" w:type="dxa"/>
-            <w:vAlign w:val="center"/>
-          </w:tcPr>
-          <w:p>
-            <w:pPr>
-              <w:pStyle w:val="22"/>
-              <w:spacing w:line="363" w:lineRule="exact"/>
-              <w:ind w:right="15"/>
-              <w:jc w:val="both"/>
-              <w:rPr>
-                <w:rFonts w:ascii="Times New Roman" w:hAnsi="Times New Roman" w:cs="Times New Roman"/>
-                <w:sz w:val="24"/>
-                <w:szCs w:val="24"/>
-              </w:rPr>
-            </w:pPr>
-            <w:r>
-              <w:rPr>
-                <w:rFonts w:ascii="Times New Roman" w:hAnsi="Times New Roman" w:cs="Times New Roman"/>
-                <w:kern w:val="2"/>
-                <w:sz w:val="24"/>
-                <w:szCs w:val="24"/>
-                <w:lang w:eastAsia="zh-CN"/>
-              </w:rPr>
-              <w:t>{{ reportdate }}</w:t>
-            </w:r>
-          </w:p>
-        </w:tc>
-      </w:tr>
-    </w:tbl>
     <w:p>
       <w:pPr>
         <w:rPr>
@@ -8699,15 +7121,6 @@
           <w:lang w:eastAsia="zh-CN"/>
         </w:rPr>
       </w:pPr>
-      <w:r>
-        <w:rPr>
-          <w:rFonts w:hint="eastAsia" w:ascii="Times New Roman" w:hAnsi="Times New Roman" w:eastAsia="微软雅黑" w:cs="Times New Roman"/>
-          <w:sz w:val="24"/>
-          <w:szCs w:val="24"/>
-          <w:lang w:eastAsia="zh-CN"/>
-        </w:rPr>
-        <w:t>{% endif %}</w:t>
-      </w:r>
       <w:r>
         <w:rPr>
           <w:rFonts w:ascii="Times New Roman" w:hAnsi="Times New Roman" w:eastAsia="微软雅黑" w:cs="黑体"/>
@@ -8734,6 +7147,7 @@
           <w:lang w:eastAsia="zh-CN"/>
         </w:rPr>
       </w:pPr>
+      <w:bookmarkStart w:id="44" w:name="_Toc24597"/>
       <w:r>
         <w:rPr>
           <w:rFonts w:hint="eastAsia"/>
@@ -8879,7 +7293,7 @@
       </w:r>
       <w:bookmarkEnd w:id="34"/>
       <w:bookmarkEnd w:id="35"/>
-      <w:bookmarkEnd w:id="36"/>
+      <w:bookmarkEnd w:id="44"/>
     </w:p>
     <w:p>
       <w:pPr>
@@ -10283,7 +8697,6 @@
         </w:rPr>
         <w:t>"-"表示本次检测未发现相关变异。</w:t>
       </w:r>
-      <w:bookmarkStart w:id="45" w:name="_Toc8396"/>
       <w:r>
         <w:rPr>
           <w:rFonts w:hint="eastAsia" w:ascii="Times New Roman" w:hAnsi="Times New Roman" w:eastAsia="微软雅黑" w:cs="Times New Roman"/>
@@ -10331,6 +8744,7 @@
           </w14:shadow>
         </w:rPr>
       </w:pPr>
+      <w:bookmarkStart w:id="45" w:name="_Toc2149"/>
       <w:r>
         <w:rPr>
           <w:rStyle w:val="36"/>
@@ -10349,6 +8763,7 @@
         <w:t>检测结果及用药提示</w:t>
       </w:r>
       <w:bookmarkEnd w:id="20"/>
+      <w:bookmarkEnd w:id="36"/>
       <w:bookmarkEnd w:id="37"/>
       <w:bookmarkEnd w:id="38"/>
       <w:bookmarkEnd w:id="39"/>
@@ -10356,9 +8771,8 @@
       <w:bookmarkEnd w:id="41"/>
       <w:bookmarkEnd w:id="42"/>
       <w:bookmarkEnd w:id="43"/>
-      <w:bookmarkEnd w:id="44"/>
-      <w:bookmarkEnd w:id="45"/>
     </w:p>
+    <w:bookmarkEnd w:id="45"/>
     <w:p>
       <w:pPr>
         <w:pStyle w:val="3"/>
@@ -10390,15 +8804,15 @@
           <w:sz w:val="30"/>
         </w:rPr>
       </w:pPr>
-      <w:bookmarkStart w:id="46" w:name="_Toc22976"/>
+      <w:bookmarkStart w:id="46" w:name="_Toc24979"/>
       <w:bookmarkStart w:id="47" w:name="_Toc23375"/>
       <w:bookmarkStart w:id="48" w:name="_Toc30265"/>
       <w:bookmarkStart w:id="49" w:name="_Toc11015_WPSOffice_Level2"/>
-      <w:bookmarkStart w:id="50" w:name="_Toc9977"/>
-      <w:bookmarkStart w:id="51" w:name="_Toc18062_WPSOffice_Level2"/>
-      <w:bookmarkStart w:id="52" w:name="_Toc9088"/>
+      <w:bookmarkStart w:id="50" w:name="_Toc18062_WPSOffice_Level2"/>
+      <w:bookmarkStart w:id="51" w:name="_Toc9088"/>
+      <w:bookmarkStart w:id="52" w:name="_Toc22976"/>
       <w:bookmarkStart w:id="53" w:name="_Toc20643"/>
-      <w:bookmarkStart w:id="54" w:name="_Toc24979"/>
+      <w:bookmarkStart w:id="54" w:name="_Toc23784"/>
       <w:r>
         <w:rPr>
           <w:rFonts w:ascii="Times New Roman" w:hAnsi="Times New Roman"/>
@@ -15329,20 +13743,20 @@
           <w:lang w:eastAsia="zh-CN"/>
         </w:rPr>
       </w:pPr>
-      <w:bookmarkStart w:id="55" w:name="_Toc16483"/>
-      <w:bookmarkStart w:id="56" w:name="_Toc15206"/>
-      <w:bookmarkStart w:id="57" w:name="_Toc2919"/>
-      <w:bookmarkStart w:id="58" w:name="_Toc23479"/>
-      <w:bookmarkStart w:id="59" w:name="_Toc149837260"/>
-      <w:bookmarkStart w:id="60" w:name="_Toc22163"/>
-      <w:bookmarkStart w:id="61" w:name="_Toc6221_WPSOffice_Level2"/>
+      <w:bookmarkStart w:id="55" w:name="_Toc15206"/>
+      <w:bookmarkStart w:id="56" w:name="_Toc149837260"/>
+      <w:bookmarkStart w:id="57" w:name="_Toc23479"/>
+      <w:bookmarkStart w:id="58" w:name="_Toc16483"/>
+      <w:bookmarkStart w:id="59" w:name="_Toc2919"/>
+      <w:bookmarkStart w:id="60" w:name="_Toc7476"/>
+      <w:bookmarkStart w:id="61" w:name="_Toc1549"/>
       <w:bookmarkStart w:id="62" w:name="_Toc17410"/>
-      <w:bookmarkStart w:id="63" w:name="_Toc4339"/>
+      <w:bookmarkStart w:id="63" w:name="_Toc7551_WPSOffice_Level2"/>
       <w:bookmarkStart w:id="64" w:name="_Toc25675"/>
-      <w:bookmarkStart w:id="65" w:name="_Toc7551_WPSOffice_Level2"/>
+      <w:bookmarkStart w:id="65" w:name="_Toc25737"/>
       <w:bookmarkStart w:id="66" w:name="_Toc626"/>
-      <w:bookmarkStart w:id="67" w:name="_Toc1549"/>
-      <w:bookmarkStart w:id="68" w:name="_Toc25737"/>
+      <w:bookmarkStart w:id="67" w:name="_Toc4339"/>
+      <w:bookmarkStart w:id="68" w:name="_Toc6221_WPSOffice_Level2"/>
       <w:r>
         <w:rPr>
           <w:rFonts w:hint="eastAsia"/>
@@ -15891,7 +14305,7 @@
           <w:lang w:eastAsia="zh-CN"/>
         </w:rPr>
       </w:pPr>
-      <w:bookmarkStart w:id="69" w:name="_Toc2387"/>
+      <w:bookmarkStart w:id="69" w:name="_Toc28738"/>
       <w:r>
         <w:rPr>
           <w:rFonts w:hint="eastAsia" w:ascii="Times New Roman" w:hAnsi="Times New Roman"/>
@@ -15936,10 +14350,10 @@
           <w:lang w:eastAsia="zh-CN"/>
         </w:rPr>
       </w:pPr>
-      <w:bookmarkStart w:id="70" w:name="_Toc2577"/>
-      <w:bookmarkStart w:id="71" w:name="_Toc24055"/>
-      <w:bookmarkStart w:id="72" w:name="_Toc10994"/>
-      <w:bookmarkStart w:id="73" w:name="_Toc3816"/>
+      <w:bookmarkStart w:id="70" w:name="_Toc3816"/>
+      <w:bookmarkStart w:id="71" w:name="_Toc2577"/>
+      <w:bookmarkStart w:id="72" w:name="_Toc24055"/>
+      <w:bookmarkStart w:id="73" w:name="_Toc10994"/>
       <w:r>
         <w:rPr>
           <w:rFonts w:hint="eastAsia" w:ascii="Times New Roman" w:hAnsi="Times New Roman" w:eastAsia="微软雅黑" w:cs="Times New Roman"/>
@@ -16535,13 +14949,13 @@
           <w:lang w:eastAsia="zh-CN"/>
         </w:rPr>
       </w:pPr>
-      <w:bookmarkStart w:id="74" w:name="_Toc19763"/>
-      <w:bookmarkStart w:id="75" w:name="_Toc21662"/>
-      <w:bookmarkStart w:id="76" w:name="_Toc3791"/>
+      <w:bookmarkStart w:id="74" w:name="_Toc9691"/>
+      <w:bookmarkStart w:id="75" w:name="_Toc19763"/>
+      <w:bookmarkStart w:id="76" w:name="_Toc1361"/>
       <w:bookmarkStart w:id="77" w:name="_Toc819"/>
-      <w:bookmarkStart w:id="78" w:name="_Toc9691"/>
-      <w:bookmarkStart w:id="79" w:name="_Toc149837262"/>
-      <w:bookmarkStart w:id="80" w:name="_Toc1361"/>
+      <w:bookmarkStart w:id="78" w:name="_Toc149837262"/>
+      <w:bookmarkStart w:id="79" w:name="_Toc3791"/>
+      <w:bookmarkStart w:id="80" w:name="_Toc4850"/>
       <w:r>
         <w:rPr>
           <w:rFonts w:hint="eastAsia"/>
@@ -19743,12 +18157,6 @@
             <w:insideH w:val="dotted" w:color="A5A5A5" w:themeColor="accent3" w:sz="4" w:space="0"/>
             <w:insideV w:val="dotted" w:color="A5A5A5" w:themeColor="accent3" w:sz="4" w:space="0"/>
           </w:tblBorders>
-          <w:tblCellMar>
-            <w:top w:w="0" w:type="dxa"/>
-            <w:left w:w="0" w:type="dxa"/>
-            <w:bottom w:w="0" w:type="dxa"/>
-            <w:right w:w="0" w:type="dxa"/>
-          </w:tblCellMar>
         </w:tblPrEx>
         <w:trPr>
           <w:trHeight w:val="363" w:hRule="atLeast"/>
@@ -21215,14 +19623,14 @@
           </w14:shadow>
         </w:rPr>
       </w:pPr>
-      <w:bookmarkStart w:id="81" w:name="_Toc19559"/>
-      <w:bookmarkStart w:id="82" w:name="_Toc32443_WPSOffice_Level1"/>
-      <w:bookmarkStart w:id="83" w:name="_Toc32661"/>
+      <w:bookmarkStart w:id="81" w:name="_Toc32443_WPSOffice_Level1"/>
+      <w:bookmarkStart w:id="82" w:name="_Toc32661"/>
+      <w:bookmarkStart w:id="83" w:name="_Toc19559"/>
       <w:bookmarkStart w:id="84" w:name="_Toc23903"/>
       <w:bookmarkStart w:id="85" w:name="_Toc25727"/>
-      <w:bookmarkStart w:id="86" w:name="_Toc4331_WPSOffice_Level1"/>
-      <w:bookmarkStart w:id="87" w:name="_Toc5598"/>
-      <w:bookmarkStart w:id="88" w:name="_Toc28194"/>
+      <w:bookmarkStart w:id="86" w:name="_Toc5598"/>
+      <w:bookmarkStart w:id="87" w:name="_Toc28194"/>
+      <w:bookmarkStart w:id="88" w:name="_Toc4331_WPSOffice_Level1"/>
       <w:bookmarkStart w:id="89" w:name="_Toc23846_WPSOffice_Level1"/>
       <w:r>
         <w:rPr>
@@ -21272,7 +19680,7 @@
           </w14:shadow>
         </w:rPr>
       </w:pPr>
-      <w:bookmarkStart w:id="90" w:name="_Toc3978"/>
+      <w:bookmarkStart w:id="90" w:name="_Toc4166"/>
       <w:r>
         <w:rPr>
           <w:rFonts w:ascii="Times New Roman" w:hAnsi="Times New Roman"/>
@@ -21334,16 +19742,16 @@
           <w:lang w:eastAsia="zh-CN"/>
         </w:rPr>
       </w:pPr>
-      <w:bookmarkStart w:id="92" w:name="_Toc4331_WPSOffice_Level2"/>
+      <w:bookmarkStart w:id="92" w:name="_Toc23606"/>
       <w:bookmarkStart w:id="93" w:name="_Toc32443_WPSOffice_Level2"/>
       <w:bookmarkStart w:id="94" w:name="_Toc32302"/>
-      <w:bookmarkStart w:id="95" w:name="_Toc23606"/>
-      <w:bookmarkStart w:id="96" w:name="_Toc29195"/>
-      <w:bookmarkStart w:id="97" w:name="_Toc20503"/>
-      <w:bookmarkStart w:id="98" w:name="_Toc9699"/>
-      <w:bookmarkStart w:id="99" w:name="_Toc19553"/>
-      <w:bookmarkStart w:id="100" w:name="_Toc4743"/>
-      <w:bookmarkStart w:id="101" w:name="_Toc149837264"/>
+      <w:bookmarkStart w:id="95" w:name="_Toc4331_WPSOffice_Level2"/>
+      <w:bookmarkStart w:id="96" w:name="_Toc32081"/>
+      <w:bookmarkStart w:id="97" w:name="_Toc19553"/>
+      <w:bookmarkStart w:id="98" w:name="_Toc4743"/>
+      <w:bookmarkStart w:id="99" w:name="_Toc9699"/>
+      <w:bookmarkStart w:id="100" w:name="_Toc149837264"/>
+      <w:bookmarkStart w:id="101" w:name="_Toc20503"/>
       <w:r>
         <w:rPr>
           <w:rFonts w:hint="eastAsia"/>
@@ -21488,6 +19896,12 @@
             <w:insideH w:val="dotted" w:color="45A3A7" w:sz="4" w:space="0"/>
             <w:insideV w:val="dotted" w:color="45A3A7" w:sz="4" w:space="0"/>
           </w:tblBorders>
+          <w:tblCellMar>
+            <w:top w:w="0" w:type="dxa"/>
+            <w:left w:w="108" w:type="dxa"/>
+            <w:bottom w:w="0" w:type="dxa"/>
+            <w:right w:w="108" w:type="dxa"/>
+          </w:tblCellMar>
         </w:tblPrEx>
         <w:trPr>
           <w:trHeight w:val="417" w:hRule="atLeast"/>
@@ -25745,12 +24159,6 @@
             <w:insideH w:val="dotted" w:color="45A3A7" w:sz="4" w:space="0"/>
             <w:insideV w:val="dotted" w:color="45A3A7" w:sz="4" w:space="0"/>
           </w:tblBorders>
-          <w:tblCellMar>
-            <w:top w:w="0" w:type="dxa"/>
-            <w:left w:w="108" w:type="dxa"/>
-            <w:bottom w:w="0" w:type="dxa"/>
-            <w:right w:w="108" w:type="dxa"/>
-          </w:tblCellMar>
         </w:tblPrEx>
         <w:trPr>
           <w:trHeight w:val="329" w:hRule="atLeast"/>
@@ -30392,11 +28800,11 @@
           <w:lang w:eastAsia="zh-CN"/>
         </w:rPr>
       </w:pPr>
-      <w:bookmarkStart w:id="102" w:name="_Toc20694"/>
+      <w:bookmarkStart w:id="102" w:name="_Toc32468"/>
       <w:bookmarkStart w:id="103" w:name="_Toc29383"/>
-      <w:bookmarkStart w:id="104" w:name="_Toc32468"/>
-      <w:bookmarkStart w:id="105" w:name="_Toc5036"/>
-      <w:bookmarkStart w:id="106" w:name="_Toc6784"/>
+      <w:bookmarkStart w:id="104" w:name="_Toc6784"/>
+      <w:bookmarkStart w:id="105" w:name="_Toc20694"/>
+      <w:bookmarkStart w:id="106" w:name="_Toc1935"/>
       <w:r>
         <w:rPr>
           <w:rFonts w:hint="eastAsia" w:ascii="Times New Roman" w:hAnsi="Times New Roman"/>
@@ -30424,14 +28832,14 @@
           <w:lang w:eastAsia="zh-CN"/>
         </w:rPr>
       </w:pPr>
-      <w:bookmarkStart w:id="107" w:name="_Toc20674"/>
-      <w:bookmarkStart w:id="108" w:name="_Toc26651"/>
-      <w:bookmarkStart w:id="109" w:name="_Toc23518"/>
-      <w:bookmarkStart w:id="110" w:name="_Toc13456"/>
+      <w:bookmarkStart w:id="107" w:name="_Toc23518"/>
+      <w:bookmarkStart w:id="108" w:name="_Toc13456"/>
+      <w:bookmarkStart w:id="109" w:name="_Toc20674"/>
+      <w:bookmarkStart w:id="110" w:name="_Toc26651"/>
       <w:bookmarkStart w:id="111" w:name="_Toc11562_WPSOffice_Level3"/>
       <w:bookmarkStart w:id="112" w:name="_Toc12977"/>
-      <w:bookmarkStart w:id="113" w:name="_Toc14132"/>
-      <w:bookmarkStart w:id="114" w:name="_Toc107825560"/>
+      <w:bookmarkStart w:id="113" w:name="_Toc107825560"/>
+      <w:bookmarkStart w:id="114" w:name="_Toc14132"/>
       <w:r>
         <w:rPr>
           <w:rFonts w:hint="eastAsia" w:ascii="Times New Roman" w:hAnsi="Times New Roman" w:eastAsia="微软雅黑" w:cs="Times New Roman"/>
@@ -31519,7 +29927,7 @@
           <w:lang w:eastAsia="zh-CN"/>
         </w:rPr>
       </w:pPr>
-      <w:bookmarkStart w:id="115" w:name="_Toc2701"/>
+      <w:bookmarkStart w:id="115" w:name="_Toc13156"/>
       <w:r>
         <w:rPr>
           <w:rFonts w:hint="eastAsia" w:ascii="Times New Roman" w:hAnsi="Times New Roman"/>
@@ -31541,15 +29949,15 @@
           <w:color w:val="auto"/>
         </w:rPr>
       </w:pPr>
-      <w:bookmarkStart w:id="116" w:name="_Toc28240"/>
-      <w:bookmarkStart w:id="117" w:name="_Toc21764_WPSOffice_Level1"/>
-      <w:bookmarkStart w:id="118" w:name="_Toc27302"/>
-      <w:bookmarkStart w:id="119" w:name="_Toc13196_WPSOffice_Level1"/>
+      <w:bookmarkStart w:id="116" w:name="_Toc18680"/>
+      <w:bookmarkStart w:id="117" w:name="_Toc28240"/>
+      <w:bookmarkStart w:id="118" w:name="_Toc16594"/>
+      <w:bookmarkStart w:id="119" w:name="_Toc21764_WPSOffice_Level1"/>
       <w:bookmarkStart w:id="120" w:name="_Toc1707_WPSOffice_Level1"/>
-      <w:bookmarkStart w:id="121" w:name="_Toc18680"/>
+      <w:bookmarkStart w:id="121" w:name="_Toc27302"/>
       <w:bookmarkStart w:id="122" w:name="_Toc2409"/>
-      <w:bookmarkStart w:id="123" w:name="_Toc12505"/>
-      <w:bookmarkStart w:id="124" w:name="_Toc16594"/>
+      <w:bookmarkStart w:id="123" w:name="_Toc13196_WPSOffice_Level1"/>
+      <w:bookmarkStart w:id="124" w:name="_Toc12505"/>
       <w:r>
         <w:rPr>
           <w:rFonts w:ascii="Times New Roman" w:hAnsi="Times New Roman" w:eastAsia="微软雅黑" w:cs="Times New Roman"/>
@@ -33722,7 +32130,7 @@
           </w14:shadow>
         </w:rPr>
       </w:pPr>
-      <w:bookmarkStart w:id="125" w:name="_Toc11535"/>
+      <w:bookmarkStart w:id="125" w:name="_Toc21542"/>
       <w:r>
         <w:rPr>
           <w:rStyle w:val="36"/>
@@ -33749,8 +32157,8 @@
       <w:bookmarkEnd w:id="122"/>
       <w:bookmarkEnd w:id="123"/>
       <w:bookmarkEnd w:id="124"/>
+      <w:bookmarkEnd w:id="125"/>
     </w:p>
-    <w:bookmarkEnd w:id="125"/>
     <w:p>
       <w:pPr>
         <w:pStyle w:val="3"/>
@@ -33783,13 +32191,13 @@
           <w:lang w:val="en-US" w:eastAsia="zh-CN"/>
         </w:rPr>
       </w:pPr>
-      <w:bookmarkStart w:id="126" w:name="_Toc3674"/>
-      <w:bookmarkStart w:id="127" w:name="_Toc14255_WPSOffice_Level1"/>
-      <w:bookmarkStart w:id="128" w:name="_Toc8395"/>
-      <w:bookmarkStart w:id="129" w:name="_Toc9914"/>
-      <w:bookmarkStart w:id="130" w:name="_Toc24085_WPSOffice_Level1"/>
-      <w:bookmarkStart w:id="131" w:name="_Toc9066"/>
-      <w:bookmarkStart w:id="132" w:name="_Toc15840_WPSOffice_Level1"/>
+      <w:bookmarkStart w:id="126" w:name="_Toc9066"/>
+      <w:bookmarkStart w:id="127" w:name="_Toc15840_WPSOffice_Level1"/>
+      <w:bookmarkStart w:id="128" w:name="_Toc3674"/>
+      <w:bookmarkStart w:id="129" w:name="_Toc24085_WPSOffice_Level1"/>
+      <w:bookmarkStart w:id="130" w:name="_Toc14255_WPSOffice_Level1"/>
+      <w:bookmarkStart w:id="131" w:name="_Toc9914"/>
+      <w:bookmarkStart w:id="132" w:name="_Toc14675"/>
       <w:r>
         <w:rPr>
           <w:rFonts w:hint="eastAsia" w:ascii="Times New Roman" w:hAnsi="Times New Roman"/>
@@ -36362,13 +34770,13 @@
       </w:r>
     </w:p>
     <w:p>
-      <w:bookmarkStart w:id="133" w:name="_Toc20303"/>
-      <w:bookmarkStart w:id="134" w:name="_Toc11812"/>
-      <w:bookmarkStart w:id="135" w:name="_Toc1779"/>
-      <w:bookmarkStart w:id="136" w:name="_Toc4979"/>
-      <w:bookmarkStart w:id="137" w:name="_Toc11896_WPSOffice_Level1"/>
-      <w:bookmarkStart w:id="138" w:name="_Toc11193_WPSOffice_Level1"/>
-      <w:bookmarkStart w:id="139" w:name="_Toc28810_WPSOffice_Level1"/>
+      <w:bookmarkStart w:id="133" w:name="_Toc11896_WPSOffice_Level1"/>
+      <w:bookmarkStart w:id="134" w:name="_Toc20303"/>
+      <w:bookmarkStart w:id="135" w:name="_Toc11812"/>
+      <w:bookmarkStart w:id="136" w:name="_Toc1779"/>
+      <w:bookmarkStart w:id="137" w:name="_Toc4979"/>
+      <w:bookmarkStart w:id="138" w:name="_Toc28810_WPSOffice_Level1"/>
+      <w:bookmarkStart w:id="139" w:name="_Toc11193_WPSOffice_Level1"/>
       <w:r>
         <w:br w:type="page"/>
       </w:r>
@@ -36405,7 +34813,7 @@
           <w:lang w:eastAsia="zh-CN"/>
         </w:rPr>
       </w:pPr>
-      <w:bookmarkStart w:id="140" w:name="_Toc8638"/>
+      <w:bookmarkStart w:id="140" w:name="_Toc22245"/>
       <w:r>
         <w:rPr>
           <w:rFonts w:hint="eastAsia" w:ascii="Times New Roman" w:hAnsi="Times New Roman"/>
@@ -37094,16 +35502,16 @@
           <w:lang w:eastAsia="zh-CN"/>
         </w:rPr>
       </w:pPr>
-      <w:bookmarkStart w:id="141" w:name="_Toc159"/>
-      <w:bookmarkStart w:id="142" w:name="_Toc19099"/>
-      <w:bookmarkStart w:id="143" w:name="_Toc7549"/>
-      <w:bookmarkStart w:id="144" w:name="_Toc29730"/>
-      <w:bookmarkStart w:id="145" w:name="_Toc22484_WPSOffice_Level1"/>
-      <w:bookmarkStart w:id="146" w:name="_Toc28910_WPSOffice_Level1"/>
-      <w:bookmarkStart w:id="147" w:name="_Toc16368_WPSOffice_Level1"/>
+      <w:bookmarkStart w:id="141" w:name="_Toc28910_WPSOffice_Level1"/>
+      <w:bookmarkStart w:id="142" w:name="_Toc28537"/>
+      <w:bookmarkStart w:id="143" w:name="_Toc19099"/>
+      <w:bookmarkStart w:id="144" w:name="_Toc22484_WPSOffice_Level1"/>
+      <w:bookmarkStart w:id="145" w:name="_Toc6864"/>
+      <w:bookmarkStart w:id="146" w:name="_Toc16368_WPSOffice_Level1"/>
+      <w:bookmarkStart w:id="147" w:name="_Toc29730"/>
       <w:bookmarkStart w:id="148" w:name="_Toc8182"/>
-      <w:bookmarkStart w:id="149" w:name="_Toc6864"/>
-      <w:bookmarkStart w:id="150" w:name="_Toc28537"/>
+      <w:bookmarkStart w:id="149" w:name="_Toc7549"/>
+      <w:bookmarkStart w:id="150" w:name="_Toc27794"/>
       <w:r>
         <w:rPr>
           <w:rFonts w:hint="eastAsia" w:ascii="Times New Roman" w:hAnsi="Times New Roman"/>
@@ -37557,9 +35965,9 @@
           <w:lang w:eastAsia="zh-CN"/>
         </w:rPr>
       </w:pPr>
-      <w:bookmarkStart w:id="151" w:name="_Toc20170_WPSOffice_Level1"/>
+      <w:bookmarkStart w:id="151" w:name="_Toc28454_WPSOffice_Level1"/>
       <w:bookmarkStart w:id="152" w:name="_Toc26985_WPSOffice_Level1"/>
-      <w:bookmarkStart w:id="153" w:name="_Toc28454_WPSOffice_Level1"/>
+      <w:bookmarkStart w:id="153" w:name="_Toc20170_WPSOffice_Level1"/>
       <w:r>
         <w:rPr>
           <w:lang w:eastAsia="zh-CN"/>
@@ -37587,22 +35995,20 @@
       </w:pPr>
       <w:bookmarkStart w:id="154" w:name="_Toc15114"/>
       <w:bookmarkStart w:id="155" w:name="_Toc3409"/>
-      <w:bookmarkStart w:id="156" w:name="_Toc7234"/>
-      <w:bookmarkStart w:id="157" w:name="_Toc8911"/>
+      <w:bookmarkStart w:id="156" w:name="_Toc8017"/>
+      <w:bookmarkStart w:id="157" w:name="_Toc27034"/>
       <w:bookmarkStart w:id="158" w:name="_Toc107825570"/>
-      <w:bookmarkStart w:id="159" w:name="_Toc27034"/>
+      <w:bookmarkStart w:id="159" w:name="_Toc8911"/>
       <w:bookmarkStart w:id="160" w:name="_Toc4503"/>
-      <w:bookmarkStart w:id="161" w:name="_Toc15630"/>
-      <w:bookmarkStart w:id="162" w:name="_Toc27809"/>
+      <w:bookmarkStart w:id="161" w:name="_Toc27809"/>
+      <w:bookmarkStart w:id="162" w:name="_Toc15630"/>
       <w:bookmarkStart w:id="163" w:name="_Toc11901"/>
-      <w:bookmarkStart w:id="164" w:name="_Toc14611_WPSOffice_Level1"/>
-      <w:bookmarkStart w:id="165" w:name="_Toc13275"/>
-      <w:bookmarkStart w:id="166" w:name="_Toc22162_WPSOffice_Level1"/>
-      <w:bookmarkStart w:id="167" w:name="_Toc19584_WPSOffice_Level1"/>
-      <w:bookmarkStart w:id="168" w:name="_Toc22623"/>
+      <w:bookmarkStart w:id="164" w:name="_Toc22623"/>
+      <w:bookmarkStart w:id="165" w:name="_Toc22162_WPSOffice_Level1"/>
+      <w:bookmarkStart w:id="166" w:name="_Toc19584_WPSOffice_Level1"/>
+      <w:bookmarkStart w:id="167" w:name="_Toc13275"/>
+      <w:bookmarkStart w:id="168" w:name="_Toc14611_WPSOffice_Level1"/>
       <w:bookmarkStart w:id="169" w:name="_Toc17792_WPSOffice_Level2"/>
-      <w:bookmarkStart w:id="171" w:name="_GoBack"/>
-      <w:bookmarkEnd w:id="171"/>
       <w:r>
         <w:rPr>
           <w:rFonts w:hint="eastAsia"/>
@@ -37848,7 +36254,7 @@
           <w:lang w:eastAsia="zh-CN"/>
         </w:rPr>
       </w:pPr>
-      <w:bookmarkStart w:id="170" w:name="_Toc4271"/>
+      <w:bookmarkStart w:id="170" w:name="_Toc12015"/>
       <w:r>
         <w:rPr>
           <w:rFonts w:hint="eastAsia" w:ascii="Times New Roman" w:hAnsi="Times New Roman"/>

--- a/WebContent/docx/消化道肿瘤50基因检测报告-单样本-苏州九院.docx
+++ b/WebContent/docx/消化道肿瘤50基因检测报告-单样本-苏州九院.docx
@@ -2618,8 +2618,6 @@
         </w:rPr>
         <w:t>{% endif %}</w:t>
       </w:r>
-      <w:bookmarkStart w:id="171" w:name="_GoBack"/>
-      <w:bookmarkEnd w:id="171"/>
     </w:p>
     <w:p>
       <w:pPr>
@@ -3388,16 +3386,16 @@
           </w14:shadow>
         </w:rPr>
       </w:pPr>
-      <w:bookmarkStart w:id="0" w:name="_Toc10446"/>
-      <w:bookmarkStart w:id="1" w:name="_Toc24178_WPSOffice_Level1"/>
-      <w:bookmarkStart w:id="2" w:name="_Toc24397"/>
-      <w:bookmarkStart w:id="3" w:name="_Toc27500"/>
-      <w:bookmarkStart w:id="4" w:name="_Toc21669"/>
-      <w:bookmarkStart w:id="5" w:name="_Toc13806"/>
-      <w:bookmarkStart w:id="6" w:name="_Toc32054"/>
-      <w:bookmarkStart w:id="7" w:name="_Toc21009_WPSOffice_Level1"/>
-      <w:bookmarkStart w:id="8" w:name="_Toc30143_WPSOffice_Level1"/>
-      <w:bookmarkStart w:id="9" w:name="_Toc22439"/>
+      <w:bookmarkStart w:id="0" w:name="_Toc24397"/>
+      <w:bookmarkStart w:id="1" w:name="_Toc13806"/>
+      <w:bookmarkStart w:id="2" w:name="_Toc27500"/>
+      <w:bookmarkStart w:id="3" w:name="_Toc21669"/>
+      <w:bookmarkStart w:id="4" w:name="_Toc10446"/>
+      <w:bookmarkStart w:id="5" w:name="_Toc30143_WPSOffice_Level1"/>
+      <w:bookmarkStart w:id="6" w:name="_Toc22439"/>
+      <w:bookmarkStart w:id="7" w:name="_Toc32054"/>
+      <w:bookmarkStart w:id="8" w:name="_Toc21009_WPSOffice_Level1"/>
+      <w:bookmarkStart w:id="9" w:name="_Toc24178_WPSOffice_Level1"/>
       <w:r>
         <w:rPr>
           <w:rFonts w:ascii="Times New Roman" w:hAnsi="Times New Roman"/>
@@ -4276,13 +4274,13 @@
       </w:pPr>
       <w:bookmarkStart w:id="10" w:name="_Toc10518"/>
       <w:bookmarkStart w:id="11" w:name="_Toc18062_WPSOffice_Level1"/>
-      <w:bookmarkStart w:id="12" w:name="_Toc19594"/>
-      <w:bookmarkStart w:id="13" w:name="_Toc11465"/>
-      <w:bookmarkStart w:id="14" w:name="_Toc13931"/>
-      <w:bookmarkStart w:id="15" w:name="_Toc7021_WPSOffice_Level1"/>
-      <w:bookmarkStart w:id="16" w:name="_Toc17451"/>
-      <w:bookmarkStart w:id="17" w:name="_Toc11015_WPSOffice_Level1"/>
-      <w:bookmarkStart w:id="18" w:name="_Toc10576"/>
+      <w:bookmarkStart w:id="12" w:name="_Toc11465"/>
+      <w:bookmarkStart w:id="13" w:name="_Toc7021_WPSOffice_Level1"/>
+      <w:bookmarkStart w:id="14" w:name="_Toc11015_WPSOffice_Level1"/>
+      <w:bookmarkStart w:id="15" w:name="_Toc10576"/>
+      <w:bookmarkStart w:id="16" w:name="_Toc13931"/>
+      <w:bookmarkStart w:id="17" w:name="_Toc19594"/>
+      <w:bookmarkStart w:id="18" w:name="_Toc17451"/>
       <w:bookmarkStart w:id="19" w:name="_Toc3823"/>
       <w:r>
         <w:rPr>
@@ -4516,17 +4514,17 @@
         </w:rPr>
       </w:pPr>
       <w:bookmarkStart w:id="21" w:name="_Toc16576"/>
-      <w:bookmarkStart w:id="22" w:name="_Toc149826002"/>
-      <w:bookmarkStart w:id="23" w:name="_Toc25920"/>
-      <w:bookmarkStart w:id="24" w:name="_Toc3871"/>
-      <w:bookmarkStart w:id="25" w:name="_Toc1410"/>
-      <w:bookmarkStart w:id="26" w:name="_Toc6221_WPSOffice_Level1"/>
-      <w:bookmarkStart w:id="27" w:name="_Toc4088"/>
-      <w:bookmarkStart w:id="28" w:name="_Toc2563"/>
-      <w:bookmarkStart w:id="29" w:name="_Toc149832727"/>
-      <w:bookmarkStart w:id="30" w:name="_Toc23369_WPSOffice_Level1"/>
-      <w:bookmarkStart w:id="31" w:name="_Toc18058"/>
-      <w:bookmarkStart w:id="32" w:name="_Toc29445"/>
+      <w:bookmarkStart w:id="22" w:name="_Toc25920"/>
+      <w:bookmarkStart w:id="23" w:name="_Toc3871"/>
+      <w:bookmarkStart w:id="24" w:name="_Toc23369_WPSOffice_Level1"/>
+      <w:bookmarkStart w:id="25" w:name="_Toc18058"/>
+      <w:bookmarkStart w:id="26" w:name="_Toc149832727"/>
+      <w:bookmarkStart w:id="27" w:name="_Toc1410"/>
+      <w:bookmarkStart w:id="28" w:name="_Toc6221_WPSOffice_Level1"/>
+      <w:bookmarkStart w:id="29" w:name="_Toc4088"/>
+      <w:bookmarkStart w:id="30" w:name="_Toc2563"/>
+      <w:bookmarkStart w:id="31" w:name="_Toc29445"/>
+      <w:bookmarkStart w:id="32" w:name="_Toc149826002"/>
       <w:r>
         <w:rPr>
           <w:rStyle w:val="45"/>
@@ -4621,12 +4619,6 @@
             <w:insideH w:val="single" w:color="A4A4A4" w:sz="4" w:space="0"/>
             <w:insideV w:val="single" w:color="A4A4A4" w:sz="4" w:space="0"/>
           </w:tblBorders>
-          <w:tblCellMar>
-            <w:top w:w="0" w:type="dxa"/>
-            <w:left w:w="0" w:type="dxa"/>
-            <w:bottom w:w="0" w:type="dxa"/>
-            <w:right w:w="0" w:type="dxa"/>
-          </w:tblCellMar>
         </w:tblPrEx>
         <w:trPr>
           <w:trHeight w:val="490" w:hRule="atLeast"/>
@@ -5949,14 +5941,14 @@
       </w:pPr>
       <w:bookmarkStart w:id="34" w:name="_Toc149832729"/>
       <w:bookmarkStart w:id="35" w:name="_Toc31425"/>
-      <w:bookmarkStart w:id="36" w:name="_Toc22132"/>
-      <w:bookmarkStart w:id="37" w:name="_Toc12381"/>
-      <w:bookmarkStart w:id="38" w:name="_Toc19898_WPSOffice_Level1"/>
-      <w:bookmarkStart w:id="39" w:name="_Toc2781"/>
-      <w:bookmarkStart w:id="40" w:name="_Toc20136_WPSOffice_Level1"/>
-      <w:bookmarkStart w:id="41" w:name="_Toc14062"/>
-      <w:bookmarkStart w:id="42" w:name="_Toc284"/>
-      <w:bookmarkStart w:id="43" w:name="_Toc19184"/>
+      <w:bookmarkStart w:id="36" w:name="_Toc2781"/>
+      <w:bookmarkStart w:id="37" w:name="_Toc14062"/>
+      <w:bookmarkStart w:id="38" w:name="_Toc22132"/>
+      <w:bookmarkStart w:id="39" w:name="_Toc20136_WPSOffice_Level1"/>
+      <w:bookmarkStart w:id="40" w:name="_Toc19898_WPSOffice_Level1"/>
+      <w:bookmarkStart w:id="41" w:name="_Toc284"/>
+      <w:bookmarkStart w:id="42" w:name="_Toc19184"/>
+      <w:bookmarkStart w:id="43" w:name="_Toc12381"/>
       <w:r>
         <w:rPr>
           <w:rFonts w:hint="eastAsia" w:ascii="Times New Roman" w:hAnsi="Times New Roman" w:eastAsia="微软雅黑" w:cs="Times New Roman"/>
@@ -8805,14 +8797,14 @@
         </w:rPr>
       </w:pPr>
       <w:bookmarkStart w:id="46" w:name="_Toc24979"/>
-      <w:bookmarkStart w:id="47" w:name="_Toc23375"/>
-      <w:bookmarkStart w:id="48" w:name="_Toc30265"/>
-      <w:bookmarkStart w:id="49" w:name="_Toc11015_WPSOffice_Level2"/>
-      <w:bookmarkStart w:id="50" w:name="_Toc18062_WPSOffice_Level2"/>
-      <w:bookmarkStart w:id="51" w:name="_Toc9088"/>
-      <w:bookmarkStart w:id="52" w:name="_Toc22976"/>
-      <w:bookmarkStart w:id="53" w:name="_Toc20643"/>
-      <w:bookmarkStart w:id="54" w:name="_Toc23784"/>
+      <w:bookmarkStart w:id="47" w:name="_Toc23784"/>
+      <w:bookmarkStart w:id="48" w:name="_Toc11015_WPSOffice_Level2"/>
+      <w:bookmarkStart w:id="49" w:name="_Toc9088"/>
+      <w:bookmarkStart w:id="50" w:name="_Toc22976"/>
+      <w:bookmarkStart w:id="51" w:name="_Toc20643"/>
+      <w:bookmarkStart w:id="52" w:name="_Toc18062_WPSOffice_Level2"/>
+      <w:bookmarkStart w:id="53" w:name="_Toc23375"/>
+      <w:bookmarkStart w:id="54" w:name="_Toc30265"/>
       <w:r>
         <w:rPr>
           <w:rFonts w:ascii="Times New Roman" w:hAnsi="Times New Roman"/>
@@ -9111,11 +9103,12 @@
               <w:pStyle w:val="22"/>
               <w:jc w:val="center"/>
               <w:rPr>
-                <w:rFonts w:ascii="Times New Roman" w:hAnsi="Times New Roman" w:eastAsia="微软雅黑" w:cs="Times New Roman"/>
+                <w:rFonts w:hint="eastAsia" w:ascii="Times New Roman" w:hAnsi="Times New Roman" w:eastAsia="微软雅黑" w:cs="Times New Roman"/>
                 <w:b/>
                 <w:color w:val="FFFFFF" w:themeColor="background1"/>
                 <w:sz w:val="21"/>
                 <w:szCs w:val="21"/>
+                <w:lang w:eastAsia="zh-CN"/>
                 <w14:textFill>
                   <w14:solidFill>
                     <w14:schemeClr w14:val="bg1"/>
@@ -9125,18 +9118,19 @@
             </w:pPr>
             <w:r>
               <w:rPr>
-                <w:rFonts w:ascii="Times New Roman" w:hAnsi="Times New Roman" w:eastAsia="微软雅黑" w:cs="Times New Roman"/>
+                <w:rFonts w:hint="eastAsia" w:ascii="Times New Roman" w:hAnsi="Times New Roman" w:eastAsia="微软雅黑" w:cs="Times New Roman"/>
                 <w:b/>
                 <w:color w:val="FFFFFF" w:themeColor="background1"/>
                 <w:sz w:val="21"/>
                 <w:szCs w:val="21"/>
+                <w:lang w:eastAsia="zh-CN"/>
                 <w14:textFill>
                   <w14:solidFill>
                     <w14:schemeClr w14:val="bg1"/>
                   </w14:solidFill>
                 </w14:textFill>
               </w:rPr>
-              <w:t>突变基因</w:t>
+              <w:t>检测基因</w:t>
             </w:r>
           </w:p>
         </w:tc>
@@ -11548,7 +11542,7 @@
                 <w:szCs w:val="21"/>
                 <w:lang w:eastAsia="zh-CN"/>
               </w:rPr>
-              <w:t>{{ tip.comutation }}</w:t>
+              <w:t>{{ tip.comutation1 }}</w:t>
             </w:r>
           </w:p>
         </w:tc>
@@ -11583,7 +11577,7 @@
                 <w:szCs w:val="21"/>
                 <w:lang w:val="en-US" w:eastAsia="zh-CN"/>
               </w:rPr>
-              <w:t>-</w:t>
+              <w:t>{{ tip.comutation }}</w:t>
             </w:r>
           </w:p>
         </w:tc>
@@ -13744,19 +13738,19 @@
         </w:rPr>
       </w:pPr>
       <w:bookmarkStart w:id="55" w:name="_Toc15206"/>
-      <w:bookmarkStart w:id="56" w:name="_Toc149837260"/>
+      <w:bookmarkStart w:id="56" w:name="_Toc16483"/>
       <w:bookmarkStart w:id="57" w:name="_Toc23479"/>
-      <w:bookmarkStart w:id="58" w:name="_Toc16483"/>
-      <w:bookmarkStart w:id="59" w:name="_Toc2919"/>
-      <w:bookmarkStart w:id="60" w:name="_Toc7476"/>
-      <w:bookmarkStart w:id="61" w:name="_Toc1549"/>
-      <w:bookmarkStart w:id="62" w:name="_Toc17410"/>
-      <w:bookmarkStart w:id="63" w:name="_Toc7551_WPSOffice_Level2"/>
-      <w:bookmarkStart w:id="64" w:name="_Toc25675"/>
-      <w:bookmarkStart w:id="65" w:name="_Toc25737"/>
-      <w:bookmarkStart w:id="66" w:name="_Toc626"/>
-      <w:bookmarkStart w:id="67" w:name="_Toc4339"/>
-      <w:bookmarkStart w:id="68" w:name="_Toc6221_WPSOffice_Level2"/>
+      <w:bookmarkStart w:id="58" w:name="_Toc2919"/>
+      <w:bookmarkStart w:id="59" w:name="_Toc7476"/>
+      <w:bookmarkStart w:id="60" w:name="_Toc149837260"/>
+      <w:bookmarkStart w:id="61" w:name="_Toc6221_WPSOffice_Level2"/>
+      <w:bookmarkStart w:id="62" w:name="_Toc4339"/>
+      <w:bookmarkStart w:id="63" w:name="_Toc1549"/>
+      <w:bookmarkStart w:id="64" w:name="_Toc7551_WPSOffice_Level2"/>
+      <w:bookmarkStart w:id="65" w:name="_Toc25675"/>
+      <w:bookmarkStart w:id="66" w:name="_Toc25737"/>
+      <w:bookmarkStart w:id="67" w:name="_Toc17410"/>
+      <w:bookmarkStart w:id="68" w:name="_Toc626"/>
       <w:r>
         <w:rPr>
           <w:rFonts w:hint="eastAsia"/>
@@ -14352,8 +14346,8 @@
       </w:pPr>
       <w:bookmarkStart w:id="70" w:name="_Toc3816"/>
       <w:bookmarkStart w:id="71" w:name="_Toc2577"/>
-      <w:bookmarkStart w:id="72" w:name="_Toc24055"/>
-      <w:bookmarkStart w:id="73" w:name="_Toc10994"/>
+      <w:bookmarkStart w:id="72" w:name="_Toc10994"/>
+      <w:bookmarkStart w:id="73" w:name="_Toc24055"/>
       <w:r>
         <w:rPr>
           <w:rFonts w:hint="eastAsia" w:ascii="Times New Roman" w:hAnsi="Times New Roman" w:eastAsia="微软雅黑" w:cs="Times New Roman"/>
@@ -14950,12 +14944,12 @@
         </w:rPr>
       </w:pPr>
       <w:bookmarkStart w:id="74" w:name="_Toc9691"/>
-      <w:bookmarkStart w:id="75" w:name="_Toc19763"/>
-      <w:bookmarkStart w:id="76" w:name="_Toc1361"/>
-      <w:bookmarkStart w:id="77" w:name="_Toc819"/>
+      <w:bookmarkStart w:id="75" w:name="_Toc3791"/>
+      <w:bookmarkStart w:id="76" w:name="_Toc819"/>
+      <w:bookmarkStart w:id="77" w:name="_Toc19763"/>
       <w:bookmarkStart w:id="78" w:name="_Toc149837262"/>
-      <w:bookmarkStart w:id="79" w:name="_Toc3791"/>
-      <w:bookmarkStart w:id="80" w:name="_Toc4850"/>
+      <w:bookmarkStart w:id="79" w:name="_Toc4850"/>
+      <w:bookmarkStart w:id="80" w:name="_Toc1361"/>
       <w:r>
         <w:rPr>
           <w:rFonts w:hint="eastAsia"/>
@@ -18157,6 +18151,12 @@
             <w:insideH w:val="dotted" w:color="A5A5A5" w:themeColor="accent3" w:sz="4" w:space="0"/>
             <w:insideV w:val="dotted" w:color="A5A5A5" w:themeColor="accent3" w:sz="4" w:space="0"/>
           </w:tblBorders>
+          <w:tblCellMar>
+            <w:top w:w="0" w:type="dxa"/>
+            <w:left w:w="0" w:type="dxa"/>
+            <w:bottom w:w="0" w:type="dxa"/>
+            <w:right w:w="0" w:type="dxa"/>
+          </w:tblCellMar>
         </w:tblPrEx>
         <w:trPr>
           <w:trHeight w:val="363" w:hRule="atLeast"/>
@@ -19624,14 +19624,14 @@
         </w:rPr>
       </w:pPr>
       <w:bookmarkStart w:id="81" w:name="_Toc32443_WPSOffice_Level1"/>
-      <w:bookmarkStart w:id="82" w:name="_Toc32661"/>
-      <w:bookmarkStart w:id="83" w:name="_Toc19559"/>
-      <w:bookmarkStart w:id="84" w:name="_Toc23903"/>
-      <w:bookmarkStart w:id="85" w:name="_Toc25727"/>
-      <w:bookmarkStart w:id="86" w:name="_Toc5598"/>
-      <w:bookmarkStart w:id="87" w:name="_Toc28194"/>
-      <w:bookmarkStart w:id="88" w:name="_Toc4331_WPSOffice_Level1"/>
-      <w:bookmarkStart w:id="89" w:name="_Toc23846_WPSOffice_Level1"/>
+      <w:bookmarkStart w:id="82" w:name="_Toc19559"/>
+      <w:bookmarkStart w:id="83" w:name="_Toc28194"/>
+      <w:bookmarkStart w:id="84" w:name="_Toc4331_WPSOffice_Level1"/>
+      <w:bookmarkStart w:id="85" w:name="_Toc5598"/>
+      <w:bookmarkStart w:id="86" w:name="_Toc23903"/>
+      <w:bookmarkStart w:id="87" w:name="_Toc23846_WPSOffice_Level1"/>
+      <w:bookmarkStart w:id="88" w:name="_Toc25727"/>
+      <w:bookmarkStart w:id="89" w:name="_Toc32661"/>
       <w:r>
         <w:rPr>
           <w:rFonts w:hint="eastAsia" w:ascii="Times New Roman" w:hAnsi="Times New Roman" w:eastAsia="微软雅黑" w:cs="Times New Roman"/>
@@ -19742,16 +19742,16 @@
           <w:lang w:eastAsia="zh-CN"/>
         </w:rPr>
       </w:pPr>
-      <w:bookmarkStart w:id="92" w:name="_Toc23606"/>
-      <w:bookmarkStart w:id="93" w:name="_Toc32443_WPSOffice_Level2"/>
-      <w:bookmarkStart w:id="94" w:name="_Toc32302"/>
-      <w:bookmarkStart w:id="95" w:name="_Toc4331_WPSOffice_Level2"/>
+      <w:bookmarkStart w:id="92" w:name="_Toc32302"/>
+      <w:bookmarkStart w:id="93" w:name="_Toc23606"/>
+      <w:bookmarkStart w:id="94" w:name="_Toc4331_WPSOffice_Level2"/>
+      <w:bookmarkStart w:id="95" w:name="_Toc32443_WPSOffice_Level2"/>
       <w:bookmarkStart w:id="96" w:name="_Toc32081"/>
-      <w:bookmarkStart w:id="97" w:name="_Toc19553"/>
-      <w:bookmarkStart w:id="98" w:name="_Toc4743"/>
-      <w:bookmarkStart w:id="99" w:name="_Toc9699"/>
-      <w:bookmarkStart w:id="100" w:name="_Toc149837264"/>
-      <w:bookmarkStart w:id="101" w:name="_Toc20503"/>
+      <w:bookmarkStart w:id="97" w:name="_Toc4743"/>
+      <w:bookmarkStart w:id="98" w:name="_Toc149837264"/>
+      <w:bookmarkStart w:id="99" w:name="_Toc20503"/>
+      <w:bookmarkStart w:id="100" w:name="_Toc9699"/>
+      <w:bookmarkStart w:id="101" w:name="_Toc19553"/>
       <w:r>
         <w:rPr>
           <w:rFonts w:hint="eastAsia"/>
@@ -24501,7 +24501,7 @@
           <w:szCs w:val="24"/>
           <w:lang w:eastAsia="zh-CN"/>
         </w:rPr>
-        <w:t>{{ tdd.comutation }}</w:t>
+        <w:t>{{ tdd.comutation1 }}</w:t>
       </w:r>
     </w:p>
     <w:tbl>
@@ -24635,8 +24635,10 @@
                 <w:szCs w:val="18"/>
                 <w:lang w:val="en-US" w:eastAsia="zh-CN"/>
               </w:rPr>
-              <w:t>-</w:t>
-            </w:r>
+              <w:t>{{tdd.comutation}}</w:t>
+            </w:r>
+            <w:bookmarkStart w:id="171" w:name="_GoBack"/>
+            <w:bookmarkEnd w:id="171"/>
           </w:p>
         </w:tc>
       </w:tr>
@@ -28800,10 +28802,10 @@
           <w:lang w:eastAsia="zh-CN"/>
         </w:rPr>
       </w:pPr>
-      <w:bookmarkStart w:id="102" w:name="_Toc32468"/>
+      <w:bookmarkStart w:id="102" w:name="_Toc20694"/>
       <w:bookmarkStart w:id="103" w:name="_Toc29383"/>
-      <w:bookmarkStart w:id="104" w:name="_Toc6784"/>
-      <w:bookmarkStart w:id="105" w:name="_Toc20694"/>
+      <w:bookmarkStart w:id="104" w:name="_Toc32468"/>
+      <w:bookmarkStart w:id="105" w:name="_Toc6784"/>
       <w:bookmarkStart w:id="106" w:name="_Toc1935"/>
       <w:r>
         <w:rPr>
@@ -28832,14 +28834,14 @@
           <w:lang w:eastAsia="zh-CN"/>
         </w:rPr>
       </w:pPr>
-      <w:bookmarkStart w:id="107" w:name="_Toc23518"/>
-      <w:bookmarkStart w:id="108" w:name="_Toc13456"/>
-      <w:bookmarkStart w:id="109" w:name="_Toc20674"/>
-      <w:bookmarkStart w:id="110" w:name="_Toc26651"/>
+      <w:bookmarkStart w:id="107" w:name="_Toc26651"/>
+      <w:bookmarkStart w:id="108" w:name="_Toc23518"/>
+      <w:bookmarkStart w:id="109" w:name="_Toc13456"/>
+      <w:bookmarkStart w:id="110" w:name="_Toc20674"/>
       <w:bookmarkStart w:id="111" w:name="_Toc11562_WPSOffice_Level3"/>
       <w:bookmarkStart w:id="112" w:name="_Toc12977"/>
-      <w:bookmarkStart w:id="113" w:name="_Toc107825560"/>
-      <w:bookmarkStart w:id="114" w:name="_Toc14132"/>
+      <w:bookmarkStart w:id="113" w:name="_Toc14132"/>
+      <w:bookmarkStart w:id="114" w:name="_Toc107825560"/>
       <w:r>
         <w:rPr>
           <w:rFonts w:hint="eastAsia" w:ascii="Times New Roman" w:hAnsi="Times New Roman" w:eastAsia="微软雅黑" w:cs="Times New Roman"/>
@@ -29949,15 +29951,15 @@
           <w:color w:val="auto"/>
         </w:rPr>
       </w:pPr>
-      <w:bookmarkStart w:id="116" w:name="_Toc18680"/>
-      <w:bookmarkStart w:id="117" w:name="_Toc28240"/>
-      <w:bookmarkStart w:id="118" w:name="_Toc16594"/>
-      <w:bookmarkStart w:id="119" w:name="_Toc21764_WPSOffice_Level1"/>
-      <w:bookmarkStart w:id="120" w:name="_Toc1707_WPSOffice_Level1"/>
-      <w:bookmarkStart w:id="121" w:name="_Toc27302"/>
-      <w:bookmarkStart w:id="122" w:name="_Toc2409"/>
-      <w:bookmarkStart w:id="123" w:name="_Toc13196_WPSOffice_Level1"/>
-      <w:bookmarkStart w:id="124" w:name="_Toc12505"/>
+      <w:bookmarkStart w:id="116" w:name="_Toc1707_WPSOffice_Level1"/>
+      <w:bookmarkStart w:id="117" w:name="_Toc16594"/>
+      <w:bookmarkStart w:id="118" w:name="_Toc21764_WPSOffice_Level1"/>
+      <w:bookmarkStart w:id="119" w:name="_Toc18680"/>
+      <w:bookmarkStart w:id="120" w:name="_Toc28240"/>
+      <w:bookmarkStart w:id="121" w:name="_Toc13196_WPSOffice_Level1"/>
+      <w:bookmarkStart w:id="122" w:name="_Toc12505"/>
+      <w:bookmarkStart w:id="123" w:name="_Toc2409"/>
+      <w:bookmarkStart w:id="124" w:name="_Toc27302"/>
       <w:r>
         <w:rPr>
           <w:rFonts w:ascii="Times New Roman" w:hAnsi="Times New Roman" w:eastAsia="微软雅黑" w:cs="Times New Roman"/>
@@ -32192,11 +32194,11 @@
         </w:rPr>
       </w:pPr>
       <w:bookmarkStart w:id="126" w:name="_Toc9066"/>
-      <w:bookmarkStart w:id="127" w:name="_Toc15840_WPSOffice_Level1"/>
-      <w:bookmarkStart w:id="128" w:name="_Toc3674"/>
-      <w:bookmarkStart w:id="129" w:name="_Toc24085_WPSOffice_Level1"/>
+      <w:bookmarkStart w:id="127" w:name="_Toc3674"/>
+      <w:bookmarkStart w:id="128" w:name="_Toc9914"/>
+      <w:bookmarkStart w:id="129" w:name="_Toc15840_WPSOffice_Level1"/>
       <w:bookmarkStart w:id="130" w:name="_Toc14255_WPSOffice_Level1"/>
-      <w:bookmarkStart w:id="131" w:name="_Toc9914"/>
+      <w:bookmarkStart w:id="131" w:name="_Toc24085_WPSOffice_Level1"/>
       <w:bookmarkStart w:id="132" w:name="_Toc14675"/>
       <w:r>
         <w:rPr>
@@ -34770,13 +34772,13 @@
       </w:r>
     </w:p>
     <w:p>
-      <w:bookmarkStart w:id="133" w:name="_Toc11896_WPSOffice_Level1"/>
-      <w:bookmarkStart w:id="134" w:name="_Toc20303"/>
-      <w:bookmarkStart w:id="135" w:name="_Toc11812"/>
-      <w:bookmarkStart w:id="136" w:name="_Toc1779"/>
-      <w:bookmarkStart w:id="137" w:name="_Toc4979"/>
-      <w:bookmarkStart w:id="138" w:name="_Toc28810_WPSOffice_Level1"/>
-      <w:bookmarkStart w:id="139" w:name="_Toc11193_WPSOffice_Level1"/>
+      <w:bookmarkStart w:id="133" w:name="_Toc4979"/>
+      <w:bookmarkStart w:id="134" w:name="_Toc11896_WPSOffice_Level1"/>
+      <w:bookmarkStart w:id="135" w:name="_Toc20303"/>
+      <w:bookmarkStart w:id="136" w:name="_Toc11812"/>
+      <w:bookmarkStart w:id="137" w:name="_Toc1779"/>
+      <w:bookmarkStart w:id="138" w:name="_Toc11193_WPSOffice_Level1"/>
+      <w:bookmarkStart w:id="139" w:name="_Toc28810_WPSOffice_Level1"/>
       <w:r>
         <w:br w:type="page"/>
       </w:r>
@@ -35503,14 +35505,14 @@
         </w:rPr>
       </w:pPr>
       <w:bookmarkStart w:id="141" w:name="_Toc28910_WPSOffice_Level1"/>
-      <w:bookmarkStart w:id="142" w:name="_Toc28537"/>
-      <w:bookmarkStart w:id="143" w:name="_Toc19099"/>
-      <w:bookmarkStart w:id="144" w:name="_Toc22484_WPSOffice_Level1"/>
-      <w:bookmarkStart w:id="145" w:name="_Toc6864"/>
-      <w:bookmarkStart w:id="146" w:name="_Toc16368_WPSOffice_Level1"/>
+      <w:bookmarkStart w:id="142" w:name="_Toc16368_WPSOffice_Level1"/>
+      <w:bookmarkStart w:id="143" w:name="_Toc28537"/>
+      <w:bookmarkStart w:id="144" w:name="_Toc19099"/>
+      <w:bookmarkStart w:id="145" w:name="_Toc22484_WPSOffice_Level1"/>
+      <w:bookmarkStart w:id="146" w:name="_Toc6864"/>
       <w:bookmarkStart w:id="147" w:name="_Toc29730"/>
-      <w:bookmarkStart w:id="148" w:name="_Toc8182"/>
-      <w:bookmarkStart w:id="149" w:name="_Toc7549"/>
+      <w:bookmarkStart w:id="148" w:name="_Toc7549"/>
+      <w:bookmarkStart w:id="149" w:name="_Toc8182"/>
       <w:bookmarkStart w:id="150" w:name="_Toc27794"/>
       <w:r>
         <w:rPr>
@@ -35965,9 +35967,9 @@
           <w:lang w:eastAsia="zh-CN"/>
         </w:rPr>
       </w:pPr>
-      <w:bookmarkStart w:id="151" w:name="_Toc28454_WPSOffice_Level1"/>
-      <w:bookmarkStart w:id="152" w:name="_Toc26985_WPSOffice_Level1"/>
-      <w:bookmarkStart w:id="153" w:name="_Toc20170_WPSOffice_Level1"/>
+      <w:bookmarkStart w:id="151" w:name="_Toc20170_WPSOffice_Level1"/>
+      <w:bookmarkStart w:id="152" w:name="_Toc28454_WPSOffice_Level1"/>
+      <w:bookmarkStart w:id="153" w:name="_Toc26985_WPSOffice_Level1"/>
       <w:r>
         <w:rPr>
           <w:lang w:eastAsia="zh-CN"/>
@@ -35996,19 +35998,19 @@
       <w:bookmarkStart w:id="154" w:name="_Toc15114"/>
       <w:bookmarkStart w:id="155" w:name="_Toc3409"/>
       <w:bookmarkStart w:id="156" w:name="_Toc8017"/>
-      <w:bookmarkStart w:id="157" w:name="_Toc27034"/>
-      <w:bookmarkStart w:id="158" w:name="_Toc107825570"/>
+      <w:bookmarkStart w:id="157" w:name="_Toc107825570"/>
+      <w:bookmarkStart w:id="158" w:name="_Toc27034"/>
       <w:bookmarkStart w:id="159" w:name="_Toc8911"/>
       <w:bookmarkStart w:id="160" w:name="_Toc4503"/>
       <w:bookmarkStart w:id="161" w:name="_Toc27809"/>
       <w:bookmarkStart w:id="162" w:name="_Toc15630"/>
       <w:bookmarkStart w:id="163" w:name="_Toc11901"/>
       <w:bookmarkStart w:id="164" w:name="_Toc22623"/>
-      <w:bookmarkStart w:id="165" w:name="_Toc22162_WPSOffice_Level1"/>
-      <w:bookmarkStart w:id="166" w:name="_Toc19584_WPSOffice_Level1"/>
-      <w:bookmarkStart w:id="167" w:name="_Toc13275"/>
-      <w:bookmarkStart w:id="168" w:name="_Toc14611_WPSOffice_Level1"/>
-      <w:bookmarkStart w:id="169" w:name="_Toc17792_WPSOffice_Level2"/>
+      <w:bookmarkStart w:id="165" w:name="_Toc13275"/>
+      <w:bookmarkStart w:id="166" w:name="_Toc17792_WPSOffice_Level2"/>
+      <w:bookmarkStart w:id="167" w:name="_Toc14611_WPSOffice_Level1"/>
+      <w:bookmarkStart w:id="168" w:name="_Toc22162_WPSOffice_Level1"/>
+      <w:bookmarkStart w:id="169" w:name="_Toc19584_WPSOffice_Level1"/>
       <w:r>
         <w:rPr>
           <w:rFonts w:hint="eastAsia"/>
